--- a/ДикевичЕА_ОКС_ПИ261_ЛР01.docx
+++ b/ДикевичЕА_ОКС_ПИ261_ЛР01.docx
@@ -4,39 +4,75 @@
   <w:body>
     <w:p>
       <w:pPr>
+        <w:spacing w:line="240" w:lineRule="auto"/>
         <w:ind w:hanging="709"/>
         <w:jc w:val="center"/>
         <w:rPr>
-          <w:b/>
-          <w:bCs/>
-          <w:sz w:val="64"/>
-          <w:szCs w:val="64"/>
-          <w:lang w:val="ru-RU"/>
-        </w:rPr>
-      </w:pPr>
-      <w:r>
-        <w:rPr>
-          <w:b/>
-          <w:bCs/>
-          <w:sz w:val="64"/>
-          <w:szCs w:val="64"/>
-          <w:lang w:val="ru-RU"/>
-        </w:rPr>
-        <w:t>Лабораторная работа №1</w:t>
+          <w:rFonts w:ascii="Times New Roman" w:hAnsi="Times New Roman" w:cs="Times New Roman"/>
+          <w:b/>
+          <w:bCs/>
+          <w:sz w:val="48"/>
+          <w:szCs w:val="48"/>
+          <w:lang w:val="ru-RU"/>
+        </w:rPr>
+      </w:pPr>
+      <w:r>
+        <w:rPr>
+          <w:rFonts w:ascii="Times New Roman" w:hAnsi="Times New Roman" w:cs="Times New Roman"/>
+          <w:b/>
+          <w:bCs/>
+          <w:sz w:val="48"/>
+          <w:szCs w:val="48"/>
+          <w:lang w:val="ru-RU"/>
+        </w:rPr>
+        <w:t>Дикевич Егор Александрович ПИ-261</w:t>
       </w:r>
     </w:p>
     <w:p>
       <w:pPr>
+        <w:spacing w:line="240" w:lineRule="auto"/>
+        <w:ind w:hanging="709"/>
+        <w:jc w:val="center"/>
+        <w:rPr>
+          <w:rFonts w:ascii="Times New Roman" w:hAnsi="Times New Roman" w:cs="Times New Roman"/>
+          <w:b/>
+          <w:bCs/>
+          <w:sz w:val="48"/>
+          <w:szCs w:val="48"/>
+          <w:lang w:val="ru-RU"/>
+        </w:rPr>
+      </w:pPr>
+      <w:r>
+        <w:rPr>
+          <w:rFonts w:ascii="Times New Roman" w:hAnsi="Times New Roman" w:cs="Times New Roman"/>
+          <w:b/>
+          <w:bCs/>
+          <w:sz w:val="48"/>
+          <w:szCs w:val="48"/>
+          <w:lang w:val="ru-RU"/>
+        </w:rPr>
+        <w:t>Лабораторная работа №1</w:t>
+      </w:r>
+    </w:p>
+    <w:p>
+      <w:pPr>
+        <w:spacing w:line="240" w:lineRule="auto"/>
         <w:ind w:hanging="567"/>
         <w:jc w:val="center"/>
         <w:rPr>
-          <w:sz w:val="32"/>
-          <w:szCs w:val="32"/>
-          <w:lang w:val="ru-RU"/>
-        </w:rPr>
-      </w:pPr>
-      <w:r>
-        <w:rPr>
+          <w:rFonts w:ascii="Times New Roman" w:hAnsi="Times New Roman" w:cs="Times New Roman"/>
+          <w:b/>
+          <w:bCs/>
+          <w:sz w:val="32"/>
+          <w:szCs w:val="32"/>
+          <w:lang w:val="ru-RU"/>
+        </w:rPr>
+      </w:pPr>
+      <w:r>
+        <w:rPr>
+          <w:rFonts w:ascii="Times New Roman" w:hAnsi="Times New Roman" w:cs="Times New Roman"/>
+          <w:b/>
+          <w:bCs/>
           <w:sz w:val="32"/>
           <w:szCs w:val="32"/>
         </w:rPr>
@@ -45,97 +81,467 @@
     </w:p>
     <w:p>
       <w:pPr>
-        <w:ind w:left="-851" w:firstLine="425"/>
-        <w:rPr>
-          <w:sz w:val="32"/>
-          <w:szCs w:val="32"/>
-          <w:lang w:val="ru-RU"/>
-        </w:rPr>
-      </w:pPr>
-      <w:r>
-        <w:rPr>
-          <w:b/>
-          <w:bCs/>
-          <w:sz w:val="32"/>
-          <w:szCs w:val="32"/>
-          <w:lang w:val="ru-RU"/>
-        </w:rPr>
-        <w:t>Цель работы:</w:t>
-      </w:r>
-      <w:r>
-        <w:rPr>
-          <w:sz w:val="32"/>
-          <w:szCs w:val="32"/>
-          <w:lang w:val="ru-RU"/>
-        </w:rPr>
-        <w:t xml:space="preserve"> </w:t>
-      </w:r>
-      <w:r>
-        <w:rPr>
-          <w:sz w:val="32"/>
-          <w:szCs w:val="32"/>
-        </w:rPr>
-        <w:t>Формирование практических навыков безопасной эксплуатации аппаратного обеспечения, а также освоение программно-аппаратных методов диагностики систем питания портативных и настольных ПК на базе различных архитектур (x86_64 и ARM).</w:t>
+        <w:spacing w:line="240" w:lineRule="auto"/>
+        <w:ind w:firstLine="720"/>
+        <w:rPr>
+          <w:rFonts w:ascii="Times New Roman" w:hAnsi="Times New Roman" w:cs="Times New Roman"/>
+          <w:sz w:val="32"/>
+          <w:szCs w:val="32"/>
+          <w:lang w:val="ru-RU"/>
+        </w:rPr>
+      </w:pPr>
+      <w:r>
+        <w:rPr>
+          <w:rFonts w:ascii="Times New Roman" w:hAnsi="Times New Roman" w:cs="Times New Roman"/>
+          <w:b/>
+          <w:bCs/>
+          <w:sz w:val="32"/>
+          <w:szCs w:val="32"/>
+        </w:rPr>
+        <w:t>Цель работы</w:t>
+      </w:r>
+      <w:r>
+        <w:rPr>
+          <w:rFonts w:ascii="Times New Roman" w:hAnsi="Times New Roman" w:cs="Times New Roman"/>
+          <w:b/>
+          <w:bCs/>
+          <w:sz w:val="32"/>
+          <w:szCs w:val="32"/>
+        </w:rPr>
+        <w:t xml:space="preserve">: </w:t>
+      </w:r>
+      <w:r>
+        <w:rPr>
+          <w:rFonts w:ascii="Times New Roman" w:hAnsi="Times New Roman" w:cs="Times New Roman"/>
+          <w:sz w:val="32"/>
+          <w:szCs w:val="32"/>
+        </w:rPr>
+        <w:t>сформировать</w:t>
+      </w:r>
+      <w:r>
+        <w:rPr>
+          <w:rFonts w:ascii="Times New Roman" w:hAnsi="Times New Roman" w:cs="Times New Roman"/>
+          <w:sz w:val="32"/>
+          <w:szCs w:val="32"/>
+        </w:rPr>
+        <w:t xml:space="preserve"> практические навыки безопасной эксплуатации аппаратного обеспечения и освоить методы аппаратно-программной диагностики систем питания портативных и настольных ПК в </w:t>
+      </w:r>
+      <w:r>
+        <w:rPr>
+          <w:rFonts w:ascii="Times New Roman" w:hAnsi="Times New Roman" w:cs="Times New Roman"/>
+          <w:sz w:val="32"/>
+          <w:szCs w:val="32"/>
+        </w:rPr>
+        <w:t>кроссплатформенной</w:t>
+      </w:r>
+      <w:r>
+        <w:rPr>
+          <w:rFonts w:ascii="Times New Roman" w:hAnsi="Times New Roman" w:cs="Times New Roman"/>
+          <w:sz w:val="32"/>
+          <w:szCs w:val="32"/>
+        </w:rPr>
+        <w:t xml:space="preserve"> среде (ОС Windows и </w:t>
+      </w:r>
+      <w:proofErr w:type="spellStart"/>
+      <w:r>
+        <w:rPr>
+          <w:rFonts w:ascii="Times New Roman" w:hAnsi="Times New Roman" w:cs="Times New Roman"/>
+          <w:sz w:val="32"/>
+          <w:szCs w:val="32"/>
+        </w:rPr>
+        <w:t>macOS</w:t>
+      </w:r>
+      <w:proofErr w:type="spellEnd"/>
+      <w:r>
+        <w:rPr>
+          <w:rFonts w:ascii="Times New Roman" w:hAnsi="Times New Roman" w:cs="Times New Roman"/>
+          <w:sz w:val="32"/>
+          <w:szCs w:val="32"/>
+        </w:rPr>
+        <w:t>).</w:t>
       </w:r>
     </w:p>
     <w:p>
       <w:pPr>
+        <w:spacing w:line="240" w:lineRule="auto"/>
         <w:ind w:firstLine="720"/>
         <w:rPr>
-          <w:sz w:val="32"/>
-          <w:szCs w:val="32"/>
-          <w:lang w:val="ru-RU"/>
-        </w:rPr>
-      </w:pPr>
+          <w:rFonts w:ascii="Times New Roman" w:hAnsi="Times New Roman" w:cs="Times New Roman"/>
+          <w:sz w:val="32"/>
+          <w:szCs w:val="32"/>
+          <w:lang w:val="ru-RU"/>
+        </w:rPr>
+      </w:pPr>
+      <w:r>
+        <w:rPr>
+          <w:rFonts w:ascii="Times New Roman" w:hAnsi="Times New Roman" w:cs="Times New Roman"/>
+          <w:b/>
+          <w:bCs/>
+          <w:sz w:val="32"/>
+          <w:szCs w:val="32"/>
+          <w:lang w:val="ru-RU"/>
+        </w:rPr>
+        <w:t xml:space="preserve">Оборудование: </w:t>
+      </w:r>
+      <w:r>
+        <w:rPr>
+          <w:rFonts w:ascii="Times New Roman" w:hAnsi="Times New Roman" w:cs="Times New Roman"/>
+          <w:sz w:val="32"/>
+          <w:szCs w:val="32"/>
+          <w:lang w:val="ru-RU"/>
+        </w:rPr>
+        <w:t xml:space="preserve">Ноутбук </w:t>
+      </w:r>
+      <w:r>
+        <w:rPr>
+          <w:rFonts w:ascii="Times New Roman" w:hAnsi="Times New Roman" w:cs="Times New Roman"/>
+          <w:sz w:val="32"/>
+          <w:szCs w:val="32"/>
+          <w:lang w:val="en-US"/>
+        </w:rPr>
+        <w:t>ASUS</w:t>
+      </w:r>
+      <w:r>
+        <w:rPr>
+          <w:rFonts w:ascii="Times New Roman" w:hAnsi="Times New Roman" w:cs="Times New Roman"/>
+          <w:sz w:val="32"/>
+          <w:szCs w:val="32"/>
+          <w:lang w:val="ru-RU"/>
+        </w:rPr>
+        <w:t xml:space="preserve"> </w:t>
+      </w:r>
+      <w:r>
+        <w:rPr>
+          <w:rFonts w:ascii="Times New Roman" w:hAnsi="Times New Roman" w:cs="Times New Roman"/>
+          <w:sz w:val="32"/>
+          <w:szCs w:val="32"/>
+          <w:lang w:val="en-US"/>
+        </w:rPr>
+        <w:t>TUF</w:t>
+      </w:r>
+      <w:r>
+        <w:rPr>
+          <w:rFonts w:ascii="Times New Roman" w:hAnsi="Times New Roman" w:cs="Times New Roman"/>
+          <w:sz w:val="32"/>
+          <w:szCs w:val="32"/>
+          <w:lang w:val="ru-RU"/>
+        </w:rPr>
+        <w:t xml:space="preserve"> </w:t>
+      </w:r>
+      <w:r>
+        <w:rPr>
+          <w:rFonts w:ascii="Times New Roman" w:hAnsi="Times New Roman" w:cs="Times New Roman"/>
+          <w:sz w:val="32"/>
+          <w:szCs w:val="32"/>
+          <w:lang w:val="en-US"/>
+        </w:rPr>
+        <w:t>Gaming</w:t>
+      </w:r>
+      <w:r>
+        <w:rPr>
+          <w:rFonts w:ascii="Times New Roman" w:hAnsi="Times New Roman" w:cs="Times New Roman"/>
+          <w:sz w:val="32"/>
+          <w:szCs w:val="32"/>
+          <w:lang w:val="ru-RU"/>
+        </w:rPr>
+        <w:t xml:space="preserve"> </w:t>
+      </w:r>
+      <w:r>
+        <w:rPr>
+          <w:rFonts w:ascii="Times New Roman" w:hAnsi="Times New Roman" w:cs="Times New Roman"/>
+          <w:sz w:val="32"/>
+          <w:szCs w:val="32"/>
+          <w:lang w:val="en-US"/>
+        </w:rPr>
+        <w:t>F</w:t>
+      </w:r>
+      <w:r>
+        <w:rPr>
+          <w:rFonts w:ascii="Times New Roman" w:hAnsi="Times New Roman" w:cs="Times New Roman"/>
+          <w:sz w:val="32"/>
+          <w:szCs w:val="32"/>
+          <w:lang w:val="ru-RU"/>
+        </w:rPr>
+        <w:t>16</w:t>
+      </w:r>
+      <w:r>
+        <w:rPr>
+          <w:rFonts w:ascii="Times New Roman" w:hAnsi="Times New Roman" w:cs="Times New Roman"/>
+          <w:sz w:val="32"/>
+          <w:szCs w:val="32"/>
+          <w:lang w:val="ru-RU"/>
+        </w:rPr>
+        <w:t xml:space="preserve"> (процессор </w:t>
+      </w:r>
+      <w:r>
+        <w:rPr>
+          <w:rFonts w:ascii="Times New Roman" w:hAnsi="Times New Roman" w:cs="Times New Roman"/>
+          <w:sz w:val="32"/>
+          <w:szCs w:val="32"/>
+          <w:lang w:val="en-US"/>
+        </w:rPr>
+        <w:t>Intel</w:t>
+      </w:r>
+      <w:r>
+        <w:rPr>
+          <w:rFonts w:ascii="Times New Roman" w:hAnsi="Times New Roman" w:cs="Times New Roman"/>
+          <w:sz w:val="32"/>
+          <w:szCs w:val="32"/>
+          <w:lang w:val="ru-RU"/>
+        </w:rPr>
+        <w:t xml:space="preserve"> 5</w:t>
+      </w:r>
+      <w:r>
+        <w:rPr>
+          <w:rFonts w:ascii="Times New Roman" w:hAnsi="Times New Roman" w:cs="Times New Roman"/>
+          <w:sz w:val="32"/>
+          <w:szCs w:val="32"/>
+          <w:lang w:val="ru-RU"/>
+        </w:rPr>
+        <w:t> </w:t>
+      </w:r>
+      <w:r>
+        <w:rPr>
+          <w:rFonts w:ascii="Times New Roman" w:hAnsi="Times New Roman" w:cs="Times New Roman"/>
+          <w:sz w:val="32"/>
+          <w:szCs w:val="32"/>
+          <w:lang w:val="ru-RU"/>
+        </w:rPr>
+        <w:t>210</w:t>
+      </w:r>
+      <w:r>
+        <w:rPr>
+          <w:rFonts w:ascii="Times New Roman" w:hAnsi="Times New Roman" w:cs="Times New Roman"/>
+          <w:sz w:val="32"/>
+          <w:szCs w:val="32"/>
+          <w:lang w:val="en-US"/>
+        </w:rPr>
+        <w:t>H</w:t>
+      </w:r>
+      <w:r>
+        <w:rPr>
+          <w:rFonts w:ascii="Times New Roman" w:hAnsi="Times New Roman" w:cs="Times New Roman"/>
+          <w:sz w:val="32"/>
+          <w:szCs w:val="32"/>
+          <w:lang w:val="ru-RU"/>
+        </w:rPr>
+        <w:t xml:space="preserve"> </w:t>
+      </w:r>
+      <w:r>
+        <w:rPr>
+          <w:rFonts w:ascii="Times New Roman" w:hAnsi="Times New Roman" w:cs="Times New Roman"/>
+          <w:sz w:val="32"/>
+          <w:szCs w:val="32"/>
+          <w:lang w:val="ru-RU"/>
+        </w:rPr>
+        <w:t xml:space="preserve">на </w:t>
+      </w:r>
+      <w:r>
+        <w:rPr>
+          <w:rFonts w:ascii="Times New Roman" w:hAnsi="Times New Roman" w:cs="Times New Roman"/>
+          <w:sz w:val="32"/>
+          <w:szCs w:val="32"/>
+          <w:lang w:val="ru-RU"/>
+        </w:rPr>
+        <w:t xml:space="preserve">2.20 </w:t>
+      </w:r>
+      <w:r>
+        <w:rPr>
+          <w:rFonts w:ascii="Times New Roman" w:hAnsi="Times New Roman" w:cs="Times New Roman"/>
+          <w:sz w:val="32"/>
+          <w:szCs w:val="32"/>
+          <w:lang w:val="ru-RU"/>
+        </w:rPr>
+        <w:t>ГГц</w:t>
+      </w:r>
+      <w:r>
+        <w:rPr>
+          <w:rFonts w:ascii="Times New Roman" w:hAnsi="Times New Roman" w:cs="Times New Roman"/>
+          <w:sz w:val="32"/>
+          <w:szCs w:val="32"/>
+          <w:lang w:val="ru-RU"/>
+        </w:rPr>
+        <w:t xml:space="preserve">, </w:t>
+      </w:r>
+      <w:r>
+        <w:rPr>
+          <w:rFonts w:ascii="Times New Roman" w:hAnsi="Times New Roman" w:cs="Times New Roman"/>
+          <w:sz w:val="32"/>
+          <w:szCs w:val="32"/>
+          <w:lang w:val="ru-RU"/>
+        </w:rPr>
+        <w:t xml:space="preserve">архитектура </w:t>
+      </w:r>
+      <w:r>
+        <w:rPr>
+          <w:rFonts w:ascii="Times New Roman" w:hAnsi="Times New Roman" w:cs="Times New Roman"/>
+          <w:sz w:val="32"/>
+          <w:szCs w:val="32"/>
+          <w:lang w:val="en-US"/>
+        </w:rPr>
+        <w:t>x</w:t>
+      </w:r>
+      <w:r>
+        <w:rPr>
+          <w:rFonts w:ascii="Times New Roman" w:hAnsi="Times New Roman" w:cs="Times New Roman"/>
+          <w:sz w:val="32"/>
+          <w:szCs w:val="32"/>
+          <w:lang w:val="ru-RU"/>
+        </w:rPr>
+        <w:t>86_64 (</w:t>
+      </w:r>
+      <w:r>
+        <w:rPr>
+          <w:rFonts w:ascii="Times New Roman" w:hAnsi="Times New Roman" w:cs="Times New Roman"/>
+          <w:sz w:val="32"/>
+          <w:szCs w:val="32"/>
+          <w:lang w:val="en-US"/>
+        </w:rPr>
+        <w:t>x</w:t>
+      </w:r>
+      <w:r>
+        <w:rPr>
+          <w:rFonts w:ascii="Times New Roman" w:hAnsi="Times New Roman" w:cs="Times New Roman"/>
+          <w:sz w:val="32"/>
+          <w:szCs w:val="32"/>
+          <w:lang w:val="ru-RU"/>
+        </w:rPr>
+        <w:t>64)</w:t>
+      </w:r>
+      <w:r>
+        <w:rPr>
+          <w:rFonts w:ascii="Times New Roman" w:hAnsi="Times New Roman" w:cs="Times New Roman"/>
+          <w:sz w:val="32"/>
+          <w:szCs w:val="32"/>
+          <w:lang w:val="ru-RU"/>
+        </w:rPr>
+        <w:t>)</w:t>
+      </w:r>
+      <w:r>
+        <w:rPr>
+          <w:rFonts w:ascii="Times New Roman" w:hAnsi="Times New Roman" w:cs="Times New Roman"/>
+          <w:sz w:val="32"/>
+          <w:szCs w:val="32"/>
+          <w:lang w:val="ru-RU"/>
+        </w:rPr>
+        <w:t>.</w:t>
+      </w:r>
     </w:p>
     <w:p>
       <w:pPr>
-        <w:ind w:hanging="851"/>
+        <w:spacing w:line="240" w:lineRule="auto"/>
+        <w:ind w:firstLine="720"/>
+        <w:rPr>
+          <w:rFonts w:ascii="Times New Roman" w:hAnsi="Times New Roman" w:cs="Times New Roman"/>
+          <w:sz w:val="32"/>
+          <w:szCs w:val="32"/>
+          <w:lang w:val="ru-RU"/>
+        </w:rPr>
+      </w:pPr>
+    </w:p>
+    <w:p>
+      <w:pPr>
+        <w:spacing w:line="240" w:lineRule="auto"/>
+        <w:ind w:hanging="567"/>
         <w:jc w:val="center"/>
         <w:rPr>
-          <w:sz w:val="32"/>
-          <w:szCs w:val="32"/>
-          <w:lang w:val="ru-RU"/>
-        </w:rPr>
-      </w:pPr>
-      <w:r>
-        <w:rPr>
-          <w:b/>
-          <w:bCs/>
-          <w:sz w:val="32"/>
-          <w:szCs w:val="32"/>
-          <w:lang w:val="ru-RU"/>
-        </w:rPr>
-        <w:t>Раздел</w:t>
-      </w:r>
-      <w:r>
-        <w:rPr>
-          <w:b/>
-          <w:bCs/>
-          <w:sz w:val="32"/>
-          <w:szCs w:val="32"/>
-          <w:lang w:val="ru-RU"/>
-        </w:rPr>
-        <w:t xml:space="preserve"> №1.</w:t>
-      </w:r>
-      <w:r>
-        <w:rPr>
-          <w:b/>
-          <w:bCs/>
-          <w:sz w:val="32"/>
-          <w:szCs w:val="32"/>
-          <w:lang w:val="ru-RU"/>
-        </w:rPr>
-        <w:t xml:space="preserve"> </w:t>
-      </w:r>
-      <w:r>
-        <w:rPr>
-          <w:b/>
-          <w:bCs/>
-          <w:sz w:val="32"/>
-          <w:szCs w:val="32"/>
-        </w:rPr>
-        <w:t>Теоретические основы электробезопасности и физика заземления</w:t>
+          <w:rFonts w:ascii="Times New Roman" w:eastAsiaTheme="minorEastAsia" w:hAnsi="Times New Roman" w:cs="Times New Roman"/>
+          <w:b/>
+          <w:bCs/>
+          <w:sz w:val="32"/>
+          <w:szCs w:val="32"/>
+          <w:lang w:val="ru-BY"/>
+        </w:rPr>
+      </w:pPr>
+      <w:r>
+        <w:rPr>
+          <w:rFonts w:ascii="Times New Roman" w:eastAsiaTheme="minorEastAsia" w:hAnsi="Times New Roman" w:cs="Times New Roman"/>
+          <w:b/>
+          <w:bCs/>
+          <w:sz w:val="32"/>
+          <w:szCs w:val="32"/>
+          <w:lang w:val="ru-BY"/>
+        </w:rPr>
+        <w:t xml:space="preserve">--- </w:t>
+      </w:r>
+      <w:r>
+        <w:rPr>
+          <w:rFonts w:ascii="Times New Roman" w:eastAsiaTheme="minorEastAsia" w:hAnsi="Times New Roman" w:cs="Times New Roman"/>
+          <w:b/>
+          <w:bCs/>
+          <w:sz w:val="32"/>
+          <w:szCs w:val="32"/>
+          <w:lang w:val="ru-BY"/>
+        </w:rPr>
+        <w:t xml:space="preserve">ТЕХНИКА БЕЗОПАСНОСТИ (ч. </w:t>
+      </w:r>
+      <w:r>
+        <w:rPr>
+          <w:rFonts w:ascii="Times New Roman" w:eastAsiaTheme="minorEastAsia" w:hAnsi="Times New Roman" w:cs="Times New Roman"/>
+          <w:b/>
+          <w:bCs/>
+          <w:sz w:val="32"/>
+          <w:szCs w:val="32"/>
+          <w:lang w:val="ru-BY"/>
+        </w:rPr>
+        <w:t>1</w:t>
+      </w:r>
+      <w:r>
+        <w:rPr>
+          <w:rFonts w:ascii="Times New Roman" w:eastAsiaTheme="minorEastAsia" w:hAnsi="Times New Roman" w:cs="Times New Roman"/>
+          <w:b/>
+          <w:bCs/>
+          <w:sz w:val="32"/>
+          <w:szCs w:val="32"/>
+          <w:lang w:val="ru-BY"/>
+        </w:rPr>
+        <w:t>)</w:t>
+      </w:r>
+      <w:r>
+        <w:rPr>
+          <w:rFonts w:ascii="Times New Roman" w:eastAsiaTheme="minorEastAsia" w:hAnsi="Times New Roman" w:cs="Times New Roman"/>
+          <w:b/>
+          <w:bCs/>
+          <w:sz w:val="32"/>
+          <w:szCs w:val="32"/>
+          <w:lang w:val="ru-BY"/>
+        </w:rPr>
+        <w:t xml:space="preserve"> ---</w:t>
+      </w:r>
+    </w:p>
+    <w:p>
+      <w:pPr>
+        <w:spacing w:line="240" w:lineRule="auto"/>
+        <w:ind w:firstLine="709"/>
+        <w:rPr>
+          <w:rFonts w:ascii="Times New Roman" w:hAnsi="Times New Roman" w:cs="Times New Roman"/>
+          <w:b/>
+          <w:bCs/>
+          <w:sz w:val="32"/>
+          <w:szCs w:val="32"/>
+          <w:lang w:val="ru-RU"/>
+        </w:rPr>
+      </w:pPr>
+      <w:r>
+        <w:rPr>
+          <w:rFonts w:ascii="Times New Roman" w:hAnsi="Times New Roman" w:cs="Times New Roman"/>
+          <w:b/>
+          <w:bCs/>
+          <w:sz w:val="32"/>
+          <w:szCs w:val="32"/>
+          <w:lang w:val="ru-RU"/>
+        </w:rPr>
+        <w:t xml:space="preserve">Шаг №1. </w:t>
+      </w:r>
+      <w:r>
+        <w:rPr>
+          <w:rFonts w:ascii="Times New Roman" w:hAnsi="Times New Roman" w:cs="Times New Roman"/>
+          <w:b/>
+          <w:bCs/>
+          <w:sz w:val="32"/>
+          <w:szCs w:val="32"/>
+        </w:rPr>
+        <w:t> Анализ требований электробезопасности и физики заземления</w:t>
       </w:r>
     </w:p>
     <w:p>
@@ -143,20 +549,42 @@
         <w:pStyle w:val="a7"/>
         <w:numPr>
           <w:ilvl w:val="0"/>
-          <w:numId w:val="2"/>
+          <w:numId w:val="8"/>
         </w:numPr>
-        <w:ind w:left="-142" w:hanging="284"/>
-        <w:rPr>
-          <w:sz w:val="32"/>
-          <w:szCs w:val="32"/>
-        </w:rPr>
-      </w:pPr>
-      <w:r>
-        <w:rPr>
-          <w:sz w:val="32"/>
-          <w:szCs w:val="32"/>
-        </w:rPr>
-        <w:t>Внутренние компоненты блоков питания (в первую очередь высоковольтные конденсаторы) способны удерживать опасный для жизни электрический заряд длительное время после полного отключения устройства от сети. Проведение любых ремонтных или диагностических работ без предварительного рассеивания остаточного заряда (разрядки конденсаторов) категорически запрещено.</w:t>
+        <w:tabs>
+          <w:tab w:val="left" w:pos="709"/>
+        </w:tabs>
+        <w:spacing w:line="240" w:lineRule="auto"/>
+        <w:rPr>
+          <w:rFonts w:ascii="Times New Roman" w:hAnsi="Times New Roman" w:cs="Times New Roman"/>
+          <w:sz w:val="32"/>
+          <w:szCs w:val="32"/>
+        </w:rPr>
+      </w:pPr>
+      <w:r>
+        <w:rPr>
+          <w:rFonts w:ascii="Times New Roman" w:hAnsi="Times New Roman" w:cs="Times New Roman"/>
+          <w:sz w:val="32"/>
+          <w:szCs w:val="32"/>
+        </w:rPr>
+        <w:t>Внутренние компоненты блоков питания</w:t>
+      </w:r>
+      <w:r>
+        <w:rPr>
+          <w:rFonts w:ascii="Times New Roman" w:hAnsi="Times New Roman" w:cs="Times New Roman"/>
+          <w:sz w:val="32"/>
+          <w:szCs w:val="32"/>
+          <w:lang w:val="ru-RU"/>
+        </w:rPr>
+        <w:t xml:space="preserve"> </w:t>
+      </w:r>
+      <w:r>
+        <w:rPr>
+          <w:rFonts w:ascii="Times New Roman" w:hAnsi="Times New Roman" w:cs="Times New Roman"/>
+          <w:sz w:val="32"/>
+          <w:szCs w:val="32"/>
+        </w:rPr>
+        <w:t>(в первую очередь высоковольтные конденсаторы) способны удерживать опасный для жизни электрический заряд длительное время после полного отключения устройства от сети. Проведение любых ремонтных или диагностических работ без предварительного рассеивания остаточного заряда (разрядки конденсаторов) категорически запрещено.</w:t>
       </w:r>
     </w:p>
     <w:p>
@@ -164,34 +592,39 @@
         <w:pStyle w:val="a7"/>
         <w:numPr>
           <w:ilvl w:val="0"/>
-          <w:numId w:val="2"/>
+          <w:numId w:val="8"/>
         </w:numPr>
-        <w:ind w:left="-142" w:hanging="284"/>
-        <w:rPr>
-          <w:sz w:val="32"/>
-          <w:szCs w:val="32"/>
-          <w:lang w:val="ru-RU"/>
-        </w:rPr>
-      </w:pPr>
-      <w:r>
-        <w:rPr>
-          <w:sz w:val="32"/>
-          <w:szCs w:val="32"/>
-        </w:rPr>
-        <w:t>Заземление выполняет роль защитного барьера, создавая преднамеренное электрическое соединение металлических элементов корпуса ПК с землей. Физический принцип основан на законе Ома: ток течет по пути наименьшего сопротивления. Сопротивление заземляющего контура мало по сравнению с сопротивлением человеческого тела. В случае п</w:t>
-      </w:r>
-      <w:proofErr w:type="spellStart"/>
-      <w:r>
-        <w:rPr>
-          <w:sz w:val="32"/>
-          <w:szCs w:val="32"/>
-          <w:lang w:val="ru-RU"/>
-        </w:rPr>
-        <w:t>овреждения</w:t>
-      </w:r>
-      <w:proofErr w:type="spellEnd"/>
-      <w:r>
-        <w:rPr>
+        <w:tabs>
+          <w:tab w:val="left" w:pos="709"/>
+        </w:tabs>
+        <w:spacing w:line="240" w:lineRule="auto"/>
+        <w:rPr>
+          <w:rFonts w:ascii="Times New Roman" w:hAnsi="Times New Roman" w:cs="Times New Roman"/>
+          <w:sz w:val="32"/>
+          <w:szCs w:val="32"/>
+          <w:lang w:val="ru-RU"/>
+        </w:rPr>
+      </w:pPr>
+      <w:r>
+        <w:rPr>
+          <w:rFonts w:ascii="Times New Roman" w:hAnsi="Times New Roman" w:cs="Times New Roman"/>
+          <w:sz w:val="32"/>
+          <w:szCs w:val="32"/>
+        </w:rPr>
+        <w:t xml:space="preserve">Заземление выполняет роль защитного барьера, создавая преднамеренное электрическое соединение металлических элементов корпуса ПК с землей. Физический принцип основан на законе Ома: ток течет по пути наименьшего сопротивления. Сопротивление заземляющего контура мало по сравнению с сопротивлением человеческого тела. В случае </w:t>
+      </w:r>
+      <w:r>
+        <w:rPr>
+          <w:rFonts w:ascii="Times New Roman" w:hAnsi="Times New Roman" w:cs="Times New Roman"/>
+          <w:sz w:val="32"/>
+          <w:szCs w:val="32"/>
+          <w:lang w:val="ru-RU"/>
+        </w:rPr>
+        <w:t>повреждения</w:t>
+      </w:r>
+      <w:r>
+        <w:rPr>
+          <w:rFonts w:ascii="Times New Roman" w:hAnsi="Times New Roman" w:cs="Times New Roman"/>
           <w:sz w:val="32"/>
           <w:szCs w:val="32"/>
         </w:rPr>
@@ -200,7 +633,12 @@
     </w:p>
     <w:p>
       <w:pPr>
-        <w:rPr>
+        <w:spacing w:line="240" w:lineRule="auto"/>
+        <w:ind w:firstLine="709"/>
+        <w:rPr>
+          <w:rFonts w:ascii="Times New Roman" w:hAnsi="Times New Roman" w:cs="Times New Roman"/>
+          <w:b/>
+          <w:bCs/>
           <w:sz w:val="32"/>
           <w:szCs w:val="32"/>
           <w:lang w:val="ru-RU"/>
@@ -209,66 +647,151 @@
     </w:p>
     <w:p>
       <w:pPr>
-        <w:ind w:hanging="851"/>
-        <w:jc w:val="center"/>
-        <w:rPr>
-          <w:b/>
-          <w:bCs/>
-          <w:sz w:val="32"/>
-          <w:szCs w:val="32"/>
-          <w:lang w:val="ru-RU"/>
-        </w:rPr>
-      </w:pPr>
-      <w:r>
-        <w:rPr>
-          <w:b/>
-          <w:bCs/>
-          <w:sz w:val="32"/>
-          <w:szCs w:val="32"/>
-          <w:lang w:val="ru-RU"/>
-        </w:rPr>
-        <w:t xml:space="preserve"> </w:t>
-      </w:r>
-      <w:r>
-        <w:rPr>
-          <w:b/>
-          <w:bCs/>
-          <w:sz w:val="32"/>
-          <w:szCs w:val="32"/>
-        </w:rPr>
-        <w:t xml:space="preserve">Раздел </w:t>
-      </w:r>
-      <w:r>
-        <w:rPr>
-          <w:b/>
-          <w:bCs/>
-          <w:sz w:val="32"/>
-          <w:szCs w:val="32"/>
-          <w:lang w:val="ru-RU"/>
-        </w:rPr>
-        <w:t>№</w:t>
-      </w:r>
-      <w:r>
-        <w:rPr>
-          <w:b/>
-          <w:bCs/>
-          <w:sz w:val="32"/>
-          <w:szCs w:val="32"/>
-        </w:rPr>
-        <w:t>2. Аппаратный осмотр и классификация интерфейсов питания</w:t>
-      </w:r>
+        <w:spacing w:line="240" w:lineRule="auto"/>
+        <w:ind w:firstLine="709"/>
+        <w:rPr>
+          <w:rFonts w:ascii="Times New Roman" w:hAnsi="Times New Roman" w:cs="Times New Roman"/>
+          <w:b/>
+          <w:bCs/>
+          <w:sz w:val="32"/>
+          <w:szCs w:val="32"/>
+          <w:lang w:val="ru-RU"/>
+        </w:rPr>
+      </w:pPr>
     </w:p>
     <w:p>
       <w:pPr>
-        <w:ind w:hanging="426"/>
-        <w:rPr>
-          <w:sz w:val="32"/>
-          <w:szCs w:val="32"/>
-          <w:lang w:val="ru-RU"/>
-        </w:rPr>
-      </w:pPr>
-      <w:r>
-        <w:rPr>
+        <w:spacing w:line="240" w:lineRule="auto"/>
+        <w:ind w:firstLine="709"/>
+        <w:rPr>
+          <w:rFonts w:ascii="Times New Roman" w:hAnsi="Times New Roman" w:cs="Times New Roman"/>
+          <w:b/>
+          <w:bCs/>
+          <w:sz w:val="32"/>
+          <w:szCs w:val="32"/>
+          <w:lang w:val="ru-RU"/>
+        </w:rPr>
+      </w:pPr>
+    </w:p>
+    <w:p>
+      <w:pPr>
+        <w:spacing w:line="240" w:lineRule="auto"/>
+        <w:ind w:hanging="567"/>
+        <w:jc w:val="center"/>
+        <w:rPr>
+          <w:rFonts w:ascii="Times New Roman" w:eastAsiaTheme="minorEastAsia" w:hAnsi="Times New Roman" w:cs="Times New Roman"/>
+          <w:b/>
+          <w:bCs/>
+          <w:sz w:val="32"/>
+          <w:szCs w:val="32"/>
+          <w:lang w:val="ru-BY"/>
+        </w:rPr>
+      </w:pPr>
+      <w:r>
+        <w:rPr>
+          <w:rFonts w:ascii="Times New Roman" w:eastAsiaTheme="minorEastAsia" w:hAnsi="Times New Roman" w:cs="Times New Roman"/>
+          <w:b/>
+          <w:bCs/>
+          <w:sz w:val="32"/>
+          <w:szCs w:val="32"/>
+          <w:lang w:val="ru-BY"/>
+        </w:rPr>
+        <w:lastRenderedPageBreak/>
+        <w:t xml:space="preserve">--- </w:t>
+      </w:r>
+      <w:r>
+        <w:rPr>
+          <w:rFonts w:ascii="Times New Roman" w:eastAsiaTheme="minorEastAsia" w:hAnsi="Times New Roman" w:cs="Times New Roman"/>
+          <w:b/>
+          <w:bCs/>
+          <w:sz w:val="32"/>
+          <w:szCs w:val="32"/>
+          <w:lang w:val="ru-BY"/>
+        </w:rPr>
+        <w:t>АППАРАТНАЯ СПРАВКА</w:t>
+      </w:r>
+      <w:r>
+        <w:rPr>
+          <w:rFonts w:ascii="Times New Roman" w:eastAsiaTheme="minorEastAsia" w:hAnsi="Times New Roman" w:cs="Times New Roman"/>
+          <w:b/>
+          <w:bCs/>
+          <w:sz w:val="32"/>
+          <w:szCs w:val="32"/>
+          <w:lang w:val="ru-BY"/>
+        </w:rPr>
+        <w:t xml:space="preserve"> ---</w:t>
+      </w:r>
+    </w:p>
+    <w:p>
+      <w:pPr>
+        <w:spacing w:line="240" w:lineRule="auto"/>
+        <w:ind w:firstLine="709"/>
+        <w:rPr>
+          <w:rFonts w:ascii="Times New Roman" w:hAnsi="Times New Roman" w:cs="Times New Roman"/>
+          <w:b/>
+          <w:bCs/>
+          <w:sz w:val="32"/>
+          <w:szCs w:val="32"/>
+          <w:lang w:val="ru-RU"/>
+        </w:rPr>
+      </w:pPr>
+      <w:r>
+        <w:rPr>
+          <w:rFonts w:ascii="Times New Roman" w:hAnsi="Times New Roman" w:cs="Times New Roman"/>
+          <w:b/>
+          <w:bCs/>
+          <w:sz w:val="32"/>
+          <w:szCs w:val="32"/>
+          <w:lang w:val="ru-RU"/>
+        </w:rPr>
+        <w:t>Шаг</w:t>
+      </w:r>
+      <w:r>
+        <w:rPr>
+          <w:rFonts w:ascii="Times New Roman" w:hAnsi="Times New Roman" w:cs="Times New Roman"/>
+          <w:b/>
+          <w:bCs/>
+          <w:sz w:val="32"/>
+          <w:szCs w:val="32"/>
+        </w:rPr>
+        <w:t xml:space="preserve"> </w:t>
+      </w:r>
+      <w:r>
+        <w:rPr>
+          <w:rFonts w:ascii="Times New Roman" w:hAnsi="Times New Roman" w:cs="Times New Roman"/>
+          <w:b/>
+          <w:bCs/>
+          <w:sz w:val="32"/>
+          <w:szCs w:val="32"/>
+          <w:lang w:val="ru-RU"/>
+        </w:rPr>
+        <w:t>№</w:t>
+      </w:r>
+      <w:r>
+        <w:rPr>
+          <w:rFonts w:ascii="Times New Roman" w:hAnsi="Times New Roman" w:cs="Times New Roman"/>
+          <w:b/>
+          <w:bCs/>
+          <w:sz w:val="32"/>
+          <w:szCs w:val="32"/>
+        </w:rPr>
+        <w:t>2. Аппаратный осмотр источника питания и расчет мощности</w:t>
+      </w:r>
+    </w:p>
+    <w:p>
+      <w:pPr>
+        <w:spacing w:line="240" w:lineRule="auto"/>
+        <w:ind w:firstLine="709"/>
+        <w:rPr>
+          <w:rFonts w:ascii="Times New Roman" w:hAnsi="Times New Roman" w:cs="Times New Roman"/>
+          <w:sz w:val="32"/>
+          <w:szCs w:val="32"/>
+          <w:lang w:val="ru-RU"/>
+        </w:rPr>
+      </w:pPr>
+      <w:r>
+        <w:rPr>
+          <w:rFonts w:ascii="Times New Roman" w:hAnsi="Times New Roman" w:cs="Times New Roman"/>
           <w:sz w:val="32"/>
           <w:szCs w:val="32"/>
           <w:lang w:val="ru-RU"/>
@@ -281,57 +804,55 @@
         <w:pStyle w:val="a7"/>
         <w:numPr>
           <w:ilvl w:val="0"/>
-          <w:numId w:val="1"/>
+          <w:numId w:val="6"/>
         </w:numPr>
-        <w:ind w:left="-142" w:hanging="284"/>
-        <w:rPr>
-          <w:sz w:val="32"/>
-          <w:szCs w:val="32"/>
-          <w:lang w:val="ru-RU"/>
-        </w:rPr>
-      </w:pPr>
-      <w:r>
-        <w:rPr>
-          <w:sz w:val="32"/>
-          <w:szCs w:val="32"/>
-          <w:lang w:val="ru-RU"/>
-        </w:rPr>
-        <w:t>Вход (переменный ток): 100-240</w:t>
-      </w:r>
-      <w:r>
-        <w:rPr>
-          <w:sz w:val="32"/>
-          <w:szCs w:val="32"/>
-          <w:lang w:val="ru-RU"/>
-        </w:rPr>
-        <w:t xml:space="preserve"> </w:t>
-      </w:r>
-      <w:r>
-        <w:rPr>
+        <w:spacing w:line="240" w:lineRule="auto"/>
+        <w:rPr>
+          <w:rFonts w:ascii="Times New Roman" w:hAnsi="Times New Roman" w:cs="Times New Roman"/>
+          <w:sz w:val="32"/>
+          <w:szCs w:val="32"/>
+          <w:lang w:val="ru-RU"/>
+        </w:rPr>
+      </w:pPr>
+      <w:r>
+        <w:rPr>
+          <w:rFonts w:ascii="Times New Roman" w:hAnsi="Times New Roman" w:cs="Times New Roman"/>
+          <w:sz w:val="32"/>
+          <w:szCs w:val="32"/>
+          <w:lang w:val="ru-RU"/>
+        </w:rPr>
+        <w:t xml:space="preserve">Вход (переменный ток): 100-240 </w:t>
+      </w:r>
+      <w:r>
+        <w:rPr>
+          <w:rFonts w:ascii="Times New Roman" w:hAnsi="Times New Roman" w:cs="Times New Roman"/>
+          <w:sz w:val="32"/>
+          <w:szCs w:val="32"/>
+          <w:lang w:val="ru-RU"/>
+        </w:rPr>
+        <w:t>В</w:t>
+      </w:r>
+      <w:r>
+        <w:rPr>
+          <w:rFonts w:ascii="Times New Roman" w:hAnsi="Times New Roman" w:cs="Times New Roman"/>
+          <w:sz w:val="32"/>
+          <w:szCs w:val="32"/>
+          <w:lang w:val="ru-RU"/>
+        </w:rPr>
+        <w:t xml:space="preserve"> ~ 50-60 </w:t>
+      </w:r>
+      <w:r>
+        <w:rPr>
+          <w:rFonts w:ascii="Times New Roman" w:hAnsi="Times New Roman" w:cs="Times New Roman"/>
           <w:sz w:val="32"/>
           <w:szCs w:val="32"/>
           <w:lang w:val="en-US"/>
         </w:rPr>
-        <w:t>V</w:t>
-      </w:r>
-      <w:r>
-        <w:rPr>
-          <w:sz w:val="32"/>
-          <w:szCs w:val="32"/>
-          <w:lang w:val="ru-RU"/>
-        </w:rPr>
-        <w:t xml:space="preserve"> ~ 50-60 </w:t>
-      </w:r>
-      <w:r>
-        <w:rPr>
-          <w:sz w:val="32"/>
-          <w:szCs w:val="32"/>
-          <w:lang w:val="en-US"/>
-        </w:rPr>
         <w:t>Hz</w:t>
       </w:r>
       <w:r>
         <w:rPr>
+          <w:rFonts w:ascii="Times New Roman" w:hAnsi="Times New Roman" w:cs="Times New Roman"/>
           <w:sz w:val="32"/>
           <w:szCs w:val="32"/>
           <w:lang w:val="ru-RU"/>
@@ -340,14 +861,16 @@
       </w:r>
       <w:r>
         <w:rPr>
-          <w:sz w:val="32"/>
-          <w:szCs w:val="32"/>
-          <w:lang w:val="en-US"/>
-        </w:rPr>
-        <w:t>A</w:t>
-      </w:r>
-      <w:r>
-        <w:rPr>
+          <w:rFonts w:ascii="Times New Roman" w:hAnsi="Times New Roman" w:cs="Times New Roman"/>
+          <w:sz w:val="32"/>
+          <w:szCs w:val="32"/>
+          <w:lang w:val="ru-RU"/>
+        </w:rPr>
+        <w:t>А</w:t>
+      </w:r>
+      <w:r>
+        <w:rPr>
+          <w:rFonts w:ascii="Times New Roman" w:hAnsi="Times New Roman" w:cs="Times New Roman"/>
           <w:sz w:val="32"/>
           <w:szCs w:val="32"/>
           <w:lang w:val="ru-RU"/>
@@ -360,34 +883,37 @@
         <w:pStyle w:val="a7"/>
         <w:numPr>
           <w:ilvl w:val="0"/>
-          <w:numId w:val="1"/>
+          <w:numId w:val="6"/>
         </w:numPr>
-        <w:ind w:left="-142" w:hanging="142"/>
-        <w:rPr>
-          <w:sz w:val="32"/>
-          <w:szCs w:val="32"/>
-          <w:lang w:val="ru-RU"/>
-        </w:rPr>
-      </w:pPr>
-      <w:r>
-        <w:rPr>
-          <w:sz w:val="32"/>
-          <w:szCs w:val="32"/>
-          <w:lang w:val="ru-RU"/>
-        </w:rPr>
-        <w:lastRenderedPageBreak/>
+        <w:spacing w:line="240" w:lineRule="auto"/>
+        <w:rPr>
+          <w:rFonts w:ascii="Times New Roman" w:hAnsi="Times New Roman" w:cs="Times New Roman"/>
+          <w:sz w:val="32"/>
+          <w:szCs w:val="32"/>
+          <w:lang w:val="ru-RU"/>
+        </w:rPr>
+      </w:pPr>
+      <w:r>
+        <w:rPr>
+          <w:rFonts w:ascii="Times New Roman" w:hAnsi="Times New Roman" w:cs="Times New Roman"/>
+          <w:sz w:val="32"/>
+          <w:szCs w:val="32"/>
+          <w:lang w:val="ru-RU"/>
+        </w:rPr>
         <w:t xml:space="preserve">Выход (постоянный ток): 20.0 </w:t>
       </w:r>
       <w:r>
         <w:rPr>
-          <w:sz w:val="32"/>
-          <w:szCs w:val="32"/>
-          <w:lang w:val="en-US"/>
-        </w:rPr>
-        <w:t>V</w:t>
-      </w:r>
-      <w:r>
-        <w:rPr>
+          <w:rFonts w:ascii="Times New Roman" w:hAnsi="Times New Roman" w:cs="Times New Roman"/>
+          <w:sz w:val="32"/>
+          <w:szCs w:val="32"/>
+          <w:lang w:val="ru-RU"/>
+        </w:rPr>
+        <w:t>В</w:t>
+      </w:r>
+      <w:r>
+        <w:rPr>
+          <w:rFonts w:ascii="Times New Roman" w:hAnsi="Times New Roman" w:cs="Times New Roman"/>
           <w:sz w:val="32"/>
           <w:szCs w:val="32"/>
           <w:lang w:val="ru-RU"/>
@@ -404,6 +930,7 @@
       </w:r>
       <w:r>
         <w:rPr>
+          <w:rFonts w:ascii="Times New Roman" w:hAnsi="Times New Roman" w:cs="Times New Roman"/>
           <w:sz w:val="32"/>
           <w:szCs w:val="32"/>
           <w:lang w:val="ru-RU"/>
@@ -412,14 +939,16 @@
       </w:r>
       <w:r>
         <w:rPr>
-          <w:sz w:val="32"/>
-          <w:szCs w:val="32"/>
-          <w:lang w:val="en-US"/>
-        </w:rPr>
-        <w:t>A</w:t>
-      </w:r>
-      <w:r>
-        <w:rPr>
+          <w:rFonts w:ascii="Times New Roman" w:hAnsi="Times New Roman" w:cs="Times New Roman"/>
+          <w:sz w:val="32"/>
+          <w:szCs w:val="32"/>
+          <w:lang w:val="ru-RU"/>
+        </w:rPr>
+        <w:t>А</w:t>
+      </w:r>
+      <w:r>
+        <w:rPr>
+          <w:rFonts w:ascii="Times New Roman" w:hAnsi="Times New Roman" w:cs="Times New Roman"/>
           <w:sz w:val="32"/>
           <w:szCs w:val="32"/>
           <w:lang w:val="ru-RU"/>
@@ -429,16 +958,18 @@
     </w:p>
     <w:p>
       <w:pPr>
-        <w:ind w:left="-851" w:firstLine="709"/>
-        <w:rPr>
-          <w:rFonts w:eastAsiaTheme="minorEastAsia"/>
-          <w:sz w:val="32"/>
-          <w:szCs w:val="32"/>
-          <w:lang w:val="ru-RU"/>
-        </w:rPr>
-      </w:pPr>
-      <w:r>
-        <w:rPr>
+        <w:spacing w:line="240" w:lineRule="auto"/>
+        <w:ind w:firstLine="709"/>
+        <w:rPr>
+          <w:rFonts w:ascii="Times New Roman" w:eastAsiaTheme="minorEastAsia" w:hAnsi="Times New Roman" w:cs="Times New Roman"/>
+          <w:sz w:val="32"/>
+          <w:szCs w:val="32"/>
+          <w:lang w:val="ru-RU"/>
+        </w:rPr>
+      </w:pPr>
+      <w:r>
+        <w:rPr>
+          <w:rFonts w:ascii="Times New Roman" w:hAnsi="Times New Roman" w:cs="Times New Roman"/>
           <w:sz w:val="32"/>
           <w:szCs w:val="32"/>
           <w:lang w:val="ru-RU"/>
@@ -447,6 +978,7 @@
       </w:r>
       <w:r>
         <w:rPr>
+          <w:rFonts w:ascii="Times New Roman" w:hAnsi="Times New Roman" w:cs="Times New Roman"/>
           <w:sz w:val="32"/>
           <w:szCs w:val="32"/>
           <w:lang w:val="ru-RU"/>
@@ -456,7 +988,7 @@
       <m:oMath>
         <m:r>
           <w:rPr>
-            <w:rFonts w:ascii="Cambria Math" w:hAnsi="Cambria Math"/>
+            <w:rFonts w:ascii="Cambria Math" w:hAnsi="Cambria Math" w:cs="Times New Roman"/>
             <w:sz w:val="32"/>
             <w:szCs w:val="32"/>
             <w:lang w:val="en-US"/>
@@ -465,7 +997,7 @@
         </m:r>
         <m:r>
           <w:rPr>
-            <w:rFonts w:ascii="Cambria Math" w:hAnsi="Cambria Math"/>
+            <w:rFonts w:ascii="Cambria Math" w:hAnsi="Cambria Math" w:cs="Times New Roman"/>
             <w:sz w:val="32"/>
             <w:szCs w:val="32"/>
             <w:lang w:val="ru-RU"/>
@@ -474,7 +1006,7 @@
         </m:r>
         <m:r>
           <w:rPr>
-            <w:rFonts w:ascii="Cambria Math" w:hAnsi="Cambria Math"/>
+            <w:rFonts w:ascii="Cambria Math" w:hAnsi="Cambria Math" w:cs="Times New Roman"/>
             <w:sz w:val="32"/>
             <w:szCs w:val="32"/>
             <w:lang w:val="en-US"/>
@@ -484,7 +1016,7 @@
       </m:oMath>
       <w:r>
         <w:rPr>
-          <w:rFonts w:eastAsiaTheme="minorEastAsia"/>
+          <w:rFonts w:ascii="Times New Roman" w:eastAsiaTheme="minorEastAsia" w:hAnsi="Times New Roman" w:cs="Times New Roman"/>
           <w:sz w:val="32"/>
           <w:szCs w:val="32"/>
           <w:lang w:val="ru-RU"/>
@@ -494,17 +1026,18 @@
     </w:p>
     <w:p>
       <w:pPr>
-        <w:ind w:left="-851" w:firstLine="709"/>
-        <w:rPr>
-          <w:rFonts w:eastAsiaTheme="minorEastAsia"/>
-          <w:sz w:val="32"/>
-          <w:szCs w:val="32"/>
-          <w:lang w:val="ru-RU"/>
-        </w:rPr>
-      </w:pPr>
-      <w:r>
-        <w:rPr>
-          <w:rFonts w:eastAsiaTheme="minorEastAsia"/>
+        <w:spacing w:line="240" w:lineRule="auto"/>
+        <w:ind w:firstLine="709"/>
+        <w:rPr>
+          <w:rFonts w:ascii="Times New Roman" w:eastAsiaTheme="minorEastAsia" w:hAnsi="Times New Roman" w:cs="Times New Roman"/>
+          <w:sz w:val="32"/>
+          <w:szCs w:val="32"/>
+          <w:lang w:val="ru-RU"/>
+        </w:rPr>
+      </w:pPr>
+      <w:r>
+        <w:rPr>
+          <w:rFonts w:ascii="Times New Roman" w:eastAsiaTheme="minorEastAsia" w:hAnsi="Times New Roman" w:cs="Times New Roman"/>
           <w:sz w:val="32"/>
           <w:szCs w:val="32"/>
           <w:lang w:val="ru-RU"/>
@@ -513,7 +1046,7 @@
       </w:r>
       <w:r>
         <w:rPr>
-          <w:rFonts w:eastAsiaTheme="minorEastAsia"/>
+          <w:rFonts w:ascii="Times New Roman" w:eastAsiaTheme="minorEastAsia" w:hAnsi="Times New Roman" w:cs="Times New Roman"/>
           <w:sz w:val="32"/>
           <w:szCs w:val="32"/>
           <w:lang w:val="ru-RU"/>
@@ -523,149 +1056,165 @@
       <m:oMath>
         <m:r>
           <w:rPr>
-            <w:rFonts w:ascii="Cambria Math" w:eastAsiaTheme="minorEastAsia" w:hAnsi="Cambria Math"/>
+            <w:rFonts w:ascii="Cambria Math" w:eastAsiaTheme="minorEastAsia" w:hAnsi="Cambria Math" w:cs="Times New Roman"/>
             <w:sz w:val="32"/>
             <w:szCs w:val="32"/>
             <w:lang w:val="ru-RU"/>
           </w:rPr>
-          <m:t>20×7.5=150</m:t>
+          <m:t>20</m:t>
+        </m:r>
+        <m:r>
+          <w:rPr>
+            <w:rFonts w:ascii="Cambria Math" w:eastAsiaTheme="minorEastAsia" w:hAnsi="Cambria Math" w:cs="Times New Roman"/>
+            <w:sz w:val="32"/>
+            <w:szCs w:val="32"/>
+            <w:lang w:val="ru-RU"/>
+          </w:rPr>
+          <m:t xml:space="preserve"> </m:t>
+        </m:r>
+        <m:r>
+          <m:rPr>
+            <m:sty m:val="p"/>
+          </m:rPr>
+          <w:rPr>
+            <w:rFonts w:ascii="Cambria Math" w:eastAsiaTheme="minorEastAsia" w:hAnsi="Cambria Math" w:cs="Times New Roman"/>
+            <w:sz w:val="32"/>
+            <w:szCs w:val="32"/>
+            <w:lang w:val="ru-RU"/>
+          </w:rPr>
+          <m:t>В</m:t>
+        </m:r>
+        <m:r>
+          <w:rPr>
+            <w:rFonts w:ascii="Cambria Math" w:eastAsiaTheme="minorEastAsia" w:hAnsi="Cambria Math" w:cs="Times New Roman"/>
+            <w:sz w:val="32"/>
+            <w:szCs w:val="32"/>
+            <w:lang w:val="ru-RU"/>
+          </w:rPr>
+          <m:t>×7.5</m:t>
+        </m:r>
+        <m:r>
+          <w:rPr>
+            <w:rFonts w:ascii="Cambria Math" w:eastAsiaTheme="minorEastAsia" w:hAnsi="Cambria Math" w:cs="Times New Roman"/>
+            <w:sz w:val="32"/>
+            <w:szCs w:val="32"/>
+            <w:lang w:val="ru-RU"/>
+          </w:rPr>
+          <m:t xml:space="preserve"> </m:t>
+        </m:r>
+        <m:r>
+          <w:rPr>
+            <w:rFonts w:ascii="Cambria Math" w:eastAsiaTheme="minorEastAsia" w:hAnsi="Cambria Math" w:cs="Times New Roman"/>
+            <w:sz w:val="32"/>
+            <w:szCs w:val="32"/>
+            <w:lang w:val="ru-RU"/>
+          </w:rPr>
+          <m:t>А</m:t>
+        </m:r>
+        <m:r>
+          <w:rPr>
+            <w:rFonts w:ascii="Cambria Math" w:eastAsiaTheme="minorEastAsia" w:hAnsi="Cambria Math" w:cs="Times New Roman"/>
+            <w:sz w:val="32"/>
+            <w:szCs w:val="32"/>
+            <w:lang w:val="ru-RU"/>
+          </w:rPr>
+          <m:t>=150</m:t>
+        </m:r>
+        <m:r>
+          <w:rPr>
+            <w:rFonts w:ascii="Cambria Math" w:eastAsiaTheme="minorEastAsia" w:hAnsi="Cambria Math" w:cs="Times New Roman"/>
+            <w:sz w:val="32"/>
+            <w:szCs w:val="32"/>
+            <w:lang w:val="ru-RU"/>
+          </w:rPr>
+          <m:t xml:space="preserve"> Вт</m:t>
         </m:r>
       </m:oMath>
       <w:r>
         <w:rPr>
-          <w:rFonts w:eastAsiaTheme="minorEastAsia"/>
-          <w:sz w:val="32"/>
-          <w:szCs w:val="32"/>
-          <w:lang w:val="ru-RU"/>
-        </w:rPr>
-        <w:t xml:space="preserve"> (</w:t>
-      </w:r>
-      <w:r>
-        <w:rPr>
-          <w:rFonts w:eastAsiaTheme="minorEastAsia"/>
-          <w:sz w:val="32"/>
-          <w:szCs w:val="32"/>
-          <w:lang w:val="en-US"/>
-        </w:rPr>
-        <w:t>W</w:t>
-      </w:r>
-      <w:r>
-        <w:rPr>
-          <w:rFonts w:eastAsiaTheme="minorEastAsia"/>
-          <w:sz w:val="32"/>
-          <w:szCs w:val="32"/>
-          <w:lang w:val="ru-RU"/>
-        </w:rPr>
-        <w:t>).</w:t>
+          <w:rFonts w:ascii="Times New Roman" w:eastAsiaTheme="minorEastAsia" w:hAnsi="Times New Roman" w:cs="Times New Roman"/>
+          <w:sz w:val="32"/>
+          <w:szCs w:val="32"/>
+          <w:lang w:val="ru-RU"/>
+        </w:rPr>
+        <w:t>.</w:t>
       </w:r>
     </w:p>
     <w:p>
       <w:pPr>
-        <w:ind w:left="-851" w:firstLine="709"/>
-        <w:rPr>
-          <w:rFonts w:eastAsiaTheme="minorEastAsia"/>
-          <w:sz w:val="32"/>
-          <w:szCs w:val="32"/>
-          <w:lang w:val="ru-RU"/>
-        </w:rPr>
-      </w:pPr>
-      <w:r>
-        <w:rPr>
-          <w:rFonts w:eastAsiaTheme="minorEastAsia"/>
-          <w:sz w:val="32"/>
-          <w:szCs w:val="32"/>
-          <w:lang w:val="ru-RU"/>
-        </w:rPr>
-        <w:t xml:space="preserve">У ноутбука основной порт зарядки — круглый проприетарный, но также есть возможность зарядки через </w:t>
-      </w:r>
-      <w:r>
-        <w:rPr>
-          <w:rFonts w:eastAsiaTheme="minorEastAsia"/>
-          <w:sz w:val="32"/>
-          <w:szCs w:val="32"/>
-          <w:lang w:val="en-US"/>
-        </w:rPr>
-        <w:t>USB</w:t>
-      </w:r>
-      <w:r>
-        <w:rPr>
-          <w:rFonts w:eastAsiaTheme="minorEastAsia"/>
-          <w:sz w:val="32"/>
-          <w:szCs w:val="32"/>
-          <w:lang w:val="ru-RU"/>
-        </w:rPr>
-        <w:t>-</w:t>
-      </w:r>
-      <w:r>
-        <w:rPr>
-          <w:rFonts w:eastAsiaTheme="minorEastAsia"/>
-          <w:sz w:val="32"/>
-          <w:szCs w:val="32"/>
-          <w:lang w:val="en-US"/>
-        </w:rPr>
-        <w:t>C</w:t>
-      </w:r>
-      <w:r>
-        <w:rPr>
-          <w:rFonts w:eastAsiaTheme="minorEastAsia"/>
-          <w:sz w:val="32"/>
-          <w:szCs w:val="32"/>
-          <w:lang w:val="ru-RU"/>
-        </w:rPr>
-        <w:t xml:space="preserve"> </w:t>
-      </w:r>
-      <w:r>
-        <w:rPr>
-          <w:rFonts w:eastAsiaTheme="minorEastAsia"/>
-          <w:sz w:val="32"/>
-          <w:szCs w:val="32"/>
-          <w:lang w:val="ru-RU"/>
-        </w:rPr>
-        <w:t xml:space="preserve">порт с пропускной мощностью в 100 </w:t>
-      </w:r>
-      <w:r>
-        <w:rPr>
-          <w:rFonts w:eastAsiaTheme="minorEastAsia"/>
-          <w:sz w:val="32"/>
-          <w:szCs w:val="32"/>
-          <w:lang w:val="en-US"/>
-        </w:rPr>
-        <w:t>W</w:t>
-      </w:r>
-      <w:r>
-        <w:rPr>
-          <w:rFonts w:eastAsiaTheme="minorEastAsia"/>
-          <w:sz w:val="32"/>
-          <w:szCs w:val="32"/>
-          <w:lang w:val="ru-RU"/>
-        </w:rPr>
-        <w:t>.</w:t>
+        <w:spacing w:line="240" w:lineRule="auto"/>
+        <w:ind w:firstLine="709"/>
+        <w:rPr>
+          <w:rFonts w:ascii="Times New Roman" w:eastAsiaTheme="minorEastAsia" w:hAnsi="Times New Roman" w:cs="Times New Roman"/>
+          <w:sz w:val="32"/>
+          <w:szCs w:val="32"/>
+          <w:lang w:val="ru-RU"/>
+        </w:rPr>
+      </w:pPr>
+      <w:r>
+        <w:rPr>
+          <w:rFonts w:ascii="Times New Roman" w:eastAsiaTheme="minorEastAsia" w:hAnsi="Times New Roman" w:cs="Times New Roman"/>
+          <w:b/>
+          <w:bCs/>
+          <w:sz w:val="32"/>
+          <w:szCs w:val="32"/>
+        </w:rPr>
+        <w:t xml:space="preserve">Шаг </w:t>
+      </w:r>
+      <w:r>
+        <w:rPr>
+          <w:rFonts w:ascii="Times New Roman" w:eastAsiaTheme="minorEastAsia" w:hAnsi="Times New Roman" w:cs="Times New Roman"/>
+          <w:b/>
+          <w:bCs/>
+          <w:sz w:val="32"/>
+          <w:szCs w:val="32"/>
+          <w:lang w:val="ru-RU"/>
+        </w:rPr>
+        <w:t>№</w:t>
+      </w:r>
+      <w:r>
+        <w:rPr>
+          <w:rFonts w:ascii="Times New Roman" w:eastAsiaTheme="minorEastAsia" w:hAnsi="Times New Roman" w:cs="Times New Roman"/>
+          <w:b/>
+          <w:bCs/>
+          <w:sz w:val="32"/>
+          <w:szCs w:val="32"/>
+        </w:rPr>
+        <w:t>3. Классификация интерфейсов электропитания</w:t>
       </w:r>
     </w:p>
     <w:p>
       <w:pPr>
-        <w:ind w:left="-851" w:firstLine="709"/>
-        <w:rPr>
-          <w:rFonts w:eastAsiaTheme="minorEastAsia"/>
-          <w:sz w:val="32"/>
-          <w:szCs w:val="32"/>
-          <w:lang w:val="ru-RU"/>
-        </w:rPr>
-      </w:pPr>
-      <w:r>
-        <w:rPr>
-          <w:rFonts w:eastAsiaTheme="minorEastAsia"/>
-          <w:b/>
-          <w:bCs/>
-          <w:sz w:val="32"/>
-          <w:szCs w:val="32"/>
-          <w:lang w:val="ru-RU"/>
-        </w:rPr>
-        <w:t>Вывод:</w:t>
-      </w:r>
-      <w:r>
-        <w:rPr>
-          <w:rFonts w:eastAsiaTheme="minorEastAsia"/>
+        <w:spacing w:line="240" w:lineRule="auto"/>
+        <w:ind w:right="-143" w:firstLine="709"/>
+        <w:rPr>
+          <w:rFonts w:ascii="Times New Roman" w:eastAsiaTheme="minorEastAsia" w:hAnsi="Times New Roman" w:cs="Times New Roman"/>
+          <w:sz w:val="32"/>
+          <w:szCs w:val="32"/>
+          <w:lang w:val="ru-RU"/>
+        </w:rPr>
+      </w:pPr>
+      <w:r>
+        <w:rPr>
+          <w:rFonts w:ascii="Times New Roman" w:eastAsiaTheme="minorEastAsia" w:hAnsi="Times New Roman" w:cs="Times New Roman"/>
+          <w:sz w:val="32"/>
+          <w:szCs w:val="32"/>
+          <w:lang w:val="ru-RU"/>
+        </w:rPr>
+        <w:t>У ноутбука основной порт зарядки — круглый проприетарный</w:t>
+      </w:r>
+      <w:r>
+        <w:rPr>
+          <w:rFonts w:ascii="Times New Roman" w:eastAsiaTheme="minorEastAsia" w:hAnsi="Times New Roman" w:cs="Times New Roman"/>
+          <w:sz w:val="32"/>
+          <w:szCs w:val="32"/>
+          <w:lang w:val="ru-RU"/>
+        </w:rPr>
+        <w:t xml:space="preserve"> от производителя</w:t>
+      </w:r>
+      <w:r>
+        <w:rPr>
+          <w:rFonts w:ascii="Times New Roman" w:eastAsiaTheme="minorEastAsia" w:hAnsi="Times New Roman" w:cs="Times New Roman"/>
           <w:sz w:val="32"/>
           <w:szCs w:val="32"/>
           <w:lang w:val="ru-RU"/>
@@ -674,27 +1223,2290 @@
       </w:r>
       <w:r>
         <w:rPr>
-          <w:rFonts w:eastAsiaTheme="minorEastAsia"/>
-          <w:sz w:val="32"/>
-          <w:szCs w:val="32"/>
-        </w:rPr>
-        <w:t>Использование несовместимых адаптеров питания недопустимо. Разница в вольтаже или низкое качество фильтрации тока в неоригинальном адаптере ведут к критическому повреждению цепей питания на материнской плате и одновременному выходу из строя как самого адаптера, так и компьютера.</w:t>
+          <w:rFonts w:ascii="Times New Roman" w:eastAsiaTheme="minorEastAsia" w:hAnsi="Times New Roman" w:cs="Times New Roman"/>
+          <w:sz w:val="32"/>
+          <w:szCs w:val="32"/>
+          <w:lang w:val="en-US"/>
+        </w:rPr>
+        <w:t>Asus</w:t>
+      </w:r>
+      <w:r>
+        <w:rPr>
+          <w:rFonts w:ascii="Times New Roman" w:eastAsiaTheme="minorEastAsia" w:hAnsi="Times New Roman" w:cs="Times New Roman"/>
+          <w:sz w:val="32"/>
+          <w:szCs w:val="32"/>
+          <w:lang w:val="ru-RU"/>
+        </w:rPr>
+        <w:t xml:space="preserve">, но также есть возможность </w:t>
+      </w:r>
+      <w:r>
+        <w:rPr>
+          <w:rFonts w:ascii="Times New Roman" w:eastAsiaTheme="minorEastAsia" w:hAnsi="Times New Roman" w:cs="Times New Roman"/>
+          <w:sz w:val="32"/>
+          <w:szCs w:val="32"/>
+          <w:lang w:val="ru-RU"/>
+        </w:rPr>
+        <w:t xml:space="preserve">быстрой </w:t>
+      </w:r>
+      <w:r>
+        <w:rPr>
+          <w:rFonts w:ascii="Times New Roman" w:eastAsiaTheme="minorEastAsia" w:hAnsi="Times New Roman" w:cs="Times New Roman"/>
+          <w:sz w:val="32"/>
+          <w:szCs w:val="32"/>
+          <w:lang w:val="ru-RU"/>
+        </w:rPr>
+        <w:t>зарядки</w:t>
+      </w:r>
+      <w:r>
+        <w:rPr>
+          <w:rFonts w:ascii="Times New Roman" w:eastAsiaTheme="minorEastAsia" w:hAnsi="Times New Roman" w:cs="Times New Roman"/>
+          <w:sz w:val="32"/>
+          <w:szCs w:val="32"/>
+          <w:lang w:val="ru-RU"/>
+        </w:rPr>
+        <w:t xml:space="preserve"> </w:t>
+      </w:r>
+      <w:r>
+        <w:rPr>
+          <w:rFonts w:ascii="Times New Roman" w:eastAsiaTheme="minorEastAsia" w:hAnsi="Times New Roman" w:cs="Times New Roman"/>
+          <w:sz w:val="32"/>
+          <w:szCs w:val="32"/>
+          <w:lang w:val="en-US"/>
+        </w:rPr>
+        <w:t>Power</w:t>
+      </w:r>
+      <w:r>
+        <w:rPr>
+          <w:rFonts w:ascii="Times New Roman" w:eastAsiaTheme="minorEastAsia" w:hAnsi="Times New Roman" w:cs="Times New Roman"/>
+          <w:sz w:val="32"/>
+          <w:szCs w:val="32"/>
+          <w:lang w:val="ru-RU"/>
+        </w:rPr>
+        <w:t xml:space="preserve"> </w:t>
+      </w:r>
+      <w:r>
+        <w:rPr>
+          <w:rFonts w:ascii="Times New Roman" w:eastAsiaTheme="minorEastAsia" w:hAnsi="Times New Roman" w:cs="Times New Roman"/>
+          <w:sz w:val="32"/>
+          <w:szCs w:val="32"/>
+          <w:lang w:val="en-US"/>
+        </w:rPr>
+        <w:t>Delivery</w:t>
+      </w:r>
+      <w:r>
+        <w:rPr>
+          <w:rFonts w:ascii="Times New Roman" w:eastAsiaTheme="minorEastAsia" w:hAnsi="Times New Roman" w:cs="Times New Roman"/>
+          <w:sz w:val="32"/>
+          <w:szCs w:val="32"/>
+          <w:lang w:val="ru-RU"/>
+        </w:rPr>
+        <w:t xml:space="preserve"> через </w:t>
+      </w:r>
+      <w:r>
+        <w:rPr>
+          <w:rFonts w:ascii="Times New Roman" w:eastAsiaTheme="minorEastAsia" w:hAnsi="Times New Roman" w:cs="Times New Roman"/>
+          <w:sz w:val="32"/>
+          <w:szCs w:val="32"/>
+          <w:lang w:val="en-US"/>
+        </w:rPr>
+        <w:t>USB</w:t>
+      </w:r>
+      <w:r>
+        <w:rPr>
+          <w:rFonts w:ascii="Times New Roman" w:eastAsiaTheme="minorEastAsia" w:hAnsi="Times New Roman" w:cs="Times New Roman"/>
+          <w:sz w:val="32"/>
+          <w:szCs w:val="32"/>
+          <w:lang w:val="ru-RU"/>
+        </w:rPr>
+        <w:t>-</w:t>
+      </w:r>
+      <w:r>
+        <w:rPr>
+          <w:rFonts w:ascii="Times New Roman" w:eastAsiaTheme="minorEastAsia" w:hAnsi="Times New Roman" w:cs="Times New Roman"/>
+          <w:sz w:val="32"/>
+          <w:szCs w:val="32"/>
+          <w:lang w:val="en-US"/>
+        </w:rPr>
+        <w:t>C</w:t>
+      </w:r>
+      <w:r>
+        <w:rPr>
+          <w:rFonts w:ascii="Times New Roman" w:eastAsiaTheme="minorEastAsia" w:hAnsi="Times New Roman" w:cs="Times New Roman"/>
+          <w:sz w:val="32"/>
+          <w:szCs w:val="32"/>
+          <w:lang w:val="ru-RU"/>
+        </w:rPr>
+        <w:t xml:space="preserve"> порт с пропускной мощностью в 100 </w:t>
+      </w:r>
+      <w:r>
+        <w:rPr>
+          <w:rFonts w:ascii="Times New Roman" w:eastAsiaTheme="minorEastAsia" w:hAnsi="Times New Roman" w:cs="Times New Roman"/>
+          <w:sz w:val="32"/>
+          <w:szCs w:val="32"/>
+          <w:lang w:val="ru-RU"/>
+        </w:rPr>
+        <w:t>Вт</w:t>
+      </w:r>
+      <w:r>
+        <w:rPr>
+          <w:rFonts w:ascii="Times New Roman" w:eastAsiaTheme="minorEastAsia" w:hAnsi="Times New Roman" w:cs="Times New Roman"/>
+          <w:sz w:val="32"/>
+          <w:szCs w:val="32"/>
+          <w:lang w:val="ru-RU"/>
+        </w:rPr>
+        <w:t>.</w:t>
       </w:r>
     </w:p>
     <w:p>
       <w:pPr>
-        <w:ind w:left="-851" w:firstLine="709"/>
-        <w:rPr>
-          <w:rFonts w:eastAsiaTheme="minorEastAsia"/>
-          <w:sz w:val="32"/>
-          <w:szCs w:val="32"/>
-          <w:lang w:val="ru-RU"/>
-        </w:rPr>
-      </w:pPr>
+        <w:spacing w:line="240" w:lineRule="auto"/>
+        <w:ind w:firstLine="709"/>
+        <w:rPr>
+          <w:rFonts w:ascii="Times New Roman" w:eastAsiaTheme="minorEastAsia" w:hAnsi="Times New Roman" w:cs="Times New Roman"/>
+          <w:sz w:val="32"/>
+          <w:szCs w:val="32"/>
+          <w:lang w:val="ru-RU"/>
+        </w:rPr>
+      </w:pPr>
+      <w:r>
+        <w:rPr>
+          <w:rFonts w:ascii="Times New Roman" w:eastAsiaTheme="minorEastAsia" w:hAnsi="Times New Roman" w:cs="Times New Roman"/>
+          <w:sz w:val="32"/>
+          <w:szCs w:val="32"/>
+        </w:rPr>
+        <w:t>Использование несовместимых адаптеров питания недопустимо. Разница в вольтаже или низкое качество фильтрации тока в неоригинальном адаптере ведут к критическому повреждению цепей питания на материнской плате и одновременному выходу из строя как самого адаптера, так и компьютера.</w:t>
+      </w:r>
+    </w:p>
+    <w:p>
+      <w:pPr>
+        <w:spacing w:line="240" w:lineRule="auto"/>
+        <w:ind w:firstLine="709"/>
+        <w:rPr>
+          <w:rFonts w:ascii="Times New Roman" w:eastAsiaTheme="minorEastAsia" w:hAnsi="Times New Roman" w:cs="Times New Roman"/>
+          <w:sz w:val="32"/>
+          <w:szCs w:val="32"/>
+          <w:lang w:val="ru-RU"/>
+        </w:rPr>
+      </w:pPr>
+      <w:r>
+        <w:rPr>
+          <w:rFonts w:ascii="Times New Roman" w:eastAsiaTheme="minorEastAsia" w:hAnsi="Times New Roman" w:cs="Times New Roman"/>
+          <w:sz w:val="32"/>
+          <w:szCs w:val="32"/>
+          <w:lang w:val="ru-RU"/>
+        </w:rPr>
+        <w:t>Например</w:t>
+      </w:r>
+      <w:r>
+        <w:rPr>
+          <w:rFonts w:ascii="Times New Roman" w:eastAsiaTheme="minorEastAsia" w:hAnsi="Times New Roman" w:cs="Times New Roman"/>
+          <w:sz w:val="32"/>
+          <w:szCs w:val="32"/>
+          <w:lang w:val="ru-RU"/>
+        </w:rPr>
+        <w:t>,</w:t>
+      </w:r>
+      <w:r>
+        <w:rPr>
+          <w:rFonts w:ascii="Times New Roman" w:eastAsiaTheme="minorEastAsia" w:hAnsi="Times New Roman" w:cs="Times New Roman"/>
+          <w:sz w:val="32"/>
+          <w:szCs w:val="32"/>
+          <w:lang w:val="ru-RU"/>
+        </w:rPr>
+        <w:t xml:space="preserve"> адаптер питания для смартфона на 20 </w:t>
+      </w:r>
+      <w:r>
+        <w:rPr>
+          <w:rFonts w:ascii="Times New Roman" w:eastAsiaTheme="minorEastAsia" w:hAnsi="Times New Roman" w:cs="Times New Roman"/>
+          <w:sz w:val="32"/>
+          <w:szCs w:val="32"/>
+          <w:lang w:val="ru-RU"/>
+        </w:rPr>
+        <w:t>Вт</w:t>
+      </w:r>
+      <w:r>
+        <w:rPr>
+          <w:rFonts w:ascii="Times New Roman" w:eastAsiaTheme="minorEastAsia" w:hAnsi="Times New Roman" w:cs="Times New Roman"/>
+          <w:sz w:val="32"/>
+          <w:szCs w:val="32"/>
+          <w:lang w:val="ru-RU"/>
+        </w:rPr>
+        <w:t xml:space="preserve"> с отсутствием </w:t>
+      </w:r>
+      <w:r>
+        <w:rPr>
+          <w:rFonts w:ascii="Times New Roman" w:eastAsiaTheme="minorEastAsia" w:hAnsi="Times New Roman" w:cs="Times New Roman"/>
+          <w:sz w:val="32"/>
+          <w:szCs w:val="32"/>
+          <w:lang w:val="en-US"/>
+        </w:rPr>
+        <w:t>e</w:t>
+      </w:r>
+      <w:r>
+        <w:rPr>
+          <w:rFonts w:ascii="Times New Roman" w:eastAsiaTheme="minorEastAsia" w:hAnsi="Times New Roman" w:cs="Times New Roman"/>
+          <w:sz w:val="32"/>
+          <w:szCs w:val="32"/>
+          <w:lang w:val="ru-RU"/>
+        </w:rPr>
+        <w:t>-</w:t>
+      </w:r>
+      <w:r>
+        <w:rPr>
+          <w:rFonts w:ascii="Times New Roman" w:eastAsiaTheme="minorEastAsia" w:hAnsi="Times New Roman" w:cs="Times New Roman"/>
+          <w:sz w:val="32"/>
+          <w:szCs w:val="32"/>
+          <w:lang w:val="en-US"/>
+        </w:rPr>
+        <w:t>Marker</w:t>
+      </w:r>
+      <w:r>
+        <w:rPr>
+          <w:rFonts w:ascii="Times New Roman" w:eastAsiaTheme="minorEastAsia" w:hAnsi="Times New Roman" w:cs="Times New Roman"/>
+          <w:sz w:val="32"/>
+          <w:szCs w:val="32"/>
+          <w:lang w:val="ru-RU"/>
+        </w:rPr>
+        <w:t>:</w:t>
+      </w:r>
+    </w:p>
+    <w:p>
+      <w:pPr>
+        <w:pStyle w:val="a7"/>
+        <w:numPr>
+          <w:ilvl w:val="0"/>
+          <w:numId w:val="10"/>
+        </w:numPr>
+        <w:spacing w:line="240" w:lineRule="auto"/>
+        <w:rPr>
+          <w:rFonts w:ascii="Times New Roman" w:eastAsiaTheme="minorEastAsia" w:hAnsi="Times New Roman" w:cs="Times New Roman"/>
+          <w:sz w:val="32"/>
+          <w:szCs w:val="32"/>
+          <w:lang w:val="ru-RU"/>
+        </w:rPr>
+      </w:pPr>
+      <w:r>
+        <w:rPr>
+          <w:rFonts w:ascii="Times New Roman" w:eastAsiaTheme="minorEastAsia" w:hAnsi="Times New Roman" w:cs="Times New Roman"/>
+          <w:sz w:val="32"/>
+          <w:szCs w:val="32"/>
+          <w:lang w:val="ru-RU"/>
+        </w:rPr>
+        <w:t>Ноутбуку необходимо 45-100 Вт, адаптер просто не сможет выдать нужную мощность</w:t>
+      </w:r>
+      <w:r>
+        <w:rPr>
+          <w:rFonts w:ascii="Times New Roman" w:eastAsiaTheme="minorEastAsia" w:hAnsi="Times New Roman" w:cs="Times New Roman"/>
+          <w:sz w:val="32"/>
+          <w:szCs w:val="32"/>
+          <w:lang w:val="ru-RU"/>
+        </w:rPr>
+        <w:t>.</w:t>
+      </w:r>
+    </w:p>
+    <w:p>
+      <w:pPr>
+        <w:pStyle w:val="a7"/>
+        <w:numPr>
+          <w:ilvl w:val="0"/>
+          <w:numId w:val="10"/>
+        </w:numPr>
+        <w:spacing w:line="240" w:lineRule="auto"/>
+        <w:rPr>
+          <w:rFonts w:ascii="Times New Roman" w:eastAsiaTheme="minorEastAsia" w:hAnsi="Times New Roman" w:cs="Times New Roman"/>
+          <w:sz w:val="32"/>
+          <w:szCs w:val="32"/>
+          <w:lang w:val="ru-RU"/>
+        </w:rPr>
+      </w:pPr>
+      <w:r>
+        <w:rPr>
+          <w:rFonts w:ascii="Times New Roman" w:eastAsiaTheme="minorEastAsia" w:hAnsi="Times New Roman" w:cs="Times New Roman"/>
+          <w:sz w:val="32"/>
+          <w:szCs w:val="32"/>
+          <w:lang w:val="ru-RU"/>
+        </w:rPr>
+        <w:t>Контроллер питания ноутбука просто отклонит слишком слабый источник питания.</w:t>
+      </w:r>
+    </w:p>
+    <w:p>
+      <w:pPr>
+        <w:pStyle w:val="a7"/>
+        <w:numPr>
+          <w:ilvl w:val="0"/>
+          <w:numId w:val="10"/>
+        </w:numPr>
+        <w:spacing w:line="240" w:lineRule="auto"/>
+        <w:rPr>
+          <w:rFonts w:ascii="Times New Roman" w:eastAsiaTheme="minorEastAsia" w:hAnsi="Times New Roman" w:cs="Times New Roman"/>
+          <w:sz w:val="32"/>
+          <w:szCs w:val="32"/>
+          <w:lang w:val="ru-RU"/>
+        </w:rPr>
+      </w:pPr>
+      <w:r>
+        <w:rPr>
+          <w:rFonts w:ascii="Times New Roman" w:eastAsiaTheme="minorEastAsia" w:hAnsi="Times New Roman" w:cs="Times New Roman"/>
+          <w:sz w:val="32"/>
+          <w:szCs w:val="32"/>
+          <w:lang w:val="ru-RU"/>
+        </w:rPr>
+        <w:t>Слабый блок питания начнёт работать на износ и сильно нагреется.</w:t>
+      </w:r>
+    </w:p>
+    <w:p>
+      <w:pPr>
+        <w:pStyle w:val="a7"/>
+        <w:numPr>
+          <w:ilvl w:val="0"/>
+          <w:numId w:val="10"/>
+        </w:numPr>
+        <w:spacing w:line="240" w:lineRule="auto"/>
+        <w:rPr>
+          <w:rFonts w:ascii="Times New Roman" w:eastAsiaTheme="minorEastAsia" w:hAnsi="Times New Roman" w:cs="Times New Roman"/>
+          <w:sz w:val="32"/>
+          <w:szCs w:val="32"/>
+          <w:lang w:val="ru-RU"/>
+        </w:rPr>
+      </w:pPr>
+      <w:r>
+        <w:rPr>
+          <w:rFonts w:ascii="Times New Roman" w:eastAsiaTheme="minorEastAsia" w:hAnsi="Times New Roman" w:cs="Times New Roman"/>
+          <w:sz w:val="32"/>
+          <w:szCs w:val="32"/>
+          <w:lang w:val="ru-RU"/>
+        </w:rPr>
+        <w:t xml:space="preserve">Дешёвый кабель без </w:t>
+      </w:r>
+      <w:r>
+        <w:rPr>
+          <w:rFonts w:ascii="Times New Roman" w:eastAsiaTheme="minorEastAsia" w:hAnsi="Times New Roman" w:cs="Times New Roman"/>
+          <w:sz w:val="32"/>
+          <w:szCs w:val="32"/>
+          <w:lang w:val="en-US"/>
+        </w:rPr>
+        <w:t>e</w:t>
+      </w:r>
+      <w:r>
+        <w:rPr>
+          <w:rFonts w:ascii="Times New Roman" w:eastAsiaTheme="minorEastAsia" w:hAnsi="Times New Roman" w:cs="Times New Roman"/>
+          <w:sz w:val="32"/>
+          <w:szCs w:val="32"/>
+          <w:lang w:val="ru-RU"/>
+        </w:rPr>
+        <w:t>-</w:t>
+      </w:r>
+      <w:r>
+        <w:rPr>
+          <w:rFonts w:ascii="Times New Roman" w:eastAsiaTheme="minorEastAsia" w:hAnsi="Times New Roman" w:cs="Times New Roman"/>
+          <w:sz w:val="32"/>
+          <w:szCs w:val="32"/>
+          <w:lang w:val="en-US"/>
+        </w:rPr>
+        <w:t>Marker</w:t>
+      </w:r>
+      <w:r>
+        <w:rPr>
+          <w:rFonts w:ascii="Times New Roman" w:eastAsiaTheme="minorEastAsia" w:hAnsi="Times New Roman" w:cs="Times New Roman"/>
+          <w:sz w:val="32"/>
+          <w:szCs w:val="32"/>
+          <w:lang w:val="ru-RU"/>
+        </w:rPr>
+        <w:t xml:space="preserve"> </w:t>
+      </w:r>
+      <w:r>
+        <w:rPr>
+          <w:rFonts w:ascii="Times New Roman" w:eastAsiaTheme="minorEastAsia" w:hAnsi="Times New Roman" w:cs="Times New Roman"/>
+          <w:sz w:val="32"/>
+          <w:szCs w:val="32"/>
+          <w:lang w:val="ru-RU"/>
+        </w:rPr>
+        <w:t>не умеет сообщать устройствам безопасные лимиты тока.</w:t>
+      </w:r>
+    </w:p>
+    <w:p>
+      <w:pPr>
+        <w:pStyle w:val="a7"/>
+        <w:numPr>
+          <w:ilvl w:val="0"/>
+          <w:numId w:val="10"/>
+        </w:numPr>
+        <w:spacing w:line="240" w:lineRule="auto"/>
+        <w:rPr>
+          <w:rFonts w:ascii="Times New Roman" w:eastAsiaTheme="minorEastAsia" w:hAnsi="Times New Roman" w:cs="Times New Roman"/>
+          <w:sz w:val="32"/>
+          <w:szCs w:val="32"/>
+          <w:lang w:val="ru-RU"/>
+        </w:rPr>
+      </w:pPr>
+      <w:r>
+        <w:rPr>
+          <w:rFonts w:ascii="Times New Roman" w:eastAsiaTheme="minorEastAsia" w:hAnsi="Times New Roman" w:cs="Times New Roman"/>
+          <w:sz w:val="32"/>
+          <w:szCs w:val="32"/>
+          <w:lang w:val="ru-RU"/>
+        </w:rPr>
+        <w:t>Без чипа контроля тонкие жилы провода оплавятся, пропустив избыточный ток</w:t>
+      </w:r>
+      <w:r>
+        <w:rPr>
+          <w:rFonts w:ascii="Times New Roman" w:eastAsiaTheme="minorEastAsia" w:hAnsi="Times New Roman" w:cs="Times New Roman"/>
+          <w:sz w:val="32"/>
+          <w:szCs w:val="32"/>
+          <w:lang w:val="ru-RU"/>
+        </w:rPr>
+        <w:t>.</w:t>
+      </w:r>
+    </w:p>
+    <w:p>
+      <w:pPr>
+        <w:pStyle w:val="a7"/>
+        <w:numPr>
+          <w:ilvl w:val="0"/>
+          <w:numId w:val="10"/>
+        </w:numPr>
+        <w:spacing w:line="240" w:lineRule="auto"/>
+        <w:rPr>
+          <w:rFonts w:ascii="Times New Roman" w:eastAsiaTheme="minorEastAsia" w:hAnsi="Times New Roman" w:cs="Times New Roman"/>
+          <w:sz w:val="32"/>
+          <w:szCs w:val="32"/>
+          <w:lang w:val="ru-RU"/>
+        </w:rPr>
+      </w:pPr>
+      <w:r>
+        <w:rPr>
+          <w:rFonts w:ascii="Times New Roman" w:eastAsiaTheme="minorEastAsia" w:hAnsi="Times New Roman" w:cs="Times New Roman"/>
+          <w:sz w:val="32"/>
+          <w:szCs w:val="32"/>
+          <w:lang w:val="ru-RU"/>
+        </w:rPr>
+        <w:t>Перегрев изоляции внутри провода неизбежно приведёт к короткому замыканию цепей.</w:t>
+      </w:r>
+    </w:p>
+    <w:p>
+      <w:pPr>
+        <w:spacing w:line="240" w:lineRule="auto"/>
+        <w:rPr>
+          <w:rFonts w:ascii="Times New Roman" w:eastAsiaTheme="minorEastAsia" w:hAnsi="Times New Roman" w:cs="Times New Roman"/>
+          <w:sz w:val="32"/>
+          <w:szCs w:val="32"/>
+          <w:lang w:val="ru-RU"/>
+        </w:rPr>
+      </w:pPr>
+    </w:p>
+    <w:p>
+      <w:pPr>
+        <w:spacing w:line="240" w:lineRule="auto"/>
+        <w:rPr>
+          <w:rFonts w:ascii="Times New Roman" w:eastAsiaTheme="minorEastAsia" w:hAnsi="Times New Roman" w:cs="Times New Roman"/>
+          <w:sz w:val="32"/>
+          <w:szCs w:val="32"/>
+          <w:lang w:val="ru-RU"/>
+        </w:rPr>
+      </w:pPr>
+    </w:p>
+    <w:p>
+      <w:pPr>
+        <w:spacing w:line="240" w:lineRule="auto"/>
+        <w:rPr>
+          <w:rFonts w:ascii="Times New Roman" w:eastAsiaTheme="minorEastAsia" w:hAnsi="Times New Roman" w:cs="Times New Roman"/>
+          <w:sz w:val="32"/>
+          <w:szCs w:val="32"/>
+          <w:lang w:val="ru-RU"/>
+        </w:rPr>
+      </w:pPr>
+    </w:p>
+    <w:p>
+      <w:pPr>
+        <w:spacing w:line="240" w:lineRule="auto"/>
+        <w:ind w:hanging="567"/>
+        <w:jc w:val="center"/>
+        <w:rPr>
+          <w:rFonts w:ascii="Times New Roman" w:eastAsiaTheme="minorEastAsia" w:hAnsi="Times New Roman" w:cs="Times New Roman"/>
+          <w:b/>
+          <w:bCs/>
+          <w:sz w:val="32"/>
+          <w:szCs w:val="32"/>
+          <w:lang w:val="ru-BY"/>
+        </w:rPr>
+      </w:pPr>
+      <w:r>
+        <w:rPr>
+          <w:rFonts w:ascii="Times New Roman" w:eastAsiaTheme="minorEastAsia" w:hAnsi="Times New Roman" w:cs="Times New Roman"/>
+          <w:b/>
+          <w:bCs/>
+          <w:sz w:val="32"/>
+          <w:szCs w:val="32"/>
+          <w:lang w:val="ru-BY"/>
+        </w:rPr>
+        <w:lastRenderedPageBreak/>
+        <w:t xml:space="preserve">--- </w:t>
+      </w:r>
+      <w:r>
+        <w:rPr>
+          <w:rFonts w:ascii="Times New Roman" w:eastAsiaTheme="minorEastAsia" w:hAnsi="Times New Roman" w:cs="Times New Roman"/>
+          <w:b/>
+          <w:bCs/>
+          <w:sz w:val="32"/>
+          <w:szCs w:val="32"/>
+          <w:lang w:val="ru-BY"/>
+        </w:rPr>
+        <w:t>ТЕХНИКА БЕЗОПАСНОСТИ (ч. 2)</w:t>
+      </w:r>
+      <w:r>
+        <w:rPr>
+          <w:rFonts w:ascii="Times New Roman" w:eastAsiaTheme="minorEastAsia" w:hAnsi="Times New Roman" w:cs="Times New Roman"/>
+          <w:b/>
+          <w:bCs/>
+          <w:sz w:val="32"/>
+          <w:szCs w:val="32"/>
+          <w:lang w:val="ru-BY"/>
+        </w:rPr>
+        <w:t xml:space="preserve"> ---</w:t>
+      </w:r>
+    </w:p>
+    <w:p>
+      <w:pPr>
+        <w:spacing w:line="240" w:lineRule="auto"/>
+        <w:ind w:firstLine="720"/>
+        <w:rPr>
+          <w:rFonts w:ascii="Times New Roman" w:eastAsiaTheme="minorEastAsia" w:hAnsi="Times New Roman" w:cs="Times New Roman"/>
+          <w:b/>
+          <w:bCs/>
+          <w:sz w:val="32"/>
+          <w:szCs w:val="32"/>
+          <w:lang w:val="ru-RU"/>
+        </w:rPr>
+      </w:pPr>
+      <w:r>
+        <w:rPr>
+          <w:rFonts w:ascii="Times New Roman" w:eastAsiaTheme="minorEastAsia" w:hAnsi="Times New Roman" w:cs="Times New Roman"/>
+          <w:b/>
+          <w:bCs/>
+          <w:sz w:val="32"/>
+          <w:szCs w:val="32"/>
+          <w:lang w:val="ru-RU"/>
+        </w:rPr>
+        <w:t>Шаг №4. Программный мониторинг состояния аккумуляторной батареи</w:t>
+      </w:r>
+    </w:p>
+    <w:p>
+      <w:pPr>
+        <w:spacing w:line="240" w:lineRule="auto"/>
+        <w:ind w:firstLine="720"/>
+        <w:rPr>
+          <w:rFonts w:ascii="Times New Roman" w:eastAsiaTheme="minorEastAsia" w:hAnsi="Times New Roman" w:cs="Times New Roman"/>
+          <w:sz w:val="32"/>
+          <w:szCs w:val="32"/>
+          <w:lang w:val="ru-RU"/>
+        </w:rPr>
+      </w:pPr>
+      <w:r>
+        <w:rPr>
+          <w:rFonts w:ascii="Times New Roman" w:eastAsiaTheme="minorEastAsia" w:hAnsi="Times New Roman" w:cs="Times New Roman"/>
+          <w:sz w:val="32"/>
+          <w:szCs w:val="32"/>
+          <w:lang w:val="en-US"/>
+        </w:rPr>
+        <w:drawing>
+          <wp:inline distT="0" distB="0" distL="0" distR="0" wp14:anchorId="7861C655" wp14:editId="5A029EDE">
+            <wp:extent cx="3604572" cy="2842506"/>
+            <wp:effectExtent l="0" t="0" r="0" b="0"/>
+            <wp:docPr id="441948638" name="Рисунок 1"/>
+            <wp:cNvGraphicFramePr>
+              <a:graphicFrameLocks xmlns:a="http://schemas.openxmlformats.org/drawingml/2006/main" noChangeAspect="1"/>
+            </wp:cNvGraphicFramePr>
+            <a:graphic xmlns:a="http://schemas.openxmlformats.org/drawingml/2006/main">
+              <a:graphicData uri="http://schemas.openxmlformats.org/drawingml/2006/picture">
+                <pic:pic xmlns:pic="http://schemas.openxmlformats.org/drawingml/2006/picture">
+                  <pic:nvPicPr>
+                    <pic:cNvPr id="441948638" name=""/>
+                    <pic:cNvPicPr/>
+                  </pic:nvPicPr>
+                  <pic:blipFill>
+                    <a:blip r:embed="rId8"/>
+                    <a:stretch>
+                      <a:fillRect/>
+                    </a:stretch>
+                  </pic:blipFill>
+                  <pic:spPr>
+                    <a:xfrm>
+                      <a:off x="0" y="0"/>
+                      <a:ext cx="3604572" cy="2842506"/>
+                    </a:xfrm>
+                    <a:prstGeom prst="rect">
+                      <a:avLst/>
+                    </a:prstGeom>
+                  </pic:spPr>
+                </pic:pic>
+              </a:graphicData>
+            </a:graphic>
+          </wp:inline>
+        </w:drawing>
+      </w:r>
+    </w:p>
+    <w:p>
+      <w:pPr>
+        <w:spacing w:line="240" w:lineRule="auto"/>
+        <w:ind w:hanging="567"/>
+        <w:jc w:val="center"/>
+        <w:rPr>
+          <w:rFonts w:ascii="Times New Roman" w:eastAsiaTheme="minorEastAsia" w:hAnsi="Times New Roman" w:cs="Times New Roman"/>
+          <w:b/>
+          <w:bCs/>
+          <w:sz w:val="32"/>
+          <w:szCs w:val="32"/>
+          <w:lang w:val="ru-BY"/>
+        </w:rPr>
+      </w:pPr>
+      <w:r>
+        <w:rPr>
+          <w:rFonts w:ascii="Times New Roman" w:eastAsiaTheme="minorEastAsia" w:hAnsi="Times New Roman" w:cs="Times New Roman"/>
+          <w:b/>
+          <w:bCs/>
+          <w:sz w:val="32"/>
+          <w:szCs w:val="32"/>
+          <w:lang w:val="ru-BY"/>
+        </w:rPr>
+        <w:t xml:space="preserve">--- </w:t>
+      </w:r>
+      <w:r>
+        <w:rPr>
+          <w:rFonts w:ascii="Times New Roman" w:eastAsiaTheme="minorEastAsia" w:hAnsi="Times New Roman" w:cs="Times New Roman"/>
+          <w:b/>
+          <w:bCs/>
+          <w:sz w:val="32"/>
+          <w:szCs w:val="32"/>
+          <w:lang w:val="ru-BY"/>
+        </w:rPr>
+        <w:t>РАСЧЁТЫ</w:t>
+      </w:r>
+      <w:r>
+        <w:rPr>
+          <w:rFonts w:ascii="Times New Roman" w:eastAsiaTheme="minorEastAsia" w:hAnsi="Times New Roman" w:cs="Times New Roman"/>
+          <w:b/>
+          <w:bCs/>
+          <w:sz w:val="32"/>
+          <w:szCs w:val="32"/>
+          <w:lang w:val="ru-BY"/>
+        </w:rPr>
+        <w:t xml:space="preserve"> ---</w:t>
+      </w:r>
+    </w:p>
+    <w:p>
+      <w:pPr>
+        <w:spacing w:line="240" w:lineRule="auto"/>
+        <w:ind w:firstLine="720"/>
+        <w:rPr>
+          <w:rFonts w:ascii="Times New Roman" w:eastAsiaTheme="minorEastAsia" w:hAnsi="Times New Roman" w:cs="Times New Roman"/>
+          <w:b/>
+          <w:bCs/>
+          <w:sz w:val="32"/>
+          <w:szCs w:val="32"/>
+          <w:lang w:val="ru-RU"/>
+        </w:rPr>
+      </w:pPr>
+      <w:r>
+        <w:rPr>
+          <w:rFonts w:ascii="Times New Roman" w:eastAsiaTheme="minorEastAsia" w:hAnsi="Times New Roman" w:cs="Times New Roman"/>
+          <w:b/>
+          <w:bCs/>
+          <w:sz w:val="32"/>
+          <w:szCs w:val="32"/>
+        </w:rPr>
+        <w:t xml:space="preserve">Шаг </w:t>
+      </w:r>
+      <w:r>
+        <w:rPr>
+          <w:rFonts w:ascii="Times New Roman" w:eastAsiaTheme="minorEastAsia" w:hAnsi="Times New Roman" w:cs="Times New Roman"/>
+          <w:b/>
+          <w:bCs/>
+          <w:sz w:val="32"/>
+          <w:szCs w:val="32"/>
+          <w:lang w:val="ru-RU"/>
+        </w:rPr>
+        <w:t>№</w:t>
+      </w:r>
+      <w:r>
+        <w:rPr>
+          <w:rFonts w:ascii="Times New Roman" w:eastAsiaTheme="minorEastAsia" w:hAnsi="Times New Roman" w:cs="Times New Roman"/>
+          <w:b/>
+          <w:bCs/>
+          <w:sz w:val="32"/>
+          <w:szCs w:val="32"/>
+        </w:rPr>
+        <w:t>5. Вычисление степени химической деградации аккумулятора</w:t>
+      </w:r>
+    </w:p>
+    <w:p>
+      <w:pPr>
+        <w:spacing w:line="240" w:lineRule="auto"/>
+        <w:ind w:firstLine="720"/>
+        <w:rPr>
+          <w:rFonts w:ascii="Times New Roman" w:eastAsiaTheme="minorEastAsia" w:hAnsi="Times New Roman" w:cs="Times New Roman"/>
+          <w:sz w:val="32"/>
+          <w:szCs w:val="32"/>
+          <w:lang w:val="ru-RU"/>
+        </w:rPr>
+      </w:pPr>
+      <w:r>
+        <w:rPr>
+          <w:rFonts w:ascii="Times New Roman" w:eastAsiaTheme="minorEastAsia" w:hAnsi="Times New Roman" w:cs="Times New Roman"/>
+          <w:sz w:val="32"/>
+          <w:szCs w:val="32"/>
+          <w:lang w:val="ru-RU"/>
+        </w:rPr>
+        <w:t>Пусть</w:t>
+      </w:r>
+      <w:r>
+        <w:rPr>
+          <w:rFonts w:ascii="Times New Roman" w:eastAsiaTheme="minorEastAsia" w:hAnsi="Times New Roman" w:cs="Times New Roman"/>
+          <w:sz w:val="32"/>
+          <w:szCs w:val="32"/>
+          <w:lang w:val="ru-RU"/>
+        </w:rPr>
+        <w:t xml:space="preserve"> </w:t>
+      </w:r>
+      <w:r>
+        <w:rPr>
+          <w:rFonts w:ascii="Times New Roman" w:eastAsiaTheme="minorEastAsia" w:hAnsi="Times New Roman" w:cs="Times New Roman"/>
+          <w:sz w:val="32"/>
+          <w:szCs w:val="32"/>
+          <w:lang w:val="en-US"/>
+        </w:rPr>
+        <w:t>Q</w:t>
+      </w:r>
+      <w:r>
+        <w:rPr>
+          <w:rFonts w:ascii="Times New Roman" w:eastAsiaTheme="minorEastAsia" w:hAnsi="Times New Roman" w:cs="Times New Roman"/>
+          <w:sz w:val="32"/>
+          <w:szCs w:val="32"/>
+          <w:vertAlign w:val="subscript"/>
+          <w:lang w:val="ru-RU"/>
+        </w:rPr>
+        <w:t>1</w:t>
+      </w:r>
+      <w:r>
+        <w:rPr>
+          <w:rFonts w:ascii="Times New Roman" w:eastAsiaTheme="minorEastAsia" w:hAnsi="Times New Roman" w:cs="Times New Roman"/>
+          <w:sz w:val="32"/>
+          <w:szCs w:val="32"/>
+          <w:vertAlign w:val="subscript"/>
+          <w:lang w:val="ru-RU"/>
+        </w:rPr>
+        <w:t xml:space="preserve"> </w:t>
+      </w:r>
+      <w:r>
+        <w:rPr>
+          <w:rFonts w:ascii="Times New Roman" w:eastAsiaTheme="minorEastAsia" w:hAnsi="Times New Roman" w:cs="Times New Roman"/>
+          <w:sz w:val="32"/>
+          <w:szCs w:val="32"/>
+          <w:lang w:val="ru-RU"/>
+        </w:rPr>
+        <w:t xml:space="preserve">— </w:t>
+      </w:r>
+      <w:r>
+        <w:rPr>
+          <w:rFonts w:ascii="Times New Roman" w:eastAsiaTheme="minorEastAsia" w:hAnsi="Times New Roman" w:cs="Times New Roman"/>
+          <w:sz w:val="32"/>
+          <w:szCs w:val="32"/>
+          <w:lang w:val="en-US"/>
+        </w:rPr>
+        <w:t>Design</w:t>
+      </w:r>
+      <w:r>
+        <w:rPr>
+          <w:rFonts w:ascii="Times New Roman" w:eastAsiaTheme="minorEastAsia" w:hAnsi="Times New Roman" w:cs="Times New Roman"/>
+          <w:sz w:val="32"/>
+          <w:szCs w:val="32"/>
+          <w:lang w:val="ru-RU"/>
+        </w:rPr>
+        <w:t xml:space="preserve"> </w:t>
+      </w:r>
+      <w:r>
+        <w:rPr>
+          <w:rFonts w:ascii="Times New Roman" w:eastAsiaTheme="minorEastAsia" w:hAnsi="Times New Roman" w:cs="Times New Roman"/>
+          <w:sz w:val="32"/>
+          <w:szCs w:val="32"/>
+          <w:lang w:val="en-US"/>
+        </w:rPr>
+        <w:t>Capacity</w:t>
+      </w:r>
+      <w:r>
+        <w:rPr>
+          <w:rFonts w:ascii="Times New Roman" w:eastAsiaTheme="minorEastAsia" w:hAnsi="Times New Roman" w:cs="Times New Roman"/>
+          <w:sz w:val="32"/>
+          <w:szCs w:val="32"/>
+          <w:lang w:val="ru-RU"/>
+        </w:rPr>
+        <w:t xml:space="preserve"> (</w:t>
+      </w:r>
+      <w:r>
+        <w:rPr>
+          <w:rFonts w:ascii="Times New Roman" w:eastAsiaTheme="minorEastAsia" w:hAnsi="Times New Roman" w:cs="Times New Roman"/>
+          <w:sz w:val="32"/>
+          <w:szCs w:val="32"/>
+        </w:rPr>
+        <w:t>объем энергии, который батарея могла хранить на момент выхода с завода</w:t>
+      </w:r>
+      <w:r>
+        <w:rPr>
+          <w:rFonts w:ascii="Times New Roman" w:eastAsiaTheme="minorEastAsia" w:hAnsi="Times New Roman" w:cs="Times New Roman"/>
+          <w:sz w:val="32"/>
+          <w:szCs w:val="32"/>
+          <w:lang w:val="ru-RU"/>
+        </w:rPr>
+        <w:t>)</w:t>
+      </w:r>
+      <w:r>
+        <w:rPr>
+          <w:rFonts w:ascii="Times New Roman" w:eastAsiaTheme="minorEastAsia" w:hAnsi="Times New Roman" w:cs="Times New Roman"/>
+          <w:sz w:val="32"/>
+          <w:szCs w:val="32"/>
+          <w:lang w:val="ru-RU"/>
+        </w:rPr>
+        <w:t>,</w:t>
+      </w:r>
+      <w:r>
+        <w:rPr>
+          <w:rFonts w:ascii="Times New Roman" w:eastAsiaTheme="minorEastAsia" w:hAnsi="Times New Roman" w:cs="Times New Roman"/>
+          <w:sz w:val="32"/>
+          <w:szCs w:val="32"/>
+          <w:lang w:val="ru-RU"/>
+        </w:rPr>
+        <w:t xml:space="preserve"> </w:t>
+      </w:r>
+      <w:r>
+        <w:rPr>
+          <w:rFonts w:ascii="Times New Roman" w:eastAsiaTheme="minorEastAsia" w:hAnsi="Times New Roman" w:cs="Times New Roman"/>
+          <w:sz w:val="32"/>
+          <w:szCs w:val="32"/>
+          <w:lang w:val="en-US"/>
+        </w:rPr>
+        <w:t>Q</w:t>
+      </w:r>
+      <w:r>
+        <w:rPr>
+          <w:rFonts w:ascii="Times New Roman" w:eastAsiaTheme="minorEastAsia" w:hAnsi="Times New Roman" w:cs="Times New Roman"/>
+          <w:sz w:val="32"/>
+          <w:szCs w:val="32"/>
+          <w:vertAlign w:val="subscript"/>
+          <w:lang w:val="ru-RU"/>
+        </w:rPr>
+        <w:t xml:space="preserve">2 </w:t>
+      </w:r>
+      <w:r>
+        <w:rPr>
+          <w:rFonts w:ascii="Times New Roman" w:eastAsiaTheme="minorEastAsia" w:hAnsi="Times New Roman" w:cs="Times New Roman"/>
+          <w:sz w:val="32"/>
+          <w:szCs w:val="32"/>
+          <w:lang w:val="ru-RU"/>
+        </w:rPr>
+        <w:t xml:space="preserve">— </w:t>
+      </w:r>
+      <w:r>
+        <w:rPr>
+          <w:rFonts w:ascii="Times New Roman" w:eastAsiaTheme="minorEastAsia" w:hAnsi="Times New Roman" w:cs="Times New Roman"/>
+          <w:sz w:val="32"/>
+          <w:szCs w:val="32"/>
+          <w:lang w:val="en-US"/>
+        </w:rPr>
+        <w:t>Full</w:t>
+      </w:r>
+      <w:r>
+        <w:rPr>
+          <w:rFonts w:ascii="Times New Roman" w:eastAsiaTheme="minorEastAsia" w:hAnsi="Times New Roman" w:cs="Times New Roman"/>
+          <w:sz w:val="32"/>
+          <w:szCs w:val="32"/>
+          <w:lang w:val="ru-RU"/>
+        </w:rPr>
+        <w:t xml:space="preserve"> </w:t>
+      </w:r>
+      <w:r>
+        <w:rPr>
+          <w:rFonts w:ascii="Times New Roman" w:eastAsiaTheme="minorEastAsia" w:hAnsi="Times New Roman" w:cs="Times New Roman"/>
+          <w:sz w:val="32"/>
+          <w:szCs w:val="32"/>
+          <w:lang w:val="en-US"/>
+        </w:rPr>
+        <w:t>Charge</w:t>
+      </w:r>
+      <w:r>
+        <w:rPr>
+          <w:rFonts w:ascii="Times New Roman" w:eastAsiaTheme="minorEastAsia" w:hAnsi="Times New Roman" w:cs="Times New Roman"/>
+          <w:sz w:val="32"/>
+          <w:szCs w:val="32"/>
+          <w:lang w:val="ru-RU"/>
+        </w:rPr>
+        <w:t xml:space="preserve"> </w:t>
+      </w:r>
+      <w:r>
+        <w:rPr>
+          <w:rFonts w:ascii="Times New Roman" w:eastAsiaTheme="minorEastAsia" w:hAnsi="Times New Roman" w:cs="Times New Roman"/>
+          <w:sz w:val="32"/>
+          <w:szCs w:val="32"/>
+          <w:lang w:val="en-US"/>
+        </w:rPr>
+        <w:t>Capacity</w:t>
+      </w:r>
+      <w:r>
+        <w:rPr>
+          <w:rFonts w:ascii="Times New Roman" w:eastAsiaTheme="minorEastAsia" w:hAnsi="Times New Roman" w:cs="Times New Roman"/>
+          <w:sz w:val="32"/>
+          <w:szCs w:val="32"/>
+          <w:lang w:val="ru-RU"/>
+        </w:rPr>
+        <w:t xml:space="preserve"> (</w:t>
+      </w:r>
+      <w:r>
+        <w:rPr>
+          <w:rFonts w:ascii="Times New Roman" w:eastAsiaTheme="minorEastAsia" w:hAnsi="Times New Roman" w:cs="Times New Roman"/>
+          <w:sz w:val="32"/>
+          <w:szCs w:val="32"/>
+        </w:rPr>
+        <w:t>объем энергии, который батарея способна накопить сейчас при заряде до 100%</w:t>
+      </w:r>
+      <w:r>
+        <w:rPr>
+          <w:rFonts w:ascii="Times New Roman" w:eastAsiaTheme="minorEastAsia" w:hAnsi="Times New Roman" w:cs="Times New Roman"/>
+          <w:sz w:val="32"/>
+          <w:szCs w:val="32"/>
+          <w:lang w:val="ru-RU"/>
+        </w:rPr>
+        <w:t xml:space="preserve">), </w:t>
+      </w:r>
+      <w:r>
+        <w:rPr>
+          <w:rFonts w:ascii="Times New Roman" w:eastAsiaTheme="minorEastAsia" w:hAnsi="Times New Roman" w:cs="Times New Roman"/>
+          <w:sz w:val="32"/>
+          <w:szCs w:val="32"/>
+          <w:lang w:val="en-US"/>
+        </w:rPr>
+        <w:t>η</w:t>
+      </w:r>
+      <w:r>
+        <w:rPr>
+          <w:rFonts w:ascii="Times New Roman" w:eastAsiaTheme="minorEastAsia" w:hAnsi="Times New Roman" w:cs="Times New Roman"/>
+          <w:sz w:val="32"/>
+          <w:szCs w:val="32"/>
+          <w:lang w:val="ru-RU"/>
+        </w:rPr>
+        <w:t xml:space="preserve"> </w:t>
+      </w:r>
+      <w:r>
+        <w:rPr>
+          <w:rFonts w:ascii="Times New Roman" w:eastAsiaTheme="minorEastAsia" w:hAnsi="Times New Roman" w:cs="Times New Roman"/>
+          <w:sz w:val="32"/>
+          <w:szCs w:val="32"/>
+          <w:lang w:val="ru-RU"/>
+        </w:rPr>
+        <w:t>— химический</w:t>
+      </w:r>
+      <w:r>
+        <w:rPr>
+          <w:rFonts w:ascii="Times New Roman" w:eastAsiaTheme="minorEastAsia" w:hAnsi="Times New Roman" w:cs="Times New Roman"/>
+          <w:sz w:val="32"/>
+          <w:szCs w:val="32"/>
+          <w:lang w:val="ru-RU"/>
+        </w:rPr>
+        <w:t xml:space="preserve"> износ батареи, тогда:</w:t>
+      </w:r>
+    </w:p>
+    <w:p>
+      <w:pPr>
+        <w:spacing w:line="240" w:lineRule="auto"/>
+        <w:ind w:firstLine="720"/>
+        <w:rPr>
+          <w:rFonts w:ascii="Times New Roman" w:eastAsiaTheme="minorEastAsia" w:hAnsi="Times New Roman" w:cs="Times New Roman"/>
+          <w:sz w:val="32"/>
+          <w:szCs w:val="32"/>
+          <w:lang w:val="ru-RU"/>
+        </w:rPr>
+      </w:pPr>
+      <m:oMathPara>
+        <m:oMath>
+          <m:r>
+            <w:rPr>
+              <w:rFonts w:ascii="Cambria Math" w:eastAsiaTheme="minorEastAsia" w:hAnsi="Cambria Math" w:cs="Times New Roman"/>
+              <w:sz w:val="32"/>
+              <w:szCs w:val="32"/>
+              <w:lang w:val="en-US"/>
+            </w:rPr>
+            <m:t>η</m:t>
+          </m:r>
+          <m:r>
+            <w:rPr>
+              <w:rFonts w:ascii="Cambria Math" w:eastAsiaTheme="minorEastAsia" w:hAnsi="Times New Roman" w:cs="Times New Roman"/>
+              <w:sz w:val="32"/>
+              <w:szCs w:val="32"/>
+              <w:lang w:val="ru-RU"/>
+            </w:rPr>
+            <m:t>=</m:t>
+          </m:r>
+          <m:r>
+            <w:rPr>
+              <w:rFonts w:ascii="Cambria Math" w:eastAsiaTheme="minorEastAsia" w:hAnsi="Times New Roman" w:cs="Times New Roman"/>
+              <w:sz w:val="32"/>
+              <w:szCs w:val="32"/>
+              <w:lang w:val="ru-RU"/>
+            </w:rPr>
+            <m:t>(1</m:t>
+          </m:r>
+          <m:r>
+            <w:rPr>
+              <w:rFonts w:ascii="Cambria Math" w:eastAsiaTheme="minorEastAsia" w:hAnsi="Times New Roman" w:cs="Times New Roman"/>
+              <w:sz w:val="32"/>
+              <w:szCs w:val="32"/>
+              <w:lang w:val="en-US"/>
+            </w:rPr>
+            <m:t>-</m:t>
+          </m:r>
+          <m:f>
+            <m:fPr>
+              <m:ctrlPr>
+                <w:rPr>
+                  <w:rFonts w:ascii="Cambria Math" w:eastAsiaTheme="minorEastAsia" w:hAnsi="Times New Roman" w:cs="Times New Roman"/>
+                  <w:i/>
+                  <w:iCs/>
+                  <w:sz w:val="32"/>
+                  <w:szCs w:val="32"/>
+                  <w:lang w:val="en-US"/>
+                </w:rPr>
+              </m:ctrlPr>
+            </m:fPr>
+            <m:num>
+              <m:sSub>
+                <m:sSubPr>
+                  <m:ctrlPr>
+                    <w:rPr>
+                      <w:rFonts w:ascii="Cambria Math" w:eastAsiaTheme="minorEastAsia" w:hAnsi="Times New Roman" w:cs="Times New Roman"/>
+                      <w:i/>
+                      <w:iCs/>
+                      <w:sz w:val="32"/>
+                      <w:szCs w:val="32"/>
+                      <w:lang w:val="ru-RU"/>
+                    </w:rPr>
+                  </m:ctrlPr>
+                </m:sSubPr>
+                <m:e>
+                  <m:r>
+                    <w:rPr>
+                      <w:rFonts w:ascii="Cambria Math" w:eastAsiaTheme="minorEastAsia" w:hAnsi="Times New Roman" w:cs="Times New Roman"/>
+                      <w:sz w:val="32"/>
+                      <w:szCs w:val="32"/>
+                      <w:lang w:val="en-US"/>
+                    </w:rPr>
+                    <m:t>Q</m:t>
+                  </m:r>
+                  <m:ctrlPr>
+                    <w:rPr>
+                      <w:rFonts w:ascii="Cambria Math" w:eastAsiaTheme="minorEastAsia" w:hAnsi="Times New Roman" w:cs="Times New Roman"/>
+                      <w:i/>
+                      <w:iCs/>
+                      <w:sz w:val="32"/>
+                      <w:szCs w:val="32"/>
+                      <w:lang w:val="en-US"/>
+                    </w:rPr>
+                  </m:ctrlPr>
+                </m:e>
+                <m:sub>
+                  <m:r>
+                    <w:rPr>
+                      <w:rFonts w:ascii="Cambria Math" w:eastAsiaTheme="minorEastAsia" w:hAnsi="Times New Roman" w:cs="Times New Roman"/>
+                      <w:sz w:val="32"/>
+                      <w:szCs w:val="32"/>
+                      <w:lang w:val="ru-RU"/>
+                    </w:rPr>
+                    <m:t>2</m:t>
+                  </m:r>
+                </m:sub>
+              </m:sSub>
+              <m:ctrlPr>
+                <w:rPr>
+                  <w:rFonts w:ascii="Cambria Math" w:eastAsiaTheme="minorEastAsia" w:hAnsi="Times New Roman" w:cs="Times New Roman"/>
+                  <w:i/>
+                  <w:iCs/>
+                  <w:sz w:val="32"/>
+                  <w:szCs w:val="32"/>
+                  <w:lang w:val="ru-RU"/>
+                </w:rPr>
+              </m:ctrlPr>
+            </m:num>
+            <m:den>
+              <m:sSub>
+                <m:sSubPr>
+                  <m:ctrlPr>
+                    <w:rPr>
+                      <w:rFonts w:ascii="Cambria Math" w:eastAsiaTheme="minorEastAsia" w:hAnsi="Times New Roman" w:cs="Times New Roman"/>
+                      <w:i/>
+                      <w:iCs/>
+                      <w:sz w:val="32"/>
+                      <w:szCs w:val="32"/>
+                      <w:lang w:val="ru-RU"/>
+                    </w:rPr>
+                  </m:ctrlPr>
+                </m:sSubPr>
+                <m:e>
+                  <m:r>
+                    <w:rPr>
+                      <w:rFonts w:ascii="Cambria Math" w:eastAsiaTheme="minorEastAsia" w:hAnsi="Times New Roman" w:cs="Times New Roman"/>
+                      <w:sz w:val="32"/>
+                      <w:szCs w:val="32"/>
+                      <w:lang w:val="ru-RU"/>
+                    </w:rPr>
+                    <m:t>Q</m:t>
+                  </m:r>
+                </m:e>
+                <m:sub>
+                  <m:r>
+                    <w:rPr>
+                      <w:rFonts w:ascii="Cambria Math" w:eastAsiaTheme="minorEastAsia" w:hAnsi="Times New Roman" w:cs="Times New Roman"/>
+                      <w:sz w:val="32"/>
+                      <w:szCs w:val="32"/>
+                      <w:lang w:val="ru-RU"/>
+                    </w:rPr>
+                    <m:t>1</m:t>
+                  </m:r>
+                </m:sub>
+              </m:sSub>
+            </m:den>
+          </m:f>
+          <m:r>
+            <w:rPr>
+              <w:rFonts w:ascii="Cambria Math" w:eastAsiaTheme="minorEastAsia" w:hAnsi="Cambria Math" w:cs="Times New Roman"/>
+              <w:sz w:val="32"/>
+              <w:szCs w:val="32"/>
+              <w:lang w:val="ru-RU"/>
+            </w:rPr>
+            <m:t>)</m:t>
+          </m:r>
+          <m:r>
+            <w:rPr>
+              <w:rFonts w:ascii="Cambria Math" w:eastAsiaTheme="minorEastAsia" w:hAnsi="Cambria Math" w:cs="Times New Roman"/>
+              <w:sz w:val="32"/>
+              <w:szCs w:val="32"/>
+              <w:lang w:val="ru-RU"/>
+            </w:rPr>
+            <m:t>×</m:t>
+          </m:r>
+          <m:r>
+            <w:rPr>
+              <w:rFonts w:ascii="Cambria Math" w:eastAsiaTheme="minorEastAsia" w:hAnsi="Times New Roman" w:cs="Times New Roman"/>
+              <w:sz w:val="32"/>
+              <w:szCs w:val="32"/>
+              <w:lang w:val="en-US"/>
+            </w:rPr>
+            <m:t>100</m:t>
+          </m:r>
+          <m:r>
+            <w:rPr>
+              <w:rFonts w:ascii="Cambria Math" w:eastAsiaTheme="minorEastAsia" w:hAnsi="Times New Roman" w:cs="Times New Roman"/>
+              <w:sz w:val="32"/>
+              <w:szCs w:val="32"/>
+              <w:lang w:val="en-US"/>
+            </w:rPr>
+            <m:t>%</m:t>
+          </m:r>
+          <m:r>
+            <w:rPr>
+              <w:rFonts w:ascii="Cambria Math" w:eastAsiaTheme="minorEastAsia" w:hAnsi="Cambria Math" w:cs="Times New Roman"/>
+              <w:sz w:val="32"/>
+              <w:szCs w:val="32"/>
+              <w:lang w:val="en-US"/>
+            </w:rPr>
+            <m:t>=</m:t>
+          </m:r>
+          <m:r>
+            <w:rPr>
+              <w:rFonts w:ascii="Cambria Math" w:eastAsiaTheme="minorEastAsia" w:hAnsi="Cambria Math" w:cs="Times New Roman"/>
+              <w:sz w:val="32"/>
+              <w:szCs w:val="32"/>
+              <w:lang w:val="en-US"/>
+            </w:rPr>
+            <m:t>(1-</m:t>
+          </m:r>
+          <m:f>
+            <m:fPr>
+              <m:ctrlPr>
+                <w:rPr>
+                  <w:rFonts w:ascii="Cambria Math" w:eastAsiaTheme="minorEastAsia" w:hAnsi="Cambria Math" w:cs="Times New Roman"/>
+                  <w:i/>
+                  <w:iCs/>
+                  <w:sz w:val="32"/>
+                  <w:szCs w:val="32"/>
+                  <w:lang w:val="en-US"/>
+                </w:rPr>
+              </m:ctrlPr>
+            </m:fPr>
+            <m:num>
+              <m:r>
+                <w:rPr>
+                  <w:rFonts w:ascii="Cambria Math" w:eastAsiaTheme="minorEastAsia" w:hAnsi="Cambria Math" w:cs="Times New Roman"/>
+                  <w:sz w:val="32"/>
+                  <w:szCs w:val="32"/>
+                  <w:lang w:val="en-US"/>
+                </w:rPr>
+                <m:t>52869</m:t>
+              </m:r>
+              <m:r>
+                <w:rPr>
+                  <w:rFonts w:ascii="Cambria Math" w:eastAsiaTheme="minorEastAsia" w:hAnsi="Cambria Math" w:cs="Times New Roman"/>
+                  <w:sz w:val="32"/>
+                  <w:szCs w:val="32"/>
+                  <w:lang w:val="en-US"/>
+                </w:rPr>
+                <m:t xml:space="preserve"> </m:t>
+              </m:r>
+              <m:r>
+                <w:rPr>
+                  <w:rFonts w:ascii="Cambria Math" w:eastAsiaTheme="minorEastAsia" w:hAnsi="Cambria Math" w:cs="Times New Roman"/>
+                  <w:sz w:val="32"/>
+                  <w:szCs w:val="32"/>
+                  <w:lang w:val="en-US"/>
+                </w:rPr>
+                <m:t>м</m:t>
+              </m:r>
+              <m:r>
+                <w:rPr>
+                  <w:rFonts w:ascii="Cambria Math" w:eastAsiaTheme="minorEastAsia" w:hAnsi="Cambria Math" w:cs="Times New Roman"/>
+                  <w:sz w:val="32"/>
+                  <w:szCs w:val="32"/>
+                  <w:lang w:val="ru-RU"/>
+                </w:rPr>
+                <m:t>Вт</m:t>
+              </m:r>
+              <m:r>
+                <w:rPr>
+                  <w:rFonts w:ascii="Cambria Math" w:eastAsiaTheme="minorEastAsia" w:hAnsi="Cambria Math" w:cs="Times New Roman"/>
+                  <w:sz w:val="32"/>
+                  <w:szCs w:val="32"/>
+                </w:rPr>
+                <m:t>·</m:t>
+              </m:r>
+              <m:r>
+                <w:rPr>
+                  <w:rFonts w:ascii="Cambria Math" w:eastAsiaTheme="minorEastAsia" w:hAnsi="Cambria Math" w:cs="Times New Roman"/>
+                  <w:sz w:val="32"/>
+                  <w:szCs w:val="32"/>
+                </w:rPr>
+                <m:t>ч</m:t>
+              </m:r>
+            </m:num>
+            <m:den>
+              <m:r>
+                <w:rPr>
+                  <w:rFonts w:ascii="Cambria Math" w:eastAsiaTheme="minorEastAsia" w:hAnsi="Cambria Math" w:cs="Times New Roman"/>
+                  <w:sz w:val="32"/>
+                  <w:szCs w:val="32"/>
+                  <w:lang w:val="en-US"/>
+                </w:rPr>
+                <m:t>55999</m:t>
+              </m:r>
+              <m:r>
+                <w:rPr>
+                  <w:rFonts w:ascii="Cambria Math" w:eastAsiaTheme="minorEastAsia" w:hAnsi="Cambria Math" w:cs="Times New Roman"/>
+                  <w:sz w:val="32"/>
+                  <w:szCs w:val="32"/>
+                  <w:lang w:val="en-US"/>
+                </w:rPr>
+                <m:t xml:space="preserve"> </m:t>
+              </m:r>
+              <m:r>
+                <w:rPr>
+                  <w:rFonts w:ascii="Cambria Math" w:eastAsiaTheme="minorEastAsia" w:hAnsi="Cambria Math" w:cs="Times New Roman"/>
+                  <w:sz w:val="32"/>
+                  <w:szCs w:val="32"/>
+                  <w:lang w:val="en-US"/>
+                </w:rPr>
+                <m:t>м</m:t>
+              </m:r>
+              <m:r>
+                <w:rPr>
+                  <w:rFonts w:ascii="Cambria Math" w:eastAsiaTheme="minorEastAsia" w:hAnsi="Cambria Math" w:cs="Times New Roman"/>
+                  <w:sz w:val="32"/>
+                  <w:szCs w:val="32"/>
+                  <w:lang w:val="ru-RU"/>
+                </w:rPr>
+                <m:t>Вт</m:t>
+              </m:r>
+              <m:r>
+                <w:rPr>
+                  <w:rFonts w:ascii="Cambria Math" w:eastAsiaTheme="minorEastAsia" w:hAnsi="Cambria Math" w:cs="Times New Roman"/>
+                  <w:sz w:val="32"/>
+                  <w:szCs w:val="32"/>
+                </w:rPr>
+                <m:t>·</m:t>
+              </m:r>
+              <m:r>
+                <w:rPr>
+                  <w:rFonts w:ascii="Cambria Math" w:eastAsiaTheme="minorEastAsia" w:hAnsi="Cambria Math" w:cs="Times New Roman"/>
+                  <w:sz w:val="32"/>
+                  <w:szCs w:val="32"/>
+                </w:rPr>
+                <m:t>ч</m:t>
+              </m:r>
+            </m:den>
+          </m:f>
+          <m:r>
+            <w:rPr>
+              <w:rFonts w:ascii="Cambria Math" w:eastAsiaTheme="minorEastAsia" w:hAnsi="Cambria Math" w:cs="Times New Roman"/>
+              <w:sz w:val="32"/>
+              <w:szCs w:val="32"/>
+              <w:lang w:val="ru-RU"/>
+            </w:rPr>
+            <m:t>)</m:t>
+          </m:r>
+          <m:r>
+            <w:rPr>
+              <w:rFonts w:ascii="Cambria Math" w:eastAsiaTheme="minorEastAsia" w:hAnsi="Cambria Math" w:cs="Times New Roman"/>
+              <w:sz w:val="32"/>
+              <w:szCs w:val="32"/>
+              <w:lang w:val="ru-RU"/>
+            </w:rPr>
+            <m:t>×</m:t>
+          </m:r>
+          <m:r>
+            <w:rPr>
+              <w:rFonts w:ascii="Cambria Math" w:eastAsiaTheme="minorEastAsia" w:hAnsi="Cambria Math" w:cs="Times New Roman"/>
+              <w:sz w:val="32"/>
+              <w:szCs w:val="32"/>
+              <w:lang w:val="ru-RU"/>
+            </w:rPr>
+            <m:t>1</m:t>
+          </m:r>
+          <m:r>
+            <w:rPr>
+              <w:rFonts w:ascii="Cambria Math" w:eastAsiaTheme="minorEastAsia" w:hAnsi="Cambria Math" w:cs="Times New Roman"/>
+              <w:sz w:val="32"/>
+              <w:szCs w:val="32"/>
+              <w:lang w:val="en-US"/>
+            </w:rPr>
+            <m:t>00%=</m:t>
+          </m:r>
+          <m:r>
+            <w:rPr>
+              <w:rFonts w:ascii="Cambria Math" w:eastAsiaTheme="minorEastAsia" w:hAnsi="Cambria Math" w:cs="Times New Roman"/>
+              <w:sz w:val="32"/>
+              <w:szCs w:val="32"/>
+              <w:lang w:val="en-US"/>
+            </w:rPr>
+            <m:t>5.59</m:t>
+          </m:r>
+          <m:r>
+            <w:rPr>
+              <w:rFonts w:ascii="Cambria Math" w:eastAsiaTheme="minorEastAsia" w:hAnsi="Cambria Math" w:cs="Times New Roman"/>
+              <w:sz w:val="32"/>
+              <w:szCs w:val="32"/>
+              <w:lang w:val="en-US"/>
+            </w:rPr>
+            <m:t>%</m:t>
+          </m:r>
+        </m:oMath>
+      </m:oMathPara>
+    </w:p>
+    <w:p>
+      <w:pPr>
+        <w:spacing w:line="240" w:lineRule="auto"/>
+        <w:ind w:firstLine="720"/>
+        <w:rPr>
+          <w:rFonts w:ascii="Times New Roman" w:eastAsiaTheme="minorEastAsia" w:hAnsi="Times New Roman" w:cs="Times New Roman"/>
+          <w:sz w:val="32"/>
+          <w:szCs w:val="32"/>
+          <w:lang w:val="ru-RU"/>
+        </w:rPr>
+      </w:pPr>
+      <w:r>
+        <w:rPr>
+          <w:rFonts w:ascii="Times New Roman" w:eastAsiaTheme="minorEastAsia" w:hAnsi="Times New Roman" w:cs="Times New Roman"/>
+          <w:sz w:val="32"/>
+          <w:szCs w:val="32"/>
+          <w:lang w:val="ru-RU"/>
+        </w:rPr>
+        <w:t>Износ составляет 5.59%.</w:t>
+      </w:r>
+    </w:p>
+    <w:p>
+      <w:pPr>
+        <w:spacing w:line="240" w:lineRule="auto"/>
+        <w:ind w:firstLine="720"/>
+        <w:rPr>
+          <w:rFonts w:ascii="Times New Roman" w:eastAsiaTheme="minorEastAsia" w:hAnsi="Times New Roman" w:cs="Times New Roman"/>
+          <w:b/>
+          <w:bCs/>
+          <w:sz w:val="32"/>
+          <w:szCs w:val="32"/>
+          <w:lang w:val="ru-RU"/>
+        </w:rPr>
+      </w:pPr>
+      <w:r>
+        <w:rPr>
+          <w:rFonts w:ascii="Times New Roman" w:eastAsiaTheme="minorEastAsia" w:hAnsi="Times New Roman" w:cs="Times New Roman"/>
+          <w:b/>
+          <w:bCs/>
+          <w:sz w:val="32"/>
+          <w:szCs w:val="32"/>
+        </w:rPr>
+        <w:t xml:space="preserve">Шаг </w:t>
+      </w:r>
+      <w:r>
+        <w:rPr>
+          <w:rFonts w:ascii="Times New Roman" w:eastAsiaTheme="minorEastAsia" w:hAnsi="Times New Roman" w:cs="Times New Roman"/>
+          <w:b/>
+          <w:bCs/>
+          <w:sz w:val="32"/>
+          <w:szCs w:val="32"/>
+          <w:lang w:val="ru-RU"/>
+        </w:rPr>
+        <w:t>№</w:t>
+      </w:r>
+      <w:r>
+        <w:rPr>
+          <w:rFonts w:ascii="Times New Roman" w:eastAsiaTheme="minorEastAsia" w:hAnsi="Times New Roman" w:cs="Times New Roman"/>
+          <w:b/>
+          <w:bCs/>
+          <w:sz w:val="32"/>
+          <w:szCs w:val="32"/>
+        </w:rPr>
+        <w:t>6. Оценка эксплуатационного ресурса (</w:t>
+      </w:r>
+      <w:proofErr w:type="spellStart"/>
+      <w:r>
+        <w:rPr>
+          <w:rFonts w:ascii="Times New Roman" w:eastAsiaTheme="minorEastAsia" w:hAnsi="Times New Roman" w:cs="Times New Roman"/>
+          <w:b/>
+          <w:bCs/>
+          <w:sz w:val="32"/>
+          <w:szCs w:val="32"/>
+        </w:rPr>
+        <w:t>Cycle</w:t>
+      </w:r>
+      <w:proofErr w:type="spellEnd"/>
+      <w:r>
+        <w:rPr>
+          <w:rFonts w:ascii="Times New Roman" w:eastAsiaTheme="minorEastAsia" w:hAnsi="Times New Roman" w:cs="Times New Roman"/>
+          <w:b/>
+          <w:bCs/>
+          <w:sz w:val="32"/>
+          <w:szCs w:val="32"/>
+        </w:rPr>
+        <w:t xml:space="preserve"> </w:t>
+      </w:r>
+      <w:proofErr w:type="spellStart"/>
+      <w:r>
+        <w:rPr>
+          <w:rFonts w:ascii="Times New Roman" w:eastAsiaTheme="minorEastAsia" w:hAnsi="Times New Roman" w:cs="Times New Roman"/>
+          <w:b/>
+          <w:bCs/>
+          <w:sz w:val="32"/>
+          <w:szCs w:val="32"/>
+        </w:rPr>
+        <w:t>Count</w:t>
+      </w:r>
+      <w:proofErr w:type="spellEnd"/>
+      <w:r>
+        <w:rPr>
+          <w:rFonts w:ascii="Times New Roman" w:eastAsiaTheme="minorEastAsia" w:hAnsi="Times New Roman" w:cs="Times New Roman"/>
+          <w:b/>
+          <w:bCs/>
+          <w:sz w:val="32"/>
+          <w:szCs w:val="32"/>
+        </w:rPr>
+        <w:t>)</w:t>
+      </w:r>
+    </w:p>
+    <w:p>
+      <w:pPr>
+        <w:spacing w:line="240" w:lineRule="auto"/>
+        <w:ind w:right="-141" w:firstLine="720"/>
+        <w:rPr>
+          <w:rFonts w:ascii="Times New Roman" w:eastAsiaTheme="minorEastAsia" w:hAnsi="Times New Roman" w:cs="Times New Roman"/>
+          <w:sz w:val="32"/>
+          <w:szCs w:val="32"/>
+          <w:lang w:val="ru-BY"/>
+        </w:rPr>
+      </w:pPr>
+      <w:r>
+        <w:rPr>
+          <w:rFonts w:ascii="Times New Roman" w:eastAsiaTheme="minorEastAsia" w:hAnsi="Times New Roman" w:cs="Times New Roman"/>
+          <w:sz w:val="32"/>
+          <w:szCs w:val="32"/>
+          <w:lang w:val="ru-BY"/>
+        </w:rPr>
+        <w:t>Судя</w:t>
+      </w:r>
+      <w:r>
+        <w:rPr>
+          <w:rFonts w:ascii="Times New Roman" w:eastAsiaTheme="minorEastAsia" w:hAnsi="Times New Roman" w:cs="Times New Roman"/>
+          <w:sz w:val="32"/>
+          <w:szCs w:val="32"/>
+          <w:lang w:val="ru-BY"/>
+        </w:rPr>
+        <w:t xml:space="preserve"> </w:t>
+      </w:r>
+      <w:r>
+        <w:rPr>
+          <w:rFonts w:ascii="Times New Roman" w:eastAsiaTheme="minorEastAsia" w:hAnsi="Times New Roman" w:cs="Times New Roman"/>
+          <w:sz w:val="32"/>
+          <w:szCs w:val="32"/>
+          <w:lang w:val="ru-BY"/>
+        </w:rPr>
+        <w:t>по</w:t>
+      </w:r>
+      <w:r>
+        <w:rPr>
+          <w:rFonts w:ascii="Times New Roman" w:eastAsiaTheme="minorEastAsia" w:hAnsi="Times New Roman" w:cs="Times New Roman"/>
+          <w:sz w:val="32"/>
+          <w:szCs w:val="32"/>
+          <w:lang w:val="ru-BY"/>
+        </w:rPr>
+        <w:t xml:space="preserve"> </w:t>
+      </w:r>
+      <w:r>
+        <w:rPr>
+          <w:rFonts w:ascii="Times New Roman" w:eastAsiaTheme="minorEastAsia" w:hAnsi="Times New Roman" w:cs="Times New Roman"/>
+          <w:sz w:val="32"/>
+          <w:szCs w:val="32"/>
+          <w:lang w:val="ru-BY"/>
+        </w:rPr>
+        <w:t>системному</w:t>
+      </w:r>
+      <w:r>
+        <w:rPr>
+          <w:rFonts w:ascii="Times New Roman" w:eastAsiaTheme="minorEastAsia" w:hAnsi="Times New Roman" w:cs="Times New Roman"/>
+          <w:sz w:val="32"/>
+          <w:szCs w:val="32"/>
+          <w:lang w:val="ru-BY"/>
+        </w:rPr>
+        <w:t xml:space="preserve"> </w:t>
+      </w:r>
+      <w:r>
+        <w:rPr>
+          <w:rFonts w:ascii="Times New Roman" w:eastAsiaTheme="minorEastAsia" w:hAnsi="Times New Roman" w:cs="Times New Roman"/>
+          <w:sz w:val="32"/>
+          <w:szCs w:val="32"/>
+          <w:lang w:val="ru-BY"/>
+        </w:rPr>
+        <w:t>отчёту,</w:t>
+      </w:r>
+      <w:r>
+        <w:rPr>
+          <w:rFonts w:ascii="Times New Roman" w:eastAsiaTheme="minorEastAsia" w:hAnsi="Times New Roman" w:cs="Times New Roman"/>
+          <w:sz w:val="32"/>
+          <w:szCs w:val="32"/>
+          <w:lang w:val="ru-BY"/>
+        </w:rPr>
+        <w:t xml:space="preserve"> </w:t>
+      </w:r>
+      <w:r>
+        <w:rPr>
+          <w:rFonts w:ascii="Times New Roman" w:eastAsiaTheme="minorEastAsia" w:hAnsi="Times New Roman" w:cs="Times New Roman"/>
+          <w:sz w:val="32"/>
+          <w:szCs w:val="32"/>
+          <w:lang w:val="ru-BY"/>
+        </w:rPr>
+        <w:t>параметр</w:t>
+      </w:r>
+      <w:r>
+        <w:rPr>
+          <w:rFonts w:ascii="Times New Roman" w:eastAsiaTheme="minorEastAsia" w:hAnsi="Times New Roman" w:cs="Times New Roman"/>
+          <w:sz w:val="32"/>
+          <w:szCs w:val="32"/>
+          <w:lang w:val="ru-BY"/>
+        </w:rPr>
+        <w:t xml:space="preserve"> </w:t>
+      </w:r>
+      <w:proofErr w:type="spellStart"/>
+      <w:r>
+        <w:rPr>
+          <w:rFonts w:ascii="Times New Roman" w:eastAsiaTheme="minorEastAsia" w:hAnsi="Times New Roman" w:cs="Times New Roman"/>
+          <w:sz w:val="32"/>
+          <w:szCs w:val="32"/>
+          <w:lang w:val="ru-BY"/>
+        </w:rPr>
+        <w:t>Cycle</w:t>
+      </w:r>
+      <w:proofErr w:type="spellEnd"/>
+      <w:r>
+        <w:rPr>
+          <w:rFonts w:ascii="Times New Roman" w:eastAsiaTheme="minorEastAsia" w:hAnsi="Times New Roman" w:cs="Times New Roman"/>
+          <w:sz w:val="32"/>
+          <w:szCs w:val="32"/>
+          <w:lang w:val="ru-BY"/>
+        </w:rPr>
+        <w:t xml:space="preserve"> </w:t>
+      </w:r>
+      <w:proofErr w:type="spellStart"/>
+      <w:r>
+        <w:rPr>
+          <w:rFonts w:ascii="Times New Roman" w:eastAsiaTheme="minorEastAsia" w:hAnsi="Times New Roman" w:cs="Times New Roman"/>
+          <w:sz w:val="32"/>
+          <w:szCs w:val="32"/>
+          <w:lang w:val="ru-BY"/>
+        </w:rPr>
+        <w:t>Count</w:t>
+      </w:r>
+      <w:proofErr w:type="spellEnd"/>
+      <w:r>
+        <w:rPr>
+          <w:rFonts w:ascii="Times New Roman" w:eastAsiaTheme="minorEastAsia" w:hAnsi="Times New Roman" w:cs="Times New Roman"/>
+          <w:sz w:val="32"/>
+          <w:szCs w:val="32"/>
+          <w:lang w:val="ru-BY"/>
+        </w:rPr>
+        <w:t xml:space="preserve"> </w:t>
+      </w:r>
+      <w:r>
+        <w:rPr>
+          <w:rFonts w:ascii="Times New Roman" w:eastAsiaTheme="minorEastAsia" w:hAnsi="Times New Roman" w:cs="Times New Roman"/>
+          <w:sz w:val="32"/>
+          <w:szCs w:val="32"/>
+          <w:lang w:val="ru-BY"/>
+        </w:rPr>
+        <w:t>н</w:t>
+      </w:r>
+      <w:r>
+        <w:rPr>
+          <w:rFonts w:ascii="Times New Roman" w:eastAsiaTheme="minorEastAsia" w:hAnsi="Times New Roman" w:cs="Times New Roman"/>
+          <w:sz w:val="32"/>
+          <w:szCs w:val="32"/>
+          <w:lang w:val="ru-BY"/>
+        </w:rPr>
+        <w:t xml:space="preserve">е </w:t>
+      </w:r>
+      <w:r>
+        <w:rPr>
+          <w:rFonts w:ascii="Times New Roman" w:eastAsiaTheme="minorEastAsia" w:hAnsi="Times New Roman" w:cs="Times New Roman"/>
+          <w:sz w:val="32"/>
+          <w:szCs w:val="32"/>
+          <w:lang w:val="ru-BY"/>
+        </w:rPr>
+        <w:t>определён.</w:t>
+      </w:r>
+      <w:r>
+        <w:rPr>
+          <w:rFonts w:ascii="Times New Roman" w:eastAsiaTheme="minorEastAsia" w:hAnsi="Times New Roman" w:cs="Times New Roman"/>
+          <w:sz w:val="32"/>
+          <w:szCs w:val="32"/>
+          <w:lang w:val="ru-BY"/>
+        </w:rPr>
+        <w:t xml:space="preserve"> Устройство новое, в использовании находится </w:t>
+      </w:r>
+      <w:r>
+        <w:rPr>
+          <w:rFonts w:ascii="Times New Roman" w:eastAsiaTheme="minorEastAsia" w:hAnsi="Times New Roman" w:cs="Times New Roman"/>
+          <w:sz w:val="32"/>
+          <w:szCs w:val="32"/>
+          <w:lang w:val="ru-BY"/>
+        </w:rPr>
+        <w:t>чуть больше</w:t>
+      </w:r>
+      <w:r>
+        <w:rPr>
+          <w:rFonts w:ascii="Times New Roman" w:eastAsiaTheme="minorEastAsia" w:hAnsi="Times New Roman" w:cs="Times New Roman"/>
+          <w:sz w:val="32"/>
+          <w:szCs w:val="32"/>
+          <w:lang w:val="ru-BY"/>
+        </w:rPr>
+        <w:t xml:space="preserve"> месяц</w:t>
+      </w:r>
+      <w:r>
+        <w:rPr>
+          <w:rFonts w:ascii="Times New Roman" w:eastAsiaTheme="minorEastAsia" w:hAnsi="Times New Roman" w:cs="Times New Roman"/>
+          <w:sz w:val="32"/>
+          <w:szCs w:val="32"/>
+          <w:lang w:val="ru-BY"/>
+        </w:rPr>
+        <w:t>а</w:t>
+      </w:r>
+      <w:r>
+        <w:rPr>
+          <w:rFonts w:ascii="Times New Roman" w:eastAsiaTheme="minorEastAsia" w:hAnsi="Times New Roman" w:cs="Times New Roman"/>
+          <w:sz w:val="32"/>
+          <w:szCs w:val="32"/>
+          <w:lang w:val="ru-BY"/>
+        </w:rPr>
+        <w:t>,</w:t>
+      </w:r>
+      <w:r>
+        <w:rPr>
+          <w:rFonts w:ascii="Times New Roman" w:eastAsiaTheme="minorEastAsia" w:hAnsi="Times New Roman" w:cs="Times New Roman"/>
+          <w:sz w:val="32"/>
+          <w:szCs w:val="32"/>
+          <w:lang w:val="ru-BY"/>
+        </w:rPr>
+        <w:t xml:space="preserve"> на основе вычисленного химического износа батареи (5.59%) можно сделать вывод, что аккумулятор находится в отличном состоянии. Данный износ</w:t>
+      </w:r>
+      <w:r>
+        <w:rPr>
+          <w:rFonts w:ascii="Times New Roman" w:eastAsiaTheme="minorEastAsia" w:hAnsi="Times New Roman" w:cs="Times New Roman"/>
+          <w:sz w:val="32"/>
+          <w:szCs w:val="32"/>
+          <w:lang w:val="ru-BY"/>
+        </w:rPr>
+        <w:t xml:space="preserve"> </w:t>
+      </w:r>
+      <w:r>
+        <w:rPr>
+          <w:rFonts w:ascii="Times New Roman" w:eastAsiaTheme="minorEastAsia" w:hAnsi="Times New Roman" w:cs="Times New Roman"/>
+          <w:sz w:val="32"/>
+          <w:szCs w:val="32"/>
+          <w:lang w:val="ru-BY"/>
+        </w:rPr>
+        <w:t>во многом связан с начальной калибровкой и заводской погрешностью емкости новой батареи.</w:t>
+      </w:r>
+    </w:p>
+    <w:p>
+      <w:pPr>
+        <w:spacing w:line="240" w:lineRule="auto"/>
+        <w:ind w:firstLine="720"/>
+        <w:rPr>
+          <w:rFonts w:ascii="Times New Roman" w:eastAsiaTheme="minorEastAsia" w:hAnsi="Times New Roman" w:cs="Times New Roman"/>
+          <w:sz w:val="32"/>
+          <w:szCs w:val="32"/>
+          <w:lang w:val="ru-BY"/>
+        </w:rPr>
+      </w:pPr>
+      <w:r>
+        <w:rPr>
+          <w:rFonts w:ascii="Times New Roman" w:eastAsiaTheme="minorEastAsia" w:hAnsi="Times New Roman" w:cs="Times New Roman"/>
+          <w:sz w:val="32"/>
+          <w:szCs w:val="32"/>
+          <w:lang w:val="ru-BY"/>
+        </w:rPr>
+        <w:t>Устройство сохранило 94.41%</w:t>
+      </w:r>
+      <w:r>
+        <w:rPr>
+          <w:rFonts w:ascii="Times New Roman" w:eastAsiaTheme="minorEastAsia" w:hAnsi="Times New Roman" w:cs="Times New Roman"/>
+          <w:sz w:val="32"/>
+          <w:szCs w:val="32"/>
+          <w:lang w:val="ru-BY"/>
+        </w:rPr>
+        <w:t xml:space="preserve"> своей первоначальной емкости. Принимая во внимание, что критическим порогом деградации считается падение емкости до 80% (что эквивалентно потере 20%), батарея </w:t>
+      </w:r>
+      <w:r>
+        <w:rPr>
+          <w:rFonts w:ascii="Times New Roman" w:eastAsiaTheme="minorEastAsia" w:hAnsi="Times New Roman" w:cs="Times New Roman"/>
+          <w:sz w:val="32"/>
+          <w:szCs w:val="32"/>
+          <w:lang w:val="ru-BY"/>
+        </w:rPr>
+        <w:lastRenderedPageBreak/>
+        <w:t>израсходовала лишь около четверти от своего минимального заложенного ресурса до первой необходимой замены. Оставшегося</w:t>
+      </w:r>
+      <w:r>
+        <w:rPr>
+          <w:rFonts w:ascii="Times New Roman" w:eastAsiaTheme="minorEastAsia" w:hAnsi="Times New Roman" w:cs="Times New Roman"/>
+          <w:sz w:val="32"/>
+          <w:szCs w:val="32"/>
+          <w:lang w:val="ru-BY"/>
+        </w:rPr>
+        <w:t xml:space="preserve"> </w:t>
+      </w:r>
+      <w:r>
+        <w:rPr>
+          <w:rFonts w:ascii="Times New Roman" w:eastAsiaTheme="minorEastAsia" w:hAnsi="Times New Roman" w:cs="Times New Roman"/>
+          <w:sz w:val="32"/>
+          <w:szCs w:val="32"/>
+          <w:lang w:val="ru-BY"/>
+        </w:rPr>
+        <w:t>запаса прочности аккумулятора при текущем темпе использо</w:t>
+      </w:r>
+      <w:r>
+        <w:rPr>
+          <w:rFonts w:ascii="Times New Roman" w:eastAsiaTheme="minorEastAsia" w:hAnsi="Times New Roman" w:cs="Times New Roman"/>
+          <w:sz w:val="32"/>
+          <w:szCs w:val="32"/>
+          <w:lang w:val="ru-BY"/>
+        </w:rPr>
+        <w:t>вания гарантированно хватит еще на 2-3 года.</w:t>
+      </w:r>
+    </w:p>
+    <w:p>
+      <w:pPr>
+        <w:spacing w:line="240" w:lineRule="auto"/>
+        <w:ind w:hanging="567"/>
+        <w:jc w:val="center"/>
+        <w:rPr>
+          <w:rFonts w:ascii="Times New Roman" w:eastAsiaTheme="minorEastAsia" w:hAnsi="Times New Roman" w:cs="Times New Roman"/>
+          <w:b/>
+          <w:bCs/>
+          <w:sz w:val="32"/>
+          <w:szCs w:val="32"/>
+          <w:lang w:val="ru-BY"/>
+        </w:rPr>
+      </w:pPr>
+      <w:r>
+        <w:rPr>
+          <w:rFonts w:ascii="Times New Roman" w:eastAsiaTheme="minorEastAsia" w:hAnsi="Times New Roman" w:cs="Times New Roman"/>
+          <w:b/>
+          <w:bCs/>
+          <w:sz w:val="32"/>
+          <w:szCs w:val="32"/>
+          <w:lang w:val="ru-BY"/>
+        </w:rPr>
+        <w:t xml:space="preserve">--- </w:t>
+      </w:r>
+      <w:r>
+        <w:rPr>
+          <w:rFonts w:ascii="Times New Roman" w:eastAsiaTheme="minorEastAsia" w:hAnsi="Times New Roman" w:cs="Times New Roman"/>
+          <w:b/>
+          <w:bCs/>
+          <w:sz w:val="32"/>
+          <w:szCs w:val="32"/>
+          <w:lang w:val="ru-BY"/>
+        </w:rPr>
+        <w:t>ТЕХНИКА БЕЗОПАСНОСТИ (ч. 2)</w:t>
+      </w:r>
+      <w:r>
+        <w:rPr>
+          <w:rFonts w:ascii="Times New Roman" w:eastAsiaTheme="minorEastAsia" w:hAnsi="Times New Roman" w:cs="Times New Roman"/>
+          <w:b/>
+          <w:bCs/>
+          <w:sz w:val="32"/>
+          <w:szCs w:val="32"/>
+          <w:lang w:val="ru-BY"/>
+        </w:rPr>
+        <w:t xml:space="preserve"> ---</w:t>
+      </w:r>
+    </w:p>
+    <w:p>
+      <w:pPr>
+        <w:spacing w:line="240" w:lineRule="auto"/>
+        <w:ind w:firstLine="720"/>
+        <w:rPr>
+          <w:rFonts w:ascii="Times New Roman" w:eastAsiaTheme="minorEastAsia" w:hAnsi="Times New Roman" w:cs="Times New Roman"/>
+          <w:b/>
+          <w:bCs/>
+          <w:sz w:val="32"/>
+          <w:szCs w:val="32"/>
+          <w:lang w:val="ru-RU"/>
+        </w:rPr>
+      </w:pPr>
+      <w:r>
+        <w:rPr>
+          <w:rFonts w:ascii="Times New Roman" w:eastAsiaTheme="minorEastAsia" w:hAnsi="Times New Roman" w:cs="Times New Roman"/>
+          <w:b/>
+          <w:bCs/>
+          <w:sz w:val="32"/>
+          <w:szCs w:val="32"/>
+        </w:rPr>
+        <w:t xml:space="preserve">Шаг </w:t>
+      </w:r>
+      <w:r>
+        <w:rPr>
+          <w:rFonts w:ascii="Times New Roman" w:eastAsiaTheme="minorEastAsia" w:hAnsi="Times New Roman" w:cs="Times New Roman"/>
+          <w:b/>
+          <w:bCs/>
+          <w:sz w:val="32"/>
+          <w:szCs w:val="32"/>
+          <w:lang w:val="ru-RU"/>
+        </w:rPr>
+        <w:t>№</w:t>
+      </w:r>
+      <w:r>
+        <w:rPr>
+          <w:rFonts w:ascii="Times New Roman" w:eastAsiaTheme="minorEastAsia" w:hAnsi="Times New Roman" w:cs="Times New Roman"/>
+          <w:b/>
+          <w:bCs/>
+          <w:sz w:val="32"/>
+          <w:szCs w:val="32"/>
+        </w:rPr>
+        <w:t>7. Разработка мер защиты от электростатического разряда (ЭСР / ESD)</w:t>
+      </w:r>
+    </w:p>
+    <w:p>
+      <w:pPr>
+        <w:spacing w:line="240" w:lineRule="auto"/>
+        <w:ind w:firstLine="720"/>
+        <w:rPr>
+          <w:rFonts w:ascii="Times New Roman" w:eastAsiaTheme="minorEastAsia" w:hAnsi="Times New Roman" w:cs="Times New Roman"/>
+          <w:b/>
+          <w:bCs/>
+          <w:sz w:val="32"/>
+          <w:szCs w:val="32"/>
+          <w:lang w:val="ru-RU"/>
+        </w:rPr>
+      </w:pPr>
+      <w:r>
+        <w:rPr>
+          <w:rFonts w:ascii="Times New Roman" w:eastAsiaTheme="minorEastAsia" w:hAnsi="Times New Roman" w:cs="Times New Roman"/>
+          <w:b/>
+          <w:bCs/>
+          <w:sz w:val="32"/>
+          <w:szCs w:val="32"/>
+        </w:rPr>
+        <w:t>Анализ статистики разностей потенциалов:</w:t>
+      </w:r>
+    </w:p>
+    <w:p>
+      <w:pPr>
+        <w:spacing w:line="240" w:lineRule="auto"/>
+        <w:ind w:firstLine="720"/>
+        <w:rPr>
+          <w:rFonts w:ascii="Times New Roman" w:eastAsiaTheme="minorEastAsia" w:hAnsi="Times New Roman" w:cs="Times New Roman"/>
+          <w:sz w:val="32"/>
+          <w:szCs w:val="32"/>
+          <w:lang w:val="ru-RU"/>
+        </w:rPr>
+      </w:pPr>
+      <w:r>
+        <w:rPr>
+          <w:rFonts w:ascii="Times New Roman" w:eastAsiaTheme="minorEastAsia" w:hAnsi="Times New Roman" w:cs="Times New Roman"/>
+          <w:sz w:val="32"/>
+          <w:szCs w:val="32"/>
+        </w:rPr>
+        <w:t>Человек начинает физически ощущать удар статического тока только</w:t>
+      </w:r>
+      <w:r>
+        <w:rPr>
+          <w:rFonts w:ascii="Times New Roman" w:eastAsiaTheme="minorEastAsia" w:hAnsi="Times New Roman" w:cs="Times New Roman"/>
+          <w:sz w:val="32"/>
+          <w:szCs w:val="32"/>
+          <w:lang w:val="ru-RU"/>
+        </w:rPr>
+        <w:t xml:space="preserve"> </w:t>
+      </w:r>
+      <w:r>
+        <w:rPr>
+          <w:rFonts w:ascii="Times New Roman" w:eastAsiaTheme="minorEastAsia" w:hAnsi="Times New Roman" w:cs="Times New Roman"/>
+          <w:sz w:val="32"/>
+          <w:szCs w:val="32"/>
+        </w:rPr>
+        <w:t xml:space="preserve">тогда, когда </w:t>
+      </w:r>
+      <w:r>
+        <w:rPr>
+          <w:rFonts w:ascii="Times New Roman" w:eastAsiaTheme="minorEastAsia" w:hAnsi="Times New Roman" w:cs="Times New Roman"/>
+          <w:sz w:val="32"/>
+          <w:szCs w:val="32"/>
+          <w:lang w:val="ru-RU"/>
+        </w:rPr>
+        <w:t>разность потенциалов</w:t>
+      </w:r>
+      <w:r>
+        <w:rPr>
+          <w:rFonts w:ascii="Times New Roman" w:eastAsiaTheme="minorEastAsia" w:hAnsi="Times New Roman" w:cs="Times New Roman"/>
+          <w:sz w:val="32"/>
+          <w:szCs w:val="32"/>
+        </w:rPr>
+        <w:t xml:space="preserve"> превышает 3000 В. При этом</w:t>
+      </w:r>
+      <w:r>
+        <w:rPr>
+          <w:rFonts w:ascii="Times New Roman" w:eastAsiaTheme="minorEastAsia" w:hAnsi="Times New Roman" w:cs="Times New Roman"/>
+          <w:sz w:val="32"/>
+          <w:szCs w:val="32"/>
+          <w:lang w:val="ru-RU"/>
+        </w:rPr>
+        <w:t xml:space="preserve"> </w:t>
+      </w:r>
+      <w:r>
+        <w:rPr>
+          <w:rFonts w:ascii="Times New Roman" w:eastAsiaTheme="minorEastAsia" w:hAnsi="Times New Roman" w:cs="Times New Roman"/>
+          <w:sz w:val="32"/>
+          <w:szCs w:val="32"/>
+        </w:rPr>
+        <w:t>современные сверхчувствительные микрочипы (центральный</w:t>
+      </w:r>
+      <w:r>
+        <w:rPr>
+          <w:rFonts w:ascii="Times New Roman" w:eastAsiaTheme="minorEastAsia" w:hAnsi="Times New Roman" w:cs="Times New Roman"/>
+          <w:sz w:val="32"/>
+          <w:szCs w:val="32"/>
+          <w:lang w:val="ru-RU"/>
+        </w:rPr>
+        <w:t xml:space="preserve"> </w:t>
+      </w:r>
+      <w:r>
+        <w:rPr>
+          <w:rFonts w:ascii="Times New Roman" w:eastAsiaTheme="minorEastAsia" w:hAnsi="Times New Roman" w:cs="Times New Roman"/>
+          <w:sz w:val="32"/>
+          <w:szCs w:val="32"/>
+        </w:rPr>
+        <w:t>процессор, чипы оперативной памяти) могут получить необратимые</w:t>
+      </w:r>
+      <w:r>
+        <w:rPr>
+          <w:rFonts w:ascii="Times New Roman" w:eastAsiaTheme="minorEastAsia" w:hAnsi="Times New Roman" w:cs="Times New Roman"/>
+          <w:sz w:val="32"/>
+          <w:szCs w:val="32"/>
+          <w:lang w:val="ru-RU"/>
+        </w:rPr>
+        <w:t xml:space="preserve"> </w:t>
+      </w:r>
+      <w:proofErr w:type="spellStart"/>
+      <w:r>
+        <w:rPr>
+          <w:rFonts w:ascii="Times New Roman" w:eastAsiaTheme="minorEastAsia" w:hAnsi="Times New Roman" w:cs="Times New Roman"/>
+          <w:sz w:val="32"/>
+          <w:szCs w:val="32"/>
+        </w:rPr>
+        <w:t>микроп</w:t>
+      </w:r>
+      <w:r>
+        <w:rPr>
+          <w:rFonts w:ascii="Times New Roman" w:eastAsiaTheme="minorEastAsia" w:hAnsi="Times New Roman" w:cs="Times New Roman"/>
+          <w:sz w:val="32"/>
+          <w:szCs w:val="32"/>
+          <w:lang w:val="ru-RU"/>
+        </w:rPr>
+        <w:t>робои</w:t>
+      </w:r>
+      <w:proofErr w:type="spellEnd"/>
+      <w:r>
+        <w:rPr>
+          <w:rFonts w:ascii="Times New Roman" w:eastAsiaTheme="minorEastAsia" w:hAnsi="Times New Roman" w:cs="Times New Roman"/>
+          <w:sz w:val="32"/>
+          <w:szCs w:val="32"/>
+        </w:rPr>
+        <w:t xml:space="preserve"> и полностью выйти из строя при разряде всего в</w:t>
+      </w:r>
+      <w:r>
+        <w:rPr>
+          <w:rFonts w:ascii="Times New Roman" w:eastAsiaTheme="minorEastAsia" w:hAnsi="Times New Roman" w:cs="Times New Roman"/>
+          <w:sz w:val="32"/>
+          <w:szCs w:val="32"/>
+          <w:lang w:val="ru-RU"/>
+        </w:rPr>
+        <w:t xml:space="preserve"> </w:t>
+      </w:r>
+      <w:r>
+        <w:rPr>
+          <w:rFonts w:ascii="Times New Roman" w:eastAsiaTheme="minorEastAsia" w:hAnsi="Times New Roman" w:cs="Times New Roman"/>
+          <w:sz w:val="32"/>
+          <w:szCs w:val="32"/>
+        </w:rPr>
+        <w:t>30</w:t>
+      </w:r>
+      <w:r>
+        <w:rPr>
+          <w:rFonts w:ascii="Times New Roman" w:eastAsiaTheme="minorEastAsia" w:hAnsi="Times New Roman" w:cs="Times New Roman"/>
+          <w:sz w:val="32"/>
+          <w:szCs w:val="32"/>
+          <w:lang w:val="ru-RU"/>
+        </w:rPr>
+        <w:t xml:space="preserve"> </w:t>
+      </w:r>
+      <w:r>
+        <w:rPr>
+          <w:rFonts w:ascii="Times New Roman" w:eastAsiaTheme="minorEastAsia" w:hAnsi="Times New Roman" w:cs="Times New Roman"/>
+          <w:sz w:val="32"/>
+          <w:szCs w:val="32"/>
+        </w:rPr>
+        <w:t>В. Из-за этой скрытой угрозы проведение</w:t>
+      </w:r>
+      <w:r>
+        <w:rPr>
+          <w:rFonts w:ascii="Times New Roman" w:eastAsiaTheme="minorEastAsia" w:hAnsi="Times New Roman" w:cs="Times New Roman"/>
+          <w:sz w:val="32"/>
+          <w:szCs w:val="32"/>
+          <w:lang w:val="ru-RU"/>
+        </w:rPr>
+        <w:t xml:space="preserve"> </w:t>
+      </w:r>
+      <w:r>
+        <w:rPr>
+          <w:rFonts w:ascii="Times New Roman" w:eastAsiaTheme="minorEastAsia" w:hAnsi="Times New Roman" w:cs="Times New Roman"/>
+          <w:sz w:val="32"/>
+          <w:szCs w:val="32"/>
+        </w:rPr>
+        <w:t>профилактических</w:t>
+      </w:r>
+      <w:r>
+        <w:rPr>
+          <w:rFonts w:ascii="Times New Roman" w:eastAsiaTheme="minorEastAsia" w:hAnsi="Times New Roman" w:cs="Times New Roman"/>
+          <w:sz w:val="32"/>
+          <w:szCs w:val="32"/>
+          <w:lang w:val="ru-RU"/>
+        </w:rPr>
+        <w:t xml:space="preserve"> </w:t>
+      </w:r>
+      <w:r>
+        <w:rPr>
+          <w:rFonts w:ascii="Times New Roman" w:eastAsiaTheme="minorEastAsia" w:hAnsi="Times New Roman" w:cs="Times New Roman"/>
+          <w:sz w:val="32"/>
+          <w:szCs w:val="32"/>
+        </w:rPr>
+        <w:t>работ требует строгого соблюдения правил безопасности.</w:t>
+      </w:r>
+    </w:p>
+    <w:p>
+      <w:pPr>
+        <w:spacing w:line="240" w:lineRule="auto"/>
+        <w:ind w:firstLine="720"/>
+        <w:rPr>
+          <w:rFonts w:ascii="Times New Roman" w:eastAsiaTheme="minorEastAsia" w:hAnsi="Times New Roman" w:cs="Times New Roman"/>
+          <w:sz w:val="32"/>
+          <w:szCs w:val="32"/>
+          <w:lang w:val="ru-BY"/>
+        </w:rPr>
+      </w:pPr>
+      <w:r>
+        <w:rPr>
+          <w:rFonts w:ascii="Times New Roman" w:eastAsiaTheme="minorEastAsia" w:hAnsi="Times New Roman" w:cs="Times New Roman"/>
+          <w:b/>
+          <w:bCs/>
+          <w:sz w:val="32"/>
+          <w:szCs w:val="32"/>
+          <w:lang w:val="ru-BY"/>
+        </w:rPr>
+        <w:t>Чек-лист инженера для защиты от ЭСР (перед вскрытием корпуса):</w:t>
+      </w:r>
+    </w:p>
+    <w:p>
+      <w:pPr>
+        <w:pStyle w:val="a7"/>
+        <w:numPr>
+          <w:ilvl w:val="0"/>
+          <w:numId w:val="12"/>
+        </w:numPr>
+        <w:spacing w:line="240" w:lineRule="auto"/>
+        <w:rPr>
+          <w:rFonts w:ascii="Times New Roman" w:eastAsiaTheme="minorEastAsia" w:hAnsi="Times New Roman" w:cs="Times New Roman"/>
+          <w:sz w:val="32"/>
+          <w:szCs w:val="32"/>
+          <w:lang w:val="ru-BY"/>
+        </w:rPr>
+      </w:pPr>
+      <w:r>
+        <w:rPr>
+          <w:rFonts w:ascii="Times New Roman" w:eastAsiaTheme="minorEastAsia" w:hAnsi="Times New Roman" w:cs="Times New Roman"/>
+          <w:b/>
+          <w:bCs/>
+          <w:sz w:val="32"/>
+          <w:szCs w:val="32"/>
+          <w:lang w:val="ru-BY"/>
+        </w:rPr>
+        <w:t>Антистатический браслет:</w:t>
+      </w:r>
+      <w:r>
+        <w:rPr>
+          <w:rFonts w:ascii="Times New Roman" w:eastAsiaTheme="minorEastAsia" w:hAnsi="Times New Roman" w:cs="Times New Roman"/>
+          <w:sz w:val="32"/>
+          <w:szCs w:val="32"/>
+          <w:lang w:val="ru-BY"/>
+        </w:rPr>
+        <w:t xml:space="preserve"> Надеть браслет на запястье и подключить его заземляющий провод к контуру заземления или неокрашенной металлической части корпуса оборудования.</w:t>
+      </w:r>
+    </w:p>
+    <w:p>
+      <w:pPr>
+        <w:pStyle w:val="a7"/>
+        <w:numPr>
+          <w:ilvl w:val="0"/>
+          <w:numId w:val="12"/>
+        </w:numPr>
+        <w:spacing w:line="240" w:lineRule="auto"/>
+        <w:rPr>
+          <w:rFonts w:ascii="Times New Roman" w:eastAsiaTheme="minorEastAsia" w:hAnsi="Times New Roman" w:cs="Times New Roman"/>
+          <w:sz w:val="32"/>
+          <w:szCs w:val="32"/>
+          <w:lang w:val="ru-BY"/>
+        </w:rPr>
+      </w:pPr>
+      <w:r>
+        <w:rPr>
+          <w:rFonts w:ascii="Times New Roman" w:eastAsiaTheme="minorEastAsia" w:hAnsi="Times New Roman" w:cs="Times New Roman"/>
+          <w:b/>
+          <w:bCs/>
+          <w:sz w:val="32"/>
+          <w:szCs w:val="32"/>
+          <w:lang w:val="ru-BY"/>
+        </w:rPr>
+        <w:t>Антистатический коврик:</w:t>
+      </w:r>
+      <w:r>
+        <w:rPr>
+          <w:rFonts w:ascii="Times New Roman" w:eastAsiaTheme="minorEastAsia" w:hAnsi="Times New Roman" w:cs="Times New Roman"/>
+          <w:sz w:val="32"/>
+          <w:szCs w:val="32"/>
+          <w:lang w:val="ru-BY"/>
+        </w:rPr>
+        <w:t xml:space="preserve"> Разложить коврик на рабочем столе и надежно заземлить его, чтобы выровнять потенциалы между столом, инструментами и компонентами ПК.</w:t>
+      </w:r>
+    </w:p>
+    <w:p>
+      <w:pPr>
+        <w:pStyle w:val="a7"/>
+        <w:numPr>
+          <w:ilvl w:val="0"/>
+          <w:numId w:val="12"/>
+        </w:numPr>
+        <w:spacing w:line="240" w:lineRule="auto"/>
+        <w:rPr>
+          <w:rFonts w:ascii="Times New Roman" w:eastAsiaTheme="minorEastAsia" w:hAnsi="Times New Roman" w:cs="Times New Roman"/>
+          <w:sz w:val="32"/>
+          <w:szCs w:val="32"/>
+          <w:lang w:val="ru-BY"/>
+        </w:rPr>
+      </w:pPr>
+      <w:r>
+        <w:rPr>
+          <w:rFonts w:ascii="Times New Roman" w:eastAsiaTheme="minorEastAsia" w:hAnsi="Times New Roman" w:cs="Times New Roman"/>
+          <w:b/>
+          <w:bCs/>
+          <w:sz w:val="32"/>
+          <w:szCs w:val="32"/>
+          <w:lang w:val="ru-BY"/>
+        </w:rPr>
+        <w:t>Правило снятия статики касанием:</w:t>
+      </w:r>
+      <w:r>
+        <w:rPr>
+          <w:rFonts w:ascii="Times New Roman" w:eastAsiaTheme="minorEastAsia" w:hAnsi="Times New Roman" w:cs="Times New Roman"/>
+          <w:sz w:val="32"/>
+          <w:szCs w:val="32"/>
+          <w:lang w:val="ru-BY"/>
+        </w:rPr>
+        <w:t xml:space="preserve"> Перед прикосновением к внутренним платам обязательно коснуться рукой неокрашенной металлической части корпуса заземленного системного блока.</w:t>
+      </w:r>
+    </w:p>
+    <w:p>
+      <w:pPr>
+        <w:pStyle w:val="a7"/>
+        <w:numPr>
+          <w:ilvl w:val="0"/>
+          <w:numId w:val="12"/>
+        </w:numPr>
+        <w:spacing w:line="240" w:lineRule="auto"/>
+        <w:rPr>
+          <w:rFonts w:ascii="Times New Roman" w:eastAsiaTheme="minorEastAsia" w:hAnsi="Times New Roman" w:cs="Times New Roman"/>
+          <w:sz w:val="32"/>
+          <w:szCs w:val="32"/>
+          <w:lang w:val="ru-BY"/>
+        </w:rPr>
+      </w:pPr>
+      <w:r>
+        <w:rPr>
+          <w:rFonts w:ascii="Times New Roman" w:eastAsiaTheme="minorEastAsia" w:hAnsi="Times New Roman" w:cs="Times New Roman"/>
+          <w:b/>
+          <w:bCs/>
+          <w:sz w:val="32"/>
+          <w:szCs w:val="32"/>
+          <w:lang w:val="ru-BY"/>
+        </w:rPr>
+        <w:t>Специализированная упаковка:</w:t>
+      </w:r>
+      <w:r>
+        <w:rPr>
+          <w:rFonts w:ascii="Times New Roman" w:eastAsiaTheme="minorEastAsia" w:hAnsi="Times New Roman" w:cs="Times New Roman"/>
+          <w:sz w:val="32"/>
+          <w:szCs w:val="32"/>
+          <w:lang w:val="ru-BY"/>
+        </w:rPr>
+        <w:t xml:space="preserve"> Хранить и транспортировать любые снятые электронные платы (материнскую плату, ОЗУ, видеокарту) строго в антистатических пакетах.</w:t>
+      </w:r>
     </w:p>
     <w:sectPr>
+      <w:headerReference w:type="even" r:id="rId9"/>
+      <w:headerReference w:type="default" r:id="rId10"/>
+      <w:footerReference w:type="even" r:id="rId11"/>
+      <w:footerReference w:type="default" r:id="rId12"/>
+      <w:headerReference w:type="first" r:id="rId13"/>
+      <w:footerReference w:type="first" r:id="rId14"/>
       <w:pgSz w:w="11906" w:h="16838"/>
-      <w:pgMar w:top="1134" w:right="850" w:bottom="1134" w:left="1701" w:header="708" w:footer="708" w:gutter="0"/>
+      <w:pgMar w:top="851" w:right="707" w:bottom="0" w:left="1276" w:header="708" w:footer="708" w:gutter="0"/>
       <w:cols w:space="708"/>
       <w:docGrid w:linePitch="360"/>
     </w:sectPr>
@@ -702,9 +3514,232 @@
 </w:document>
 </file>
 
+<file path=word/endnotes.xml><?xml version="1.0" encoding="utf-8"?>
+<w:endnotes xmlns:wpc="http://schemas.microsoft.com/office/word/2010/wordprocessingCanvas" xmlns:cx="http://schemas.microsoft.com/office/drawing/2014/chartex" xmlns:cx1="http://schemas.microsoft.com/office/drawing/2015/9/8/chartex" xmlns:cx2="http://schemas.microsoft.com/office/drawing/2015/10/21/chartex" xmlns:cx3="http://schemas.microsoft.com/office/drawing/2016/5/9/chartex" xmlns:cx4="http://schemas.microsoft.com/office/drawing/2016/5/10/chartex" xmlns:cx5="http://schemas.microsoft.com/office/drawing/2016/5/11/chartex" xmlns:cx6="http://schemas.microsoft.com/office/drawing/2016/5/12/chartex" xmlns:cx7="http://schemas.microsoft.com/office/drawing/2016/5/13/chartex" xmlns:cx8="http://schemas.microsoft.com/office/drawing/2016/5/14/chartex" xmlns:mc="http://schemas.openxmlformats.org/markup-compatibility/2006" xmlns:aink="http://schemas.microsoft.com/office/drawing/2016/ink" xmlns:am3d="http://schemas.microsoft.com/office/drawing/2017/model3d" xmlns:o="urn:schemas-microsoft-com:office:office" xmlns:oel="http://schemas.microsoft.com/office/2019/extlst" xmlns:r="http://schemas.openxmlformats.org/officeDocument/2006/relationships" xmlns:m="http://schemas.openxmlformats.org/officeDocument/2006/math" xmlns:v="urn:schemas-microsoft-com:vml" xmlns:wp14="http://schemas.microsoft.com/office/word/2010/wordprocessingDrawing" xmlns:wp="http://schemas.openxmlformats.org/drawingml/2006/wordprocessingDrawing" xmlns:w10="urn:schemas-microsoft-com:office:word" xmlns:w="http://schemas.openxmlformats.org/wordprocessingml/2006/main" xmlns:w14="http://schemas.microsoft.com/office/word/2010/wordml" xmlns:w15="http://schemas.microsoft.com/office/word/2012/wordml" xmlns:w16cex="http://schemas.microsoft.com/office/word/2018/wordml/cex" xmlns:w16cid="http://schemas.microsoft.com/office/word/2016/wordml/cid" xmlns:w16="http://schemas.microsoft.com/office/word/2018/wordml" xmlns:w16du="http://schemas.microsoft.com/office/word/2023/wordml/word16du" xmlns:w16sdtdh="http://schemas.microsoft.com/office/word/2020/wordml/sdtdatahash" xmlns:w16sdtfl="http://schemas.microsoft.com/office/word/2024/wordml/sdtformatlock" xmlns:w16se="http://schemas.microsoft.com/office/word/2015/wordml/symex" xmlns:wpg="http://schemas.microsoft.com/office/word/2010/wordprocessingGroup" xmlns:wpi="http://schemas.microsoft.com/office/word/2010/wordprocessingInk" xmlns:wne="http://schemas.microsoft.com/office/word/2006/wordml" xmlns:wps="http://schemas.microsoft.com/office/word/2010/wordprocessingShape" mc:Ignorable="w14 w15 w16se w16cid w16 w16cex w16sdtdh w16sdtfl w16du wp14">
+  <w:endnote w:type="separator" w:id="-1">
+    <w:p>
+      <w:pPr>
+        <w:spacing w:after="0" w:line="240" w:lineRule="auto"/>
+      </w:pPr>
+      <w:r>
+        <w:separator/>
+      </w:r>
+    </w:p>
+  </w:endnote>
+  <w:endnote w:type="continuationSeparator" w:id="0">
+    <w:p>
+      <w:pPr>
+        <w:spacing w:after="0" w:line="240" w:lineRule="auto"/>
+      </w:pPr>
+      <w:r>
+        <w:continuationSeparator/>
+      </w:r>
+    </w:p>
+  </w:endnote>
+</w:endnotes>
+</file>
+
+<file path=word/footer1.xml><?xml version="1.0" encoding="utf-8"?>
+<w:ftr xmlns:wpc="http://schemas.microsoft.com/office/word/2010/wordprocessingCanvas" xmlns:cx="http://schemas.microsoft.com/office/drawing/2014/chartex" xmlns:cx1="http://schemas.microsoft.com/office/drawing/2015/9/8/chartex" xmlns:cx2="http://schemas.microsoft.com/office/drawing/2015/10/21/chartex" xmlns:cx3="http://schemas.microsoft.com/office/drawing/2016/5/9/chartex" xmlns:cx4="http://schemas.microsoft.com/office/drawing/2016/5/10/chartex" xmlns:cx5="http://schemas.microsoft.com/office/drawing/2016/5/11/chartex" xmlns:cx6="http://schemas.microsoft.com/office/drawing/2016/5/12/chartex" xmlns:cx7="http://schemas.microsoft.com/office/drawing/2016/5/13/chartex" xmlns:cx8="http://schemas.microsoft.com/office/drawing/2016/5/14/chartex" xmlns:mc="http://schemas.openxmlformats.org/markup-compatibility/2006" xmlns:aink="http://schemas.microsoft.com/office/drawing/2016/ink" xmlns:am3d="http://schemas.microsoft.com/office/drawing/2017/model3d" xmlns:o="urn:schemas-microsoft-com:office:office" xmlns:oel="http://schemas.microsoft.com/office/2019/extlst" xmlns:r="http://schemas.openxmlformats.org/officeDocument/2006/relationships" xmlns:m="http://schemas.openxmlformats.org/officeDocument/2006/math" xmlns:v="urn:schemas-microsoft-com:vml" xmlns:wp14="http://schemas.microsoft.com/office/word/2010/wordprocessingDrawing" xmlns:wp="http://schemas.openxmlformats.org/drawingml/2006/wordprocessingDrawing" xmlns:w10="urn:schemas-microsoft-com:office:word" xmlns:w="http://schemas.openxmlformats.org/wordprocessingml/2006/main" xmlns:w14="http://schemas.microsoft.com/office/word/2010/wordml" xmlns:w15="http://schemas.microsoft.com/office/word/2012/wordml" xmlns:w16cex="http://schemas.microsoft.com/office/word/2018/wordml/cex" xmlns:w16cid="http://schemas.microsoft.com/office/word/2016/wordml/cid" xmlns:w16="http://schemas.microsoft.com/office/word/2018/wordml" xmlns:w16du="http://schemas.microsoft.com/office/word/2023/wordml/word16du" xmlns:w16sdtdh="http://schemas.microsoft.com/office/word/2020/wordml/sdtdatahash" xmlns:w16sdtfl="http://schemas.microsoft.com/office/word/2024/wordml/sdtformatlock" xmlns:w16se="http://schemas.microsoft.com/office/word/2015/wordml/symex" xmlns:wpg="http://schemas.microsoft.com/office/word/2010/wordprocessingGroup" xmlns:wpi="http://schemas.microsoft.com/office/word/2010/wordprocessingInk" xmlns:wne="http://schemas.microsoft.com/office/word/2006/wordml" xmlns:wps="http://schemas.microsoft.com/office/word/2010/wordprocessingShape" mc:Ignorable="w14 w15 w16se w16cid w16 w16cex w16sdtdh w16sdtfl w16du wp14">
+  <w:p>
+    <w:pPr>
+      <w:pStyle w:val="af"/>
+    </w:pPr>
+  </w:p>
+</w:ftr>
+</file>
+
+<file path=word/footer2.xml><?xml version="1.0" encoding="utf-8"?>
+<w:ftr xmlns:wpc="http://schemas.microsoft.com/office/word/2010/wordprocessingCanvas" xmlns:cx="http://schemas.microsoft.com/office/drawing/2014/chartex" xmlns:cx1="http://schemas.microsoft.com/office/drawing/2015/9/8/chartex" xmlns:cx2="http://schemas.microsoft.com/office/drawing/2015/10/21/chartex" xmlns:cx3="http://schemas.microsoft.com/office/drawing/2016/5/9/chartex" xmlns:cx4="http://schemas.microsoft.com/office/drawing/2016/5/10/chartex" xmlns:cx5="http://schemas.microsoft.com/office/drawing/2016/5/11/chartex" xmlns:cx6="http://schemas.microsoft.com/office/drawing/2016/5/12/chartex" xmlns:cx7="http://schemas.microsoft.com/office/drawing/2016/5/13/chartex" xmlns:cx8="http://schemas.microsoft.com/office/drawing/2016/5/14/chartex" xmlns:mc="http://schemas.openxmlformats.org/markup-compatibility/2006" xmlns:aink="http://schemas.microsoft.com/office/drawing/2016/ink" xmlns:am3d="http://schemas.microsoft.com/office/drawing/2017/model3d" xmlns:o="urn:schemas-microsoft-com:office:office" xmlns:oel="http://schemas.microsoft.com/office/2019/extlst" xmlns:r="http://schemas.openxmlformats.org/officeDocument/2006/relationships" xmlns:m="http://schemas.openxmlformats.org/officeDocument/2006/math" xmlns:v="urn:schemas-microsoft-com:vml" xmlns:wp14="http://schemas.microsoft.com/office/word/2010/wordprocessingDrawing" xmlns:wp="http://schemas.openxmlformats.org/drawingml/2006/wordprocessingDrawing" xmlns:w10="urn:schemas-microsoft-com:office:word" xmlns:w="http://schemas.openxmlformats.org/wordprocessingml/2006/main" xmlns:w14="http://schemas.microsoft.com/office/word/2010/wordml" xmlns:w15="http://schemas.microsoft.com/office/word/2012/wordml" xmlns:w16cex="http://schemas.microsoft.com/office/word/2018/wordml/cex" xmlns:w16cid="http://schemas.microsoft.com/office/word/2016/wordml/cid" xmlns:w16="http://schemas.microsoft.com/office/word/2018/wordml" xmlns:w16du="http://schemas.microsoft.com/office/word/2023/wordml/word16du" xmlns:w16sdtdh="http://schemas.microsoft.com/office/word/2020/wordml/sdtdatahash" xmlns:w16sdtfl="http://schemas.microsoft.com/office/word/2024/wordml/sdtformatlock" xmlns:w16se="http://schemas.microsoft.com/office/word/2015/wordml/symex" xmlns:wpg="http://schemas.microsoft.com/office/word/2010/wordprocessingGroup" xmlns:wpi="http://schemas.microsoft.com/office/word/2010/wordprocessingInk" xmlns:wne="http://schemas.microsoft.com/office/word/2006/wordml" xmlns:wps="http://schemas.microsoft.com/office/word/2010/wordprocessingShape" mc:Ignorable="w14 w15 w16se w16cid w16 w16cex w16sdtdh w16sdtfl w16du wp14">
+  <w:p>
+    <w:pPr>
+      <w:pStyle w:val="af"/>
+    </w:pPr>
+  </w:p>
+</w:ftr>
+</file>
+
+<file path=word/footer3.xml><?xml version="1.0" encoding="utf-8"?>
+<w:ftr xmlns:wpc="http://schemas.microsoft.com/office/word/2010/wordprocessingCanvas" xmlns:cx="http://schemas.microsoft.com/office/drawing/2014/chartex" xmlns:cx1="http://schemas.microsoft.com/office/drawing/2015/9/8/chartex" xmlns:cx2="http://schemas.microsoft.com/office/drawing/2015/10/21/chartex" xmlns:cx3="http://schemas.microsoft.com/office/drawing/2016/5/9/chartex" xmlns:cx4="http://schemas.microsoft.com/office/drawing/2016/5/10/chartex" xmlns:cx5="http://schemas.microsoft.com/office/drawing/2016/5/11/chartex" xmlns:cx6="http://schemas.microsoft.com/office/drawing/2016/5/12/chartex" xmlns:cx7="http://schemas.microsoft.com/office/drawing/2016/5/13/chartex" xmlns:cx8="http://schemas.microsoft.com/office/drawing/2016/5/14/chartex" xmlns:mc="http://schemas.openxmlformats.org/markup-compatibility/2006" xmlns:aink="http://schemas.microsoft.com/office/drawing/2016/ink" xmlns:am3d="http://schemas.microsoft.com/office/drawing/2017/model3d" xmlns:o="urn:schemas-microsoft-com:office:office" xmlns:oel="http://schemas.microsoft.com/office/2019/extlst" xmlns:r="http://schemas.openxmlformats.org/officeDocument/2006/relationships" xmlns:m="http://schemas.openxmlformats.org/officeDocument/2006/math" xmlns:v="urn:schemas-microsoft-com:vml" xmlns:wp14="http://schemas.microsoft.com/office/word/2010/wordprocessingDrawing" xmlns:wp="http://schemas.openxmlformats.org/drawingml/2006/wordprocessingDrawing" xmlns:w10="urn:schemas-microsoft-com:office:word" xmlns:w="http://schemas.openxmlformats.org/wordprocessingml/2006/main" xmlns:w14="http://schemas.microsoft.com/office/word/2010/wordml" xmlns:w15="http://schemas.microsoft.com/office/word/2012/wordml" xmlns:w16cex="http://schemas.microsoft.com/office/word/2018/wordml/cex" xmlns:w16cid="http://schemas.microsoft.com/office/word/2016/wordml/cid" xmlns:w16="http://schemas.microsoft.com/office/word/2018/wordml" xmlns:w16du="http://schemas.microsoft.com/office/word/2023/wordml/word16du" xmlns:w16sdtdh="http://schemas.microsoft.com/office/word/2020/wordml/sdtdatahash" xmlns:w16sdtfl="http://schemas.microsoft.com/office/word/2024/wordml/sdtformatlock" xmlns:w16se="http://schemas.microsoft.com/office/word/2015/wordml/symex" xmlns:wpg="http://schemas.microsoft.com/office/word/2010/wordprocessingGroup" xmlns:wpi="http://schemas.microsoft.com/office/word/2010/wordprocessingInk" xmlns:wne="http://schemas.microsoft.com/office/word/2006/wordml" xmlns:wps="http://schemas.microsoft.com/office/word/2010/wordprocessingShape" mc:Ignorable="w14 w15 w16se w16cid w16 w16cex w16sdtdh w16sdtfl w16du wp14">
+  <w:p>
+    <w:pPr>
+      <w:pStyle w:val="af"/>
+    </w:pPr>
+  </w:p>
+</w:ftr>
+</file>
+
+<file path=word/footnotes.xml><?xml version="1.0" encoding="utf-8"?>
+<w:footnotes xmlns:wpc="http://schemas.microsoft.com/office/word/2010/wordprocessingCanvas" xmlns:cx="http://schemas.microsoft.com/office/drawing/2014/chartex" xmlns:cx1="http://schemas.microsoft.com/office/drawing/2015/9/8/chartex" xmlns:cx2="http://schemas.microsoft.com/office/drawing/2015/10/21/chartex" xmlns:cx3="http://schemas.microsoft.com/office/drawing/2016/5/9/chartex" xmlns:cx4="http://schemas.microsoft.com/office/drawing/2016/5/10/chartex" xmlns:cx5="http://schemas.microsoft.com/office/drawing/2016/5/11/chartex" xmlns:cx6="http://schemas.microsoft.com/office/drawing/2016/5/12/chartex" xmlns:cx7="http://schemas.microsoft.com/office/drawing/2016/5/13/chartex" xmlns:cx8="http://schemas.microsoft.com/office/drawing/2016/5/14/chartex" xmlns:mc="http://schemas.openxmlformats.org/markup-compatibility/2006" xmlns:aink="http://schemas.microsoft.com/office/drawing/2016/ink" xmlns:am3d="http://schemas.microsoft.com/office/drawing/2017/model3d" xmlns:o="urn:schemas-microsoft-com:office:office" xmlns:oel="http://schemas.microsoft.com/office/2019/extlst" xmlns:r="http://schemas.openxmlformats.org/officeDocument/2006/relationships" xmlns:m="http://schemas.openxmlformats.org/officeDocument/2006/math" xmlns:v="urn:schemas-microsoft-com:vml" xmlns:wp14="http://schemas.microsoft.com/office/word/2010/wordprocessingDrawing" xmlns:wp="http://schemas.openxmlformats.org/drawingml/2006/wordprocessingDrawing" xmlns:w10="urn:schemas-microsoft-com:office:word" xmlns:w="http://schemas.openxmlformats.org/wordprocessingml/2006/main" xmlns:w14="http://schemas.microsoft.com/office/word/2010/wordml" xmlns:w15="http://schemas.microsoft.com/office/word/2012/wordml" xmlns:w16cex="http://schemas.microsoft.com/office/word/2018/wordml/cex" xmlns:w16cid="http://schemas.microsoft.com/office/word/2016/wordml/cid" xmlns:w16="http://schemas.microsoft.com/office/word/2018/wordml" xmlns:w16du="http://schemas.microsoft.com/office/word/2023/wordml/word16du" xmlns:w16sdtdh="http://schemas.microsoft.com/office/word/2020/wordml/sdtdatahash" xmlns:w16sdtfl="http://schemas.microsoft.com/office/word/2024/wordml/sdtformatlock" xmlns:w16se="http://schemas.microsoft.com/office/word/2015/wordml/symex" xmlns:wpg="http://schemas.microsoft.com/office/word/2010/wordprocessingGroup" xmlns:wpi="http://schemas.microsoft.com/office/word/2010/wordprocessingInk" xmlns:wne="http://schemas.microsoft.com/office/word/2006/wordml" xmlns:wps="http://schemas.microsoft.com/office/word/2010/wordprocessingShape" mc:Ignorable="w14 w15 w16se w16cid w16 w16cex w16sdtdh w16sdtfl w16du wp14">
+  <w:footnote w:type="separator" w:id="-1">
+    <w:p>
+      <w:pPr>
+        <w:spacing w:after="0" w:line="240" w:lineRule="auto"/>
+      </w:pPr>
+      <w:r>
+        <w:separator/>
+      </w:r>
+    </w:p>
+  </w:footnote>
+  <w:footnote w:type="continuationSeparator" w:id="0">
+    <w:p>
+      <w:pPr>
+        <w:spacing w:after="0" w:line="240" w:lineRule="auto"/>
+      </w:pPr>
+      <w:r>
+        <w:continuationSeparator/>
+      </w:r>
+    </w:p>
+  </w:footnote>
+</w:footnotes>
+</file>
+
+<file path=word/header1.xml><?xml version="1.0" encoding="utf-8"?>
+<w:hdr xmlns:wpc="http://schemas.microsoft.com/office/word/2010/wordprocessingCanvas" xmlns:cx="http://schemas.microsoft.com/office/drawing/2014/chartex" xmlns:cx1="http://schemas.microsoft.com/office/drawing/2015/9/8/chartex" xmlns:cx2="http://schemas.microsoft.com/office/drawing/2015/10/21/chartex" xmlns:cx3="http://schemas.microsoft.com/office/drawing/2016/5/9/chartex" xmlns:cx4="http://schemas.microsoft.com/office/drawing/2016/5/10/chartex" xmlns:cx5="http://schemas.microsoft.com/office/drawing/2016/5/11/chartex" xmlns:cx6="http://schemas.microsoft.com/office/drawing/2016/5/12/chartex" xmlns:cx7="http://schemas.microsoft.com/office/drawing/2016/5/13/chartex" xmlns:cx8="http://schemas.microsoft.com/office/drawing/2016/5/14/chartex" xmlns:mc="http://schemas.openxmlformats.org/markup-compatibility/2006" xmlns:aink="http://schemas.microsoft.com/office/drawing/2016/ink" xmlns:am3d="http://schemas.microsoft.com/office/drawing/2017/model3d" xmlns:o="urn:schemas-microsoft-com:office:office" xmlns:oel="http://schemas.microsoft.com/office/2019/extlst" xmlns:r="http://schemas.openxmlformats.org/officeDocument/2006/relationships" xmlns:m="http://schemas.openxmlformats.org/officeDocument/2006/math" xmlns:v="urn:schemas-microsoft-com:vml" xmlns:wp14="http://schemas.microsoft.com/office/word/2010/wordprocessingDrawing" xmlns:wp="http://schemas.openxmlformats.org/drawingml/2006/wordprocessingDrawing" xmlns:w10="urn:schemas-microsoft-com:office:word" xmlns:w="http://schemas.openxmlformats.org/wordprocessingml/2006/main" xmlns:w14="http://schemas.microsoft.com/office/word/2010/wordml" xmlns:w15="http://schemas.microsoft.com/office/word/2012/wordml" xmlns:w16cex="http://schemas.microsoft.com/office/word/2018/wordml/cex" xmlns:w16cid="http://schemas.microsoft.com/office/word/2016/wordml/cid" xmlns:w16="http://schemas.microsoft.com/office/word/2018/wordml" xmlns:w16du="http://schemas.microsoft.com/office/word/2023/wordml/word16du" xmlns:w16sdtdh="http://schemas.microsoft.com/office/word/2020/wordml/sdtdatahash" xmlns:w16sdtfl="http://schemas.microsoft.com/office/word/2024/wordml/sdtformatlock" xmlns:w16se="http://schemas.microsoft.com/office/word/2015/wordml/symex" xmlns:wpg="http://schemas.microsoft.com/office/word/2010/wordprocessingGroup" xmlns:wpi="http://schemas.microsoft.com/office/word/2010/wordprocessingInk" xmlns:wne="http://schemas.microsoft.com/office/word/2006/wordml" xmlns:wps="http://schemas.microsoft.com/office/word/2010/wordprocessingShape" mc:Ignorable="w14 w15 w16se w16cid w16 w16cex w16sdtdh w16sdtfl w16du wp14">
+  <w:p>
+    <w:pPr>
+      <w:pStyle w:val="ad"/>
+    </w:pPr>
+  </w:p>
+</w:hdr>
+</file>
+
+<file path=word/header2.xml><?xml version="1.0" encoding="utf-8"?>
+<w:hdr xmlns:wpc="http://schemas.microsoft.com/office/word/2010/wordprocessingCanvas" xmlns:cx="http://schemas.microsoft.com/office/drawing/2014/chartex" xmlns:cx1="http://schemas.microsoft.com/office/drawing/2015/9/8/chartex" xmlns:cx2="http://schemas.microsoft.com/office/drawing/2015/10/21/chartex" xmlns:cx3="http://schemas.microsoft.com/office/drawing/2016/5/9/chartex" xmlns:cx4="http://schemas.microsoft.com/office/drawing/2016/5/10/chartex" xmlns:cx5="http://schemas.microsoft.com/office/drawing/2016/5/11/chartex" xmlns:cx6="http://schemas.microsoft.com/office/drawing/2016/5/12/chartex" xmlns:cx7="http://schemas.microsoft.com/office/drawing/2016/5/13/chartex" xmlns:cx8="http://schemas.microsoft.com/office/drawing/2016/5/14/chartex" xmlns:mc="http://schemas.openxmlformats.org/markup-compatibility/2006" xmlns:aink="http://schemas.microsoft.com/office/drawing/2016/ink" xmlns:am3d="http://schemas.microsoft.com/office/drawing/2017/model3d" xmlns:o="urn:schemas-microsoft-com:office:office" xmlns:oel="http://schemas.microsoft.com/office/2019/extlst" xmlns:r="http://schemas.openxmlformats.org/officeDocument/2006/relationships" xmlns:m="http://schemas.openxmlformats.org/officeDocument/2006/math" xmlns:v="urn:schemas-microsoft-com:vml" xmlns:wp14="http://schemas.microsoft.com/office/word/2010/wordprocessingDrawing" xmlns:wp="http://schemas.openxmlformats.org/drawingml/2006/wordprocessingDrawing" xmlns:w10="urn:schemas-microsoft-com:office:word" xmlns:w="http://schemas.openxmlformats.org/wordprocessingml/2006/main" xmlns:w14="http://schemas.microsoft.com/office/word/2010/wordml" xmlns:w15="http://schemas.microsoft.com/office/word/2012/wordml" xmlns:w16cex="http://schemas.microsoft.com/office/word/2018/wordml/cex" xmlns:w16cid="http://schemas.microsoft.com/office/word/2016/wordml/cid" xmlns:w16="http://schemas.microsoft.com/office/word/2018/wordml" xmlns:w16du="http://schemas.microsoft.com/office/word/2023/wordml/word16du" xmlns:w16sdtdh="http://schemas.microsoft.com/office/word/2020/wordml/sdtdatahash" xmlns:w16sdtfl="http://schemas.microsoft.com/office/word/2024/wordml/sdtformatlock" xmlns:w16se="http://schemas.microsoft.com/office/word/2015/wordml/symex" xmlns:wpg="http://schemas.microsoft.com/office/word/2010/wordprocessingGroup" xmlns:wpi="http://schemas.microsoft.com/office/word/2010/wordprocessingInk" xmlns:wne="http://schemas.microsoft.com/office/word/2006/wordml" xmlns:wps="http://schemas.microsoft.com/office/word/2010/wordprocessingShape" mc:Ignorable="w14 w15 w16se w16cid w16 w16cex w16sdtdh w16sdtfl w16du wp14">
+  <w:p>
+    <w:pPr>
+      <w:pStyle w:val="ad"/>
+    </w:pPr>
+  </w:p>
+</w:hdr>
+</file>
+
+<file path=word/header3.xml><?xml version="1.0" encoding="utf-8"?>
+<w:hdr xmlns:wpc="http://schemas.microsoft.com/office/word/2010/wordprocessingCanvas" xmlns:cx="http://schemas.microsoft.com/office/drawing/2014/chartex" xmlns:cx1="http://schemas.microsoft.com/office/drawing/2015/9/8/chartex" xmlns:cx2="http://schemas.microsoft.com/office/drawing/2015/10/21/chartex" xmlns:cx3="http://schemas.microsoft.com/office/drawing/2016/5/9/chartex" xmlns:cx4="http://schemas.microsoft.com/office/drawing/2016/5/10/chartex" xmlns:cx5="http://schemas.microsoft.com/office/drawing/2016/5/11/chartex" xmlns:cx6="http://schemas.microsoft.com/office/drawing/2016/5/12/chartex" xmlns:cx7="http://schemas.microsoft.com/office/drawing/2016/5/13/chartex" xmlns:cx8="http://schemas.microsoft.com/office/drawing/2016/5/14/chartex" xmlns:mc="http://schemas.openxmlformats.org/markup-compatibility/2006" xmlns:aink="http://schemas.microsoft.com/office/drawing/2016/ink" xmlns:am3d="http://schemas.microsoft.com/office/drawing/2017/model3d" xmlns:o="urn:schemas-microsoft-com:office:office" xmlns:oel="http://schemas.microsoft.com/office/2019/extlst" xmlns:r="http://schemas.openxmlformats.org/officeDocument/2006/relationships" xmlns:m="http://schemas.openxmlformats.org/officeDocument/2006/math" xmlns:v="urn:schemas-microsoft-com:vml" xmlns:wp14="http://schemas.microsoft.com/office/word/2010/wordprocessingDrawing" xmlns:wp="http://schemas.openxmlformats.org/drawingml/2006/wordprocessingDrawing" xmlns:w10="urn:schemas-microsoft-com:office:word" xmlns:w="http://schemas.openxmlformats.org/wordprocessingml/2006/main" xmlns:w14="http://schemas.microsoft.com/office/word/2010/wordml" xmlns:w15="http://schemas.microsoft.com/office/word/2012/wordml" xmlns:w16cex="http://schemas.microsoft.com/office/word/2018/wordml/cex" xmlns:w16cid="http://schemas.microsoft.com/office/word/2016/wordml/cid" xmlns:w16="http://schemas.microsoft.com/office/word/2018/wordml" xmlns:w16du="http://schemas.microsoft.com/office/word/2023/wordml/word16du" xmlns:w16sdtdh="http://schemas.microsoft.com/office/word/2020/wordml/sdtdatahash" xmlns:w16sdtfl="http://schemas.microsoft.com/office/word/2024/wordml/sdtformatlock" xmlns:w16se="http://schemas.microsoft.com/office/word/2015/wordml/symex" xmlns:wpg="http://schemas.microsoft.com/office/word/2010/wordprocessingGroup" xmlns:wpi="http://schemas.microsoft.com/office/word/2010/wordprocessingInk" xmlns:wne="http://schemas.microsoft.com/office/word/2006/wordml" xmlns:wps="http://schemas.microsoft.com/office/word/2010/wordprocessingShape" mc:Ignorable="w14 w15 w16se w16cid w16 w16cex w16sdtdh w16sdtfl w16du wp14">
+  <w:p>
+    <w:pPr>
+      <w:pStyle w:val="ad"/>
+    </w:pPr>
+  </w:p>
+</w:hdr>
+</file>
+
 <file path=word/numbering.xml><?xml version="1.0" encoding="utf-8"?>
 <w:numbering xmlns:wpc="http://schemas.microsoft.com/office/word/2010/wordprocessingCanvas" xmlns:cx="http://schemas.microsoft.com/office/drawing/2014/chartex" xmlns:cx1="http://schemas.microsoft.com/office/drawing/2015/9/8/chartex" xmlns:cx2="http://schemas.microsoft.com/office/drawing/2015/10/21/chartex" xmlns:cx3="http://schemas.microsoft.com/office/drawing/2016/5/9/chartex" xmlns:cx4="http://schemas.microsoft.com/office/drawing/2016/5/10/chartex" xmlns:cx5="http://schemas.microsoft.com/office/drawing/2016/5/11/chartex" xmlns:cx6="http://schemas.microsoft.com/office/drawing/2016/5/12/chartex" xmlns:cx7="http://schemas.microsoft.com/office/drawing/2016/5/13/chartex" xmlns:cx8="http://schemas.microsoft.com/office/drawing/2016/5/14/chartex" xmlns:mc="http://schemas.openxmlformats.org/markup-compatibility/2006" xmlns:aink="http://schemas.microsoft.com/office/drawing/2016/ink" xmlns:am3d="http://schemas.microsoft.com/office/drawing/2017/model3d" xmlns:o="urn:schemas-microsoft-com:office:office" xmlns:oel="http://schemas.microsoft.com/office/2019/extlst" xmlns:r="http://schemas.openxmlformats.org/officeDocument/2006/relationships" xmlns:m="http://schemas.openxmlformats.org/officeDocument/2006/math" xmlns:v="urn:schemas-microsoft-com:vml" xmlns:wp14="http://schemas.microsoft.com/office/word/2010/wordprocessingDrawing" xmlns:wp="http://schemas.openxmlformats.org/drawingml/2006/wordprocessingDrawing" xmlns:w10="urn:schemas-microsoft-com:office:word" xmlns:w="http://schemas.openxmlformats.org/wordprocessingml/2006/main" xmlns:w14="http://schemas.microsoft.com/office/word/2010/wordml" xmlns:w15="http://schemas.microsoft.com/office/word/2012/wordml" xmlns:w16cex="http://schemas.microsoft.com/office/word/2018/wordml/cex" xmlns:w16cid="http://schemas.microsoft.com/office/word/2016/wordml/cid" xmlns:w16="http://schemas.microsoft.com/office/word/2018/wordml" xmlns:w16du="http://schemas.microsoft.com/office/word/2023/wordml/word16du" xmlns:w16sdtdh="http://schemas.microsoft.com/office/word/2020/wordml/sdtdatahash" xmlns:w16sdtfl="http://schemas.microsoft.com/office/word/2024/wordml/sdtformatlock" xmlns:w16se="http://schemas.microsoft.com/office/word/2015/wordml/symex" xmlns:wpg="http://schemas.microsoft.com/office/word/2010/wordprocessingGroup" xmlns:wpi="http://schemas.microsoft.com/office/word/2010/wordprocessingInk" xmlns:wne="http://schemas.microsoft.com/office/word/2006/wordml" xmlns:wps="http://schemas.microsoft.com/office/word/2010/wordprocessingShape" mc:Ignorable="w14 w15 w16se w16cid w16 w16cex w16sdtdh w16sdtfl w16du wp14">
   <w:abstractNum w:abstractNumId="0" w15:restartNumberingAfterBreak="0">
+    <w:nsid w:val="0EDD6400"/>
+    <w:multiLevelType w:val="hybridMultilevel"/>
+    <w:tmpl w:val="576893A8"/>
+    <w:lvl w:ilvl="0" w:tplc="20000001">
+      <w:start w:val="1"/>
+      <w:numFmt w:val="bullet"/>
+      <w:lvlText w:val=""/>
+      <w:lvlJc w:val="left"/>
+      <w:pPr>
+        <w:ind w:left="1429" w:hanging="360"/>
+      </w:pPr>
+      <w:rPr>
+        <w:rFonts w:ascii="Symbol" w:hAnsi="Symbol" w:hint="default"/>
+      </w:rPr>
+    </w:lvl>
+    <w:lvl w:ilvl="1" w:tplc="20000003" w:tentative="1">
+      <w:start w:val="1"/>
+      <w:numFmt w:val="bullet"/>
+      <w:lvlText w:val="o"/>
+      <w:lvlJc w:val="left"/>
+      <w:pPr>
+        <w:ind w:left="2149" w:hanging="360"/>
+      </w:pPr>
+      <w:rPr>
+        <w:rFonts w:ascii="Courier New" w:hAnsi="Courier New" w:cs="Courier New" w:hint="default"/>
+      </w:rPr>
+    </w:lvl>
+    <w:lvl w:ilvl="2" w:tplc="20000005" w:tentative="1">
+      <w:start w:val="1"/>
+      <w:numFmt w:val="bullet"/>
+      <w:lvlText w:val=""/>
+      <w:lvlJc w:val="left"/>
+      <w:pPr>
+        <w:ind w:left="2869" w:hanging="360"/>
+      </w:pPr>
+      <w:rPr>
+        <w:rFonts w:ascii="Wingdings" w:hAnsi="Wingdings" w:hint="default"/>
+      </w:rPr>
+    </w:lvl>
+    <w:lvl w:ilvl="3" w:tplc="20000001" w:tentative="1">
+      <w:start w:val="1"/>
+      <w:numFmt w:val="bullet"/>
+      <w:lvlText w:val=""/>
+      <w:lvlJc w:val="left"/>
+      <w:pPr>
+        <w:ind w:left="3589" w:hanging="360"/>
+      </w:pPr>
+      <w:rPr>
+        <w:rFonts w:ascii="Symbol" w:hAnsi="Symbol" w:hint="default"/>
+      </w:rPr>
+    </w:lvl>
+    <w:lvl w:ilvl="4" w:tplc="20000003" w:tentative="1">
+      <w:start w:val="1"/>
+      <w:numFmt w:val="bullet"/>
+      <w:lvlText w:val="o"/>
+      <w:lvlJc w:val="left"/>
+      <w:pPr>
+        <w:ind w:left="4309" w:hanging="360"/>
+      </w:pPr>
+      <w:rPr>
+        <w:rFonts w:ascii="Courier New" w:hAnsi="Courier New" w:cs="Courier New" w:hint="default"/>
+      </w:rPr>
+    </w:lvl>
+    <w:lvl w:ilvl="5" w:tplc="20000005" w:tentative="1">
+      <w:start w:val="1"/>
+      <w:numFmt w:val="bullet"/>
+      <w:lvlText w:val=""/>
+      <w:lvlJc w:val="left"/>
+      <w:pPr>
+        <w:ind w:left="5029" w:hanging="360"/>
+      </w:pPr>
+      <w:rPr>
+        <w:rFonts w:ascii="Wingdings" w:hAnsi="Wingdings" w:hint="default"/>
+      </w:rPr>
+    </w:lvl>
+    <w:lvl w:ilvl="6" w:tplc="20000001" w:tentative="1">
+      <w:start w:val="1"/>
+      <w:numFmt w:val="bullet"/>
+      <w:lvlText w:val=""/>
+      <w:lvlJc w:val="left"/>
+      <w:pPr>
+        <w:ind w:left="5749" w:hanging="360"/>
+      </w:pPr>
+      <w:rPr>
+        <w:rFonts w:ascii="Symbol" w:hAnsi="Symbol" w:hint="default"/>
+      </w:rPr>
+    </w:lvl>
+    <w:lvl w:ilvl="7" w:tplc="20000003" w:tentative="1">
+      <w:start w:val="1"/>
+      <w:numFmt w:val="bullet"/>
+      <w:lvlText w:val="o"/>
+      <w:lvlJc w:val="left"/>
+      <w:pPr>
+        <w:ind w:left="6469" w:hanging="360"/>
+      </w:pPr>
+      <w:rPr>
+        <w:rFonts w:ascii="Courier New" w:hAnsi="Courier New" w:cs="Courier New" w:hint="default"/>
+      </w:rPr>
+    </w:lvl>
+    <w:lvl w:ilvl="8" w:tplc="20000005" w:tentative="1">
+      <w:start w:val="1"/>
+      <w:numFmt w:val="bullet"/>
+      <w:lvlText w:val=""/>
+      <w:lvlJc w:val="left"/>
+      <w:pPr>
+        <w:ind w:left="7189" w:hanging="360"/>
+      </w:pPr>
+      <w:rPr>
+        <w:rFonts w:ascii="Wingdings" w:hAnsi="Wingdings" w:hint="default"/>
+      </w:rPr>
+    </w:lvl>
+  </w:abstractNum>
+  <w:abstractNum w:abstractNumId="1" w15:restartNumberingAfterBreak="0">
     <w:nsid w:val="1CF173CF"/>
     <w:multiLevelType w:val="multilevel"/>
     <w:tmpl w:val="5AFE5A62"/>
@@ -853,7 +3888,120 @@
       </w:rPr>
     </w:lvl>
   </w:abstractNum>
-  <w:abstractNum w:abstractNumId="1" w15:restartNumberingAfterBreak="0">
+  <w:abstractNum w:abstractNumId="2" w15:restartNumberingAfterBreak="0">
+    <w:nsid w:val="246A2CEF"/>
+    <w:multiLevelType w:val="hybridMultilevel"/>
+    <w:tmpl w:val="F97A41FA"/>
+    <w:lvl w:ilvl="0" w:tplc="20000001">
+      <w:start w:val="1"/>
+      <w:numFmt w:val="bullet"/>
+      <w:lvlText w:val=""/>
+      <w:lvlJc w:val="left"/>
+      <w:pPr>
+        <w:ind w:left="1429" w:hanging="360"/>
+      </w:pPr>
+      <w:rPr>
+        <w:rFonts w:ascii="Symbol" w:hAnsi="Symbol" w:hint="default"/>
+      </w:rPr>
+    </w:lvl>
+    <w:lvl w:ilvl="1" w:tplc="20000003" w:tentative="1">
+      <w:start w:val="1"/>
+      <w:numFmt w:val="bullet"/>
+      <w:lvlText w:val="o"/>
+      <w:lvlJc w:val="left"/>
+      <w:pPr>
+        <w:ind w:left="2149" w:hanging="360"/>
+      </w:pPr>
+      <w:rPr>
+        <w:rFonts w:ascii="Courier New" w:hAnsi="Courier New" w:cs="Courier New" w:hint="default"/>
+      </w:rPr>
+    </w:lvl>
+    <w:lvl w:ilvl="2" w:tplc="20000005" w:tentative="1">
+      <w:start w:val="1"/>
+      <w:numFmt w:val="bullet"/>
+      <w:lvlText w:val=""/>
+      <w:lvlJc w:val="left"/>
+      <w:pPr>
+        <w:ind w:left="2869" w:hanging="360"/>
+      </w:pPr>
+      <w:rPr>
+        <w:rFonts w:ascii="Wingdings" w:hAnsi="Wingdings" w:hint="default"/>
+      </w:rPr>
+    </w:lvl>
+    <w:lvl w:ilvl="3" w:tplc="20000001" w:tentative="1">
+      <w:start w:val="1"/>
+      <w:numFmt w:val="bullet"/>
+      <w:lvlText w:val=""/>
+      <w:lvlJc w:val="left"/>
+      <w:pPr>
+        <w:ind w:left="3589" w:hanging="360"/>
+      </w:pPr>
+      <w:rPr>
+        <w:rFonts w:ascii="Symbol" w:hAnsi="Symbol" w:hint="default"/>
+      </w:rPr>
+    </w:lvl>
+    <w:lvl w:ilvl="4" w:tplc="20000003" w:tentative="1">
+      <w:start w:val="1"/>
+      <w:numFmt w:val="bullet"/>
+      <w:lvlText w:val="o"/>
+      <w:lvlJc w:val="left"/>
+      <w:pPr>
+        <w:ind w:left="4309" w:hanging="360"/>
+      </w:pPr>
+      <w:rPr>
+        <w:rFonts w:ascii="Courier New" w:hAnsi="Courier New" w:cs="Courier New" w:hint="default"/>
+      </w:rPr>
+    </w:lvl>
+    <w:lvl w:ilvl="5" w:tplc="20000005" w:tentative="1">
+      <w:start w:val="1"/>
+      <w:numFmt w:val="bullet"/>
+      <w:lvlText w:val=""/>
+      <w:lvlJc w:val="left"/>
+      <w:pPr>
+        <w:ind w:left="5029" w:hanging="360"/>
+      </w:pPr>
+      <w:rPr>
+        <w:rFonts w:ascii="Wingdings" w:hAnsi="Wingdings" w:hint="default"/>
+      </w:rPr>
+    </w:lvl>
+    <w:lvl w:ilvl="6" w:tplc="20000001" w:tentative="1">
+      <w:start w:val="1"/>
+      <w:numFmt w:val="bullet"/>
+      <w:lvlText w:val=""/>
+      <w:lvlJc w:val="left"/>
+      <w:pPr>
+        <w:ind w:left="5749" w:hanging="360"/>
+      </w:pPr>
+      <w:rPr>
+        <w:rFonts w:ascii="Symbol" w:hAnsi="Symbol" w:hint="default"/>
+      </w:rPr>
+    </w:lvl>
+    <w:lvl w:ilvl="7" w:tplc="20000003" w:tentative="1">
+      <w:start w:val="1"/>
+      <w:numFmt w:val="bullet"/>
+      <w:lvlText w:val="o"/>
+      <w:lvlJc w:val="left"/>
+      <w:pPr>
+        <w:ind w:left="6469" w:hanging="360"/>
+      </w:pPr>
+      <w:rPr>
+        <w:rFonts w:ascii="Courier New" w:hAnsi="Courier New" w:cs="Courier New" w:hint="default"/>
+      </w:rPr>
+    </w:lvl>
+    <w:lvl w:ilvl="8" w:tplc="20000005" w:tentative="1">
+      <w:start w:val="1"/>
+      <w:numFmt w:val="bullet"/>
+      <w:lvlText w:val=""/>
+      <w:lvlJc w:val="left"/>
+      <w:pPr>
+        <w:ind w:left="7189" w:hanging="360"/>
+      </w:pPr>
+      <w:rPr>
+        <w:rFonts w:ascii="Wingdings" w:hAnsi="Wingdings" w:hint="default"/>
+      </w:rPr>
+    </w:lvl>
+  </w:abstractNum>
+  <w:abstractNum w:abstractNumId="3" w15:restartNumberingAfterBreak="0">
     <w:nsid w:val="294441AC"/>
     <w:multiLevelType w:val="hybridMultilevel"/>
     <w:tmpl w:val="62F029E8"/>
@@ -966,7 +4114,269 @@
       </w:rPr>
     </w:lvl>
   </w:abstractNum>
-  <w:abstractNum w:abstractNumId="2" w15:restartNumberingAfterBreak="0">
+  <w:abstractNum w:abstractNumId="4" w15:restartNumberingAfterBreak="0">
+    <w:nsid w:val="352D42FE"/>
+    <w:multiLevelType w:val="multilevel"/>
+    <w:tmpl w:val="75662EC8"/>
+    <w:lvl w:ilvl="0">
+      <w:start w:val="1"/>
+      <w:numFmt w:val="bullet"/>
+      <w:lvlText w:val=""/>
+      <w:lvlJc w:val="left"/>
+      <w:pPr>
+        <w:tabs>
+          <w:tab w:val="num" w:pos="720"/>
+        </w:tabs>
+        <w:ind w:left="720" w:hanging="360"/>
+      </w:pPr>
+      <w:rPr>
+        <w:rFonts w:ascii="Symbol" w:hAnsi="Symbol" w:hint="default"/>
+        <w:sz w:val="20"/>
+      </w:rPr>
+    </w:lvl>
+    <w:lvl w:ilvl="1" w:tentative="1">
+      <w:start w:val="1"/>
+      <w:numFmt w:val="bullet"/>
+      <w:lvlText w:val="o"/>
+      <w:lvlJc w:val="left"/>
+      <w:pPr>
+        <w:tabs>
+          <w:tab w:val="num" w:pos="1440"/>
+        </w:tabs>
+        <w:ind w:left="1440" w:hanging="360"/>
+      </w:pPr>
+      <w:rPr>
+        <w:rFonts w:ascii="Courier New" w:hAnsi="Courier New" w:hint="default"/>
+        <w:sz w:val="20"/>
+      </w:rPr>
+    </w:lvl>
+    <w:lvl w:ilvl="2" w:tentative="1">
+      <w:start w:val="1"/>
+      <w:numFmt w:val="bullet"/>
+      <w:lvlText w:val=""/>
+      <w:lvlJc w:val="left"/>
+      <w:pPr>
+        <w:tabs>
+          <w:tab w:val="num" w:pos="2160"/>
+        </w:tabs>
+        <w:ind w:left="2160" w:hanging="360"/>
+      </w:pPr>
+      <w:rPr>
+        <w:rFonts w:ascii="Wingdings" w:hAnsi="Wingdings" w:hint="default"/>
+        <w:sz w:val="20"/>
+      </w:rPr>
+    </w:lvl>
+    <w:lvl w:ilvl="3" w:tentative="1">
+      <w:start w:val="1"/>
+      <w:numFmt w:val="bullet"/>
+      <w:lvlText w:val=""/>
+      <w:lvlJc w:val="left"/>
+      <w:pPr>
+        <w:tabs>
+          <w:tab w:val="num" w:pos="2880"/>
+        </w:tabs>
+        <w:ind w:left="2880" w:hanging="360"/>
+      </w:pPr>
+      <w:rPr>
+        <w:rFonts w:ascii="Wingdings" w:hAnsi="Wingdings" w:hint="default"/>
+        <w:sz w:val="20"/>
+      </w:rPr>
+    </w:lvl>
+    <w:lvl w:ilvl="4" w:tentative="1">
+      <w:start w:val="1"/>
+      <w:numFmt w:val="bullet"/>
+      <w:lvlText w:val=""/>
+      <w:lvlJc w:val="left"/>
+      <w:pPr>
+        <w:tabs>
+          <w:tab w:val="num" w:pos="3600"/>
+        </w:tabs>
+        <w:ind w:left="3600" w:hanging="360"/>
+      </w:pPr>
+      <w:rPr>
+        <w:rFonts w:ascii="Wingdings" w:hAnsi="Wingdings" w:hint="default"/>
+        <w:sz w:val="20"/>
+      </w:rPr>
+    </w:lvl>
+    <w:lvl w:ilvl="5" w:tentative="1">
+      <w:start w:val="1"/>
+      <w:numFmt w:val="bullet"/>
+      <w:lvlText w:val=""/>
+      <w:lvlJc w:val="left"/>
+      <w:pPr>
+        <w:tabs>
+          <w:tab w:val="num" w:pos="4320"/>
+        </w:tabs>
+        <w:ind w:left="4320" w:hanging="360"/>
+      </w:pPr>
+      <w:rPr>
+        <w:rFonts w:ascii="Wingdings" w:hAnsi="Wingdings" w:hint="default"/>
+        <w:sz w:val="20"/>
+      </w:rPr>
+    </w:lvl>
+    <w:lvl w:ilvl="6" w:tentative="1">
+      <w:start w:val="1"/>
+      <w:numFmt w:val="bullet"/>
+      <w:lvlText w:val=""/>
+      <w:lvlJc w:val="left"/>
+      <w:pPr>
+        <w:tabs>
+          <w:tab w:val="num" w:pos="5040"/>
+        </w:tabs>
+        <w:ind w:left="5040" w:hanging="360"/>
+      </w:pPr>
+      <w:rPr>
+        <w:rFonts w:ascii="Wingdings" w:hAnsi="Wingdings" w:hint="default"/>
+        <w:sz w:val="20"/>
+      </w:rPr>
+    </w:lvl>
+    <w:lvl w:ilvl="7" w:tentative="1">
+      <w:start w:val="1"/>
+      <w:numFmt w:val="bullet"/>
+      <w:lvlText w:val=""/>
+      <w:lvlJc w:val="left"/>
+      <w:pPr>
+        <w:tabs>
+          <w:tab w:val="num" w:pos="5760"/>
+        </w:tabs>
+        <w:ind w:left="5760" w:hanging="360"/>
+      </w:pPr>
+      <w:rPr>
+        <w:rFonts w:ascii="Wingdings" w:hAnsi="Wingdings" w:hint="default"/>
+        <w:sz w:val="20"/>
+      </w:rPr>
+    </w:lvl>
+    <w:lvl w:ilvl="8" w:tentative="1">
+      <w:start w:val="1"/>
+      <w:numFmt w:val="bullet"/>
+      <w:lvlText w:val=""/>
+      <w:lvlJc w:val="left"/>
+      <w:pPr>
+        <w:tabs>
+          <w:tab w:val="num" w:pos="6480"/>
+        </w:tabs>
+        <w:ind w:left="6480" w:hanging="360"/>
+      </w:pPr>
+      <w:rPr>
+        <w:rFonts w:ascii="Wingdings" w:hAnsi="Wingdings" w:hint="default"/>
+        <w:sz w:val="20"/>
+      </w:rPr>
+    </w:lvl>
+  </w:abstractNum>
+  <w:abstractNum w:abstractNumId="5" w15:restartNumberingAfterBreak="0">
+    <w:nsid w:val="3C1A02EF"/>
+    <w:multiLevelType w:val="hybridMultilevel"/>
+    <w:tmpl w:val="90D4783C"/>
+    <w:lvl w:ilvl="0" w:tplc="20000001">
+      <w:start w:val="1"/>
+      <w:numFmt w:val="bullet"/>
+      <w:lvlText w:val=""/>
+      <w:lvlJc w:val="left"/>
+      <w:pPr>
+        <w:ind w:left="1440" w:hanging="360"/>
+      </w:pPr>
+      <w:rPr>
+        <w:rFonts w:ascii="Symbol" w:hAnsi="Symbol" w:hint="default"/>
+      </w:rPr>
+    </w:lvl>
+    <w:lvl w:ilvl="1" w:tplc="20000003" w:tentative="1">
+      <w:start w:val="1"/>
+      <w:numFmt w:val="bullet"/>
+      <w:lvlText w:val="o"/>
+      <w:lvlJc w:val="left"/>
+      <w:pPr>
+        <w:ind w:left="2160" w:hanging="360"/>
+      </w:pPr>
+      <w:rPr>
+        <w:rFonts w:ascii="Courier New" w:hAnsi="Courier New" w:cs="Courier New" w:hint="default"/>
+      </w:rPr>
+    </w:lvl>
+    <w:lvl w:ilvl="2" w:tplc="20000005" w:tentative="1">
+      <w:start w:val="1"/>
+      <w:numFmt w:val="bullet"/>
+      <w:lvlText w:val=""/>
+      <w:lvlJc w:val="left"/>
+      <w:pPr>
+        <w:ind w:left="2880" w:hanging="360"/>
+      </w:pPr>
+      <w:rPr>
+        <w:rFonts w:ascii="Wingdings" w:hAnsi="Wingdings" w:hint="default"/>
+      </w:rPr>
+    </w:lvl>
+    <w:lvl w:ilvl="3" w:tplc="20000001" w:tentative="1">
+      <w:start w:val="1"/>
+      <w:numFmt w:val="bullet"/>
+      <w:lvlText w:val=""/>
+      <w:lvlJc w:val="left"/>
+      <w:pPr>
+        <w:ind w:left="3600" w:hanging="360"/>
+      </w:pPr>
+      <w:rPr>
+        <w:rFonts w:ascii="Symbol" w:hAnsi="Symbol" w:hint="default"/>
+      </w:rPr>
+    </w:lvl>
+    <w:lvl w:ilvl="4" w:tplc="20000003" w:tentative="1">
+      <w:start w:val="1"/>
+      <w:numFmt w:val="bullet"/>
+      <w:lvlText w:val="o"/>
+      <w:lvlJc w:val="left"/>
+      <w:pPr>
+        <w:ind w:left="4320" w:hanging="360"/>
+      </w:pPr>
+      <w:rPr>
+        <w:rFonts w:ascii="Courier New" w:hAnsi="Courier New" w:cs="Courier New" w:hint="default"/>
+      </w:rPr>
+    </w:lvl>
+    <w:lvl w:ilvl="5" w:tplc="20000005" w:tentative="1">
+      <w:start w:val="1"/>
+      <w:numFmt w:val="bullet"/>
+      <w:lvlText w:val=""/>
+      <w:lvlJc w:val="left"/>
+      <w:pPr>
+        <w:ind w:left="5040" w:hanging="360"/>
+      </w:pPr>
+      <w:rPr>
+        <w:rFonts w:ascii="Wingdings" w:hAnsi="Wingdings" w:hint="default"/>
+      </w:rPr>
+    </w:lvl>
+    <w:lvl w:ilvl="6" w:tplc="20000001" w:tentative="1">
+      <w:start w:val="1"/>
+      <w:numFmt w:val="bullet"/>
+      <w:lvlText w:val=""/>
+      <w:lvlJc w:val="left"/>
+      <w:pPr>
+        <w:ind w:left="5760" w:hanging="360"/>
+      </w:pPr>
+      <w:rPr>
+        <w:rFonts w:ascii="Symbol" w:hAnsi="Symbol" w:hint="default"/>
+      </w:rPr>
+    </w:lvl>
+    <w:lvl w:ilvl="7" w:tplc="20000003" w:tentative="1">
+      <w:start w:val="1"/>
+      <w:numFmt w:val="bullet"/>
+      <w:lvlText w:val="o"/>
+      <w:lvlJc w:val="left"/>
+      <w:pPr>
+        <w:ind w:left="6480" w:hanging="360"/>
+      </w:pPr>
+      <w:rPr>
+        <w:rFonts w:ascii="Courier New" w:hAnsi="Courier New" w:cs="Courier New" w:hint="default"/>
+      </w:rPr>
+    </w:lvl>
+    <w:lvl w:ilvl="8" w:tplc="20000005" w:tentative="1">
+      <w:start w:val="1"/>
+      <w:numFmt w:val="bullet"/>
+      <w:lvlText w:val=""/>
+      <w:lvlJc w:val="left"/>
+      <w:pPr>
+        <w:ind w:left="7200" w:hanging="360"/>
+      </w:pPr>
+      <w:rPr>
+        <w:rFonts w:ascii="Wingdings" w:hAnsi="Wingdings" w:hint="default"/>
+      </w:rPr>
+    </w:lvl>
+  </w:abstractNum>
+  <w:abstractNum w:abstractNumId="6" w15:restartNumberingAfterBreak="0">
     <w:nsid w:val="4F4C5D6C"/>
     <w:multiLevelType w:val="hybridMultilevel"/>
     <w:tmpl w:val="90CEBCF6"/>
@@ -1079,14 +4489,294 @@
       </w:rPr>
     </w:lvl>
   </w:abstractNum>
+  <w:abstractNum w:abstractNumId="7" w15:restartNumberingAfterBreak="0">
+    <w:nsid w:val="6793391E"/>
+    <w:multiLevelType w:val="hybridMultilevel"/>
+    <w:tmpl w:val="E702D0FA"/>
+    <w:lvl w:ilvl="0" w:tplc="20000001">
+      <w:start w:val="1"/>
+      <w:numFmt w:val="bullet"/>
+      <w:lvlText w:val=""/>
+      <w:lvlJc w:val="left"/>
+      <w:pPr>
+        <w:ind w:left="1429" w:hanging="360"/>
+      </w:pPr>
+      <w:rPr>
+        <w:rFonts w:ascii="Symbol" w:hAnsi="Symbol" w:hint="default"/>
+      </w:rPr>
+    </w:lvl>
+    <w:lvl w:ilvl="1" w:tplc="20000003" w:tentative="1">
+      <w:start w:val="1"/>
+      <w:numFmt w:val="bullet"/>
+      <w:lvlText w:val="o"/>
+      <w:lvlJc w:val="left"/>
+      <w:pPr>
+        <w:ind w:left="2149" w:hanging="360"/>
+      </w:pPr>
+      <w:rPr>
+        <w:rFonts w:ascii="Courier New" w:hAnsi="Courier New" w:cs="Courier New" w:hint="default"/>
+      </w:rPr>
+    </w:lvl>
+    <w:lvl w:ilvl="2" w:tplc="20000005" w:tentative="1">
+      <w:start w:val="1"/>
+      <w:numFmt w:val="bullet"/>
+      <w:lvlText w:val=""/>
+      <w:lvlJc w:val="left"/>
+      <w:pPr>
+        <w:ind w:left="2869" w:hanging="360"/>
+      </w:pPr>
+      <w:rPr>
+        <w:rFonts w:ascii="Wingdings" w:hAnsi="Wingdings" w:hint="default"/>
+      </w:rPr>
+    </w:lvl>
+    <w:lvl w:ilvl="3" w:tplc="20000001" w:tentative="1">
+      <w:start w:val="1"/>
+      <w:numFmt w:val="bullet"/>
+      <w:lvlText w:val=""/>
+      <w:lvlJc w:val="left"/>
+      <w:pPr>
+        <w:ind w:left="3589" w:hanging="360"/>
+      </w:pPr>
+      <w:rPr>
+        <w:rFonts w:ascii="Symbol" w:hAnsi="Symbol" w:hint="default"/>
+      </w:rPr>
+    </w:lvl>
+    <w:lvl w:ilvl="4" w:tplc="20000003" w:tentative="1">
+      <w:start w:val="1"/>
+      <w:numFmt w:val="bullet"/>
+      <w:lvlText w:val="o"/>
+      <w:lvlJc w:val="left"/>
+      <w:pPr>
+        <w:ind w:left="4309" w:hanging="360"/>
+      </w:pPr>
+      <w:rPr>
+        <w:rFonts w:ascii="Courier New" w:hAnsi="Courier New" w:cs="Courier New" w:hint="default"/>
+      </w:rPr>
+    </w:lvl>
+    <w:lvl w:ilvl="5" w:tplc="20000005" w:tentative="1">
+      <w:start w:val="1"/>
+      <w:numFmt w:val="bullet"/>
+      <w:lvlText w:val=""/>
+      <w:lvlJc w:val="left"/>
+      <w:pPr>
+        <w:ind w:left="5029" w:hanging="360"/>
+      </w:pPr>
+      <w:rPr>
+        <w:rFonts w:ascii="Wingdings" w:hAnsi="Wingdings" w:hint="default"/>
+      </w:rPr>
+    </w:lvl>
+    <w:lvl w:ilvl="6" w:tplc="20000001" w:tentative="1">
+      <w:start w:val="1"/>
+      <w:numFmt w:val="bullet"/>
+      <w:lvlText w:val=""/>
+      <w:lvlJc w:val="left"/>
+      <w:pPr>
+        <w:ind w:left="5749" w:hanging="360"/>
+      </w:pPr>
+      <w:rPr>
+        <w:rFonts w:ascii="Symbol" w:hAnsi="Symbol" w:hint="default"/>
+      </w:rPr>
+    </w:lvl>
+    <w:lvl w:ilvl="7" w:tplc="20000003" w:tentative="1">
+      <w:start w:val="1"/>
+      <w:numFmt w:val="bullet"/>
+      <w:lvlText w:val="o"/>
+      <w:lvlJc w:val="left"/>
+      <w:pPr>
+        <w:ind w:left="6469" w:hanging="360"/>
+      </w:pPr>
+      <w:rPr>
+        <w:rFonts w:ascii="Courier New" w:hAnsi="Courier New" w:cs="Courier New" w:hint="default"/>
+      </w:rPr>
+    </w:lvl>
+    <w:lvl w:ilvl="8" w:tplc="20000005" w:tentative="1">
+      <w:start w:val="1"/>
+      <w:numFmt w:val="bullet"/>
+      <w:lvlText w:val=""/>
+      <w:lvlJc w:val="left"/>
+      <w:pPr>
+        <w:ind w:left="7189" w:hanging="360"/>
+      </w:pPr>
+      <w:rPr>
+        <w:rFonts w:ascii="Wingdings" w:hAnsi="Wingdings" w:hint="default"/>
+      </w:rPr>
+    </w:lvl>
+  </w:abstractNum>
+  <w:abstractNum w:abstractNumId="8" w15:restartNumberingAfterBreak="0">
+    <w:nsid w:val="74D152A5"/>
+    <w:multiLevelType w:val="hybridMultilevel"/>
+    <w:tmpl w:val="7F044E12"/>
+    <w:lvl w:ilvl="0" w:tplc="20000001">
+      <w:start w:val="1"/>
+      <w:numFmt w:val="bullet"/>
+      <w:lvlText w:val=""/>
+      <w:lvlJc w:val="left"/>
+      <w:pPr>
+        <w:ind w:left="1429" w:hanging="360"/>
+      </w:pPr>
+      <w:rPr>
+        <w:rFonts w:ascii="Symbol" w:hAnsi="Symbol" w:hint="default"/>
+      </w:rPr>
+    </w:lvl>
+    <w:lvl w:ilvl="1" w:tplc="20000003" w:tentative="1">
+      <w:start w:val="1"/>
+      <w:numFmt w:val="bullet"/>
+      <w:lvlText w:val="o"/>
+      <w:lvlJc w:val="left"/>
+      <w:pPr>
+        <w:ind w:left="2149" w:hanging="360"/>
+      </w:pPr>
+      <w:rPr>
+        <w:rFonts w:ascii="Courier New" w:hAnsi="Courier New" w:cs="Courier New" w:hint="default"/>
+      </w:rPr>
+    </w:lvl>
+    <w:lvl w:ilvl="2" w:tplc="20000005" w:tentative="1">
+      <w:start w:val="1"/>
+      <w:numFmt w:val="bullet"/>
+      <w:lvlText w:val=""/>
+      <w:lvlJc w:val="left"/>
+      <w:pPr>
+        <w:ind w:left="2869" w:hanging="360"/>
+      </w:pPr>
+      <w:rPr>
+        <w:rFonts w:ascii="Wingdings" w:hAnsi="Wingdings" w:hint="default"/>
+      </w:rPr>
+    </w:lvl>
+    <w:lvl w:ilvl="3" w:tplc="20000001" w:tentative="1">
+      <w:start w:val="1"/>
+      <w:numFmt w:val="bullet"/>
+      <w:lvlText w:val=""/>
+      <w:lvlJc w:val="left"/>
+      <w:pPr>
+        <w:ind w:left="3589" w:hanging="360"/>
+      </w:pPr>
+      <w:rPr>
+        <w:rFonts w:ascii="Symbol" w:hAnsi="Symbol" w:hint="default"/>
+      </w:rPr>
+    </w:lvl>
+    <w:lvl w:ilvl="4" w:tplc="20000003" w:tentative="1">
+      <w:start w:val="1"/>
+      <w:numFmt w:val="bullet"/>
+      <w:lvlText w:val="o"/>
+      <w:lvlJc w:val="left"/>
+      <w:pPr>
+        <w:ind w:left="4309" w:hanging="360"/>
+      </w:pPr>
+      <w:rPr>
+        <w:rFonts w:ascii="Courier New" w:hAnsi="Courier New" w:cs="Courier New" w:hint="default"/>
+      </w:rPr>
+    </w:lvl>
+    <w:lvl w:ilvl="5" w:tplc="20000005" w:tentative="1">
+      <w:start w:val="1"/>
+      <w:numFmt w:val="bullet"/>
+      <w:lvlText w:val=""/>
+      <w:lvlJc w:val="left"/>
+      <w:pPr>
+        <w:ind w:left="5029" w:hanging="360"/>
+      </w:pPr>
+      <w:rPr>
+        <w:rFonts w:ascii="Wingdings" w:hAnsi="Wingdings" w:hint="default"/>
+      </w:rPr>
+    </w:lvl>
+    <w:lvl w:ilvl="6" w:tplc="20000001" w:tentative="1">
+      <w:start w:val="1"/>
+      <w:numFmt w:val="bullet"/>
+      <w:lvlText w:val=""/>
+      <w:lvlJc w:val="left"/>
+      <w:pPr>
+        <w:ind w:left="5749" w:hanging="360"/>
+      </w:pPr>
+      <w:rPr>
+        <w:rFonts w:ascii="Symbol" w:hAnsi="Symbol" w:hint="default"/>
+      </w:rPr>
+    </w:lvl>
+    <w:lvl w:ilvl="7" w:tplc="20000003" w:tentative="1">
+      <w:start w:val="1"/>
+      <w:numFmt w:val="bullet"/>
+      <w:lvlText w:val="o"/>
+      <w:lvlJc w:val="left"/>
+      <w:pPr>
+        <w:ind w:left="6469" w:hanging="360"/>
+      </w:pPr>
+      <w:rPr>
+        <w:rFonts w:ascii="Courier New" w:hAnsi="Courier New" w:cs="Courier New" w:hint="default"/>
+      </w:rPr>
+    </w:lvl>
+    <w:lvl w:ilvl="8" w:tplc="20000005" w:tentative="1">
+      <w:start w:val="1"/>
+      <w:numFmt w:val="bullet"/>
+      <w:lvlText w:val=""/>
+      <w:lvlJc w:val="left"/>
+      <w:pPr>
+        <w:ind w:left="7189" w:hanging="360"/>
+      </w:pPr>
+      <w:rPr>
+        <w:rFonts w:ascii="Wingdings" w:hAnsi="Wingdings" w:hint="default"/>
+      </w:rPr>
+    </w:lvl>
+  </w:abstractNum>
   <w:num w:numId="1" w16cid:durableId="434981079">
+    <w:abstractNumId w:val="3"/>
+  </w:num>
+  <w:num w:numId="2" w16cid:durableId="1636131838">
+    <w:abstractNumId w:val="6"/>
+  </w:num>
+  <w:num w:numId="3" w16cid:durableId="1970479089">
     <w:abstractNumId w:val="1"/>
   </w:num>
-  <w:num w:numId="2" w16cid:durableId="1636131838">
+  <w:num w:numId="4" w16cid:durableId="190000553">
+    <w:abstractNumId w:val="8"/>
+  </w:num>
+  <w:num w:numId="5" w16cid:durableId="250819787">
+    <w:abstractNumId w:val="6"/>
+    <w:lvlOverride w:ilvl="0"/>
+    <w:lvlOverride w:ilvl="1"/>
+    <w:lvlOverride w:ilvl="2"/>
+    <w:lvlOverride w:ilvl="3"/>
+    <w:lvlOverride w:ilvl="4"/>
+    <w:lvlOverride w:ilvl="5"/>
+    <w:lvlOverride w:ilvl="6"/>
+    <w:lvlOverride w:ilvl="7"/>
+    <w:lvlOverride w:ilvl="8"/>
+  </w:num>
+  <w:num w:numId="6" w16cid:durableId="131334857">
+    <w:abstractNumId w:val="0"/>
+  </w:num>
+  <w:num w:numId="7" w16cid:durableId="567569138">
+    <w:abstractNumId w:val="3"/>
+    <w:lvlOverride w:ilvl="0"/>
+    <w:lvlOverride w:ilvl="1"/>
+    <w:lvlOverride w:ilvl="2"/>
+    <w:lvlOverride w:ilvl="3"/>
+    <w:lvlOverride w:ilvl="4"/>
+    <w:lvlOverride w:ilvl="5"/>
+    <w:lvlOverride w:ilvl="6"/>
+    <w:lvlOverride w:ilvl="7"/>
+    <w:lvlOverride w:ilvl="8"/>
+  </w:num>
+  <w:num w:numId="8" w16cid:durableId="1941981853">
     <w:abstractNumId w:val="2"/>
   </w:num>
-  <w:num w:numId="3" w16cid:durableId="1970479089">
-    <w:abstractNumId w:val="0"/>
+  <w:num w:numId="9" w16cid:durableId="368844238">
+    <w:abstractNumId w:val="8"/>
+    <w:lvlOverride w:ilvl="0"/>
+    <w:lvlOverride w:ilvl="1"/>
+    <w:lvlOverride w:ilvl="2"/>
+    <w:lvlOverride w:ilvl="3"/>
+    <w:lvlOverride w:ilvl="4"/>
+    <w:lvlOverride w:ilvl="5"/>
+    <w:lvlOverride w:ilvl="6"/>
+    <w:lvlOverride w:ilvl="7"/>
+    <w:lvlOverride w:ilvl="8"/>
+  </w:num>
+  <w:num w:numId="10" w16cid:durableId="1636258183">
+    <w:abstractNumId w:val="7"/>
+  </w:num>
+  <w:num w:numId="11" w16cid:durableId="442455544">
+    <w:abstractNumId w:val="4"/>
+  </w:num>
+  <w:num w:numId="12" w16cid:durableId="1265069331">
+    <w:abstractNumId w:val="5"/>
   </w:num>
 </w:numbering>
 </file>
@@ -1491,6 +5181,7 @@
   <w:style w:type="paragraph" w:default="1" w:styleId="a">
     <w:name w:val="Normal"/>
     <w:qFormat/>
+    <w:rsid w:val="00C10D65"/>
   </w:style>
   <w:style w:type="paragraph" w:styleId="1">
     <w:name w:val="heading 1"/>
@@ -1694,7 +5385,6 @@
   <w:style w:type="character" w:default="1" w:styleId="a0">
     <w:name w:val="Default Paragraph Font"/>
     <w:uiPriority w:val="1"/>
-    <w:semiHidden/>
     <w:unhideWhenUsed/>
   </w:style>
   <w:style w:type="table" w:default="1" w:styleId="a1">
@@ -2018,6 +5708,50 @@
       <w:color w:val="666666"/>
     </w:rPr>
   </w:style>
+  <w:style w:type="paragraph" w:styleId="ad">
+    <w:name w:val="header"/>
+    <w:basedOn w:val="a"/>
+    <w:link w:val="ae"/>
+    <w:uiPriority w:val="99"/>
+    <w:unhideWhenUsed/>
+    <w:rsid w:val="000741FE"/>
+    <w:pPr>
+      <w:tabs>
+        <w:tab w:val="center" w:pos="4677"/>
+        <w:tab w:val="right" w:pos="9355"/>
+      </w:tabs>
+      <w:spacing w:after="0" w:line="240" w:lineRule="auto"/>
+    </w:pPr>
+  </w:style>
+  <w:style w:type="character" w:customStyle="1" w:styleId="ae">
+    <w:name w:val="Верхний колонтитул Знак"/>
+    <w:basedOn w:val="a0"/>
+    <w:link w:val="ad"/>
+    <w:uiPriority w:val="99"/>
+    <w:rsid w:val="000741FE"/>
+  </w:style>
+  <w:style w:type="paragraph" w:styleId="af">
+    <w:name w:val="footer"/>
+    <w:basedOn w:val="a"/>
+    <w:link w:val="af0"/>
+    <w:uiPriority w:val="99"/>
+    <w:unhideWhenUsed/>
+    <w:rsid w:val="000741FE"/>
+    <w:pPr>
+      <w:tabs>
+        <w:tab w:val="center" w:pos="4677"/>
+        <w:tab w:val="right" w:pos="9355"/>
+      </w:tabs>
+      <w:spacing w:after="0" w:line="240" w:lineRule="auto"/>
+    </w:pPr>
+  </w:style>
+  <w:style w:type="character" w:customStyle="1" w:styleId="af0">
+    <w:name w:val="Нижний колонтитул Знак"/>
+    <w:basedOn w:val="a0"/>
+    <w:link w:val="af"/>
+    <w:uiPriority w:val="99"/>
+    <w:rsid w:val="000741FE"/>
+  </w:style>
 </w:styles>
 </file>
 
@@ -2314,4 +6048,16 @@
     </a:ext>
   </a:extLst>
 </a:theme>
+</file>
+
+<file path=customXml/item1.xml><?xml version="1.0" encoding="utf-8"?>
+<b:Sources xmlns:b="http://schemas.openxmlformats.org/officeDocument/2006/bibliography" xmlns="http://schemas.openxmlformats.org/officeDocument/2006/bibliography" SelectedStyle="\APASixthEditionOfficeOnline.xsl" StyleName="APA" Version="6"/>
+</file>
+
+<file path=customXml/itemProps1.xml><?xml version="1.0" encoding="utf-8"?>
+<ds:datastoreItem xmlns:ds="http://schemas.openxmlformats.org/officeDocument/2006/customXml" ds:itemID="{61C4717E-D9A6-43AC-AA61-204111409B18}">
+  <ds:schemaRefs>
+    <ds:schemaRef ds:uri="http://schemas.openxmlformats.org/officeDocument/2006/bibliography"/>
+  </ds:schemaRefs>
+</ds:datastoreItem>
 </file>
--- a/ДикевичЕА_ОКС_ПИ261_ЛР01.docx
+++ b/ДикевичЕА_ОКС_ПИ261_ЛР01.docx
@@ -4,60 +4,105 @@
   <w:body>
     <w:p>
       <w:pPr>
-        <w:spacing w:line="240" w:lineRule="auto"/>
-        <w:ind w:hanging="709"/>
+        <w:spacing w:after="0" w:line="240" w:lineRule="auto"/>
+        <w:rPr>
+          <w:rFonts w:ascii="Times New Roman" w:hAnsi="Times New Roman" w:cs="Times New Roman"/>
+          <w:b/>
+          <w:bCs/>
+          <w:sz w:val="28"/>
+          <w:szCs w:val="28"/>
+          <w:lang w:val="ru-RU"/>
+        </w:rPr>
+      </w:pPr>
+      <w:r>
+        <w:rPr>
+          <w:rFonts w:ascii="Times New Roman" w:hAnsi="Times New Roman" w:cs="Times New Roman"/>
+          <w:b/>
+          <w:bCs/>
+          <w:sz w:val="28"/>
+          <w:szCs w:val="28"/>
+          <w:lang w:val="ru-RU"/>
+        </w:rPr>
+        <w:t>Дикевич Егор Александрович ПИ-261</w:t>
+      </w:r>
+    </w:p>
+    <w:p>
+      <w:pPr>
+        <w:spacing w:after="0" w:line="240" w:lineRule="auto"/>
+        <w:rPr>
+          <w:rFonts w:ascii="Times New Roman" w:hAnsi="Times New Roman" w:cs="Times New Roman"/>
+          <w:b/>
+          <w:bCs/>
+          <w:sz w:val="28"/>
+          <w:szCs w:val="28"/>
+          <w:lang w:val="ru-RU"/>
+        </w:rPr>
+      </w:pPr>
+    </w:p>
+    <w:p>
+      <w:pPr>
+        <w:spacing w:after="0" w:line="240" w:lineRule="auto"/>
         <w:jc w:val="center"/>
         <w:rPr>
           <w:rFonts w:ascii="Times New Roman" w:hAnsi="Times New Roman" w:cs="Times New Roman"/>
           <w:b/>
           <w:bCs/>
-          <w:sz w:val="48"/>
-          <w:szCs w:val="48"/>
-          <w:lang w:val="ru-RU"/>
-        </w:rPr>
-      </w:pPr>
-      <w:r>
-        <w:rPr>
-          <w:rFonts w:ascii="Times New Roman" w:hAnsi="Times New Roman" w:cs="Times New Roman"/>
-          <w:b/>
-          <w:bCs/>
-          <w:sz w:val="48"/>
-          <w:szCs w:val="48"/>
-          <w:lang w:val="ru-RU"/>
-        </w:rPr>
-        <w:t>Дикевич Егор Александрович ПИ-261</w:t>
-      </w:r>
-    </w:p>
-    <w:p>
-      <w:pPr>
-        <w:spacing w:line="240" w:lineRule="auto"/>
-        <w:ind w:hanging="709"/>
+          <w:sz w:val="28"/>
+          <w:szCs w:val="28"/>
+          <w:lang w:val="ru-RU"/>
+        </w:rPr>
+      </w:pPr>
+      <w:r>
+        <w:rPr>
+          <w:rFonts w:ascii="Times New Roman" w:hAnsi="Times New Roman" w:cs="Times New Roman"/>
+          <w:b/>
+          <w:bCs/>
+          <w:sz w:val="28"/>
+          <w:szCs w:val="28"/>
+          <w:lang w:val="ru-RU"/>
+        </w:rPr>
+        <w:t>Лабораторная работа №</w:t>
+      </w:r>
+      <w:r>
+        <w:rPr>
+          <w:rFonts w:ascii="Times New Roman" w:hAnsi="Times New Roman" w:cs="Times New Roman"/>
+          <w:b/>
+          <w:bCs/>
+          <w:sz w:val="28"/>
+          <w:szCs w:val="28"/>
+          <w:lang w:val="ru-RU"/>
+        </w:rPr>
+        <w:t xml:space="preserve"> </w:t>
+      </w:r>
+      <w:r>
+        <w:rPr>
+          <w:rFonts w:ascii="Times New Roman" w:hAnsi="Times New Roman" w:cs="Times New Roman"/>
+          <w:b/>
+          <w:bCs/>
+          <w:sz w:val="28"/>
+          <w:szCs w:val="28"/>
+          <w:lang w:val="ru-RU"/>
+        </w:rPr>
+        <w:t>1</w:t>
+      </w:r>
+    </w:p>
+    <w:p>
+      <w:pPr>
+        <w:spacing w:after="0" w:line="240" w:lineRule="auto"/>
         <w:jc w:val="center"/>
         <w:rPr>
           <w:rFonts w:ascii="Times New Roman" w:hAnsi="Times New Roman" w:cs="Times New Roman"/>
           <w:b/>
           <w:bCs/>
-          <w:sz w:val="48"/>
-          <w:szCs w:val="48"/>
-          <w:lang w:val="ru-RU"/>
-        </w:rPr>
-      </w:pPr>
-      <w:r>
-        <w:rPr>
-          <w:rFonts w:ascii="Times New Roman" w:hAnsi="Times New Roman" w:cs="Times New Roman"/>
-          <w:b/>
-          <w:bCs/>
-          <w:sz w:val="48"/>
-          <w:szCs w:val="48"/>
-          <w:lang w:val="ru-RU"/>
-        </w:rPr>
-        <w:t>Лабораторная работа №1</w:t>
-      </w:r>
-    </w:p>
-    <w:p>
-      <w:pPr>
-        <w:spacing w:line="240" w:lineRule="auto"/>
-        <w:ind w:hanging="567"/>
+          <w:sz w:val="28"/>
+          <w:szCs w:val="28"/>
+          <w:lang w:val="ru-RU"/>
+        </w:rPr>
+      </w:pPr>
+    </w:p>
+    <w:p>
+      <w:pPr>
+        <w:spacing w:after="0" w:line="240" w:lineRule="auto"/>
         <w:jc w:val="center"/>
         <w:rPr>
           <w:rFonts w:ascii="Times New Roman" w:hAnsi="Times New Roman" w:cs="Times New Roman"/>
@@ -81,73 +126,54 @@
     </w:p>
     <w:p>
       <w:pPr>
-        <w:spacing w:line="240" w:lineRule="auto"/>
-        <w:ind w:firstLine="720"/>
-        <w:rPr>
-          <w:rFonts w:ascii="Times New Roman" w:hAnsi="Times New Roman" w:cs="Times New Roman"/>
-          <w:sz w:val="32"/>
-          <w:szCs w:val="32"/>
-          <w:lang w:val="ru-RU"/>
-        </w:rPr>
-      </w:pPr>
-      <w:r>
-        <w:rPr>
-          <w:rFonts w:ascii="Times New Roman" w:hAnsi="Times New Roman" w:cs="Times New Roman"/>
-          <w:b/>
-          <w:bCs/>
-          <w:sz w:val="32"/>
-          <w:szCs w:val="32"/>
-        </w:rPr>
-        <w:t>Цель работы</w:t>
-      </w:r>
-      <w:r>
-        <w:rPr>
-          <w:rFonts w:ascii="Times New Roman" w:hAnsi="Times New Roman" w:cs="Times New Roman"/>
-          <w:b/>
-          <w:bCs/>
-          <w:sz w:val="32"/>
-          <w:szCs w:val="32"/>
-        </w:rPr>
-        <w:t xml:space="preserve">: </w:t>
-      </w:r>
-      <w:r>
-        <w:rPr>
-          <w:rFonts w:ascii="Times New Roman" w:hAnsi="Times New Roman" w:cs="Times New Roman"/>
-          <w:sz w:val="32"/>
-          <w:szCs w:val="32"/>
-        </w:rPr>
-        <w:t>сформировать</w:t>
-      </w:r>
-      <w:r>
-        <w:rPr>
-          <w:rFonts w:ascii="Times New Roman" w:hAnsi="Times New Roman" w:cs="Times New Roman"/>
-          <w:sz w:val="32"/>
-          <w:szCs w:val="32"/>
-        </w:rPr>
-        <w:t xml:space="preserve"> практические навыки безопасной эксплуатации аппаратного обеспечения и освоить методы аппаратно-программной диагностики систем питания портативных и настольных ПК в </w:t>
-      </w:r>
-      <w:r>
-        <w:rPr>
-          <w:rFonts w:ascii="Times New Roman" w:hAnsi="Times New Roman" w:cs="Times New Roman"/>
-          <w:sz w:val="32"/>
-          <w:szCs w:val="32"/>
-        </w:rPr>
-        <w:t>кроссплатформенной</w:t>
-      </w:r>
-      <w:r>
-        <w:rPr>
-          <w:rFonts w:ascii="Times New Roman" w:hAnsi="Times New Roman" w:cs="Times New Roman"/>
-          <w:sz w:val="32"/>
-          <w:szCs w:val="32"/>
-        </w:rPr>
-        <w:t xml:space="preserve"> среде (ОС Windows и </w:t>
+        <w:spacing w:after="0" w:line="240" w:lineRule="auto"/>
+        <w:jc w:val="center"/>
+        <w:rPr>
+          <w:rFonts w:ascii="Times New Roman" w:hAnsi="Times New Roman" w:cs="Times New Roman"/>
+          <w:b/>
+          <w:bCs/>
+          <w:sz w:val="28"/>
+          <w:szCs w:val="28"/>
+          <w:lang w:val="ru-RU"/>
+        </w:rPr>
+      </w:pPr>
+    </w:p>
+    <w:p>
+      <w:pPr>
+        <w:spacing w:after="0" w:line="240" w:lineRule="auto"/>
+        <w:ind w:firstLine="709"/>
+        <w:jc w:val="both"/>
+        <w:rPr>
+          <w:rFonts w:ascii="Times New Roman" w:hAnsi="Times New Roman" w:cs="Times New Roman"/>
+          <w:sz w:val="28"/>
+          <w:szCs w:val="28"/>
+          <w:lang w:val="ru-RU"/>
+        </w:rPr>
+      </w:pPr>
+      <w:r>
+        <w:rPr>
+          <w:rFonts w:ascii="Times New Roman" w:hAnsi="Times New Roman" w:cs="Times New Roman"/>
+          <w:b/>
+          <w:bCs/>
+          <w:sz w:val="28"/>
+          <w:szCs w:val="28"/>
+        </w:rPr>
+        <w:t xml:space="preserve">Цель работы: </w:t>
+      </w:r>
+      <w:r>
+        <w:rPr>
+          <w:rFonts w:ascii="Times New Roman" w:hAnsi="Times New Roman" w:cs="Times New Roman"/>
+          <w:sz w:val="28"/>
+          <w:szCs w:val="28"/>
+        </w:rPr>
+        <w:t xml:space="preserve">сформировать практические навыки безопасной эксплуатации аппаратного обеспечения и освоить методы аппаратно-программной диагностики систем питания портативных и настольных ПК в кроссплатформенной среде (ОС Windows и </w:t>
       </w:r>
       <w:proofErr w:type="spellStart"/>
       <w:r>
         <w:rPr>
           <w:rFonts w:ascii="Times New Roman" w:hAnsi="Times New Roman" w:cs="Times New Roman"/>
-          <w:sz w:val="32"/>
-          <w:szCs w:val="32"/>
+          <w:sz w:val="28"/>
+          <w:szCs w:val="28"/>
         </w:rPr>
         <w:t>macOS</w:t>
       </w:r>
@@ -155,30 +181,31 @@
       <w:r>
         <w:rPr>
           <w:rFonts w:ascii="Times New Roman" w:hAnsi="Times New Roman" w:cs="Times New Roman"/>
-          <w:sz w:val="32"/>
-          <w:szCs w:val="32"/>
+          <w:sz w:val="28"/>
+          <w:szCs w:val="28"/>
         </w:rPr>
         <w:t>).</w:t>
       </w:r>
     </w:p>
     <w:p>
       <w:pPr>
-        <w:spacing w:line="240" w:lineRule="auto"/>
-        <w:ind w:firstLine="720"/>
-        <w:rPr>
-          <w:rFonts w:ascii="Times New Roman" w:hAnsi="Times New Roman" w:cs="Times New Roman"/>
-          <w:sz w:val="32"/>
-          <w:szCs w:val="32"/>
-          <w:lang w:val="ru-RU"/>
-        </w:rPr>
-      </w:pPr>
-      <w:r>
-        <w:rPr>
-          <w:rFonts w:ascii="Times New Roman" w:hAnsi="Times New Roman" w:cs="Times New Roman"/>
-          <w:b/>
-          <w:bCs/>
-          <w:sz w:val="32"/>
-          <w:szCs w:val="32"/>
+        <w:spacing w:after="0" w:line="240" w:lineRule="auto"/>
+        <w:ind w:firstLine="709"/>
+        <w:jc w:val="both"/>
+        <w:rPr>
+          <w:rFonts w:ascii="Times New Roman" w:hAnsi="Times New Roman" w:cs="Times New Roman"/>
+          <w:sz w:val="28"/>
+          <w:szCs w:val="28"/>
+          <w:lang w:val="ru-RU"/>
+        </w:rPr>
+      </w:pPr>
+      <w:r>
+        <w:rPr>
+          <w:rFonts w:ascii="Times New Roman" w:hAnsi="Times New Roman" w:cs="Times New Roman"/>
+          <w:b/>
+          <w:bCs/>
+          <w:sz w:val="28"/>
+          <w:szCs w:val="28"/>
           <w:lang w:val="ru-RU"/>
         </w:rPr>
         <w:t xml:space="preserve">Оборудование: </w:t>
@@ -186,8 +213,8 @@
       <w:r>
         <w:rPr>
           <w:rFonts w:ascii="Times New Roman" w:hAnsi="Times New Roman" w:cs="Times New Roman"/>
-          <w:sz w:val="32"/>
-          <w:szCs w:val="32"/>
+          <w:sz w:val="28"/>
+          <w:szCs w:val="28"/>
           <w:lang w:val="ru-RU"/>
         </w:rPr>
         <w:t xml:space="preserve">Ноутбук </w:t>
@@ -195,8 +222,8 @@
       <w:r>
         <w:rPr>
           <w:rFonts w:ascii="Times New Roman" w:hAnsi="Times New Roman" w:cs="Times New Roman"/>
-          <w:sz w:val="32"/>
-          <w:szCs w:val="32"/>
+          <w:sz w:val="28"/>
+          <w:szCs w:val="28"/>
           <w:lang w:val="en-US"/>
         </w:rPr>
         <w:t>ASUS</w:t>
@@ -204,8 +231,8 @@
       <w:r>
         <w:rPr>
           <w:rFonts w:ascii="Times New Roman" w:hAnsi="Times New Roman" w:cs="Times New Roman"/>
-          <w:sz w:val="32"/>
-          <w:szCs w:val="32"/>
+          <w:sz w:val="28"/>
+          <w:szCs w:val="28"/>
           <w:lang w:val="ru-RU"/>
         </w:rPr>
         <w:t xml:space="preserve"> </w:t>
@@ -213,8 +240,8 @@
       <w:r>
         <w:rPr>
           <w:rFonts w:ascii="Times New Roman" w:hAnsi="Times New Roman" w:cs="Times New Roman"/>
-          <w:sz w:val="32"/>
-          <w:szCs w:val="32"/>
+          <w:sz w:val="28"/>
+          <w:szCs w:val="28"/>
           <w:lang w:val="en-US"/>
         </w:rPr>
         <w:t>TUF</w:t>
@@ -222,8 +249,8 @@
       <w:r>
         <w:rPr>
           <w:rFonts w:ascii="Times New Roman" w:hAnsi="Times New Roman" w:cs="Times New Roman"/>
-          <w:sz w:val="32"/>
-          <w:szCs w:val="32"/>
+          <w:sz w:val="28"/>
+          <w:szCs w:val="28"/>
           <w:lang w:val="ru-RU"/>
         </w:rPr>
         <w:t xml:space="preserve"> </w:t>
@@ -231,8 +258,8 @@
       <w:r>
         <w:rPr>
           <w:rFonts w:ascii="Times New Roman" w:hAnsi="Times New Roman" w:cs="Times New Roman"/>
-          <w:sz w:val="32"/>
-          <w:szCs w:val="32"/>
+          <w:sz w:val="28"/>
+          <w:szCs w:val="28"/>
           <w:lang w:val="en-US"/>
         </w:rPr>
         <w:t>Gaming</w:t>
@@ -240,8 +267,8 @@
       <w:r>
         <w:rPr>
           <w:rFonts w:ascii="Times New Roman" w:hAnsi="Times New Roman" w:cs="Times New Roman"/>
-          <w:sz w:val="32"/>
-          <w:szCs w:val="32"/>
+          <w:sz w:val="28"/>
+          <w:szCs w:val="28"/>
           <w:lang w:val="ru-RU"/>
         </w:rPr>
         <w:t xml:space="preserve"> </w:t>
@@ -249,8 +276,8 @@
       <w:r>
         <w:rPr>
           <w:rFonts w:ascii="Times New Roman" w:hAnsi="Times New Roman" w:cs="Times New Roman"/>
-          <w:sz w:val="32"/>
-          <w:szCs w:val="32"/>
+          <w:sz w:val="28"/>
+          <w:szCs w:val="28"/>
           <w:lang w:val="en-US"/>
         </w:rPr>
         <w:t>F</w:t>
@@ -258,8 +285,8 @@
       <w:r>
         <w:rPr>
           <w:rFonts w:ascii="Times New Roman" w:hAnsi="Times New Roman" w:cs="Times New Roman"/>
-          <w:sz w:val="32"/>
-          <w:szCs w:val="32"/>
+          <w:sz w:val="28"/>
+          <w:szCs w:val="28"/>
           <w:lang w:val="ru-RU"/>
         </w:rPr>
         <w:t>16</w:t>
@@ -267,8 +294,8 @@
       <w:r>
         <w:rPr>
           <w:rFonts w:ascii="Times New Roman" w:hAnsi="Times New Roman" w:cs="Times New Roman"/>
-          <w:sz w:val="32"/>
-          <w:szCs w:val="32"/>
+          <w:sz w:val="28"/>
+          <w:szCs w:val="28"/>
           <w:lang w:val="ru-RU"/>
         </w:rPr>
         <w:t xml:space="preserve"> (процессор </w:t>
@@ -276,8 +303,8 @@
       <w:r>
         <w:rPr>
           <w:rFonts w:ascii="Times New Roman" w:hAnsi="Times New Roman" w:cs="Times New Roman"/>
-          <w:sz w:val="32"/>
-          <w:szCs w:val="32"/>
+          <w:sz w:val="28"/>
+          <w:szCs w:val="28"/>
           <w:lang w:val="en-US"/>
         </w:rPr>
         <w:t>Intel</w:t>
@@ -285,17 +312,160 @@
       <w:r>
         <w:rPr>
           <w:rFonts w:ascii="Times New Roman" w:hAnsi="Times New Roman" w:cs="Times New Roman"/>
-          <w:sz w:val="32"/>
-          <w:szCs w:val="32"/>
-          <w:lang w:val="ru-RU"/>
-        </w:rPr>
-        <w:t xml:space="preserve"> 5</w:t>
-      </w:r>
-      <w:r>
-        <w:rPr>
-          <w:rFonts w:ascii="Times New Roman" w:hAnsi="Times New Roman" w:cs="Times New Roman"/>
-          <w:sz w:val="32"/>
-          <w:szCs w:val="32"/>
+          <w:sz w:val="28"/>
+          <w:szCs w:val="28"/>
+          <w:lang w:val="ru-RU"/>
+        </w:rPr>
+        <w:t xml:space="preserve"> 5 210</w:t>
+      </w:r>
+      <w:r>
+        <w:rPr>
+          <w:rFonts w:ascii="Times New Roman" w:hAnsi="Times New Roman" w:cs="Times New Roman"/>
+          <w:sz w:val="28"/>
+          <w:szCs w:val="28"/>
+          <w:lang w:val="en-US"/>
+        </w:rPr>
+        <w:t>H</w:t>
+      </w:r>
+      <w:r>
+        <w:rPr>
+          <w:rFonts w:ascii="Times New Roman" w:hAnsi="Times New Roman" w:cs="Times New Roman"/>
+          <w:sz w:val="28"/>
+          <w:szCs w:val="28"/>
+          <w:lang w:val="ru-RU"/>
+        </w:rPr>
+        <w:t xml:space="preserve"> на 2.20 ГГц, архитектура </w:t>
+      </w:r>
+      <w:r>
+        <w:rPr>
+          <w:rFonts w:ascii="Times New Roman" w:hAnsi="Times New Roman" w:cs="Times New Roman"/>
+          <w:sz w:val="28"/>
+          <w:szCs w:val="28"/>
+          <w:lang w:val="en-US"/>
+        </w:rPr>
+        <w:t>x</w:t>
+      </w:r>
+      <w:r>
+        <w:rPr>
+          <w:rFonts w:ascii="Times New Roman" w:hAnsi="Times New Roman" w:cs="Times New Roman"/>
+          <w:sz w:val="28"/>
+          <w:szCs w:val="28"/>
+          <w:lang w:val="ru-RU"/>
+        </w:rPr>
+        <w:t>86_64 (</w:t>
+      </w:r>
+      <w:r>
+        <w:rPr>
+          <w:rFonts w:ascii="Times New Roman" w:hAnsi="Times New Roman" w:cs="Times New Roman"/>
+          <w:sz w:val="28"/>
+          <w:szCs w:val="28"/>
+          <w:lang w:val="en-US"/>
+        </w:rPr>
+        <w:t>x</w:t>
+      </w:r>
+      <w:r>
+        <w:rPr>
+          <w:rFonts w:ascii="Times New Roman" w:hAnsi="Times New Roman" w:cs="Times New Roman"/>
+          <w:sz w:val="28"/>
+          <w:szCs w:val="28"/>
+          <w:lang w:val="ru-RU"/>
+        </w:rPr>
+        <w:t>64))</w:t>
+      </w:r>
+      <w:r>
+        <w:rPr>
+          <w:rFonts w:ascii="Times New Roman" w:hAnsi="Times New Roman" w:cs="Times New Roman"/>
+          <w:sz w:val="28"/>
+          <w:szCs w:val="28"/>
+          <w:lang w:val="ru-RU"/>
+        </w:rPr>
+        <w:t>.</w:t>
+      </w:r>
+    </w:p>
+    <w:p>
+      <w:pPr>
+        <w:spacing w:after="0" w:line="240" w:lineRule="auto"/>
+        <w:ind w:firstLine="709"/>
+        <w:rPr>
+          <w:rFonts w:ascii="Times New Roman" w:hAnsi="Times New Roman" w:cs="Times New Roman"/>
+          <w:sz w:val="28"/>
+          <w:szCs w:val="28"/>
+          <w:lang w:val="ru-RU"/>
+        </w:rPr>
+      </w:pPr>
+    </w:p>
+    <w:p>
+      <w:pPr>
+        <w:spacing w:after="0" w:line="240" w:lineRule="auto"/>
+        <w:jc w:val="center"/>
+        <w:rPr>
+          <w:rFonts w:ascii="Times New Roman" w:eastAsiaTheme="minorEastAsia" w:hAnsi="Times New Roman" w:cs="Times New Roman"/>
+          <w:b/>
+          <w:bCs/>
+          <w:sz w:val="28"/>
+          <w:szCs w:val="28"/>
+          <w:u w:val="single"/>
+          <w:lang w:val="ru-RU"/>
+        </w:rPr>
+      </w:pPr>
+      <w:r>
+        <w:rPr>
+          <w:rFonts w:ascii="Times New Roman" w:eastAsiaTheme="minorEastAsia" w:hAnsi="Times New Roman" w:cs="Times New Roman"/>
+          <w:b/>
+          <w:bCs/>
+          <w:sz w:val="28"/>
+          <w:szCs w:val="28"/>
+          <w:u w:val="single"/>
+        </w:rPr>
+        <w:t>ТЕХНИКА БЕЗОПАСНОСТИ (ч. 1)</w:t>
+      </w:r>
+    </w:p>
+    <w:p>
+      <w:pPr>
+        <w:spacing w:after="0" w:line="240" w:lineRule="auto"/>
+        <w:jc w:val="center"/>
+        <w:rPr>
+          <w:rFonts w:ascii="Times New Roman" w:eastAsiaTheme="minorEastAsia" w:hAnsi="Times New Roman" w:cs="Times New Roman"/>
+          <w:b/>
+          <w:bCs/>
+          <w:sz w:val="28"/>
+          <w:szCs w:val="28"/>
+          <w:lang w:val="ru-RU"/>
+        </w:rPr>
+      </w:pPr>
+    </w:p>
+    <w:p>
+      <w:pPr>
+        <w:spacing w:after="0" w:line="240" w:lineRule="auto"/>
+        <w:ind w:firstLine="709"/>
+        <w:jc w:val="both"/>
+        <w:rPr>
+          <w:rFonts w:ascii="Times New Roman" w:hAnsi="Times New Roman" w:cs="Times New Roman"/>
+          <w:b/>
+          <w:bCs/>
+          <w:sz w:val="28"/>
+          <w:szCs w:val="28"/>
+          <w:lang w:val="ru-RU"/>
+        </w:rPr>
+      </w:pPr>
+      <w:r>
+        <w:rPr>
+          <w:rFonts w:ascii="Times New Roman" w:hAnsi="Times New Roman" w:cs="Times New Roman"/>
+          <w:b/>
+          <w:bCs/>
+          <w:sz w:val="28"/>
+          <w:szCs w:val="28"/>
+          <w:lang w:val="ru-RU"/>
+        </w:rPr>
+        <w:t>Шаг №</w:t>
+      </w:r>
+      <w:r>
+        <w:rPr>
+          <w:rFonts w:ascii="Times New Roman" w:hAnsi="Times New Roman" w:cs="Times New Roman"/>
+          <w:b/>
+          <w:bCs/>
+          <w:sz w:val="28"/>
+          <w:szCs w:val="28"/>
           <w:lang w:val="ru-RU"/>
         </w:rPr>
         <w:t> </w:t>
@@ -303,243 +473,21 @@
       <w:r>
         <w:rPr>
           <w:rFonts w:ascii="Times New Roman" w:hAnsi="Times New Roman" w:cs="Times New Roman"/>
-          <w:sz w:val="32"/>
-          <w:szCs w:val="32"/>
-          <w:lang w:val="ru-RU"/>
-        </w:rPr>
-        <w:t>210</w:t>
-      </w:r>
-      <w:r>
-        <w:rPr>
-          <w:rFonts w:ascii="Times New Roman" w:hAnsi="Times New Roman" w:cs="Times New Roman"/>
-          <w:sz w:val="32"/>
-          <w:szCs w:val="32"/>
-          <w:lang w:val="en-US"/>
-        </w:rPr>
-        <w:t>H</w:t>
-      </w:r>
-      <w:r>
-        <w:rPr>
-          <w:rFonts w:ascii="Times New Roman" w:hAnsi="Times New Roman" w:cs="Times New Roman"/>
-          <w:sz w:val="32"/>
-          <w:szCs w:val="32"/>
-          <w:lang w:val="ru-RU"/>
-        </w:rPr>
-        <w:t xml:space="preserve"> </w:t>
-      </w:r>
-      <w:r>
-        <w:rPr>
-          <w:rFonts w:ascii="Times New Roman" w:hAnsi="Times New Roman" w:cs="Times New Roman"/>
-          <w:sz w:val="32"/>
-          <w:szCs w:val="32"/>
-          <w:lang w:val="ru-RU"/>
-        </w:rPr>
-        <w:t xml:space="preserve">на </w:t>
-      </w:r>
-      <w:r>
-        <w:rPr>
-          <w:rFonts w:ascii="Times New Roman" w:hAnsi="Times New Roman" w:cs="Times New Roman"/>
-          <w:sz w:val="32"/>
-          <w:szCs w:val="32"/>
-          <w:lang w:val="ru-RU"/>
-        </w:rPr>
-        <w:t xml:space="preserve">2.20 </w:t>
-      </w:r>
-      <w:r>
-        <w:rPr>
-          <w:rFonts w:ascii="Times New Roman" w:hAnsi="Times New Roman" w:cs="Times New Roman"/>
-          <w:sz w:val="32"/>
-          <w:szCs w:val="32"/>
-          <w:lang w:val="ru-RU"/>
-        </w:rPr>
-        <w:t>ГГц</w:t>
-      </w:r>
-      <w:r>
-        <w:rPr>
-          <w:rFonts w:ascii="Times New Roman" w:hAnsi="Times New Roman" w:cs="Times New Roman"/>
-          <w:sz w:val="32"/>
-          <w:szCs w:val="32"/>
-          <w:lang w:val="ru-RU"/>
-        </w:rPr>
-        <w:t xml:space="preserve">, </w:t>
-      </w:r>
-      <w:r>
-        <w:rPr>
-          <w:rFonts w:ascii="Times New Roman" w:hAnsi="Times New Roman" w:cs="Times New Roman"/>
-          <w:sz w:val="32"/>
-          <w:szCs w:val="32"/>
-          <w:lang w:val="ru-RU"/>
-        </w:rPr>
-        <w:t xml:space="preserve">архитектура </w:t>
-      </w:r>
-      <w:r>
-        <w:rPr>
-          <w:rFonts w:ascii="Times New Roman" w:hAnsi="Times New Roman" w:cs="Times New Roman"/>
-          <w:sz w:val="32"/>
-          <w:szCs w:val="32"/>
-          <w:lang w:val="en-US"/>
-        </w:rPr>
-        <w:t>x</w:t>
-      </w:r>
-      <w:r>
-        <w:rPr>
-          <w:rFonts w:ascii="Times New Roman" w:hAnsi="Times New Roman" w:cs="Times New Roman"/>
-          <w:sz w:val="32"/>
-          <w:szCs w:val="32"/>
-          <w:lang w:val="ru-RU"/>
-        </w:rPr>
-        <w:t>86_64 (</w:t>
-      </w:r>
-      <w:r>
-        <w:rPr>
-          <w:rFonts w:ascii="Times New Roman" w:hAnsi="Times New Roman" w:cs="Times New Roman"/>
-          <w:sz w:val="32"/>
-          <w:szCs w:val="32"/>
-          <w:lang w:val="en-US"/>
-        </w:rPr>
-        <w:t>x</w:t>
-      </w:r>
-      <w:r>
-        <w:rPr>
-          <w:rFonts w:ascii="Times New Roman" w:hAnsi="Times New Roman" w:cs="Times New Roman"/>
-          <w:sz w:val="32"/>
-          <w:szCs w:val="32"/>
-          <w:lang w:val="ru-RU"/>
-        </w:rPr>
-        <w:t>64)</w:t>
-      </w:r>
-      <w:r>
-        <w:rPr>
-          <w:rFonts w:ascii="Times New Roman" w:hAnsi="Times New Roman" w:cs="Times New Roman"/>
-          <w:sz w:val="32"/>
-          <w:szCs w:val="32"/>
-          <w:lang w:val="ru-RU"/>
-        </w:rPr>
-        <w:t>)</w:t>
-      </w:r>
-      <w:r>
-        <w:rPr>
-          <w:rFonts w:ascii="Times New Roman" w:hAnsi="Times New Roman" w:cs="Times New Roman"/>
-          <w:sz w:val="32"/>
-          <w:szCs w:val="32"/>
-          <w:lang w:val="ru-RU"/>
-        </w:rPr>
-        <w:t>.</w:t>
-      </w:r>
-    </w:p>
-    <w:p>
-      <w:pPr>
-        <w:spacing w:line="240" w:lineRule="auto"/>
-        <w:ind w:firstLine="720"/>
-        <w:rPr>
-          <w:rFonts w:ascii="Times New Roman" w:hAnsi="Times New Roman" w:cs="Times New Roman"/>
-          <w:sz w:val="32"/>
-          <w:szCs w:val="32"/>
-          <w:lang w:val="ru-RU"/>
-        </w:rPr>
-      </w:pPr>
-    </w:p>
-    <w:p>
-      <w:pPr>
-        <w:spacing w:line="240" w:lineRule="auto"/>
-        <w:ind w:hanging="567"/>
-        <w:jc w:val="center"/>
-        <w:rPr>
-          <w:rFonts w:ascii="Times New Roman" w:eastAsiaTheme="minorEastAsia" w:hAnsi="Times New Roman" w:cs="Times New Roman"/>
-          <w:b/>
-          <w:bCs/>
-          <w:sz w:val="32"/>
-          <w:szCs w:val="32"/>
-          <w:lang w:val="ru-BY"/>
-        </w:rPr>
-      </w:pPr>
-      <w:r>
-        <w:rPr>
-          <w:rFonts w:ascii="Times New Roman" w:eastAsiaTheme="minorEastAsia" w:hAnsi="Times New Roman" w:cs="Times New Roman"/>
-          <w:b/>
-          <w:bCs/>
-          <w:sz w:val="32"/>
-          <w:szCs w:val="32"/>
-          <w:lang w:val="ru-BY"/>
-        </w:rPr>
-        <w:t xml:space="preserve">--- </w:t>
-      </w:r>
-      <w:r>
-        <w:rPr>
-          <w:rFonts w:ascii="Times New Roman" w:eastAsiaTheme="minorEastAsia" w:hAnsi="Times New Roman" w:cs="Times New Roman"/>
-          <w:b/>
-          <w:bCs/>
-          <w:sz w:val="32"/>
-          <w:szCs w:val="32"/>
-          <w:lang w:val="ru-BY"/>
-        </w:rPr>
-        <w:t xml:space="preserve">ТЕХНИКА БЕЗОПАСНОСТИ (ч. </w:t>
-      </w:r>
-      <w:r>
-        <w:rPr>
-          <w:rFonts w:ascii="Times New Roman" w:eastAsiaTheme="minorEastAsia" w:hAnsi="Times New Roman" w:cs="Times New Roman"/>
-          <w:b/>
-          <w:bCs/>
-          <w:sz w:val="32"/>
-          <w:szCs w:val="32"/>
-          <w:lang w:val="ru-BY"/>
-        </w:rPr>
-        <w:t>1</w:t>
-      </w:r>
-      <w:r>
-        <w:rPr>
-          <w:rFonts w:ascii="Times New Roman" w:eastAsiaTheme="minorEastAsia" w:hAnsi="Times New Roman" w:cs="Times New Roman"/>
-          <w:b/>
-          <w:bCs/>
-          <w:sz w:val="32"/>
-          <w:szCs w:val="32"/>
-          <w:lang w:val="ru-BY"/>
-        </w:rPr>
-        <w:t>)</w:t>
-      </w:r>
-      <w:r>
-        <w:rPr>
-          <w:rFonts w:ascii="Times New Roman" w:eastAsiaTheme="minorEastAsia" w:hAnsi="Times New Roman" w:cs="Times New Roman"/>
-          <w:b/>
-          <w:bCs/>
-          <w:sz w:val="32"/>
-          <w:szCs w:val="32"/>
-          <w:lang w:val="ru-BY"/>
-        </w:rPr>
-        <w:t xml:space="preserve"> ---</w:t>
-      </w:r>
-    </w:p>
-    <w:p>
-      <w:pPr>
-        <w:spacing w:line="240" w:lineRule="auto"/>
-        <w:ind w:firstLine="709"/>
-        <w:rPr>
-          <w:rFonts w:ascii="Times New Roman" w:hAnsi="Times New Roman" w:cs="Times New Roman"/>
-          <w:b/>
-          <w:bCs/>
-          <w:sz w:val="32"/>
-          <w:szCs w:val="32"/>
-          <w:lang w:val="ru-RU"/>
-        </w:rPr>
-      </w:pPr>
-      <w:r>
-        <w:rPr>
-          <w:rFonts w:ascii="Times New Roman" w:hAnsi="Times New Roman" w:cs="Times New Roman"/>
-          <w:b/>
-          <w:bCs/>
-          <w:sz w:val="32"/>
-          <w:szCs w:val="32"/>
-          <w:lang w:val="ru-RU"/>
-        </w:rPr>
-        <w:t xml:space="preserve">Шаг №1. </w:t>
-      </w:r>
-      <w:r>
-        <w:rPr>
-          <w:rFonts w:ascii="Times New Roman" w:hAnsi="Times New Roman" w:cs="Times New Roman"/>
-          <w:b/>
-          <w:bCs/>
-          <w:sz w:val="32"/>
-          <w:szCs w:val="32"/>
+          <w:b/>
+          <w:bCs/>
+          <w:sz w:val="28"/>
+          <w:szCs w:val="28"/>
+          <w:lang w:val="ru-RU"/>
+        </w:rPr>
+        <w:t xml:space="preserve">1. </w:t>
+      </w:r>
+      <w:r>
+        <w:rPr>
+          <w:rFonts w:ascii="Times New Roman" w:hAnsi="Times New Roman" w:cs="Times New Roman"/>
+          <w:b/>
+          <w:bCs/>
+          <w:sz w:val="28"/>
+          <w:szCs w:val="28"/>
         </w:rPr>
         <w:t> Анализ требований электробезопасности и физики заземления</w:t>
       </w:r>
@@ -552,28 +500,30 @@
           <w:numId w:val="8"/>
         </w:numPr>
         <w:tabs>
-          <w:tab w:val="left" w:pos="709"/>
+          <w:tab w:val="left" w:pos="1134"/>
         </w:tabs>
-        <w:spacing w:line="240" w:lineRule="auto"/>
-        <w:rPr>
-          <w:rFonts w:ascii="Times New Roman" w:hAnsi="Times New Roman" w:cs="Times New Roman"/>
-          <w:sz w:val="32"/>
-          <w:szCs w:val="32"/>
-        </w:rPr>
-      </w:pPr>
-      <w:r>
-        <w:rPr>
-          <w:rFonts w:ascii="Times New Roman" w:hAnsi="Times New Roman" w:cs="Times New Roman"/>
-          <w:sz w:val="32"/>
-          <w:szCs w:val="32"/>
+        <w:spacing w:after="0" w:line="240" w:lineRule="auto"/>
+        <w:ind w:left="0" w:firstLine="709"/>
+        <w:jc w:val="both"/>
+        <w:rPr>
+          <w:rFonts w:ascii="Times New Roman" w:hAnsi="Times New Roman" w:cs="Times New Roman"/>
+          <w:sz w:val="28"/>
+          <w:szCs w:val="28"/>
+        </w:rPr>
+      </w:pPr>
+      <w:r>
+        <w:rPr>
+          <w:rFonts w:ascii="Times New Roman" w:hAnsi="Times New Roman" w:cs="Times New Roman"/>
+          <w:sz w:val="28"/>
+          <w:szCs w:val="28"/>
         </w:rPr>
         <w:t>Внутренние компоненты блоков питания</w:t>
       </w:r>
       <w:r>
         <w:rPr>
           <w:rFonts w:ascii="Times New Roman" w:hAnsi="Times New Roman" w:cs="Times New Roman"/>
-          <w:sz w:val="32"/>
-          <w:szCs w:val="32"/>
+          <w:sz w:val="28"/>
+          <w:szCs w:val="28"/>
           <w:lang w:val="ru-RU"/>
         </w:rPr>
         <w:t xml:space="preserve"> </w:t>
@@ -581,8 +531,8 @@
       <w:r>
         <w:rPr>
           <w:rFonts w:ascii="Times New Roman" w:hAnsi="Times New Roman" w:cs="Times New Roman"/>
-          <w:sz w:val="32"/>
-          <w:szCs w:val="32"/>
+          <w:sz w:val="28"/>
+          <w:szCs w:val="28"/>
         </w:rPr>
         <w:t>(в первую очередь высоковольтные конденсаторы) способны удерживать опасный для жизни электрический заряд длительное время после полного отключения устройства от сети. Проведение любых ремонтных или диагностических работ без предварительного рассеивания остаточного заряда (разрядки конденсаторов) категорически запрещено.</w:t>
       </w:r>
@@ -595,29 +545,31 @@
           <w:numId w:val="8"/>
         </w:numPr>
         <w:tabs>
-          <w:tab w:val="left" w:pos="709"/>
+          <w:tab w:val="left" w:pos="1134"/>
         </w:tabs>
-        <w:spacing w:line="240" w:lineRule="auto"/>
-        <w:rPr>
-          <w:rFonts w:ascii="Times New Roman" w:hAnsi="Times New Roman" w:cs="Times New Roman"/>
-          <w:sz w:val="32"/>
-          <w:szCs w:val="32"/>
-          <w:lang w:val="ru-RU"/>
-        </w:rPr>
-      </w:pPr>
-      <w:r>
-        <w:rPr>
-          <w:rFonts w:ascii="Times New Roman" w:hAnsi="Times New Roman" w:cs="Times New Roman"/>
-          <w:sz w:val="32"/>
-          <w:szCs w:val="32"/>
+        <w:spacing w:after="0" w:line="240" w:lineRule="auto"/>
+        <w:ind w:left="0" w:firstLine="709"/>
+        <w:jc w:val="both"/>
+        <w:rPr>
+          <w:rFonts w:ascii="Times New Roman" w:hAnsi="Times New Roman" w:cs="Times New Roman"/>
+          <w:sz w:val="28"/>
+          <w:szCs w:val="28"/>
+          <w:lang w:val="ru-RU"/>
+        </w:rPr>
+      </w:pPr>
+      <w:r>
+        <w:rPr>
+          <w:rFonts w:ascii="Times New Roman" w:hAnsi="Times New Roman" w:cs="Times New Roman"/>
+          <w:sz w:val="28"/>
+          <w:szCs w:val="28"/>
         </w:rPr>
         <w:t xml:space="preserve">Заземление выполняет роль защитного барьера, создавая преднамеренное электрическое соединение металлических элементов корпуса ПК с землей. Физический принцип основан на законе Ома: ток течет по пути наименьшего сопротивления. Сопротивление заземляющего контура мало по сравнению с сопротивлением человеческого тела. В случае </w:t>
       </w:r>
       <w:r>
         <w:rPr>
           <w:rFonts w:ascii="Times New Roman" w:hAnsi="Times New Roman" w:cs="Times New Roman"/>
-          <w:sz w:val="32"/>
-          <w:szCs w:val="32"/>
+          <w:sz w:val="28"/>
+          <w:szCs w:val="28"/>
           <w:lang w:val="ru-RU"/>
         </w:rPr>
         <w:t>повреждения</w:t>
@@ -625,175 +577,151 @@
       <w:r>
         <w:rPr>
           <w:rFonts w:ascii="Times New Roman" w:hAnsi="Times New Roman" w:cs="Times New Roman"/>
-          <w:sz w:val="32"/>
-          <w:szCs w:val="32"/>
+          <w:sz w:val="28"/>
+          <w:szCs w:val="28"/>
         </w:rPr>
         <w:t xml:space="preserve"> фазы на корпус устройства опасный потенциал мгновенно сбрасывается в землю, активируя защитные автоматы и предотвращая поражение человека электрическим током.</w:t>
       </w:r>
     </w:p>
     <w:p>
       <w:pPr>
-        <w:spacing w:line="240" w:lineRule="auto"/>
+        <w:spacing w:after="0" w:line="240" w:lineRule="auto"/>
         <w:ind w:firstLine="709"/>
         <w:rPr>
           <w:rFonts w:ascii="Times New Roman" w:hAnsi="Times New Roman" w:cs="Times New Roman"/>
           <w:b/>
           <w:bCs/>
-          <w:sz w:val="32"/>
-          <w:szCs w:val="32"/>
-          <w:lang w:val="ru-RU"/>
-        </w:rPr>
-      </w:pPr>
-    </w:p>
-    <w:p>
-      <w:pPr>
-        <w:spacing w:line="240" w:lineRule="auto"/>
+          <w:sz w:val="28"/>
+          <w:szCs w:val="28"/>
+          <w:lang w:val="ru-RU"/>
+        </w:rPr>
+      </w:pPr>
+    </w:p>
+    <w:p>
+      <w:pPr>
+        <w:spacing w:after="0" w:line="240" w:lineRule="auto"/>
+        <w:jc w:val="center"/>
+        <w:rPr>
+          <w:rFonts w:ascii="Times New Roman" w:eastAsiaTheme="minorEastAsia" w:hAnsi="Times New Roman" w:cs="Times New Roman"/>
+          <w:b/>
+          <w:bCs/>
+          <w:sz w:val="28"/>
+          <w:szCs w:val="28"/>
+          <w:u w:val="single"/>
+          <w:lang w:val="ru-RU"/>
+        </w:rPr>
+      </w:pPr>
+      <w:r>
+        <w:rPr>
+          <w:rFonts w:ascii="Times New Roman" w:eastAsiaTheme="minorEastAsia" w:hAnsi="Times New Roman" w:cs="Times New Roman"/>
+          <w:b/>
+          <w:bCs/>
+          <w:sz w:val="28"/>
+          <w:szCs w:val="28"/>
+          <w:u w:val="single"/>
+        </w:rPr>
+        <w:t>АППАРАТНАЯ СПРАВКА</w:t>
+      </w:r>
+    </w:p>
+    <w:p>
+      <w:pPr>
+        <w:spacing w:after="0" w:line="240" w:lineRule="auto"/>
+        <w:jc w:val="center"/>
+        <w:rPr>
+          <w:rFonts w:ascii="Times New Roman" w:eastAsiaTheme="minorEastAsia" w:hAnsi="Times New Roman" w:cs="Times New Roman"/>
+          <w:b/>
+          <w:bCs/>
+          <w:sz w:val="28"/>
+          <w:szCs w:val="28"/>
+          <w:lang w:val="ru-RU"/>
+        </w:rPr>
+      </w:pPr>
+    </w:p>
+    <w:p>
+      <w:pPr>
+        <w:spacing w:after="0" w:line="240" w:lineRule="auto"/>
         <w:ind w:firstLine="709"/>
-        <w:rPr>
-          <w:rFonts w:ascii="Times New Roman" w:hAnsi="Times New Roman" w:cs="Times New Roman"/>
-          <w:b/>
-          <w:bCs/>
-          <w:sz w:val="32"/>
-          <w:szCs w:val="32"/>
-          <w:lang w:val="ru-RU"/>
-        </w:rPr>
-      </w:pPr>
-    </w:p>
-    <w:p>
-      <w:pPr>
-        <w:spacing w:line="240" w:lineRule="auto"/>
+        <w:jc w:val="both"/>
+        <w:rPr>
+          <w:rFonts w:ascii="Times New Roman" w:hAnsi="Times New Roman" w:cs="Times New Roman"/>
+          <w:b/>
+          <w:bCs/>
+          <w:sz w:val="28"/>
+          <w:szCs w:val="28"/>
+          <w:lang w:val="ru-RU"/>
+        </w:rPr>
+      </w:pPr>
+      <w:r>
+        <w:rPr>
+          <w:rFonts w:ascii="Times New Roman" w:hAnsi="Times New Roman" w:cs="Times New Roman"/>
+          <w:b/>
+          <w:bCs/>
+          <w:sz w:val="28"/>
+          <w:szCs w:val="28"/>
+          <w:lang w:val="ru-RU"/>
+        </w:rPr>
+        <w:t>Шаг</w:t>
+      </w:r>
+      <w:r>
+        <w:rPr>
+          <w:rFonts w:ascii="Times New Roman" w:hAnsi="Times New Roman" w:cs="Times New Roman"/>
+          <w:b/>
+          <w:bCs/>
+          <w:sz w:val="28"/>
+          <w:szCs w:val="28"/>
+        </w:rPr>
+        <w:t xml:space="preserve"> </w:t>
+      </w:r>
+      <w:r>
+        <w:rPr>
+          <w:rFonts w:ascii="Times New Roman" w:hAnsi="Times New Roman" w:cs="Times New Roman"/>
+          <w:b/>
+          <w:bCs/>
+          <w:sz w:val="28"/>
+          <w:szCs w:val="28"/>
+          <w:lang w:val="ru-RU"/>
+        </w:rPr>
+        <w:t>№</w:t>
+      </w:r>
+      <w:r>
+        <w:rPr>
+          <w:rFonts w:ascii="Times New Roman" w:hAnsi="Times New Roman" w:cs="Times New Roman"/>
+          <w:b/>
+          <w:bCs/>
+          <w:sz w:val="28"/>
+          <w:szCs w:val="28"/>
+          <w:lang w:val="ru-RU"/>
+        </w:rPr>
+        <w:t> </w:t>
+      </w:r>
+      <w:r>
+        <w:rPr>
+          <w:rFonts w:ascii="Times New Roman" w:hAnsi="Times New Roman" w:cs="Times New Roman"/>
+          <w:b/>
+          <w:bCs/>
+          <w:sz w:val="28"/>
+          <w:szCs w:val="28"/>
+        </w:rPr>
+        <w:t>2. Аппаратный осмотр источника питания и расчет мощности</w:t>
+      </w:r>
+    </w:p>
+    <w:p>
+      <w:pPr>
+        <w:spacing w:after="0" w:line="240" w:lineRule="auto"/>
         <w:ind w:firstLine="709"/>
-        <w:rPr>
-          <w:rFonts w:ascii="Times New Roman" w:hAnsi="Times New Roman" w:cs="Times New Roman"/>
-          <w:b/>
-          <w:bCs/>
-          <w:sz w:val="32"/>
-          <w:szCs w:val="32"/>
-          <w:lang w:val="ru-RU"/>
-        </w:rPr>
-      </w:pPr>
-    </w:p>
-    <w:p>
-      <w:pPr>
-        <w:spacing w:line="240" w:lineRule="auto"/>
-        <w:ind w:hanging="567"/>
-        <w:jc w:val="center"/>
-        <w:rPr>
-          <w:rFonts w:ascii="Times New Roman" w:eastAsiaTheme="minorEastAsia" w:hAnsi="Times New Roman" w:cs="Times New Roman"/>
-          <w:b/>
-          <w:bCs/>
-          <w:sz w:val="32"/>
-          <w:szCs w:val="32"/>
-          <w:lang w:val="ru-BY"/>
-        </w:rPr>
-      </w:pPr>
-      <w:r>
-        <w:rPr>
-          <w:rFonts w:ascii="Times New Roman" w:eastAsiaTheme="minorEastAsia" w:hAnsi="Times New Roman" w:cs="Times New Roman"/>
-          <w:b/>
-          <w:bCs/>
-          <w:sz w:val="32"/>
-          <w:szCs w:val="32"/>
-          <w:lang w:val="ru-BY"/>
-        </w:rPr>
-        <w:lastRenderedPageBreak/>
-        <w:t xml:space="preserve">--- </w:t>
-      </w:r>
-      <w:r>
-        <w:rPr>
-          <w:rFonts w:ascii="Times New Roman" w:eastAsiaTheme="minorEastAsia" w:hAnsi="Times New Roman" w:cs="Times New Roman"/>
-          <w:b/>
-          <w:bCs/>
-          <w:sz w:val="32"/>
-          <w:szCs w:val="32"/>
-          <w:lang w:val="ru-BY"/>
-        </w:rPr>
-        <w:t>АППАРАТНАЯ СПРАВКА</w:t>
-      </w:r>
-      <w:r>
-        <w:rPr>
-          <w:rFonts w:ascii="Times New Roman" w:eastAsiaTheme="minorEastAsia" w:hAnsi="Times New Roman" w:cs="Times New Roman"/>
-          <w:b/>
-          <w:bCs/>
-          <w:sz w:val="32"/>
-          <w:szCs w:val="32"/>
-          <w:lang w:val="ru-BY"/>
-        </w:rPr>
-        <w:t xml:space="preserve"> ---</w:t>
-      </w:r>
-    </w:p>
-    <w:p>
-      <w:pPr>
-        <w:spacing w:line="240" w:lineRule="auto"/>
-        <w:ind w:firstLine="709"/>
-        <w:rPr>
-          <w:rFonts w:ascii="Times New Roman" w:hAnsi="Times New Roman" w:cs="Times New Roman"/>
-          <w:b/>
-          <w:bCs/>
-          <w:sz w:val="32"/>
-          <w:szCs w:val="32"/>
-          <w:lang w:val="ru-RU"/>
-        </w:rPr>
-      </w:pPr>
-      <w:r>
-        <w:rPr>
-          <w:rFonts w:ascii="Times New Roman" w:hAnsi="Times New Roman" w:cs="Times New Roman"/>
-          <w:b/>
-          <w:bCs/>
-          <w:sz w:val="32"/>
-          <w:szCs w:val="32"/>
-          <w:lang w:val="ru-RU"/>
-        </w:rPr>
-        <w:t>Шаг</w:t>
-      </w:r>
-      <w:r>
-        <w:rPr>
-          <w:rFonts w:ascii="Times New Roman" w:hAnsi="Times New Roman" w:cs="Times New Roman"/>
-          <w:b/>
-          <w:bCs/>
-          <w:sz w:val="32"/>
-          <w:szCs w:val="32"/>
-        </w:rPr>
-        <w:t xml:space="preserve"> </w:t>
-      </w:r>
-      <w:r>
-        <w:rPr>
-          <w:rFonts w:ascii="Times New Roman" w:hAnsi="Times New Roman" w:cs="Times New Roman"/>
-          <w:b/>
-          <w:bCs/>
-          <w:sz w:val="32"/>
-          <w:szCs w:val="32"/>
-          <w:lang w:val="ru-RU"/>
-        </w:rPr>
-        <w:t>№</w:t>
-      </w:r>
-      <w:r>
-        <w:rPr>
-          <w:rFonts w:ascii="Times New Roman" w:hAnsi="Times New Roman" w:cs="Times New Roman"/>
-          <w:b/>
-          <w:bCs/>
-          <w:sz w:val="32"/>
-          <w:szCs w:val="32"/>
-        </w:rPr>
-        <w:t>2. Аппаратный осмотр источника питания и расчет мощности</w:t>
-      </w:r>
-    </w:p>
-    <w:p>
-      <w:pPr>
-        <w:spacing w:line="240" w:lineRule="auto"/>
-        <w:ind w:firstLine="709"/>
-        <w:rPr>
-          <w:rFonts w:ascii="Times New Roman" w:hAnsi="Times New Roman" w:cs="Times New Roman"/>
-          <w:sz w:val="32"/>
-          <w:szCs w:val="32"/>
-          <w:lang w:val="ru-RU"/>
-        </w:rPr>
-      </w:pPr>
-      <w:r>
-        <w:rPr>
-          <w:rFonts w:ascii="Times New Roman" w:hAnsi="Times New Roman" w:cs="Times New Roman"/>
-          <w:sz w:val="32"/>
-          <w:szCs w:val="32"/>
+        <w:jc w:val="both"/>
+        <w:rPr>
+          <w:rFonts w:ascii="Times New Roman" w:hAnsi="Times New Roman" w:cs="Times New Roman"/>
+          <w:sz w:val="28"/>
+          <w:szCs w:val="28"/>
+          <w:lang w:val="ru-RU"/>
+        </w:rPr>
+      </w:pPr>
+      <w:r>
+        <w:rPr>
+          <w:rFonts w:ascii="Times New Roman" w:hAnsi="Times New Roman" w:cs="Times New Roman"/>
+          <w:sz w:val="28"/>
+          <w:szCs w:val="28"/>
           <w:lang w:val="ru-RU"/>
         </w:rPr>
         <w:t>Характеристики блока питания ноутбука:</w:t>
@@ -806,19 +734,24 @@
           <w:ilvl w:val="0"/>
           <w:numId w:val="6"/>
         </w:numPr>
-        <w:spacing w:line="240" w:lineRule="auto"/>
-        <w:rPr>
-          <w:rFonts w:ascii="Times New Roman" w:hAnsi="Times New Roman" w:cs="Times New Roman"/>
-          <w:sz w:val="32"/>
-          <w:szCs w:val="32"/>
-          <w:lang w:val="ru-RU"/>
-        </w:rPr>
-      </w:pPr>
-      <w:r>
-        <w:rPr>
-          <w:rFonts w:ascii="Times New Roman" w:hAnsi="Times New Roman" w:cs="Times New Roman"/>
-          <w:sz w:val="32"/>
-          <w:szCs w:val="32"/>
+        <w:tabs>
+          <w:tab w:val="left" w:pos="993"/>
+        </w:tabs>
+        <w:spacing w:after="0" w:line="240" w:lineRule="auto"/>
+        <w:ind w:left="0" w:firstLine="709"/>
+        <w:jc w:val="both"/>
+        <w:rPr>
+          <w:rFonts w:ascii="Times New Roman" w:hAnsi="Times New Roman" w:cs="Times New Roman"/>
+          <w:sz w:val="28"/>
+          <w:szCs w:val="28"/>
+          <w:lang w:val="ru-RU"/>
+        </w:rPr>
+      </w:pPr>
+      <w:r>
+        <w:rPr>
+          <w:rFonts w:ascii="Times New Roman" w:hAnsi="Times New Roman" w:cs="Times New Roman"/>
+          <w:sz w:val="28"/>
+          <w:szCs w:val="28"/>
           <w:lang w:val="ru-RU"/>
         </w:rPr>
         <w:t xml:space="preserve">Вход (переменный ток): 100-240 </w:t>
@@ -826,8 +759,8 @@
       <w:r>
         <w:rPr>
           <w:rFonts w:ascii="Times New Roman" w:hAnsi="Times New Roman" w:cs="Times New Roman"/>
-          <w:sz w:val="32"/>
-          <w:szCs w:val="32"/>
+          <w:sz w:val="28"/>
+          <w:szCs w:val="28"/>
           <w:lang w:val="ru-RU"/>
         </w:rPr>
         <w:t>В</w:t>
@@ -835,8 +768,8 @@
       <w:r>
         <w:rPr>
           <w:rFonts w:ascii="Times New Roman" w:hAnsi="Times New Roman" w:cs="Times New Roman"/>
-          <w:sz w:val="32"/>
-          <w:szCs w:val="32"/>
+          <w:sz w:val="28"/>
+          <w:szCs w:val="28"/>
           <w:lang w:val="ru-RU"/>
         </w:rPr>
         <w:t xml:space="preserve"> ~ 50-60 </w:t>
@@ -844,8 +777,8 @@
       <w:r>
         <w:rPr>
           <w:rFonts w:ascii="Times New Roman" w:hAnsi="Times New Roman" w:cs="Times New Roman"/>
-          <w:sz w:val="32"/>
-          <w:szCs w:val="32"/>
+          <w:sz w:val="28"/>
+          <w:szCs w:val="28"/>
           <w:lang w:val="en-US"/>
         </w:rPr>
         <w:t>Hz</w:t>
@@ -853,8 +786,8 @@
       <w:r>
         <w:rPr>
           <w:rFonts w:ascii="Times New Roman" w:hAnsi="Times New Roman" w:cs="Times New Roman"/>
-          <w:sz w:val="32"/>
-          <w:szCs w:val="32"/>
+          <w:sz w:val="28"/>
+          <w:szCs w:val="28"/>
           <w:lang w:val="ru-RU"/>
         </w:rPr>
         <w:t xml:space="preserve">, 2.5 </w:t>
@@ -862,8 +795,8 @@
       <w:r>
         <w:rPr>
           <w:rFonts w:ascii="Times New Roman" w:hAnsi="Times New Roman" w:cs="Times New Roman"/>
-          <w:sz w:val="32"/>
-          <w:szCs w:val="32"/>
+          <w:sz w:val="28"/>
+          <w:szCs w:val="28"/>
           <w:lang w:val="ru-RU"/>
         </w:rPr>
         <w:t>А</w:t>
@@ -871,8 +804,8 @@
       <w:r>
         <w:rPr>
           <w:rFonts w:ascii="Times New Roman" w:hAnsi="Times New Roman" w:cs="Times New Roman"/>
-          <w:sz w:val="32"/>
-          <w:szCs w:val="32"/>
+          <w:sz w:val="28"/>
+          <w:szCs w:val="28"/>
           <w:lang w:val="ru-RU"/>
         </w:rPr>
         <w:t>;</w:t>
@@ -885,19 +818,24 @@
           <w:ilvl w:val="0"/>
           <w:numId w:val="6"/>
         </w:numPr>
-        <w:spacing w:line="240" w:lineRule="auto"/>
-        <w:rPr>
-          <w:rFonts w:ascii="Times New Roman" w:hAnsi="Times New Roman" w:cs="Times New Roman"/>
-          <w:sz w:val="32"/>
-          <w:szCs w:val="32"/>
-          <w:lang w:val="ru-RU"/>
-        </w:rPr>
-      </w:pPr>
-      <w:r>
-        <w:rPr>
-          <w:rFonts w:ascii="Times New Roman" w:hAnsi="Times New Roman" w:cs="Times New Roman"/>
-          <w:sz w:val="32"/>
-          <w:szCs w:val="32"/>
+        <w:tabs>
+          <w:tab w:val="left" w:pos="993"/>
+        </w:tabs>
+        <w:spacing w:after="0" w:line="240" w:lineRule="auto"/>
+        <w:ind w:left="0" w:firstLine="709"/>
+        <w:jc w:val="both"/>
+        <w:rPr>
+          <w:rFonts w:ascii="Times New Roman" w:hAnsi="Times New Roman" w:cs="Times New Roman"/>
+          <w:sz w:val="28"/>
+          <w:szCs w:val="28"/>
+          <w:lang w:val="ru-RU"/>
+        </w:rPr>
+      </w:pPr>
+      <w:r>
+        <w:rPr>
+          <w:rFonts w:ascii="Times New Roman" w:hAnsi="Times New Roman" w:cs="Times New Roman"/>
+          <w:sz w:val="28"/>
+          <w:szCs w:val="28"/>
           <w:lang w:val="ru-RU"/>
         </w:rPr>
         <w:t xml:space="preserve">Выход (постоянный ток): 20.0 </w:t>
@@ -905,8 +843,8 @@
       <w:r>
         <w:rPr>
           <w:rFonts w:ascii="Times New Roman" w:hAnsi="Times New Roman" w:cs="Times New Roman"/>
-          <w:sz w:val="32"/>
-          <w:szCs w:val="32"/>
+          <w:sz w:val="28"/>
+          <w:szCs w:val="28"/>
           <w:lang w:val="ru-RU"/>
         </w:rPr>
         <w:t>В</w:t>
@@ -914,8 +852,8 @@
       <w:r>
         <w:rPr>
           <w:rFonts w:ascii="Times New Roman" w:hAnsi="Times New Roman" w:cs="Times New Roman"/>
-          <w:sz w:val="32"/>
-          <w:szCs w:val="32"/>
+          <w:sz w:val="28"/>
+          <w:szCs w:val="28"/>
           <w:lang w:val="ru-RU"/>
         </w:rPr>
         <w:t xml:space="preserve"> </w:t>
@@ -923,16 +861,16 @@
       <w:r>
         <w:rPr>
           <w:rFonts w:ascii="Cambria Math" w:hAnsi="Cambria Math" w:cs="Cambria Math"/>
-          <w:sz w:val="32"/>
-          <w:szCs w:val="32"/>
+          <w:sz w:val="28"/>
+          <w:szCs w:val="28"/>
         </w:rPr>
         <w:t>⎓</w:t>
       </w:r>
       <w:r>
         <w:rPr>
           <w:rFonts w:ascii="Times New Roman" w:hAnsi="Times New Roman" w:cs="Times New Roman"/>
-          <w:sz w:val="32"/>
-          <w:szCs w:val="32"/>
+          <w:sz w:val="28"/>
+          <w:szCs w:val="28"/>
           <w:lang w:val="ru-RU"/>
         </w:rPr>
         <w:t xml:space="preserve"> 7.5 </w:t>
@@ -940,8 +878,8 @@
       <w:r>
         <w:rPr>
           <w:rFonts w:ascii="Times New Roman" w:hAnsi="Times New Roman" w:cs="Times New Roman"/>
-          <w:sz w:val="32"/>
-          <w:szCs w:val="32"/>
+          <w:sz w:val="28"/>
+          <w:szCs w:val="28"/>
           <w:lang w:val="ru-RU"/>
         </w:rPr>
         <w:t>А</w:t>
@@ -949,8 +887,8 @@
       <w:r>
         <w:rPr>
           <w:rFonts w:ascii="Times New Roman" w:hAnsi="Times New Roman" w:cs="Times New Roman"/>
-          <w:sz w:val="32"/>
-          <w:szCs w:val="32"/>
+          <w:sz w:val="28"/>
+          <w:szCs w:val="28"/>
           <w:lang w:val="ru-RU"/>
         </w:rPr>
         <w:t>;</w:t>
@@ -958,20 +896,21 @@
     </w:p>
     <w:p>
       <w:pPr>
-        <w:spacing w:line="240" w:lineRule="auto"/>
+        <w:spacing w:after="0" w:line="240" w:lineRule="auto"/>
         <w:ind w:firstLine="709"/>
-        <w:rPr>
-          <w:rFonts w:ascii="Times New Roman" w:eastAsiaTheme="minorEastAsia" w:hAnsi="Times New Roman" w:cs="Times New Roman"/>
-          <w:sz w:val="32"/>
-          <w:szCs w:val="32"/>
-          <w:lang w:val="ru-RU"/>
-        </w:rPr>
-      </w:pPr>
-      <w:r>
-        <w:rPr>
-          <w:rFonts w:ascii="Times New Roman" w:hAnsi="Times New Roman" w:cs="Times New Roman"/>
-          <w:sz w:val="32"/>
-          <w:szCs w:val="32"/>
+        <w:jc w:val="both"/>
+        <w:rPr>
+          <w:rFonts w:ascii="Times New Roman" w:eastAsiaTheme="minorEastAsia" w:hAnsi="Times New Roman" w:cs="Times New Roman"/>
+          <w:sz w:val="28"/>
+          <w:szCs w:val="28"/>
+          <w:lang w:val="ru-RU"/>
+        </w:rPr>
+      </w:pPr>
+      <w:r>
+        <w:rPr>
+          <w:rFonts w:ascii="Times New Roman" w:hAnsi="Times New Roman" w:cs="Times New Roman"/>
+          <w:sz w:val="28"/>
+          <w:szCs w:val="28"/>
           <w:lang w:val="ru-RU"/>
         </w:rPr>
         <w:t>Мощность выхода рассчитывается по формуле:</w:t>
@@ -979,8 +918,8 @@
       <w:r>
         <w:rPr>
           <w:rFonts w:ascii="Times New Roman" w:hAnsi="Times New Roman" w:cs="Times New Roman"/>
-          <w:sz w:val="32"/>
-          <w:szCs w:val="32"/>
+          <w:sz w:val="28"/>
+          <w:szCs w:val="28"/>
           <w:lang w:val="ru-RU"/>
         </w:rPr>
         <w:t xml:space="preserve"> </w:t>
@@ -989,8 +928,8 @@
         <m:r>
           <w:rPr>
             <w:rFonts w:ascii="Cambria Math" w:hAnsi="Cambria Math" w:cs="Times New Roman"/>
-            <w:sz w:val="32"/>
-            <w:szCs w:val="32"/>
+            <w:sz w:val="28"/>
+            <w:szCs w:val="28"/>
             <w:lang w:val="en-US"/>
           </w:rPr>
           <m:t>P</m:t>
@@ -998,8 +937,8 @@
         <m:r>
           <w:rPr>
             <w:rFonts w:ascii="Cambria Math" w:hAnsi="Cambria Math" w:cs="Times New Roman"/>
-            <w:sz w:val="32"/>
-            <w:szCs w:val="32"/>
+            <w:sz w:val="28"/>
+            <w:szCs w:val="28"/>
             <w:lang w:val="ru-RU"/>
           </w:rPr>
           <m:t>=</m:t>
@@ -1007,8 +946,8 @@
         <m:r>
           <w:rPr>
             <w:rFonts w:ascii="Cambria Math" w:hAnsi="Cambria Math" w:cs="Times New Roman"/>
-            <w:sz w:val="32"/>
-            <w:szCs w:val="32"/>
+            <w:sz w:val="28"/>
+            <w:szCs w:val="28"/>
             <w:lang w:val="en-US"/>
           </w:rPr>
           <m:t>UI</m:t>
@@ -1017,8 +956,8 @@
       <w:r>
         <w:rPr>
           <w:rFonts w:ascii="Times New Roman" w:eastAsiaTheme="minorEastAsia" w:hAnsi="Times New Roman" w:cs="Times New Roman"/>
-          <w:sz w:val="32"/>
-          <w:szCs w:val="32"/>
+          <w:sz w:val="28"/>
+          <w:szCs w:val="28"/>
           <w:lang w:val="ru-RU"/>
         </w:rPr>
         <w:t>.</w:t>
@@ -1026,20 +965,21 @@
     </w:p>
     <w:p>
       <w:pPr>
-        <w:spacing w:line="240" w:lineRule="auto"/>
+        <w:spacing w:after="0" w:line="240" w:lineRule="auto"/>
         <w:ind w:firstLine="709"/>
-        <w:rPr>
-          <w:rFonts w:ascii="Times New Roman" w:eastAsiaTheme="minorEastAsia" w:hAnsi="Times New Roman" w:cs="Times New Roman"/>
-          <w:sz w:val="32"/>
-          <w:szCs w:val="32"/>
-          <w:lang w:val="ru-RU"/>
-        </w:rPr>
-      </w:pPr>
-      <w:r>
-        <w:rPr>
-          <w:rFonts w:ascii="Times New Roman" w:eastAsiaTheme="minorEastAsia" w:hAnsi="Times New Roman" w:cs="Times New Roman"/>
-          <w:sz w:val="32"/>
-          <w:szCs w:val="32"/>
+        <w:jc w:val="both"/>
+        <w:rPr>
+          <w:rFonts w:ascii="Times New Roman" w:eastAsiaTheme="minorEastAsia" w:hAnsi="Times New Roman" w:cs="Times New Roman"/>
+          <w:sz w:val="28"/>
+          <w:szCs w:val="28"/>
+          <w:lang w:val="ru-RU"/>
+        </w:rPr>
+      </w:pPr>
+      <w:r>
+        <w:rPr>
+          <w:rFonts w:ascii="Times New Roman" w:eastAsiaTheme="minorEastAsia" w:hAnsi="Times New Roman" w:cs="Times New Roman"/>
+          <w:sz w:val="28"/>
+          <w:szCs w:val="28"/>
           <w:lang w:val="ru-RU"/>
         </w:rPr>
         <w:t>Тогда мощность блока питания:</w:t>
@@ -1047,8 +987,8 @@
       <w:r>
         <w:rPr>
           <w:rFonts w:ascii="Times New Roman" w:eastAsiaTheme="minorEastAsia" w:hAnsi="Times New Roman" w:cs="Times New Roman"/>
-          <w:sz w:val="32"/>
-          <w:szCs w:val="32"/>
+          <w:sz w:val="28"/>
+          <w:szCs w:val="28"/>
           <w:lang w:val="ru-RU"/>
         </w:rPr>
         <w:t xml:space="preserve"> </w:t>
@@ -1057,20 +997,11 @@
         <m:r>
           <w:rPr>
             <w:rFonts w:ascii="Cambria Math" w:eastAsiaTheme="minorEastAsia" w:hAnsi="Cambria Math" w:cs="Times New Roman"/>
-            <w:sz w:val="32"/>
-            <w:szCs w:val="32"/>
+            <w:sz w:val="28"/>
+            <w:szCs w:val="28"/>
             <w:lang w:val="ru-RU"/>
           </w:rPr>
-          <m:t>20</m:t>
-        </m:r>
-        <m:r>
-          <w:rPr>
-            <w:rFonts w:ascii="Cambria Math" w:eastAsiaTheme="minorEastAsia" w:hAnsi="Cambria Math" w:cs="Times New Roman"/>
-            <w:sz w:val="32"/>
-            <w:szCs w:val="32"/>
-            <w:lang w:val="ru-RU"/>
-          </w:rPr>
-          <m:t xml:space="preserve"> </m:t>
+          <m:t xml:space="preserve">20 </m:t>
         </m:r>
         <m:r>
           <m:rPr>
@@ -1078,8 +1009,8 @@
           </m:rPr>
           <w:rPr>
             <w:rFonts w:ascii="Cambria Math" w:eastAsiaTheme="minorEastAsia" w:hAnsi="Cambria Math" w:cs="Times New Roman"/>
-            <w:sz w:val="32"/>
-            <w:szCs w:val="32"/>
+            <w:sz w:val="28"/>
+            <w:szCs w:val="28"/>
             <w:lang w:val="ru-RU"/>
           </w:rPr>
           <m:t>В</m:t>
@@ -1087,54 +1018,18 @@
         <m:r>
           <w:rPr>
             <w:rFonts w:ascii="Cambria Math" w:eastAsiaTheme="minorEastAsia" w:hAnsi="Cambria Math" w:cs="Times New Roman"/>
-            <w:sz w:val="32"/>
-            <w:szCs w:val="32"/>
+            <w:sz w:val="28"/>
+            <w:szCs w:val="28"/>
             <w:lang w:val="ru-RU"/>
           </w:rPr>
-          <m:t>×7.5</m:t>
-        </m:r>
-        <m:r>
-          <w:rPr>
-            <w:rFonts w:ascii="Cambria Math" w:eastAsiaTheme="minorEastAsia" w:hAnsi="Cambria Math" w:cs="Times New Roman"/>
-            <w:sz w:val="32"/>
-            <w:szCs w:val="32"/>
-            <w:lang w:val="ru-RU"/>
-          </w:rPr>
-          <m:t xml:space="preserve"> </m:t>
-        </m:r>
-        <m:r>
-          <w:rPr>
-            <w:rFonts w:ascii="Cambria Math" w:eastAsiaTheme="minorEastAsia" w:hAnsi="Cambria Math" w:cs="Times New Roman"/>
-            <w:sz w:val="32"/>
-            <w:szCs w:val="32"/>
-            <w:lang w:val="ru-RU"/>
-          </w:rPr>
-          <m:t>А</m:t>
-        </m:r>
-        <m:r>
-          <w:rPr>
-            <w:rFonts w:ascii="Cambria Math" w:eastAsiaTheme="minorEastAsia" w:hAnsi="Cambria Math" w:cs="Times New Roman"/>
-            <w:sz w:val="32"/>
-            <w:szCs w:val="32"/>
-            <w:lang w:val="ru-RU"/>
-          </w:rPr>
-          <m:t>=150</m:t>
-        </m:r>
-        <m:r>
-          <w:rPr>
-            <w:rFonts w:ascii="Cambria Math" w:eastAsiaTheme="minorEastAsia" w:hAnsi="Cambria Math" w:cs="Times New Roman"/>
-            <w:sz w:val="32"/>
-            <w:szCs w:val="32"/>
-            <w:lang w:val="ru-RU"/>
-          </w:rPr>
-          <m:t xml:space="preserve"> Вт</m:t>
+          <m:t>×7.5 А=150 Вт</m:t>
         </m:r>
       </m:oMath>
       <w:r>
         <w:rPr>
           <w:rFonts w:ascii="Times New Roman" w:eastAsiaTheme="minorEastAsia" w:hAnsi="Times New Roman" w:cs="Times New Roman"/>
-          <w:sz w:val="32"/>
-          <w:szCs w:val="32"/>
+          <w:sz w:val="28"/>
+          <w:szCs w:val="28"/>
           <w:lang w:val="ru-RU"/>
         </w:rPr>
         <w:t>.</w:t>
@@ -1142,23 +1037,51 @@
     </w:p>
     <w:p>
       <w:pPr>
-        <w:spacing w:line="240" w:lineRule="auto"/>
+        <w:spacing w:after="0" w:line="240" w:lineRule="auto"/>
         <w:ind w:firstLine="709"/>
-        <w:rPr>
-          <w:rFonts w:ascii="Times New Roman" w:eastAsiaTheme="minorEastAsia" w:hAnsi="Times New Roman" w:cs="Times New Roman"/>
-          <w:sz w:val="32"/>
-          <w:szCs w:val="32"/>
-          <w:lang w:val="ru-RU"/>
-        </w:rPr>
-      </w:pPr>
-      <w:r>
-        <w:rPr>
-          <w:rFonts w:ascii="Times New Roman" w:eastAsiaTheme="minorEastAsia" w:hAnsi="Times New Roman" w:cs="Times New Roman"/>
-          <w:b/>
-          <w:bCs/>
-          <w:sz w:val="32"/>
-          <w:szCs w:val="32"/>
-        </w:rPr>
+        <w:jc w:val="both"/>
+        <w:rPr>
+          <w:rFonts w:ascii="Times New Roman" w:eastAsiaTheme="minorEastAsia" w:hAnsi="Times New Roman" w:cs="Times New Roman"/>
+          <w:sz w:val="28"/>
+          <w:szCs w:val="28"/>
+          <w:lang w:val="ru-RU"/>
+        </w:rPr>
+      </w:pPr>
+    </w:p>
+    <w:p>
+      <w:pPr>
+        <w:spacing w:after="0" w:line="240" w:lineRule="auto"/>
+        <w:ind w:firstLine="709"/>
+        <w:jc w:val="both"/>
+        <w:rPr>
+          <w:rFonts w:ascii="Times New Roman" w:eastAsiaTheme="minorEastAsia" w:hAnsi="Times New Roman" w:cs="Times New Roman"/>
+          <w:sz w:val="28"/>
+          <w:szCs w:val="28"/>
+          <w:lang w:val="ru-RU"/>
+        </w:rPr>
+      </w:pPr>
+    </w:p>
+    <w:p>
+      <w:pPr>
+        <w:spacing w:after="0" w:line="240" w:lineRule="auto"/>
+        <w:ind w:firstLine="709"/>
+        <w:jc w:val="both"/>
+        <w:rPr>
+          <w:rFonts w:ascii="Times New Roman" w:eastAsiaTheme="minorEastAsia" w:hAnsi="Times New Roman" w:cs="Times New Roman"/>
+          <w:sz w:val="28"/>
+          <w:szCs w:val="28"/>
+          <w:lang w:val="ru-RU"/>
+        </w:rPr>
+      </w:pPr>
+      <w:r>
+        <w:rPr>
+          <w:rFonts w:ascii="Times New Roman" w:eastAsiaTheme="minorEastAsia" w:hAnsi="Times New Roman" w:cs="Times New Roman"/>
+          <w:b/>
+          <w:bCs/>
+          <w:sz w:val="28"/>
+          <w:szCs w:val="28"/>
+        </w:rPr>
+        <w:lastRenderedPageBreak/>
         <w:t xml:space="preserve">Шаг </w:t>
       </w:r>
       <w:r>
@@ -1166,8 +1089,8 @@
           <w:rFonts w:ascii="Times New Roman" w:eastAsiaTheme="minorEastAsia" w:hAnsi="Times New Roman" w:cs="Times New Roman"/>
           <w:b/>
           <w:bCs/>
-          <w:sz w:val="32"/>
-          <w:szCs w:val="32"/>
+          <w:sz w:val="28"/>
+          <w:szCs w:val="28"/>
           <w:lang w:val="ru-RU"/>
         </w:rPr>
         <w:t>№</w:t>
@@ -1177,28 +1100,40 @@
           <w:rFonts w:ascii="Times New Roman" w:eastAsiaTheme="minorEastAsia" w:hAnsi="Times New Roman" w:cs="Times New Roman"/>
           <w:b/>
           <w:bCs/>
-          <w:sz w:val="32"/>
-          <w:szCs w:val="32"/>
+          <w:sz w:val="28"/>
+          <w:szCs w:val="28"/>
+          <w:lang w:val="ru-RU"/>
+        </w:rPr>
+        <w:t xml:space="preserve"> </w:t>
+      </w:r>
+      <w:r>
+        <w:rPr>
+          <w:rFonts w:ascii="Times New Roman" w:eastAsiaTheme="minorEastAsia" w:hAnsi="Times New Roman" w:cs="Times New Roman"/>
+          <w:b/>
+          <w:bCs/>
+          <w:sz w:val="28"/>
+          <w:szCs w:val="28"/>
         </w:rPr>
         <w:t>3. Классификация интерфейсов электропитания</w:t>
       </w:r>
     </w:p>
     <w:p>
       <w:pPr>
-        <w:spacing w:line="240" w:lineRule="auto"/>
-        <w:ind w:right="-143" w:firstLine="709"/>
-        <w:rPr>
-          <w:rFonts w:ascii="Times New Roman" w:eastAsiaTheme="minorEastAsia" w:hAnsi="Times New Roman" w:cs="Times New Roman"/>
-          <w:sz w:val="32"/>
-          <w:szCs w:val="32"/>
-          <w:lang w:val="ru-RU"/>
-        </w:rPr>
-      </w:pPr>
-      <w:r>
-        <w:rPr>
-          <w:rFonts w:ascii="Times New Roman" w:eastAsiaTheme="minorEastAsia" w:hAnsi="Times New Roman" w:cs="Times New Roman"/>
-          <w:sz w:val="32"/>
-          <w:szCs w:val="32"/>
+        <w:spacing w:after="0" w:line="240" w:lineRule="auto"/>
+        <w:ind w:firstLine="709"/>
+        <w:jc w:val="both"/>
+        <w:rPr>
+          <w:rFonts w:ascii="Times New Roman" w:eastAsiaTheme="minorEastAsia" w:hAnsi="Times New Roman" w:cs="Times New Roman"/>
+          <w:sz w:val="28"/>
+          <w:szCs w:val="28"/>
+          <w:lang w:val="ru-RU"/>
+        </w:rPr>
+      </w:pPr>
+      <w:r>
+        <w:rPr>
+          <w:rFonts w:ascii="Times New Roman" w:eastAsiaTheme="minorEastAsia" w:hAnsi="Times New Roman" w:cs="Times New Roman"/>
+          <w:sz w:val="28"/>
+          <w:szCs w:val="28"/>
           <w:lang w:val="ru-RU"/>
         </w:rPr>
         <w:t>У ноутбука основной порт зарядки — круглый проприетарный</w:t>
@@ -1206,8 +1141,8 @@
       <w:r>
         <w:rPr>
           <w:rFonts w:ascii="Times New Roman" w:eastAsiaTheme="minorEastAsia" w:hAnsi="Times New Roman" w:cs="Times New Roman"/>
-          <w:sz w:val="32"/>
-          <w:szCs w:val="32"/>
+          <w:sz w:val="28"/>
+          <w:szCs w:val="28"/>
           <w:lang w:val="ru-RU"/>
         </w:rPr>
         <w:t xml:space="preserve"> от производителя</w:t>
@@ -1215,8 +1150,8 @@
       <w:r>
         <w:rPr>
           <w:rFonts w:ascii="Times New Roman" w:eastAsiaTheme="minorEastAsia" w:hAnsi="Times New Roman" w:cs="Times New Roman"/>
-          <w:sz w:val="32"/>
-          <w:szCs w:val="32"/>
+          <w:sz w:val="28"/>
+          <w:szCs w:val="28"/>
           <w:lang w:val="ru-RU"/>
         </w:rPr>
         <w:t xml:space="preserve"> </w:t>
@@ -1224,8 +1159,8 @@
       <w:r>
         <w:rPr>
           <w:rFonts w:ascii="Times New Roman" w:eastAsiaTheme="minorEastAsia" w:hAnsi="Times New Roman" w:cs="Times New Roman"/>
-          <w:sz w:val="32"/>
-          <w:szCs w:val="32"/>
+          <w:sz w:val="28"/>
+          <w:szCs w:val="28"/>
           <w:lang w:val="en-US"/>
         </w:rPr>
         <w:t>Asus</w:t>
@@ -1233,8 +1168,8 @@
       <w:r>
         <w:rPr>
           <w:rFonts w:ascii="Times New Roman" w:eastAsiaTheme="minorEastAsia" w:hAnsi="Times New Roman" w:cs="Times New Roman"/>
-          <w:sz w:val="32"/>
-          <w:szCs w:val="32"/>
+          <w:sz w:val="28"/>
+          <w:szCs w:val="28"/>
           <w:lang w:val="ru-RU"/>
         </w:rPr>
         <w:t xml:space="preserve">, но также есть возможность </w:t>
@@ -1242,8 +1177,8 @@
       <w:r>
         <w:rPr>
           <w:rFonts w:ascii="Times New Roman" w:eastAsiaTheme="minorEastAsia" w:hAnsi="Times New Roman" w:cs="Times New Roman"/>
-          <w:sz w:val="32"/>
-          <w:szCs w:val="32"/>
+          <w:sz w:val="28"/>
+          <w:szCs w:val="28"/>
           <w:lang w:val="ru-RU"/>
         </w:rPr>
         <w:t xml:space="preserve">быстрой </w:t>
@@ -1251,8 +1186,8 @@
       <w:r>
         <w:rPr>
           <w:rFonts w:ascii="Times New Roman" w:eastAsiaTheme="minorEastAsia" w:hAnsi="Times New Roman" w:cs="Times New Roman"/>
-          <w:sz w:val="32"/>
-          <w:szCs w:val="32"/>
+          <w:sz w:val="28"/>
+          <w:szCs w:val="28"/>
           <w:lang w:val="ru-RU"/>
         </w:rPr>
         <w:t>зарядки</w:t>
@@ -1260,8 +1195,8 @@
       <w:r>
         <w:rPr>
           <w:rFonts w:ascii="Times New Roman" w:eastAsiaTheme="minorEastAsia" w:hAnsi="Times New Roman" w:cs="Times New Roman"/>
-          <w:sz w:val="32"/>
-          <w:szCs w:val="32"/>
+          <w:sz w:val="28"/>
+          <w:szCs w:val="28"/>
           <w:lang w:val="ru-RU"/>
         </w:rPr>
         <w:t xml:space="preserve"> </w:t>
@@ -1269,8 +1204,8 @@
       <w:r>
         <w:rPr>
           <w:rFonts w:ascii="Times New Roman" w:eastAsiaTheme="minorEastAsia" w:hAnsi="Times New Roman" w:cs="Times New Roman"/>
-          <w:sz w:val="32"/>
-          <w:szCs w:val="32"/>
+          <w:sz w:val="28"/>
+          <w:szCs w:val="28"/>
           <w:lang w:val="en-US"/>
         </w:rPr>
         <w:t>Power</w:t>
@@ -1278,8 +1213,8 @@
       <w:r>
         <w:rPr>
           <w:rFonts w:ascii="Times New Roman" w:eastAsiaTheme="minorEastAsia" w:hAnsi="Times New Roman" w:cs="Times New Roman"/>
-          <w:sz w:val="32"/>
-          <w:szCs w:val="32"/>
+          <w:sz w:val="28"/>
+          <w:szCs w:val="28"/>
           <w:lang w:val="ru-RU"/>
         </w:rPr>
         <w:t xml:space="preserve"> </w:t>
@@ -1287,8 +1222,8 @@
       <w:r>
         <w:rPr>
           <w:rFonts w:ascii="Times New Roman" w:eastAsiaTheme="minorEastAsia" w:hAnsi="Times New Roman" w:cs="Times New Roman"/>
-          <w:sz w:val="32"/>
-          <w:szCs w:val="32"/>
+          <w:sz w:val="28"/>
+          <w:szCs w:val="28"/>
           <w:lang w:val="en-US"/>
         </w:rPr>
         <w:t>Delivery</w:t>
@@ -1296,8 +1231,8 @@
       <w:r>
         <w:rPr>
           <w:rFonts w:ascii="Times New Roman" w:eastAsiaTheme="minorEastAsia" w:hAnsi="Times New Roman" w:cs="Times New Roman"/>
-          <w:sz w:val="32"/>
-          <w:szCs w:val="32"/>
+          <w:sz w:val="28"/>
+          <w:szCs w:val="28"/>
           <w:lang w:val="ru-RU"/>
         </w:rPr>
         <w:t xml:space="preserve"> через </w:t>
@@ -1305,8 +1240,8 @@
       <w:r>
         <w:rPr>
           <w:rFonts w:ascii="Times New Roman" w:eastAsiaTheme="minorEastAsia" w:hAnsi="Times New Roman" w:cs="Times New Roman"/>
-          <w:sz w:val="32"/>
-          <w:szCs w:val="32"/>
+          <w:sz w:val="28"/>
+          <w:szCs w:val="28"/>
           <w:lang w:val="en-US"/>
         </w:rPr>
         <w:t>USB</w:t>
@@ -1314,8 +1249,8 @@
       <w:r>
         <w:rPr>
           <w:rFonts w:ascii="Times New Roman" w:eastAsiaTheme="minorEastAsia" w:hAnsi="Times New Roman" w:cs="Times New Roman"/>
-          <w:sz w:val="32"/>
-          <w:szCs w:val="32"/>
+          <w:sz w:val="28"/>
+          <w:szCs w:val="28"/>
           <w:lang w:val="ru-RU"/>
         </w:rPr>
         <w:t>-</w:t>
@@ -1323,8 +1258,8 @@
       <w:r>
         <w:rPr>
           <w:rFonts w:ascii="Times New Roman" w:eastAsiaTheme="minorEastAsia" w:hAnsi="Times New Roman" w:cs="Times New Roman"/>
-          <w:sz w:val="32"/>
-          <w:szCs w:val="32"/>
+          <w:sz w:val="28"/>
+          <w:szCs w:val="28"/>
           <w:lang w:val="en-US"/>
         </w:rPr>
         <w:t>C</w:t>
@@ -1332,8 +1267,8 @@
       <w:r>
         <w:rPr>
           <w:rFonts w:ascii="Times New Roman" w:eastAsiaTheme="minorEastAsia" w:hAnsi="Times New Roman" w:cs="Times New Roman"/>
-          <w:sz w:val="32"/>
-          <w:szCs w:val="32"/>
+          <w:sz w:val="28"/>
+          <w:szCs w:val="28"/>
           <w:lang w:val="ru-RU"/>
         </w:rPr>
         <w:t xml:space="preserve"> порт с пропускной мощностью в 100 </w:t>
@@ -1341,8 +1276,8 @@
       <w:r>
         <w:rPr>
           <w:rFonts w:ascii="Times New Roman" w:eastAsiaTheme="minorEastAsia" w:hAnsi="Times New Roman" w:cs="Times New Roman"/>
-          <w:sz w:val="32"/>
-          <w:szCs w:val="32"/>
+          <w:sz w:val="28"/>
+          <w:szCs w:val="28"/>
           <w:lang w:val="ru-RU"/>
         </w:rPr>
         <w:t>Вт</w:t>
@@ -1350,8 +1285,8 @@
       <w:r>
         <w:rPr>
           <w:rFonts w:ascii="Times New Roman" w:eastAsiaTheme="minorEastAsia" w:hAnsi="Times New Roman" w:cs="Times New Roman"/>
-          <w:sz w:val="32"/>
-          <w:szCs w:val="32"/>
+          <w:sz w:val="28"/>
+          <w:szCs w:val="28"/>
           <w:lang w:val="ru-RU"/>
         </w:rPr>
         <w:t>.</w:t>
@@ -1359,40 +1294,42 @@
     </w:p>
     <w:p>
       <w:pPr>
-        <w:spacing w:line="240" w:lineRule="auto"/>
+        <w:spacing w:after="0" w:line="240" w:lineRule="auto"/>
         <w:ind w:firstLine="709"/>
-        <w:rPr>
-          <w:rFonts w:ascii="Times New Roman" w:eastAsiaTheme="minorEastAsia" w:hAnsi="Times New Roman" w:cs="Times New Roman"/>
-          <w:sz w:val="32"/>
-          <w:szCs w:val="32"/>
-          <w:lang w:val="ru-RU"/>
-        </w:rPr>
-      </w:pPr>
-      <w:r>
-        <w:rPr>
-          <w:rFonts w:ascii="Times New Roman" w:eastAsiaTheme="minorEastAsia" w:hAnsi="Times New Roman" w:cs="Times New Roman"/>
-          <w:sz w:val="32"/>
-          <w:szCs w:val="32"/>
+        <w:jc w:val="both"/>
+        <w:rPr>
+          <w:rFonts w:ascii="Times New Roman" w:eastAsiaTheme="minorEastAsia" w:hAnsi="Times New Roman" w:cs="Times New Roman"/>
+          <w:sz w:val="28"/>
+          <w:szCs w:val="28"/>
+          <w:lang w:val="ru-RU"/>
+        </w:rPr>
+      </w:pPr>
+      <w:r>
+        <w:rPr>
+          <w:rFonts w:ascii="Times New Roman" w:eastAsiaTheme="minorEastAsia" w:hAnsi="Times New Roman" w:cs="Times New Roman"/>
+          <w:sz w:val="28"/>
+          <w:szCs w:val="28"/>
         </w:rPr>
         <w:t>Использование несовместимых адаптеров питания недопустимо. Разница в вольтаже или низкое качество фильтрации тока в неоригинальном адаптере ведут к критическому повреждению цепей питания на материнской плате и одновременному выходу из строя как самого адаптера, так и компьютера.</w:t>
       </w:r>
     </w:p>
     <w:p>
       <w:pPr>
-        <w:spacing w:line="240" w:lineRule="auto"/>
+        <w:spacing w:after="0" w:line="240" w:lineRule="auto"/>
         <w:ind w:firstLine="709"/>
-        <w:rPr>
-          <w:rFonts w:ascii="Times New Roman" w:eastAsiaTheme="minorEastAsia" w:hAnsi="Times New Roman" w:cs="Times New Roman"/>
-          <w:sz w:val="32"/>
-          <w:szCs w:val="32"/>
-          <w:lang w:val="ru-RU"/>
-        </w:rPr>
-      </w:pPr>
-      <w:r>
-        <w:rPr>
-          <w:rFonts w:ascii="Times New Roman" w:eastAsiaTheme="minorEastAsia" w:hAnsi="Times New Roman" w:cs="Times New Roman"/>
-          <w:sz w:val="32"/>
-          <w:szCs w:val="32"/>
+        <w:jc w:val="both"/>
+        <w:rPr>
+          <w:rFonts w:ascii="Times New Roman" w:eastAsiaTheme="minorEastAsia" w:hAnsi="Times New Roman" w:cs="Times New Roman"/>
+          <w:sz w:val="28"/>
+          <w:szCs w:val="28"/>
+          <w:lang w:val="ru-RU"/>
+        </w:rPr>
+      </w:pPr>
+      <w:r>
+        <w:rPr>
+          <w:rFonts w:ascii="Times New Roman" w:eastAsiaTheme="minorEastAsia" w:hAnsi="Times New Roman" w:cs="Times New Roman"/>
+          <w:sz w:val="28"/>
+          <w:szCs w:val="28"/>
           <w:lang w:val="ru-RU"/>
         </w:rPr>
         <w:t>Например</w:t>
@@ -1400,8 +1337,8 @@
       <w:r>
         <w:rPr>
           <w:rFonts w:ascii="Times New Roman" w:eastAsiaTheme="minorEastAsia" w:hAnsi="Times New Roman" w:cs="Times New Roman"/>
-          <w:sz w:val="32"/>
-          <w:szCs w:val="32"/>
+          <w:sz w:val="28"/>
+          <w:szCs w:val="28"/>
           <w:lang w:val="ru-RU"/>
         </w:rPr>
         <w:t>,</w:t>
@@ -1409,8 +1346,8 @@
       <w:r>
         <w:rPr>
           <w:rFonts w:ascii="Times New Roman" w:eastAsiaTheme="minorEastAsia" w:hAnsi="Times New Roman" w:cs="Times New Roman"/>
-          <w:sz w:val="32"/>
-          <w:szCs w:val="32"/>
+          <w:sz w:val="28"/>
+          <w:szCs w:val="28"/>
           <w:lang w:val="ru-RU"/>
         </w:rPr>
         <w:t xml:space="preserve"> адаптер питания для смартфона на 20 </w:t>
@@ -1418,8 +1355,8 @@
       <w:r>
         <w:rPr>
           <w:rFonts w:ascii="Times New Roman" w:eastAsiaTheme="minorEastAsia" w:hAnsi="Times New Roman" w:cs="Times New Roman"/>
-          <w:sz w:val="32"/>
-          <w:szCs w:val="32"/>
+          <w:sz w:val="28"/>
+          <w:szCs w:val="28"/>
           <w:lang w:val="ru-RU"/>
         </w:rPr>
         <w:t>Вт</w:t>
@@ -1427,8 +1364,8 @@
       <w:r>
         <w:rPr>
           <w:rFonts w:ascii="Times New Roman" w:eastAsiaTheme="minorEastAsia" w:hAnsi="Times New Roman" w:cs="Times New Roman"/>
-          <w:sz w:val="32"/>
-          <w:szCs w:val="32"/>
+          <w:sz w:val="28"/>
+          <w:szCs w:val="28"/>
           <w:lang w:val="ru-RU"/>
         </w:rPr>
         <w:t xml:space="preserve"> с отсутствием </w:t>
@@ -1436,8 +1373,8 @@
       <w:r>
         <w:rPr>
           <w:rFonts w:ascii="Times New Roman" w:eastAsiaTheme="minorEastAsia" w:hAnsi="Times New Roman" w:cs="Times New Roman"/>
-          <w:sz w:val="32"/>
-          <w:szCs w:val="32"/>
+          <w:sz w:val="28"/>
+          <w:szCs w:val="28"/>
           <w:lang w:val="en-US"/>
         </w:rPr>
         <w:t>e</w:t>
@@ -1445,8 +1382,8 @@
       <w:r>
         <w:rPr>
           <w:rFonts w:ascii="Times New Roman" w:eastAsiaTheme="minorEastAsia" w:hAnsi="Times New Roman" w:cs="Times New Roman"/>
-          <w:sz w:val="32"/>
-          <w:szCs w:val="32"/>
+          <w:sz w:val="28"/>
+          <w:szCs w:val="28"/>
           <w:lang w:val="ru-RU"/>
         </w:rPr>
         <w:t>-</w:t>
@@ -1454,8 +1391,8 @@
       <w:r>
         <w:rPr>
           <w:rFonts w:ascii="Times New Roman" w:eastAsiaTheme="minorEastAsia" w:hAnsi="Times New Roman" w:cs="Times New Roman"/>
-          <w:sz w:val="32"/>
-          <w:szCs w:val="32"/>
+          <w:sz w:val="28"/>
+          <w:szCs w:val="28"/>
           <w:lang w:val="en-US"/>
         </w:rPr>
         <w:t>Marker</w:t>
@@ -1463,8 +1400,8 @@
       <w:r>
         <w:rPr>
           <w:rFonts w:ascii="Times New Roman" w:eastAsiaTheme="minorEastAsia" w:hAnsi="Times New Roman" w:cs="Times New Roman"/>
-          <w:sz w:val="32"/>
-          <w:szCs w:val="32"/>
+          <w:sz w:val="28"/>
+          <w:szCs w:val="28"/>
           <w:lang w:val="ru-RU"/>
         </w:rPr>
         <w:t>:</w:t>
@@ -1477,31 +1414,27 @@
           <w:ilvl w:val="0"/>
           <w:numId w:val="10"/>
         </w:numPr>
-        <w:spacing w:line="240" w:lineRule="auto"/>
-        <w:rPr>
-          <w:rFonts w:ascii="Times New Roman" w:eastAsiaTheme="minorEastAsia" w:hAnsi="Times New Roman" w:cs="Times New Roman"/>
-          <w:sz w:val="32"/>
-          <w:szCs w:val="32"/>
-          <w:lang w:val="ru-RU"/>
-        </w:rPr>
-      </w:pPr>
-      <w:r>
-        <w:rPr>
-          <w:rFonts w:ascii="Times New Roman" w:eastAsiaTheme="minorEastAsia" w:hAnsi="Times New Roman" w:cs="Times New Roman"/>
-          <w:sz w:val="32"/>
-          <w:szCs w:val="32"/>
-          <w:lang w:val="ru-RU"/>
-        </w:rPr>
-        <w:t>Ноутбуку необходимо 45-100 Вт, адаптер просто не сможет выдать нужную мощность</w:t>
-      </w:r>
-      <w:r>
-        <w:rPr>
-          <w:rFonts w:ascii="Times New Roman" w:eastAsiaTheme="minorEastAsia" w:hAnsi="Times New Roman" w:cs="Times New Roman"/>
-          <w:sz w:val="32"/>
-          <w:szCs w:val="32"/>
-          <w:lang w:val="ru-RU"/>
-        </w:rPr>
-        <w:t>.</w:t>
+        <w:tabs>
+          <w:tab w:val="left" w:pos="993"/>
+        </w:tabs>
+        <w:spacing w:after="0" w:line="240" w:lineRule="auto"/>
+        <w:ind w:left="0" w:firstLine="709"/>
+        <w:jc w:val="both"/>
+        <w:rPr>
+          <w:rFonts w:ascii="Times New Roman" w:eastAsiaTheme="minorEastAsia" w:hAnsi="Times New Roman" w:cs="Times New Roman"/>
+          <w:sz w:val="28"/>
+          <w:szCs w:val="28"/>
+          <w:lang w:val="ru-RU"/>
+        </w:rPr>
+      </w:pPr>
+      <w:r>
+        <w:rPr>
+          <w:rFonts w:ascii="Times New Roman" w:eastAsiaTheme="minorEastAsia" w:hAnsi="Times New Roman" w:cs="Times New Roman"/>
+          <w:sz w:val="28"/>
+          <w:szCs w:val="28"/>
+          <w:lang w:val="ru-RU"/>
+        </w:rPr>
+        <w:t>Ноутбуку необходимо 45-100 Вт, адаптер просто не сможет выдать нужную мощность.</w:t>
       </w:r>
     </w:p>
     <w:p>
@@ -1511,19 +1444,24 @@
           <w:ilvl w:val="0"/>
           <w:numId w:val="10"/>
         </w:numPr>
-        <w:spacing w:line="240" w:lineRule="auto"/>
-        <w:rPr>
-          <w:rFonts w:ascii="Times New Roman" w:eastAsiaTheme="minorEastAsia" w:hAnsi="Times New Roman" w:cs="Times New Roman"/>
-          <w:sz w:val="32"/>
-          <w:szCs w:val="32"/>
-          <w:lang w:val="ru-RU"/>
-        </w:rPr>
-      </w:pPr>
-      <w:r>
-        <w:rPr>
-          <w:rFonts w:ascii="Times New Roman" w:eastAsiaTheme="minorEastAsia" w:hAnsi="Times New Roman" w:cs="Times New Roman"/>
-          <w:sz w:val="32"/>
-          <w:szCs w:val="32"/>
+        <w:tabs>
+          <w:tab w:val="left" w:pos="993"/>
+        </w:tabs>
+        <w:spacing w:after="0" w:line="240" w:lineRule="auto"/>
+        <w:ind w:left="0" w:firstLine="709"/>
+        <w:jc w:val="both"/>
+        <w:rPr>
+          <w:rFonts w:ascii="Times New Roman" w:eastAsiaTheme="minorEastAsia" w:hAnsi="Times New Roman" w:cs="Times New Roman"/>
+          <w:sz w:val="28"/>
+          <w:szCs w:val="28"/>
+          <w:lang w:val="ru-RU"/>
+        </w:rPr>
+      </w:pPr>
+      <w:r>
+        <w:rPr>
+          <w:rFonts w:ascii="Times New Roman" w:eastAsiaTheme="minorEastAsia" w:hAnsi="Times New Roman" w:cs="Times New Roman"/>
+          <w:sz w:val="28"/>
+          <w:szCs w:val="28"/>
           <w:lang w:val="ru-RU"/>
         </w:rPr>
         <w:t>Контроллер питания ноутбука просто отклонит слишком слабый источник питания.</w:t>
@@ -1536,19 +1474,24 @@
           <w:ilvl w:val="0"/>
           <w:numId w:val="10"/>
         </w:numPr>
-        <w:spacing w:line="240" w:lineRule="auto"/>
-        <w:rPr>
-          <w:rFonts w:ascii="Times New Roman" w:eastAsiaTheme="minorEastAsia" w:hAnsi="Times New Roman" w:cs="Times New Roman"/>
-          <w:sz w:val="32"/>
-          <w:szCs w:val="32"/>
-          <w:lang w:val="ru-RU"/>
-        </w:rPr>
-      </w:pPr>
-      <w:r>
-        <w:rPr>
-          <w:rFonts w:ascii="Times New Roman" w:eastAsiaTheme="minorEastAsia" w:hAnsi="Times New Roman" w:cs="Times New Roman"/>
-          <w:sz w:val="32"/>
-          <w:szCs w:val="32"/>
+        <w:tabs>
+          <w:tab w:val="left" w:pos="993"/>
+        </w:tabs>
+        <w:spacing w:after="0" w:line="240" w:lineRule="auto"/>
+        <w:ind w:left="0" w:firstLine="709"/>
+        <w:jc w:val="both"/>
+        <w:rPr>
+          <w:rFonts w:ascii="Times New Roman" w:eastAsiaTheme="minorEastAsia" w:hAnsi="Times New Roman" w:cs="Times New Roman"/>
+          <w:sz w:val="28"/>
+          <w:szCs w:val="28"/>
+          <w:lang w:val="ru-RU"/>
+        </w:rPr>
+      </w:pPr>
+      <w:r>
+        <w:rPr>
+          <w:rFonts w:ascii="Times New Roman" w:eastAsiaTheme="minorEastAsia" w:hAnsi="Times New Roman" w:cs="Times New Roman"/>
+          <w:sz w:val="28"/>
+          <w:szCs w:val="28"/>
           <w:lang w:val="ru-RU"/>
         </w:rPr>
         <w:t>Слабый блок питания начнёт работать на износ и сильно нагреется.</w:t>
@@ -1561,19 +1504,24 @@
           <w:ilvl w:val="0"/>
           <w:numId w:val="10"/>
         </w:numPr>
-        <w:spacing w:line="240" w:lineRule="auto"/>
-        <w:rPr>
-          <w:rFonts w:ascii="Times New Roman" w:eastAsiaTheme="minorEastAsia" w:hAnsi="Times New Roman" w:cs="Times New Roman"/>
-          <w:sz w:val="32"/>
-          <w:szCs w:val="32"/>
-          <w:lang w:val="ru-RU"/>
-        </w:rPr>
-      </w:pPr>
-      <w:r>
-        <w:rPr>
-          <w:rFonts w:ascii="Times New Roman" w:eastAsiaTheme="minorEastAsia" w:hAnsi="Times New Roman" w:cs="Times New Roman"/>
-          <w:sz w:val="32"/>
-          <w:szCs w:val="32"/>
+        <w:tabs>
+          <w:tab w:val="left" w:pos="993"/>
+        </w:tabs>
+        <w:spacing w:after="0" w:line="240" w:lineRule="auto"/>
+        <w:ind w:left="0" w:firstLine="709"/>
+        <w:jc w:val="both"/>
+        <w:rPr>
+          <w:rFonts w:ascii="Times New Roman" w:eastAsiaTheme="minorEastAsia" w:hAnsi="Times New Roman" w:cs="Times New Roman"/>
+          <w:sz w:val="28"/>
+          <w:szCs w:val="28"/>
+          <w:lang w:val="ru-RU"/>
+        </w:rPr>
+      </w:pPr>
+      <w:r>
+        <w:rPr>
+          <w:rFonts w:ascii="Times New Roman" w:eastAsiaTheme="minorEastAsia" w:hAnsi="Times New Roman" w:cs="Times New Roman"/>
+          <w:sz w:val="28"/>
+          <w:szCs w:val="28"/>
           <w:lang w:val="ru-RU"/>
         </w:rPr>
         <w:t xml:space="preserve">Дешёвый кабель без </w:t>
@@ -1581,8 +1529,8 @@
       <w:r>
         <w:rPr>
           <w:rFonts w:ascii="Times New Roman" w:eastAsiaTheme="minorEastAsia" w:hAnsi="Times New Roman" w:cs="Times New Roman"/>
-          <w:sz w:val="32"/>
-          <w:szCs w:val="32"/>
+          <w:sz w:val="28"/>
+          <w:szCs w:val="28"/>
           <w:lang w:val="en-US"/>
         </w:rPr>
         <w:t>e</w:t>
@@ -1590,8 +1538,8 @@
       <w:r>
         <w:rPr>
           <w:rFonts w:ascii="Times New Roman" w:eastAsiaTheme="minorEastAsia" w:hAnsi="Times New Roman" w:cs="Times New Roman"/>
-          <w:sz w:val="32"/>
-          <w:szCs w:val="32"/>
+          <w:sz w:val="28"/>
+          <w:szCs w:val="28"/>
           <w:lang w:val="ru-RU"/>
         </w:rPr>
         <w:t>-</w:t>
@@ -1599,8 +1547,8 @@
       <w:r>
         <w:rPr>
           <w:rFonts w:ascii="Times New Roman" w:eastAsiaTheme="minorEastAsia" w:hAnsi="Times New Roman" w:cs="Times New Roman"/>
-          <w:sz w:val="32"/>
-          <w:szCs w:val="32"/>
+          <w:sz w:val="28"/>
+          <w:szCs w:val="28"/>
           <w:lang w:val="en-US"/>
         </w:rPr>
         <w:t>Marker</w:t>
@@ -1608,20 +1556,11 @@
       <w:r>
         <w:rPr>
           <w:rFonts w:ascii="Times New Roman" w:eastAsiaTheme="minorEastAsia" w:hAnsi="Times New Roman" w:cs="Times New Roman"/>
-          <w:sz w:val="32"/>
-          <w:szCs w:val="32"/>
-          <w:lang w:val="ru-RU"/>
-        </w:rPr>
-        <w:t xml:space="preserve"> </w:t>
-      </w:r>
-      <w:r>
-        <w:rPr>
-          <w:rFonts w:ascii="Times New Roman" w:eastAsiaTheme="minorEastAsia" w:hAnsi="Times New Roman" w:cs="Times New Roman"/>
-          <w:sz w:val="32"/>
-          <w:szCs w:val="32"/>
-          <w:lang w:val="ru-RU"/>
-        </w:rPr>
-        <w:t>не умеет сообщать устройствам безопасные лимиты тока.</w:t>
+          <w:sz w:val="28"/>
+          <w:szCs w:val="28"/>
+          <w:lang w:val="ru-RU"/>
+        </w:rPr>
+        <w:t xml:space="preserve"> не умеет сообщать устройствам безопасные лимиты тока.</w:t>
       </w:r>
     </w:p>
     <w:p>
@@ -1631,19 +1570,24 @@
           <w:ilvl w:val="0"/>
           <w:numId w:val="10"/>
         </w:numPr>
-        <w:spacing w:line="240" w:lineRule="auto"/>
-        <w:rPr>
-          <w:rFonts w:ascii="Times New Roman" w:eastAsiaTheme="minorEastAsia" w:hAnsi="Times New Roman" w:cs="Times New Roman"/>
-          <w:sz w:val="32"/>
-          <w:szCs w:val="32"/>
-          <w:lang w:val="ru-RU"/>
-        </w:rPr>
-      </w:pPr>
-      <w:r>
-        <w:rPr>
-          <w:rFonts w:ascii="Times New Roman" w:eastAsiaTheme="minorEastAsia" w:hAnsi="Times New Roman" w:cs="Times New Roman"/>
-          <w:sz w:val="32"/>
-          <w:szCs w:val="32"/>
+        <w:tabs>
+          <w:tab w:val="left" w:pos="993"/>
+        </w:tabs>
+        <w:spacing w:after="0" w:line="240" w:lineRule="auto"/>
+        <w:ind w:left="0" w:firstLine="709"/>
+        <w:jc w:val="both"/>
+        <w:rPr>
+          <w:rFonts w:ascii="Times New Roman" w:eastAsiaTheme="minorEastAsia" w:hAnsi="Times New Roman" w:cs="Times New Roman"/>
+          <w:sz w:val="28"/>
+          <w:szCs w:val="28"/>
+          <w:lang w:val="ru-RU"/>
+        </w:rPr>
+      </w:pPr>
+      <w:r>
+        <w:rPr>
+          <w:rFonts w:ascii="Times New Roman" w:eastAsiaTheme="minorEastAsia" w:hAnsi="Times New Roman" w:cs="Times New Roman"/>
+          <w:sz w:val="28"/>
+          <w:szCs w:val="28"/>
           <w:lang w:val="ru-RU"/>
         </w:rPr>
         <w:t>Без чипа контроля тонкие жилы провода оплавятся, пропустив избыточный ток</w:t>
@@ -1651,8 +1595,8 @@
       <w:r>
         <w:rPr>
           <w:rFonts w:ascii="Times New Roman" w:eastAsiaTheme="minorEastAsia" w:hAnsi="Times New Roman" w:cs="Times New Roman"/>
-          <w:sz w:val="32"/>
-          <w:szCs w:val="32"/>
+          <w:sz w:val="28"/>
+          <w:szCs w:val="28"/>
           <w:lang w:val="ru-RU"/>
         </w:rPr>
         <w:t>.</w:t>
@@ -1665,19 +1609,24 @@
           <w:ilvl w:val="0"/>
           <w:numId w:val="10"/>
         </w:numPr>
-        <w:spacing w:line="240" w:lineRule="auto"/>
-        <w:rPr>
-          <w:rFonts w:ascii="Times New Roman" w:eastAsiaTheme="minorEastAsia" w:hAnsi="Times New Roman" w:cs="Times New Roman"/>
-          <w:sz w:val="32"/>
-          <w:szCs w:val="32"/>
-          <w:lang w:val="ru-RU"/>
-        </w:rPr>
-      </w:pPr>
-      <w:r>
-        <w:rPr>
-          <w:rFonts w:ascii="Times New Roman" w:eastAsiaTheme="minorEastAsia" w:hAnsi="Times New Roman" w:cs="Times New Roman"/>
-          <w:sz w:val="32"/>
-          <w:szCs w:val="32"/>
+        <w:tabs>
+          <w:tab w:val="left" w:pos="993"/>
+        </w:tabs>
+        <w:spacing w:after="0" w:line="240" w:lineRule="auto"/>
+        <w:ind w:left="0" w:firstLine="709"/>
+        <w:jc w:val="both"/>
+        <w:rPr>
+          <w:rFonts w:ascii="Times New Roman" w:eastAsiaTheme="minorEastAsia" w:hAnsi="Times New Roman" w:cs="Times New Roman"/>
+          <w:sz w:val="28"/>
+          <w:szCs w:val="28"/>
+          <w:lang w:val="ru-RU"/>
+        </w:rPr>
+      </w:pPr>
+      <w:r>
+        <w:rPr>
+          <w:rFonts w:ascii="Times New Roman" w:eastAsiaTheme="minorEastAsia" w:hAnsi="Times New Roman" w:cs="Times New Roman"/>
+          <w:sz w:val="28"/>
+          <w:szCs w:val="28"/>
           <w:lang w:val="ru-RU"/>
         </w:rPr>
         <w:t>Перегрев изоляции внутри провода неизбежно приведёт к короткому замыканию цепей.</w:t>
@@ -1685,127 +1634,142 @@
     </w:p>
     <w:p>
       <w:pPr>
-        <w:spacing w:line="240" w:lineRule="auto"/>
-        <w:rPr>
-          <w:rFonts w:ascii="Times New Roman" w:eastAsiaTheme="minorEastAsia" w:hAnsi="Times New Roman" w:cs="Times New Roman"/>
-          <w:sz w:val="32"/>
-          <w:szCs w:val="32"/>
-          <w:lang w:val="ru-RU"/>
-        </w:rPr>
-      </w:pPr>
-    </w:p>
-    <w:p>
-      <w:pPr>
-        <w:spacing w:line="240" w:lineRule="auto"/>
-        <w:rPr>
-          <w:rFonts w:ascii="Times New Roman" w:eastAsiaTheme="minorEastAsia" w:hAnsi="Times New Roman" w:cs="Times New Roman"/>
-          <w:sz w:val="32"/>
-          <w:szCs w:val="32"/>
-          <w:lang w:val="ru-RU"/>
-        </w:rPr>
-      </w:pPr>
-    </w:p>
-    <w:p>
-      <w:pPr>
-        <w:spacing w:line="240" w:lineRule="auto"/>
-        <w:rPr>
-          <w:rFonts w:ascii="Times New Roman" w:eastAsiaTheme="minorEastAsia" w:hAnsi="Times New Roman" w:cs="Times New Roman"/>
-          <w:sz w:val="32"/>
-          <w:szCs w:val="32"/>
-          <w:lang w:val="ru-RU"/>
-        </w:rPr>
-      </w:pPr>
-    </w:p>
-    <w:p>
-      <w:pPr>
-        <w:spacing w:line="240" w:lineRule="auto"/>
-        <w:ind w:hanging="567"/>
+        <w:spacing w:after="0" w:line="240" w:lineRule="auto"/>
+        <w:rPr>
+          <w:rFonts w:ascii="Times New Roman" w:eastAsiaTheme="minorEastAsia" w:hAnsi="Times New Roman" w:cs="Times New Roman"/>
+          <w:sz w:val="28"/>
+          <w:szCs w:val="28"/>
+          <w:lang w:val="ru-RU"/>
+        </w:rPr>
+      </w:pPr>
+    </w:p>
+    <w:p>
+      <w:pPr>
+        <w:spacing w:after="0" w:line="240" w:lineRule="auto"/>
         <w:jc w:val="center"/>
         <w:rPr>
           <w:rFonts w:ascii="Times New Roman" w:eastAsiaTheme="minorEastAsia" w:hAnsi="Times New Roman" w:cs="Times New Roman"/>
           <w:b/>
           <w:bCs/>
-          <w:sz w:val="32"/>
-          <w:szCs w:val="32"/>
-          <w:lang w:val="ru-BY"/>
-        </w:rPr>
-      </w:pPr>
-      <w:r>
-        <w:rPr>
-          <w:rFonts w:ascii="Times New Roman" w:eastAsiaTheme="minorEastAsia" w:hAnsi="Times New Roman" w:cs="Times New Roman"/>
-          <w:b/>
-          <w:bCs/>
-          <w:sz w:val="32"/>
-          <w:szCs w:val="32"/>
-          <w:lang w:val="ru-BY"/>
-        </w:rPr>
-        <w:lastRenderedPageBreak/>
-        <w:t xml:space="preserve">--- </w:t>
-      </w:r>
-      <w:r>
-        <w:rPr>
-          <w:rFonts w:ascii="Times New Roman" w:eastAsiaTheme="minorEastAsia" w:hAnsi="Times New Roman" w:cs="Times New Roman"/>
-          <w:b/>
-          <w:bCs/>
-          <w:sz w:val="32"/>
-          <w:szCs w:val="32"/>
-          <w:lang w:val="ru-BY"/>
-        </w:rPr>
-        <w:t>ТЕХНИКА БЕЗОПАСНОСТИ (ч. 2)</w:t>
-      </w:r>
-      <w:r>
-        <w:rPr>
-          <w:rFonts w:ascii="Times New Roman" w:eastAsiaTheme="minorEastAsia" w:hAnsi="Times New Roman" w:cs="Times New Roman"/>
-          <w:b/>
-          <w:bCs/>
-          <w:sz w:val="32"/>
-          <w:szCs w:val="32"/>
-          <w:lang w:val="ru-BY"/>
-        </w:rPr>
-        <w:t xml:space="preserve"> ---</w:t>
-      </w:r>
-    </w:p>
-    <w:p>
-      <w:pPr>
-        <w:spacing w:line="240" w:lineRule="auto"/>
+          <w:sz w:val="28"/>
+          <w:szCs w:val="28"/>
+          <w:u w:val="single"/>
+          <w:lang w:val="ru-RU"/>
+        </w:rPr>
+      </w:pPr>
+      <w:r>
+        <w:rPr>
+          <w:rFonts w:ascii="Times New Roman" w:eastAsiaTheme="minorEastAsia" w:hAnsi="Times New Roman" w:cs="Times New Roman"/>
+          <w:b/>
+          <w:bCs/>
+          <w:sz w:val="28"/>
+          <w:szCs w:val="28"/>
+          <w:u w:val="single"/>
+        </w:rPr>
+        <w:t>ПРОГРАММНАЯ ДИАГНОСТИКА</w:t>
+      </w:r>
+    </w:p>
+    <w:p>
+      <w:pPr>
+        <w:spacing w:after="0" w:line="240" w:lineRule="auto"/>
+        <w:jc w:val="center"/>
+        <w:rPr>
+          <w:rFonts w:ascii="Times New Roman" w:eastAsiaTheme="minorEastAsia" w:hAnsi="Times New Roman" w:cs="Times New Roman"/>
+          <w:b/>
+          <w:bCs/>
+          <w:sz w:val="28"/>
+          <w:szCs w:val="28"/>
+          <w:lang w:val="ru-RU"/>
+        </w:rPr>
+      </w:pPr>
+    </w:p>
+    <w:p>
+      <w:pPr>
+        <w:spacing w:after="0" w:line="240" w:lineRule="auto"/>
         <w:ind w:firstLine="720"/>
-        <w:rPr>
-          <w:rFonts w:ascii="Times New Roman" w:eastAsiaTheme="minorEastAsia" w:hAnsi="Times New Roman" w:cs="Times New Roman"/>
-          <w:b/>
-          <w:bCs/>
-          <w:sz w:val="32"/>
-          <w:szCs w:val="32"/>
-          <w:lang w:val="ru-RU"/>
-        </w:rPr>
-      </w:pPr>
-      <w:r>
-        <w:rPr>
-          <w:rFonts w:ascii="Times New Roman" w:eastAsiaTheme="minorEastAsia" w:hAnsi="Times New Roman" w:cs="Times New Roman"/>
-          <w:b/>
-          <w:bCs/>
-          <w:sz w:val="32"/>
-          <w:szCs w:val="32"/>
-          <w:lang w:val="ru-RU"/>
-        </w:rPr>
-        <w:t>Шаг №4. Программный мониторинг состояния аккумуляторной батареи</w:t>
-      </w:r>
-    </w:p>
-    <w:p>
-      <w:pPr>
-        <w:spacing w:line="240" w:lineRule="auto"/>
-        <w:ind w:firstLine="720"/>
-        <w:rPr>
-          <w:rFonts w:ascii="Times New Roman" w:eastAsiaTheme="minorEastAsia" w:hAnsi="Times New Roman" w:cs="Times New Roman"/>
-          <w:sz w:val="32"/>
-          <w:szCs w:val="32"/>
-          <w:lang w:val="ru-RU"/>
-        </w:rPr>
-      </w:pPr>
-      <w:r>
-        <w:rPr>
-          <w:rFonts w:ascii="Times New Roman" w:eastAsiaTheme="minorEastAsia" w:hAnsi="Times New Roman" w:cs="Times New Roman"/>
-          <w:sz w:val="32"/>
-          <w:szCs w:val="32"/>
+        <w:jc w:val="both"/>
+        <w:rPr>
+          <w:rFonts w:ascii="Times New Roman" w:eastAsiaTheme="minorEastAsia" w:hAnsi="Times New Roman" w:cs="Times New Roman"/>
+          <w:b/>
+          <w:bCs/>
+          <w:sz w:val="28"/>
+          <w:szCs w:val="28"/>
+          <w:lang w:val="ru-RU"/>
+        </w:rPr>
+      </w:pPr>
+      <w:r>
+        <w:rPr>
+          <w:rFonts w:ascii="Times New Roman" w:eastAsiaTheme="minorEastAsia" w:hAnsi="Times New Roman" w:cs="Times New Roman"/>
+          <w:b/>
+          <w:bCs/>
+          <w:sz w:val="28"/>
+          <w:szCs w:val="28"/>
+          <w:lang w:val="ru-RU"/>
+        </w:rPr>
+        <w:t>Шаг №</w:t>
+      </w:r>
+      <w:r>
+        <w:rPr>
+          <w:rFonts w:ascii="Times New Roman" w:eastAsiaTheme="minorEastAsia" w:hAnsi="Times New Roman" w:cs="Times New Roman"/>
+          <w:b/>
+          <w:bCs/>
+          <w:sz w:val="28"/>
+          <w:szCs w:val="28"/>
+          <w:lang w:val="ru-RU"/>
+        </w:rPr>
+        <w:t> </w:t>
+      </w:r>
+      <w:r>
+        <w:rPr>
+          <w:rFonts w:ascii="Times New Roman" w:eastAsiaTheme="minorEastAsia" w:hAnsi="Times New Roman" w:cs="Times New Roman"/>
+          <w:b/>
+          <w:bCs/>
+          <w:sz w:val="28"/>
+          <w:szCs w:val="28"/>
+          <w:lang w:val="ru-RU"/>
+        </w:rPr>
+        <w:t>4. Программный мониторинг состояния аккумулято</w:t>
+      </w:r>
+      <w:r>
+        <w:rPr>
+          <w:rFonts w:ascii="Times New Roman" w:eastAsiaTheme="minorEastAsia" w:hAnsi="Times New Roman" w:cs="Times New Roman"/>
+          <w:b/>
+          <w:bCs/>
+          <w:sz w:val="28"/>
+          <w:szCs w:val="28"/>
+          <w:lang w:val="ru-RU"/>
+        </w:rPr>
+        <w:t>р</w:t>
+      </w:r>
+      <w:r>
+        <w:rPr>
+          <w:rFonts w:ascii="Times New Roman" w:eastAsiaTheme="minorEastAsia" w:hAnsi="Times New Roman" w:cs="Times New Roman"/>
+          <w:b/>
+          <w:bCs/>
+          <w:sz w:val="28"/>
+          <w:szCs w:val="28"/>
+          <w:lang w:val="ru-RU"/>
+        </w:rPr>
+        <w:t>ной батареи</w:t>
+      </w:r>
+    </w:p>
+    <w:p>
+      <w:pPr>
+        <w:spacing w:after="0" w:line="240" w:lineRule="auto"/>
+        <w:jc w:val="center"/>
+        <w:rPr>
+          <w:rFonts w:ascii="Times New Roman" w:eastAsiaTheme="minorEastAsia" w:hAnsi="Times New Roman" w:cs="Times New Roman"/>
+          <w:sz w:val="28"/>
+          <w:szCs w:val="28"/>
+          <w:lang w:val="ru-RU"/>
+        </w:rPr>
+      </w:pPr>
+      <w:r>
+        <w:rPr>
+          <w:rFonts w:ascii="Times New Roman" w:eastAsiaTheme="minorEastAsia" w:hAnsi="Times New Roman" w:cs="Times New Roman"/>
+          <w:noProof/>
+          <w:sz w:val="28"/>
+          <w:szCs w:val="28"/>
           <w:lang w:val="en-US"/>
         </w:rPr>
         <w:drawing>
@@ -1847,72 +1811,108 @@
     </w:p>
     <w:p>
       <w:pPr>
-        <w:spacing w:line="240" w:lineRule="auto"/>
-        <w:ind w:hanging="567"/>
+        <w:spacing w:after="0" w:line="240" w:lineRule="auto"/>
         <w:jc w:val="center"/>
         <w:rPr>
           <w:rFonts w:ascii="Times New Roman" w:eastAsiaTheme="minorEastAsia" w:hAnsi="Times New Roman" w:cs="Times New Roman"/>
           <w:b/>
           <w:bCs/>
-          <w:sz w:val="32"/>
-          <w:szCs w:val="32"/>
-          <w:lang w:val="ru-BY"/>
-        </w:rPr>
-      </w:pPr>
-      <w:r>
-        <w:rPr>
-          <w:rFonts w:ascii="Times New Roman" w:eastAsiaTheme="minorEastAsia" w:hAnsi="Times New Roman" w:cs="Times New Roman"/>
-          <w:b/>
-          <w:bCs/>
-          <w:sz w:val="32"/>
-          <w:szCs w:val="32"/>
-          <w:lang w:val="ru-BY"/>
-        </w:rPr>
-        <w:t xml:space="preserve">--- </w:t>
-      </w:r>
-      <w:r>
-        <w:rPr>
-          <w:rFonts w:ascii="Times New Roman" w:eastAsiaTheme="minorEastAsia" w:hAnsi="Times New Roman" w:cs="Times New Roman"/>
-          <w:b/>
-          <w:bCs/>
-          <w:sz w:val="32"/>
-          <w:szCs w:val="32"/>
-          <w:lang w:val="ru-BY"/>
-        </w:rPr>
+          <w:sz w:val="28"/>
+          <w:szCs w:val="28"/>
+          <w:lang w:val="ru-RU"/>
+        </w:rPr>
+      </w:pPr>
+    </w:p>
+    <w:p>
+      <w:pPr>
+        <w:spacing w:after="0" w:line="240" w:lineRule="auto"/>
+        <w:jc w:val="center"/>
+        <w:rPr>
+          <w:rFonts w:ascii="Times New Roman" w:eastAsiaTheme="minorEastAsia" w:hAnsi="Times New Roman" w:cs="Times New Roman"/>
+          <w:b/>
+          <w:bCs/>
+          <w:sz w:val="28"/>
+          <w:szCs w:val="28"/>
+          <w:lang w:val="ru-RU"/>
+        </w:rPr>
+      </w:pPr>
+    </w:p>
+    <w:p>
+      <w:pPr>
+        <w:spacing w:after="0" w:line="240" w:lineRule="auto"/>
+        <w:jc w:val="center"/>
+        <w:rPr>
+          <w:rFonts w:ascii="Times New Roman" w:eastAsiaTheme="minorEastAsia" w:hAnsi="Times New Roman" w:cs="Times New Roman"/>
+          <w:b/>
+          <w:bCs/>
+          <w:sz w:val="28"/>
+          <w:szCs w:val="28"/>
+          <w:lang w:val="ru-RU"/>
+        </w:rPr>
+      </w:pPr>
+    </w:p>
+    <w:p>
+      <w:pPr>
+        <w:spacing w:after="0" w:line="240" w:lineRule="auto"/>
+        <w:jc w:val="center"/>
+        <w:rPr>
+          <w:rFonts w:ascii="Times New Roman" w:eastAsiaTheme="minorEastAsia" w:hAnsi="Times New Roman" w:cs="Times New Roman"/>
+          <w:b/>
+          <w:bCs/>
+          <w:sz w:val="28"/>
+          <w:szCs w:val="28"/>
+          <w:u w:val="single"/>
+          <w:lang w:val="ru-RU"/>
+        </w:rPr>
+      </w:pPr>
+      <w:r>
+        <w:rPr>
+          <w:rFonts w:ascii="Times New Roman" w:eastAsiaTheme="minorEastAsia" w:hAnsi="Times New Roman" w:cs="Times New Roman"/>
+          <w:b/>
+          <w:bCs/>
+          <w:sz w:val="28"/>
+          <w:szCs w:val="28"/>
+          <w:u w:val="single"/>
+        </w:rPr>
+        <w:lastRenderedPageBreak/>
         <w:t>РАСЧЁТЫ</w:t>
       </w:r>
-      <w:r>
-        <w:rPr>
-          <w:rFonts w:ascii="Times New Roman" w:eastAsiaTheme="minorEastAsia" w:hAnsi="Times New Roman" w:cs="Times New Roman"/>
-          <w:b/>
-          <w:bCs/>
-          <w:sz w:val="32"/>
-          <w:szCs w:val="32"/>
-          <w:lang w:val="ru-BY"/>
-        </w:rPr>
-        <w:t xml:space="preserve"> ---</w:t>
-      </w:r>
-    </w:p>
-    <w:p>
-      <w:pPr>
-        <w:spacing w:line="240" w:lineRule="auto"/>
+    </w:p>
+    <w:p>
+      <w:pPr>
+        <w:spacing w:after="0" w:line="240" w:lineRule="auto"/>
+        <w:jc w:val="center"/>
+        <w:rPr>
+          <w:rFonts w:ascii="Times New Roman" w:eastAsiaTheme="minorEastAsia" w:hAnsi="Times New Roman" w:cs="Times New Roman"/>
+          <w:b/>
+          <w:bCs/>
+          <w:sz w:val="28"/>
+          <w:szCs w:val="28"/>
+          <w:lang w:val="ru-RU"/>
+        </w:rPr>
+      </w:pPr>
+    </w:p>
+    <w:p>
+      <w:pPr>
+        <w:spacing w:after="0" w:line="240" w:lineRule="auto"/>
         <w:ind w:firstLine="720"/>
-        <w:rPr>
-          <w:rFonts w:ascii="Times New Roman" w:eastAsiaTheme="minorEastAsia" w:hAnsi="Times New Roman" w:cs="Times New Roman"/>
-          <w:b/>
-          <w:bCs/>
-          <w:sz w:val="32"/>
-          <w:szCs w:val="32"/>
-          <w:lang w:val="ru-RU"/>
-        </w:rPr>
-      </w:pPr>
-      <w:r>
-        <w:rPr>
-          <w:rFonts w:ascii="Times New Roman" w:eastAsiaTheme="minorEastAsia" w:hAnsi="Times New Roman" w:cs="Times New Roman"/>
-          <w:b/>
-          <w:bCs/>
-          <w:sz w:val="32"/>
-          <w:szCs w:val="32"/>
+        <w:jc w:val="both"/>
+        <w:rPr>
+          <w:rFonts w:ascii="Times New Roman" w:eastAsiaTheme="minorEastAsia" w:hAnsi="Times New Roman" w:cs="Times New Roman"/>
+          <w:b/>
+          <w:bCs/>
+          <w:sz w:val="28"/>
+          <w:szCs w:val="28"/>
+          <w:lang w:val="ru-RU"/>
+        </w:rPr>
+      </w:pPr>
+      <w:r>
+        <w:rPr>
+          <w:rFonts w:ascii="Times New Roman" w:eastAsiaTheme="minorEastAsia" w:hAnsi="Times New Roman" w:cs="Times New Roman"/>
+          <w:b/>
+          <w:bCs/>
+          <w:sz w:val="28"/>
+          <w:szCs w:val="28"/>
         </w:rPr>
         <w:t xml:space="preserve">Шаг </w:t>
       </w:r>
@@ -1921,8 +1921,8 @@
           <w:rFonts w:ascii="Times New Roman" w:eastAsiaTheme="minorEastAsia" w:hAnsi="Times New Roman" w:cs="Times New Roman"/>
           <w:b/>
           <w:bCs/>
-          <w:sz w:val="32"/>
-          <w:szCs w:val="32"/>
+          <w:sz w:val="28"/>
+          <w:szCs w:val="28"/>
           <w:lang w:val="ru-RU"/>
         </w:rPr>
         <w:t>№</w:t>
@@ -1932,37 +1932,68 @@
           <w:rFonts w:ascii="Times New Roman" w:eastAsiaTheme="minorEastAsia" w:hAnsi="Times New Roman" w:cs="Times New Roman"/>
           <w:b/>
           <w:bCs/>
-          <w:sz w:val="32"/>
-          <w:szCs w:val="32"/>
+          <w:sz w:val="28"/>
+          <w:szCs w:val="28"/>
+          <w:lang w:val="ru-RU"/>
+        </w:rPr>
+        <w:t> </w:t>
+      </w:r>
+      <w:r>
+        <w:rPr>
+          <w:rFonts w:ascii="Times New Roman" w:eastAsiaTheme="minorEastAsia" w:hAnsi="Times New Roman" w:cs="Times New Roman"/>
+          <w:b/>
+          <w:bCs/>
+          <w:sz w:val="28"/>
+          <w:szCs w:val="28"/>
         </w:rPr>
         <w:t>5. Вычисление степени химической деградации аккумулятора</w:t>
       </w:r>
     </w:p>
     <w:p>
       <w:pPr>
-        <w:spacing w:line="240" w:lineRule="auto"/>
+        <w:spacing w:after="0" w:line="240" w:lineRule="auto"/>
         <w:ind w:firstLine="720"/>
         <w:rPr>
           <w:rFonts w:ascii="Times New Roman" w:eastAsiaTheme="minorEastAsia" w:hAnsi="Times New Roman" w:cs="Times New Roman"/>
-          <w:sz w:val="32"/>
-          <w:szCs w:val="32"/>
-          <w:lang w:val="ru-RU"/>
-        </w:rPr>
-      </w:pPr>
-      <w:r>
-        <w:rPr>
-          <w:rFonts w:ascii="Times New Roman" w:eastAsiaTheme="minorEastAsia" w:hAnsi="Times New Roman" w:cs="Times New Roman"/>
-          <w:sz w:val="32"/>
-          <w:szCs w:val="32"/>
-          <w:lang w:val="ru-RU"/>
-        </w:rPr>
-        <w:t>Пусть</w:t>
-      </w:r>
-      <w:r>
-        <w:rPr>
-          <w:rFonts w:ascii="Times New Roman" w:eastAsiaTheme="minorEastAsia" w:hAnsi="Times New Roman" w:cs="Times New Roman"/>
-          <w:sz w:val="32"/>
-          <w:szCs w:val="32"/>
+          <w:sz w:val="28"/>
+          <w:szCs w:val="28"/>
+          <w:lang w:val="ru-RU"/>
+        </w:rPr>
+      </w:pPr>
+      <w:r>
+        <w:rPr>
+          <w:rFonts w:ascii="Times New Roman" w:eastAsiaTheme="minorEastAsia" w:hAnsi="Times New Roman" w:cs="Times New Roman"/>
+          <w:sz w:val="28"/>
+          <w:szCs w:val="28"/>
+          <w:lang w:val="ru-RU"/>
+        </w:rPr>
+        <w:t xml:space="preserve">Пусть </w:t>
+      </w:r>
+      <w:r>
+        <w:rPr>
+          <w:rFonts w:ascii="Times New Roman" w:eastAsiaTheme="minorEastAsia" w:hAnsi="Times New Roman" w:cs="Times New Roman"/>
+          <w:sz w:val="28"/>
+          <w:szCs w:val="28"/>
+          <w:lang w:val="en-US"/>
+        </w:rPr>
+        <w:t>Q</w:t>
+      </w:r>
+      <w:r>
+        <w:rPr>
+          <w:rFonts w:ascii="Times New Roman" w:eastAsiaTheme="minorEastAsia" w:hAnsi="Times New Roman" w:cs="Times New Roman"/>
+          <w:sz w:val="28"/>
+          <w:szCs w:val="28"/>
+          <w:vertAlign w:val="subscript"/>
+          <w:lang w:val="ru-RU"/>
+        </w:rPr>
+        <w:t>1</w:t>
+      </w:r>
+      <w:r>
+        <w:rPr>
+          <w:rFonts w:ascii="Times New Roman" w:eastAsiaTheme="minorEastAsia" w:hAnsi="Times New Roman" w:cs="Times New Roman"/>
+          <w:sz w:val="28"/>
+          <w:szCs w:val="28"/>
+          <w:vertAlign w:val="subscript"/>
           <w:lang w:val="ru-RU"/>
         </w:rPr>
         <w:t xml:space="preserve"> </w:t>
@@ -1970,28 +2001,125 @@
       <w:r>
         <w:rPr>
           <w:rFonts w:ascii="Times New Roman" w:eastAsiaTheme="minorEastAsia" w:hAnsi="Times New Roman" w:cs="Times New Roman"/>
-          <w:sz w:val="32"/>
-          <w:szCs w:val="32"/>
+          <w:sz w:val="28"/>
+          <w:szCs w:val="28"/>
+          <w:lang w:val="ru-RU"/>
+        </w:rPr>
+        <w:t xml:space="preserve">— </w:t>
+      </w:r>
+      <w:r>
+        <w:rPr>
+          <w:rFonts w:ascii="Times New Roman" w:eastAsiaTheme="minorEastAsia" w:hAnsi="Times New Roman" w:cs="Times New Roman"/>
+          <w:sz w:val="28"/>
+          <w:szCs w:val="28"/>
           <w:lang w:val="en-US"/>
         </w:rPr>
+        <w:t>Design</w:t>
+      </w:r>
+      <w:r>
+        <w:rPr>
+          <w:rFonts w:ascii="Times New Roman" w:eastAsiaTheme="minorEastAsia" w:hAnsi="Times New Roman" w:cs="Times New Roman"/>
+          <w:sz w:val="28"/>
+          <w:szCs w:val="28"/>
+          <w:lang w:val="ru-RU"/>
+        </w:rPr>
+        <w:t xml:space="preserve"> </w:t>
+      </w:r>
+      <w:r>
+        <w:rPr>
+          <w:rFonts w:ascii="Times New Roman" w:eastAsiaTheme="minorEastAsia" w:hAnsi="Times New Roman" w:cs="Times New Roman"/>
+          <w:sz w:val="28"/>
+          <w:szCs w:val="28"/>
+          <w:lang w:val="en-US"/>
+        </w:rPr>
+        <w:t>Capacity</w:t>
+      </w:r>
+      <w:r>
+        <w:rPr>
+          <w:rFonts w:ascii="Times New Roman" w:eastAsiaTheme="minorEastAsia" w:hAnsi="Times New Roman" w:cs="Times New Roman"/>
+          <w:sz w:val="28"/>
+          <w:szCs w:val="28"/>
+          <w:lang w:val="ru-RU"/>
+        </w:rPr>
+        <w:t xml:space="preserve"> (</w:t>
+      </w:r>
+      <w:r>
+        <w:rPr>
+          <w:rFonts w:ascii="Times New Roman" w:eastAsiaTheme="minorEastAsia" w:hAnsi="Times New Roman" w:cs="Times New Roman"/>
+          <w:sz w:val="28"/>
+          <w:szCs w:val="28"/>
+        </w:rPr>
+        <w:t>объем энергии, который батарея могла хранить на момент выхода с завода</w:t>
+      </w:r>
+      <w:r>
+        <w:rPr>
+          <w:rFonts w:ascii="Times New Roman" w:eastAsiaTheme="minorEastAsia" w:hAnsi="Times New Roman" w:cs="Times New Roman"/>
+          <w:sz w:val="28"/>
+          <w:szCs w:val="28"/>
+          <w:lang w:val="ru-RU"/>
+        </w:rPr>
+        <w:t>)</w:t>
+      </w:r>
+      <w:r>
+        <w:rPr>
+          <w:rFonts w:ascii="Times New Roman" w:eastAsiaTheme="minorEastAsia" w:hAnsi="Times New Roman" w:cs="Times New Roman"/>
+          <w:sz w:val="28"/>
+          <w:szCs w:val="28"/>
+          <w:lang w:val="ru-RU"/>
+        </w:rPr>
+        <w:t>,</w:t>
+      </w:r>
+      <w:r>
+        <w:rPr>
+          <w:rFonts w:ascii="Times New Roman" w:eastAsiaTheme="minorEastAsia" w:hAnsi="Times New Roman" w:cs="Times New Roman"/>
+          <w:sz w:val="28"/>
+          <w:szCs w:val="28"/>
+          <w:lang w:val="ru-RU"/>
+        </w:rPr>
+        <w:t xml:space="preserve"> </w:t>
+      </w:r>
+      <w:r>
+        <w:rPr>
+          <w:rFonts w:ascii="Times New Roman" w:eastAsiaTheme="minorEastAsia" w:hAnsi="Times New Roman" w:cs="Times New Roman"/>
+          <w:sz w:val="28"/>
+          <w:szCs w:val="28"/>
+          <w:lang w:val="en-US"/>
+        </w:rPr>
         <w:t>Q</w:t>
       </w:r>
       <w:r>
         <w:rPr>
           <w:rFonts w:ascii="Times New Roman" w:eastAsiaTheme="minorEastAsia" w:hAnsi="Times New Roman" w:cs="Times New Roman"/>
-          <w:sz w:val="32"/>
-          <w:szCs w:val="32"/>
+          <w:sz w:val="28"/>
+          <w:szCs w:val="28"/>
           <w:vertAlign w:val="subscript"/>
           <w:lang w:val="ru-RU"/>
         </w:rPr>
-        <w:t>1</w:t>
-      </w:r>
-      <w:r>
-        <w:rPr>
-          <w:rFonts w:ascii="Times New Roman" w:eastAsiaTheme="minorEastAsia" w:hAnsi="Times New Roman" w:cs="Times New Roman"/>
-          <w:sz w:val="32"/>
-          <w:szCs w:val="32"/>
-          <w:vertAlign w:val="subscript"/>
+        <w:t xml:space="preserve">2 </w:t>
+      </w:r>
+      <w:r>
+        <w:rPr>
+          <w:rFonts w:ascii="Times New Roman" w:eastAsiaTheme="minorEastAsia" w:hAnsi="Times New Roman" w:cs="Times New Roman"/>
+          <w:sz w:val="28"/>
+          <w:szCs w:val="28"/>
+          <w:lang w:val="ru-RU"/>
+        </w:rPr>
+        <w:t xml:space="preserve">— </w:t>
+      </w:r>
+      <w:r>
+        <w:rPr>
+          <w:rFonts w:ascii="Times New Roman" w:eastAsiaTheme="minorEastAsia" w:hAnsi="Times New Roman" w:cs="Times New Roman"/>
+          <w:sz w:val="28"/>
+          <w:szCs w:val="28"/>
+          <w:lang w:val="en-US"/>
+        </w:rPr>
+        <w:t>Full</w:t>
+      </w:r>
+      <w:r>
+        <w:rPr>
+          <w:rFonts w:ascii="Times New Roman" w:eastAsiaTheme="minorEastAsia" w:hAnsi="Times New Roman" w:cs="Times New Roman"/>
+          <w:sz w:val="28"/>
+          <w:szCs w:val="28"/>
           <w:lang w:val="ru-RU"/>
         </w:rPr>
         <w:t xml:space="preserve"> </w:t>
@@ -1999,26 +2127,17 @@
       <w:r>
         <w:rPr>
           <w:rFonts w:ascii="Times New Roman" w:eastAsiaTheme="minorEastAsia" w:hAnsi="Times New Roman" w:cs="Times New Roman"/>
-          <w:sz w:val="32"/>
-          <w:szCs w:val="32"/>
-          <w:lang w:val="ru-RU"/>
-        </w:rPr>
-        <w:t xml:space="preserve">— </w:t>
-      </w:r>
-      <w:r>
-        <w:rPr>
-          <w:rFonts w:ascii="Times New Roman" w:eastAsiaTheme="minorEastAsia" w:hAnsi="Times New Roman" w:cs="Times New Roman"/>
-          <w:sz w:val="32"/>
-          <w:szCs w:val="32"/>
+          <w:sz w:val="28"/>
+          <w:szCs w:val="28"/>
           <w:lang w:val="en-US"/>
         </w:rPr>
-        <w:t>Design</w:t>
-      </w:r>
-      <w:r>
-        <w:rPr>
-          <w:rFonts w:ascii="Times New Roman" w:eastAsiaTheme="minorEastAsia" w:hAnsi="Times New Roman" w:cs="Times New Roman"/>
-          <w:sz w:val="32"/>
-          <w:szCs w:val="32"/>
+        <w:t>Charge</w:t>
+      </w:r>
+      <w:r>
+        <w:rPr>
+          <w:rFonts w:ascii="Times New Roman" w:eastAsiaTheme="minorEastAsia" w:hAnsi="Times New Roman" w:cs="Times New Roman"/>
+          <w:sz w:val="28"/>
+          <w:szCs w:val="28"/>
           <w:lang w:val="ru-RU"/>
         </w:rPr>
         <w:t xml:space="preserve"> </w:t>
@@ -2026,8 +2145,8 @@
       <w:r>
         <w:rPr>
           <w:rFonts w:ascii="Times New Roman" w:eastAsiaTheme="minorEastAsia" w:hAnsi="Times New Roman" w:cs="Times New Roman"/>
-          <w:sz w:val="32"/>
-          <w:szCs w:val="32"/>
+          <w:sz w:val="28"/>
+          <w:szCs w:val="28"/>
           <w:lang w:val="en-US"/>
         </w:rPr>
         <w:t>Capacity</w:t>
@@ -2035,8 +2154,8 @@
       <w:r>
         <w:rPr>
           <w:rFonts w:ascii="Times New Roman" w:eastAsiaTheme="minorEastAsia" w:hAnsi="Times New Roman" w:cs="Times New Roman"/>
-          <w:sz w:val="32"/>
-          <w:szCs w:val="32"/>
+          <w:sz w:val="28"/>
+          <w:szCs w:val="28"/>
           <w:lang w:val="ru-RU"/>
         </w:rPr>
         <w:t xml:space="preserve"> (</w:t>
@@ -2044,34 +2163,34 @@
       <w:r>
         <w:rPr>
           <w:rFonts w:ascii="Times New Roman" w:eastAsiaTheme="minorEastAsia" w:hAnsi="Times New Roman" w:cs="Times New Roman"/>
-          <w:sz w:val="32"/>
-          <w:szCs w:val="32"/>
-        </w:rPr>
-        <w:t>объем энергии, который батарея могла хранить на момент выхода с завода</w:t>
-      </w:r>
-      <w:r>
-        <w:rPr>
-          <w:rFonts w:ascii="Times New Roman" w:eastAsiaTheme="minorEastAsia" w:hAnsi="Times New Roman" w:cs="Times New Roman"/>
-          <w:sz w:val="32"/>
-          <w:szCs w:val="32"/>
-          <w:lang w:val="ru-RU"/>
-        </w:rPr>
-        <w:t>)</w:t>
-      </w:r>
-      <w:r>
-        <w:rPr>
-          <w:rFonts w:ascii="Times New Roman" w:eastAsiaTheme="minorEastAsia" w:hAnsi="Times New Roman" w:cs="Times New Roman"/>
-          <w:sz w:val="32"/>
-          <w:szCs w:val="32"/>
-          <w:lang w:val="ru-RU"/>
-        </w:rPr>
-        <w:t>,</w:t>
-      </w:r>
-      <w:r>
-        <w:rPr>
-          <w:rFonts w:ascii="Times New Roman" w:eastAsiaTheme="minorEastAsia" w:hAnsi="Times New Roman" w:cs="Times New Roman"/>
-          <w:sz w:val="32"/>
-          <w:szCs w:val="32"/>
+          <w:sz w:val="28"/>
+          <w:szCs w:val="28"/>
+        </w:rPr>
+        <w:t>объем энергии, который батарея способна накопить сейчас при заряде до 100%</w:t>
+      </w:r>
+      <w:r>
+        <w:rPr>
+          <w:rFonts w:ascii="Times New Roman" w:eastAsiaTheme="minorEastAsia" w:hAnsi="Times New Roman" w:cs="Times New Roman"/>
+          <w:sz w:val="28"/>
+          <w:szCs w:val="28"/>
+          <w:lang w:val="ru-RU"/>
+        </w:rPr>
+        <w:t xml:space="preserve">), </w:t>
+      </w:r>
+      <w:r>
+        <w:rPr>
+          <w:rFonts w:ascii="Times New Roman" w:eastAsiaTheme="minorEastAsia" w:hAnsi="Times New Roman" w:cs="Times New Roman"/>
+          <w:sz w:val="28"/>
+          <w:szCs w:val="28"/>
+          <w:lang w:val="en-US"/>
+        </w:rPr>
+        <w:t>η</w:t>
+      </w:r>
+      <w:r>
+        <w:rPr>
+          <w:rFonts w:ascii="Times New Roman" w:eastAsiaTheme="minorEastAsia" w:hAnsi="Times New Roman" w:cs="Times New Roman"/>
+          <w:sz w:val="28"/>
+          <w:szCs w:val="28"/>
           <w:lang w:val="ru-RU"/>
         </w:rPr>
         <w:t xml:space="preserve"> </w:t>
@@ -2079,125 +2198,8 @@
       <w:r>
         <w:rPr>
           <w:rFonts w:ascii="Times New Roman" w:eastAsiaTheme="minorEastAsia" w:hAnsi="Times New Roman" w:cs="Times New Roman"/>
-          <w:sz w:val="32"/>
-          <w:szCs w:val="32"/>
-          <w:lang w:val="en-US"/>
-        </w:rPr>
-        <w:t>Q</w:t>
-      </w:r>
-      <w:r>
-        <w:rPr>
-          <w:rFonts w:ascii="Times New Roman" w:eastAsiaTheme="minorEastAsia" w:hAnsi="Times New Roman" w:cs="Times New Roman"/>
-          <w:sz w:val="32"/>
-          <w:szCs w:val="32"/>
-          <w:vertAlign w:val="subscript"/>
-          <w:lang w:val="ru-RU"/>
-        </w:rPr>
-        <w:t xml:space="preserve">2 </w:t>
-      </w:r>
-      <w:r>
-        <w:rPr>
-          <w:rFonts w:ascii="Times New Roman" w:eastAsiaTheme="minorEastAsia" w:hAnsi="Times New Roman" w:cs="Times New Roman"/>
-          <w:sz w:val="32"/>
-          <w:szCs w:val="32"/>
-          <w:lang w:val="ru-RU"/>
-        </w:rPr>
-        <w:t xml:space="preserve">— </w:t>
-      </w:r>
-      <w:r>
-        <w:rPr>
-          <w:rFonts w:ascii="Times New Roman" w:eastAsiaTheme="minorEastAsia" w:hAnsi="Times New Roman" w:cs="Times New Roman"/>
-          <w:sz w:val="32"/>
-          <w:szCs w:val="32"/>
-          <w:lang w:val="en-US"/>
-        </w:rPr>
-        <w:t>Full</w:t>
-      </w:r>
-      <w:r>
-        <w:rPr>
-          <w:rFonts w:ascii="Times New Roman" w:eastAsiaTheme="minorEastAsia" w:hAnsi="Times New Roman" w:cs="Times New Roman"/>
-          <w:sz w:val="32"/>
-          <w:szCs w:val="32"/>
-          <w:lang w:val="ru-RU"/>
-        </w:rPr>
-        <w:t xml:space="preserve"> </w:t>
-      </w:r>
-      <w:r>
-        <w:rPr>
-          <w:rFonts w:ascii="Times New Roman" w:eastAsiaTheme="minorEastAsia" w:hAnsi="Times New Roman" w:cs="Times New Roman"/>
-          <w:sz w:val="32"/>
-          <w:szCs w:val="32"/>
-          <w:lang w:val="en-US"/>
-        </w:rPr>
-        <w:t>Charge</w:t>
-      </w:r>
-      <w:r>
-        <w:rPr>
-          <w:rFonts w:ascii="Times New Roman" w:eastAsiaTheme="minorEastAsia" w:hAnsi="Times New Roman" w:cs="Times New Roman"/>
-          <w:sz w:val="32"/>
-          <w:szCs w:val="32"/>
-          <w:lang w:val="ru-RU"/>
-        </w:rPr>
-        <w:t xml:space="preserve"> </w:t>
-      </w:r>
-      <w:r>
-        <w:rPr>
-          <w:rFonts w:ascii="Times New Roman" w:eastAsiaTheme="minorEastAsia" w:hAnsi="Times New Roman" w:cs="Times New Roman"/>
-          <w:sz w:val="32"/>
-          <w:szCs w:val="32"/>
-          <w:lang w:val="en-US"/>
-        </w:rPr>
-        <w:t>Capacity</w:t>
-      </w:r>
-      <w:r>
-        <w:rPr>
-          <w:rFonts w:ascii="Times New Roman" w:eastAsiaTheme="minorEastAsia" w:hAnsi="Times New Roman" w:cs="Times New Roman"/>
-          <w:sz w:val="32"/>
-          <w:szCs w:val="32"/>
-          <w:lang w:val="ru-RU"/>
-        </w:rPr>
-        <w:t xml:space="preserve"> (</w:t>
-      </w:r>
-      <w:r>
-        <w:rPr>
-          <w:rFonts w:ascii="Times New Roman" w:eastAsiaTheme="minorEastAsia" w:hAnsi="Times New Roman" w:cs="Times New Roman"/>
-          <w:sz w:val="32"/>
-          <w:szCs w:val="32"/>
-        </w:rPr>
-        <w:t>объем энергии, который батарея способна накопить сейчас при заряде до 100%</w:t>
-      </w:r>
-      <w:r>
-        <w:rPr>
-          <w:rFonts w:ascii="Times New Roman" w:eastAsiaTheme="minorEastAsia" w:hAnsi="Times New Roman" w:cs="Times New Roman"/>
-          <w:sz w:val="32"/>
-          <w:szCs w:val="32"/>
-          <w:lang w:val="ru-RU"/>
-        </w:rPr>
-        <w:t xml:space="preserve">), </w:t>
-      </w:r>
-      <w:r>
-        <w:rPr>
-          <w:rFonts w:ascii="Times New Roman" w:eastAsiaTheme="minorEastAsia" w:hAnsi="Times New Roman" w:cs="Times New Roman"/>
-          <w:sz w:val="32"/>
-          <w:szCs w:val="32"/>
-          <w:lang w:val="en-US"/>
-        </w:rPr>
-        <w:t>η</w:t>
-      </w:r>
-      <w:r>
-        <w:rPr>
-          <w:rFonts w:ascii="Times New Roman" w:eastAsiaTheme="minorEastAsia" w:hAnsi="Times New Roman" w:cs="Times New Roman"/>
-          <w:sz w:val="32"/>
-          <w:szCs w:val="32"/>
-          <w:lang w:val="ru-RU"/>
-        </w:rPr>
-        <w:t xml:space="preserve"> </w:t>
-      </w:r>
-      <w:r>
-        <w:rPr>
-          <w:rFonts w:ascii="Times New Roman" w:eastAsiaTheme="minorEastAsia" w:hAnsi="Times New Roman" w:cs="Times New Roman"/>
-          <w:sz w:val="32"/>
-          <w:szCs w:val="32"/>
+          <w:sz w:val="28"/>
+          <w:szCs w:val="28"/>
           <w:lang w:val="ru-RU"/>
         </w:rPr>
         <w:t>— химический</w:t>
@@ -2205,8 +2207,8 @@
       <w:r>
         <w:rPr>
           <w:rFonts w:ascii="Times New Roman" w:eastAsiaTheme="minorEastAsia" w:hAnsi="Times New Roman" w:cs="Times New Roman"/>
-          <w:sz w:val="32"/>
-          <w:szCs w:val="32"/>
+          <w:sz w:val="28"/>
+          <w:szCs w:val="28"/>
           <w:lang w:val="ru-RU"/>
         </w:rPr>
         <w:t xml:space="preserve"> износ батареи, тогда:</w:t>
@@ -2214,12 +2216,12 @@
     </w:p>
     <w:p>
       <w:pPr>
-        <w:spacing w:line="240" w:lineRule="auto"/>
+        <w:spacing w:after="0" w:line="240" w:lineRule="auto"/>
         <w:ind w:firstLine="720"/>
         <w:rPr>
           <w:rFonts w:ascii="Times New Roman" w:eastAsiaTheme="minorEastAsia" w:hAnsi="Times New Roman" w:cs="Times New Roman"/>
-          <w:sz w:val="32"/>
-          <w:szCs w:val="32"/>
+          <w:sz w:val="28"/>
+          <w:szCs w:val="28"/>
           <w:lang w:val="ru-RU"/>
         </w:rPr>
       </w:pPr>
@@ -2228,35 +2230,26 @@
           <m:r>
             <w:rPr>
               <w:rFonts w:ascii="Cambria Math" w:eastAsiaTheme="minorEastAsia" w:hAnsi="Cambria Math" w:cs="Times New Roman"/>
-              <w:sz w:val="32"/>
-              <w:szCs w:val="32"/>
+              <w:sz w:val="28"/>
+              <w:szCs w:val="28"/>
               <w:lang w:val="en-US"/>
             </w:rPr>
             <m:t>η</m:t>
           </m:r>
           <m:r>
             <w:rPr>
-              <w:rFonts w:ascii="Cambria Math" w:eastAsiaTheme="minorEastAsia" w:hAnsi="Times New Roman" w:cs="Times New Roman"/>
-              <w:sz w:val="32"/>
-              <w:szCs w:val="32"/>
+              <w:rFonts w:ascii="Cambria Math" w:eastAsiaTheme="minorEastAsia" w:hAnsi="Cambria Math" w:cs="Times New Roman"/>
+              <w:sz w:val="28"/>
+              <w:szCs w:val="28"/>
               <w:lang w:val="ru-RU"/>
             </w:rPr>
-            <m:t>=</m:t>
+            <m:t>=(1</m:t>
           </m:r>
           <m:r>
             <w:rPr>
-              <w:rFonts w:ascii="Cambria Math" w:eastAsiaTheme="minorEastAsia" w:hAnsi="Times New Roman" w:cs="Times New Roman"/>
-              <w:sz w:val="32"/>
-              <w:szCs w:val="32"/>
-              <w:lang w:val="ru-RU"/>
-            </w:rPr>
-            <m:t>(1</m:t>
-          </m:r>
-          <m:r>
-            <w:rPr>
-              <w:rFonts w:ascii="Cambria Math" w:eastAsiaTheme="minorEastAsia" w:hAnsi="Times New Roman" w:cs="Times New Roman"/>
-              <w:sz w:val="32"/>
-              <w:szCs w:val="32"/>
+              <w:rFonts w:ascii="Cambria Math" w:eastAsiaTheme="minorEastAsia" w:hAnsi="Cambria Math" w:cs="Times New Roman"/>
+              <w:sz w:val="28"/>
+              <w:szCs w:val="28"/>
               <w:lang w:val="en-US"/>
             </w:rPr>
             <m:t>-</m:t>
@@ -2265,11 +2258,11 @@
             <m:fPr>
               <m:ctrlPr>
                 <w:rPr>
-                  <w:rFonts w:ascii="Cambria Math" w:eastAsiaTheme="minorEastAsia" w:hAnsi="Times New Roman" w:cs="Times New Roman"/>
+                  <w:rFonts w:ascii="Cambria Math" w:eastAsiaTheme="minorEastAsia" w:hAnsi="Cambria Math" w:cs="Times New Roman"/>
                   <w:i/>
                   <w:iCs/>
-                  <w:sz w:val="32"/>
-                  <w:szCs w:val="32"/>
+                  <w:sz w:val="28"/>
+                  <w:szCs w:val="28"/>
                   <w:lang w:val="en-US"/>
                 </w:rPr>
               </m:ctrlPr>
@@ -2279,11 +2272,11 @@
                 <m:sSubPr>
                   <m:ctrlPr>
                     <w:rPr>
-                      <w:rFonts w:ascii="Cambria Math" w:eastAsiaTheme="minorEastAsia" w:hAnsi="Times New Roman" w:cs="Times New Roman"/>
+                      <w:rFonts w:ascii="Cambria Math" w:eastAsiaTheme="minorEastAsia" w:hAnsi="Cambria Math" w:cs="Times New Roman"/>
                       <w:i/>
                       <w:iCs/>
-                      <w:sz w:val="32"/>
-                      <w:szCs w:val="32"/>
+                      <w:sz w:val="28"/>
+                      <w:szCs w:val="28"/>
                       <w:lang w:val="ru-RU"/>
                     </w:rPr>
                   </m:ctrlPr>
@@ -2291,20 +2284,20 @@
                 <m:e>
                   <m:r>
                     <w:rPr>
-                      <w:rFonts w:ascii="Cambria Math" w:eastAsiaTheme="minorEastAsia" w:hAnsi="Times New Roman" w:cs="Times New Roman"/>
-                      <w:sz w:val="32"/>
-                      <w:szCs w:val="32"/>
+                      <w:rFonts w:ascii="Cambria Math" w:eastAsiaTheme="minorEastAsia" w:hAnsi="Cambria Math" w:cs="Times New Roman"/>
+                      <w:sz w:val="28"/>
+                      <w:szCs w:val="28"/>
                       <w:lang w:val="en-US"/>
                     </w:rPr>
                     <m:t>Q</m:t>
                   </m:r>
                   <m:ctrlPr>
                     <w:rPr>
-                      <w:rFonts w:ascii="Cambria Math" w:eastAsiaTheme="minorEastAsia" w:hAnsi="Times New Roman" w:cs="Times New Roman"/>
+                      <w:rFonts w:ascii="Cambria Math" w:eastAsiaTheme="minorEastAsia" w:hAnsi="Cambria Math" w:cs="Times New Roman"/>
                       <w:i/>
                       <w:iCs/>
-                      <w:sz w:val="32"/>
-                      <w:szCs w:val="32"/>
+                      <w:sz w:val="28"/>
+                      <w:szCs w:val="28"/>
                       <w:lang w:val="en-US"/>
                     </w:rPr>
                   </m:ctrlPr>
@@ -2312,9 +2305,9 @@
                 <m:sub>
                   <m:r>
                     <w:rPr>
-                      <w:rFonts w:ascii="Cambria Math" w:eastAsiaTheme="minorEastAsia" w:hAnsi="Times New Roman" w:cs="Times New Roman"/>
-                      <w:sz w:val="32"/>
-                      <w:szCs w:val="32"/>
+                      <w:rFonts w:ascii="Cambria Math" w:eastAsiaTheme="minorEastAsia" w:hAnsi="Cambria Math" w:cs="Times New Roman"/>
+                      <w:sz w:val="28"/>
+                      <w:szCs w:val="28"/>
                       <w:lang w:val="ru-RU"/>
                     </w:rPr>
                     <m:t>2</m:t>
@@ -2323,11 +2316,11 @@
               </m:sSub>
               <m:ctrlPr>
                 <w:rPr>
-                  <w:rFonts w:ascii="Cambria Math" w:eastAsiaTheme="minorEastAsia" w:hAnsi="Times New Roman" w:cs="Times New Roman"/>
+                  <w:rFonts w:ascii="Cambria Math" w:eastAsiaTheme="minorEastAsia" w:hAnsi="Cambria Math" w:cs="Times New Roman"/>
                   <w:i/>
                   <w:iCs/>
-                  <w:sz w:val="32"/>
-                  <w:szCs w:val="32"/>
+                  <w:sz w:val="28"/>
+                  <w:szCs w:val="28"/>
                   <w:lang w:val="ru-RU"/>
                 </w:rPr>
               </m:ctrlPr>
@@ -2337,11 +2330,11 @@
                 <m:sSubPr>
                   <m:ctrlPr>
                     <w:rPr>
-                      <w:rFonts w:ascii="Cambria Math" w:eastAsiaTheme="minorEastAsia" w:hAnsi="Times New Roman" w:cs="Times New Roman"/>
+                      <w:rFonts w:ascii="Cambria Math" w:eastAsiaTheme="minorEastAsia" w:hAnsi="Cambria Math" w:cs="Times New Roman"/>
                       <w:i/>
                       <w:iCs/>
-                      <w:sz w:val="32"/>
-                      <w:szCs w:val="32"/>
+                      <w:sz w:val="28"/>
+                      <w:szCs w:val="28"/>
                       <w:lang w:val="ru-RU"/>
                     </w:rPr>
                   </m:ctrlPr>
@@ -2349,9 +2342,9 @@
                 <m:e>
                   <m:r>
                     <w:rPr>
-                      <w:rFonts w:ascii="Cambria Math" w:eastAsiaTheme="minorEastAsia" w:hAnsi="Times New Roman" w:cs="Times New Roman"/>
-                      <w:sz w:val="32"/>
-                      <w:szCs w:val="32"/>
+                      <w:rFonts w:ascii="Cambria Math" w:eastAsiaTheme="minorEastAsia" w:hAnsi="Cambria Math" w:cs="Times New Roman"/>
+                      <w:sz w:val="28"/>
+                      <w:szCs w:val="28"/>
                       <w:lang w:val="ru-RU"/>
                     </w:rPr>
                     <m:t>Q</m:t>
@@ -2360,9 +2353,9 @@
                 <m:sub>
                   <m:r>
                     <w:rPr>
-                      <w:rFonts w:ascii="Cambria Math" w:eastAsiaTheme="minorEastAsia" w:hAnsi="Times New Roman" w:cs="Times New Roman"/>
-                      <w:sz w:val="32"/>
-                      <w:szCs w:val="32"/>
+                      <w:rFonts w:ascii="Cambria Math" w:eastAsiaTheme="minorEastAsia" w:hAnsi="Cambria Math" w:cs="Times New Roman"/>
+                      <w:sz w:val="28"/>
+                      <w:szCs w:val="28"/>
                       <w:lang w:val="ru-RU"/>
                     </w:rPr>
                     <m:t>1</m:t>
@@ -2374,56 +2367,20 @@
           <m:r>
             <w:rPr>
               <w:rFonts w:ascii="Cambria Math" w:eastAsiaTheme="minorEastAsia" w:hAnsi="Cambria Math" w:cs="Times New Roman"/>
-              <w:sz w:val="32"/>
-              <w:szCs w:val="32"/>
+              <w:sz w:val="28"/>
+              <w:szCs w:val="28"/>
               <w:lang w:val="ru-RU"/>
             </w:rPr>
-            <m:t>)</m:t>
+            <m:t>)×</m:t>
           </m:r>
           <m:r>
             <w:rPr>
               <w:rFonts w:ascii="Cambria Math" w:eastAsiaTheme="minorEastAsia" w:hAnsi="Cambria Math" w:cs="Times New Roman"/>
-              <w:sz w:val="32"/>
-              <w:szCs w:val="32"/>
-              <w:lang w:val="ru-RU"/>
-            </w:rPr>
-            <m:t>×</m:t>
-          </m:r>
-          <m:r>
-            <w:rPr>
-              <w:rFonts w:ascii="Cambria Math" w:eastAsiaTheme="minorEastAsia" w:hAnsi="Times New Roman" w:cs="Times New Roman"/>
-              <w:sz w:val="32"/>
-              <w:szCs w:val="32"/>
+              <w:sz w:val="28"/>
+              <w:szCs w:val="28"/>
               <w:lang w:val="en-US"/>
             </w:rPr>
-            <m:t>100</m:t>
-          </m:r>
-          <m:r>
-            <w:rPr>
-              <w:rFonts w:ascii="Cambria Math" w:eastAsiaTheme="minorEastAsia" w:hAnsi="Times New Roman" w:cs="Times New Roman"/>
-              <w:sz w:val="32"/>
-              <w:szCs w:val="32"/>
-              <w:lang w:val="en-US"/>
-            </w:rPr>
-            <m:t>%</m:t>
-          </m:r>
-          <m:r>
-            <w:rPr>
-              <w:rFonts w:ascii="Cambria Math" w:eastAsiaTheme="minorEastAsia" w:hAnsi="Cambria Math" w:cs="Times New Roman"/>
-              <w:sz w:val="32"/>
-              <w:szCs w:val="32"/>
-              <w:lang w:val="en-US"/>
-            </w:rPr>
-            <m:t>=</m:t>
-          </m:r>
-          <m:r>
-            <w:rPr>
-              <w:rFonts w:ascii="Cambria Math" w:eastAsiaTheme="minorEastAsia" w:hAnsi="Cambria Math" w:cs="Times New Roman"/>
-              <w:sz w:val="32"/>
-              <w:szCs w:val="32"/>
-              <w:lang w:val="en-US"/>
-            </w:rPr>
-            <m:t>(1-</m:t>
+            <m:t>100%=(1-</m:t>
           </m:r>
           <m:f>
             <m:fPr>
@@ -2432,8 +2389,8 @@
                   <w:rFonts w:ascii="Cambria Math" w:eastAsiaTheme="minorEastAsia" w:hAnsi="Cambria Math" w:cs="Times New Roman"/>
                   <w:i/>
                   <w:iCs/>
-                  <w:sz w:val="32"/>
-                  <w:szCs w:val="32"/>
+                  <w:sz w:val="28"/>
+                  <w:szCs w:val="28"/>
                   <w:lang w:val="en-US"/>
                 </w:rPr>
               </m:ctrlPr>
@@ -2442,35 +2399,17 @@
               <m:r>
                 <w:rPr>
                   <w:rFonts w:ascii="Cambria Math" w:eastAsiaTheme="minorEastAsia" w:hAnsi="Cambria Math" w:cs="Times New Roman"/>
-                  <w:sz w:val="32"/>
-                  <w:szCs w:val="32"/>
+                  <w:sz w:val="28"/>
+                  <w:szCs w:val="28"/>
                   <w:lang w:val="en-US"/>
                 </w:rPr>
-                <m:t>52869</m:t>
+                <m:t>52869 м</m:t>
               </m:r>
               <m:r>
                 <w:rPr>
                   <w:rFonts w:ascii="Cambria Math" w:eastAsiaTheme="minorEastAsia" w:hAnsi="Cambria Math" w:cs="Times New Roman"/>
-                  <w:sz w:val="32"/>
-                  <w:szCs w:val="32"/>
-                  <w:lang w:val="en-US"/>
-                </w:rPr>
-                <m:t xml:space="preserve"> </m:t>
-              </m:r>
-              <m:r>
-                <w:rPr>
-                  <w:rFonts w:ascii="Cambria Math" w:eastAsiaTheme="minorEastAsia" w:hAnsi="Cambria Math" w:cs="Times New Roman"/>
-                  <w:sz w:val="32"/>
-                  <w:szCs w:val="32"/>
-                  <w:lang w:val="en-US"/>
-                </w:rPr>
-                <m:t>м</m:t>
-              </m:r>
-              <m:r>
-                <w:rPr>
-                  <w:rFonts w:ascii="Cambria Math" w:eastAsiaTheme="minorEastAsia" w:hAnsi="Cambria Math" w:cs="Times New Roman"/>
-                  <w:sz w:val="32"/>
-                  <w:szCs w:val="32"/>
+                  <w:sz w:val="28"/>
+                  <w:szCs w:val="28"/>
                   <w:lang w:val="ru-RU"/>
                 </w:rPr>
                 <m:t>Вт</m:t>
@@ -2478,53 +2417,27 @@
               <m:r>
                 <w:rPr>
                   <w:rFonts w:ascii="Cambria Math" w:eastAsiaTheme="minorEastAsia" w:hAnsi="Cambria Math" w:cs="Times New Roman"/>
-                  <w:sz w:val="32"/>
-                  <w:szCs w:val="32"/>
+                  <w:sz w:val="28"/>
+                  <w:szCs w:val="28"/>
                 </w:rPr>
-                <m:t>·</m:t>
-              </m:r>
-              <m:r>
-                <w:rPr>
-                  <w:rFonts w:ascii="Cambria Math" w:eastAsiaTheme="minorEastAsia" w:hAnsi="Cambria Math" w:cs="Times New Roman"/>
-                  <w:sz w:val="32"/>
-                  <w:szCs w:val="32"/>
-                </w:rPr>
-                <m:t>ч</m:t>
+                <m:t>·ч</m:t>
               </m:r>
             </m:num>
             <m:den>
               <m:r>
                 <w:rPr>
                   <w:rFonts w:ascii="Cambria Math" w:eastAsiaTheme="minorEastAsia" w:hAnsi="Cambria Math" w:cs="Times New Roman"/>
-                  <w:sz w:val="32"/>
-                  <w:szCs w:val="32"/>
+                  <w:sz w:val="28"/>
+                  <w:szCs w:val="28"/>
                   <w:lang w:val="en-US"/>
                 </w:rPr>
-                <m:t>55999</m:t>
+                <m:t>55999 м</m:t>
               </m:r>
               <m:r>
                 <w:rPr>
                   <w:rFonts w:ascii="Cambria Math" w:eastAsiaTheme="minorEastAsia" w:hAnsi="Cambria Math" w:cs="Times New Roman"/>
-                  <w:sz w:val="32"/>
-                  <w:szCs w:val="32"/>
-                  <w:lang w:val="en-US"/>
-                </w:rPr>
-                <m:t xml:space="preserve"> </m:t>
-              </m:r>
-              <m:r>
-                <w:rPr>
-                  <w:rFonts w:ascii="Cambria Math" w:eastAsiaTheme="minorEastAsia" w:hAnsi="Cambria Math" w:cs="Times New Roman"/>
-                  <w:sz w:val="32"/>
-                  <w:szCs w:val="32"/>
-                  <w:lang w:val="en-US"/>
-                </w:rPr>
-                <m:t>м</m:t>
-              </m:r>
-              <m:r>
-                <w:rPr>
-                  <w:rFonts w:ascii="Cambria Math" w:eastAsiaTheme="minorEastAsia" w:hAnsi="Cambria Math" w:cs="Times New Roman"/>
-                  <w:sz w:val="32"/>
-                  <w:szCs w:val="32"/>
+                  <w:sz w:val="28"/>
+                  <w:szCs w:val="28"/>
                   <w:lang w:val="ru-RU"/>
                 </w:rPr>
                 <m:t>Вт</m:t>
@@ -2532,119 +2445,106 @@
               <m:r>
                 <w:rPr>
                   <w:rFonts w:ascii="Cambria Math" w:eastAsiaTheme="minorEastAsia" w:hAnsi="Cambria Math" w:cs="Times New Roman"/>
-                  <w:sz w:val="32"/>
-                  <w:szCs w:val="32"/>
+                  <w:sz w:val="28"/>
+                  <w:szCs w:val="28"/>
                 </w:rPr>
-                <m:t>·</m:t>
-              </m:r>
-              <m:r>
-                <w:rPr>
-                  <w:rFonts w:ascii="Cambria Math" w:eastAsiaTheme="minorEastAsia" w:hAnsi="Cambria Math" w:cs="Times New Roman"/>
-                  <w:sz w:val="32"/>
-                  <w:szCs w:val="32"/>
-                </w:rPr>
-                <m:t>ч</m:t>
+                <m:t>·ч</m:t>
               </m:r>
             </m:den>
           </m:f>
           <m:r>
             <w:rPr>
               <w:rFonts w:ascii="Cambria Math" w:eastAsiaTheme="minorEastAsia" w:hAnsi="Cambria Math" w:cs="Times New Roman"/>
-              <w:sz w:val="32"/>
-              <w:szCs w:val="32"/>
+              <w:sz w:val="28"/>
+              <w:szCs w:val="28"/>
               <w:lang w:val="ru-RU"/>
             </w:rPr>
-            <m:t>)</m:t>
+            <m:t>)×1</m:t>
           </m:r>
           <m:r>
             <w:rPr>
               <w:rFonts w:ascii="Cambria Math" w:eastAsiaTheme="minorEastAsia" w:hAnsi="Cambria Math" w:cs="Times New Roman"/>
-              <w:sz w:val="32"/>
-              <w:szCs w:val="32"/>
-              <w:lang w:val="ru-RU"/>
-            </w:rPr>
-            <m:t>×</m:t>
-          </m:r>
-          <m:r>
-            <w:rPr>
-              <w:rFonts w:ascii="Cambria Math" w:eastAsiaTheme="minorEastAsia" w:hAnsi="Cambria Math" w:cs="Times New Roman"/>
-              <w:sz w:val="32"/>
-              <w:szCs w:val="32"/>
-              <w:lang w:val="ru-RU"/>
-            </w:rPr>
-            <m:t>1</m:t>
-          </m:r>
-          <m:r>
-            <w:rPr>
-              <w:rFonts w:ascii="Cambria Math" w:eastAsiaTheme="minorEastAsia" w:hAnsi="Cambria Math" w:cs="Times New Roman"/>
-              <w:sz w:val="32"/>
-              <w:szCs w:val="32"/>
+              <w:sz w:val="28"/>
+              <w:szCs w:val="28"/>
               <w:lang w:val="en-US"/>
             </w:rPr>
-            <m:t>00%=</m:t>
-          </m:r>
-          <m:r>
-            <w:rPr>
-              <w:rFonts w:ascii="Cambria Math" w:eastAsiaTheme="minorEastAsia" w:hAnsi="Cambria Math" w:cs="Times New Roman"/>
-              <w:sz w:val="32"/>
-              <w:szCs w:val="32"/>
-              <w:lang w:val="en-US"/>
-            </w:rPr>
-            <m:t>5.59</m:t>
-          </m:r>
-          <m:r>
-            <w:rPr>
-              <w:rFonts w:ascii="Cambria Math" w:eastAsiaTheme="minorEastAsia" w:hAnsi="Cambria Math" w:cs="Times New Roman"/>
-              <w:sz w:val="32"/>
-              <w:szCs w:val="32"/>
-              <w:lang w:val="en-US"/>
-            </w:rPr>
-            <m:t>%</m:t>
+            <m:t>00%=5.59%</m:t>
           </m:r>
         </m:oMath>
       </m:oMathPara>
     </w:p>
     <w:p>
       <w:pPr>
-        <w:spacing w:line="240" w:lineRule="auto"/>
+        <w:spacing w:after="0" w:line="240" w:lineRule="auto"/>
+        <w:ind w:firstLine="709"/>
+        <w:rPr>
+          <w:rFonts w:ascii="Times New Roman" w:eastAsiaTheme="minorEastAsia" w:hAnsi="Times New Roman" w:cs="Times New Roman"/>
+          <w:sz w:val="28"/>
+          <w:szCs w:val="28"/>
+          <w:lang w:val="ru-RU"/>
+        </w:rPr>
+      </w:pPr>
+      <w:r>
+        <w:rPr>
+          <w:rFonts w:ascii="Times New Roman" w:eastAsiaTheme="minorEastAsia" w:hAnsi="Times New Roman" w:cs="Times New Roman"/>
+          <w:sz w:val="28"/>
+          <w:szCs w:val="28"/>
+          <w:lang w:val="ru-RU"/>
+        </w:rPr>
+        <w:t>Износ составляет 5.59</w:t>
+      </w:r>
+      <w:r>
+        <w:rPr>
+          <w:rFonts w:ascii="Times New Roman" w:eastAsiaTheme="minorEastAsia" w:hAnsi="Times New Roman" w:cs="Times New Roman"/>
+          <w:sz w:val="28"/>
+          <w:szCs w:val="28"/>
+          <w:lang w:val="ru-RU"/>
+        </w:rPr>
+        <w:t xml:space="preserve"> </w:t>
+      </w:r>
+      <w:r>
+        <w:rPr>
+          <w:rFonts w:ascii="Times New Roman" w:eastAsiaTheme="minorEastAsia" w:hAnsi="Times New Roman" w:cs="Times New Roman"/>
+          <w:sz w:val="28"/>
+          <w:szCs w:val="28"/>
+          <w:lang w:val="ru-RU"/>
+        </w:rPr>
+        <w:t>%.</w:t>
+      </w:r>
+    </w:p>
+    <w:p>
+      <w:pPr>
+        <w:spacing w:after="0" w:line="240" w:lineRule="auto"/>
+        <w:ind w:firstLine="709"/>
+        <w:rPr>
+          <w:rFonts w:ascii="Times New Roman" w:eastAsiaTheme="minorEastAsia" w:hAnsi="Times New Roman" w:cs="Times New Roman"/>
+          <w:sz w:val="28"/>
+          <w:szCs w:val="28"/>
+          <w:lang w:val="ru-RU"/>
+        </w:rPr>
+      </w:pPr>
+    </w:p>
+    <w:p>
+      <w:pPr>
+        <w:spacing w:after="0" w:line="240" w:lineRule="auto"/>
         <w:ind w:firstLine="720"/>
-        <w:rPr>
-          <w:rFonts w:ascii="Times New Roman" w:eastAsiaTheme="minorEastAsia" w:hAnsi="Times New Roman" w:cs="Times New Roman"/>
-          <w:sz w:val="32"/>
-          <w:szCs w:val="32"/>
-          <w:lang w:val="ru-RU"/>
-        </w:rPr>
-      </w:pPr>
-      <w:r>
-        <w:rPr>
-          <w:rFonts w:ascii="Times New Roman" w:eastAsiaTheme="minorEastAsia" w:hAnsi="Times New Roman" w:cs="Times New Roman"/>
-          <w:sz w:val="32"/>
-          <w:szCs w:val="32"/>
-          <w:lang w:val="ru-RU"/>
-        </w:rPr>
-        <w:t>Износ составляет 5.59%.</w:t>
-      </w:r>
-    </w:p>
-    <w:p>
-      <w:pPr>
-        <w:spacing w:line="240" w:lineRule="auto"/>
-        <w:ind w:firstLine="720"/>
-        <w:rPr>
-          <w:rFonts w:ascii="Times New Roman" w:eastAsiaTheme="minorEastAsia" w:hAnsi="Times New Roman" w:cs="Times New Roman"/>
-          <w:b/>
-          <w:bCs/>
-          <w:sz w:val="32"/>
-          <w:szCs w:val="32"/>
-          <w:lang w:val="ru-RU"/>
-        </w:rPr>
-      </w:pPr>
-      <w:r>
-        <w:rPr>
-          <w:rFonts w:ascii="Times New Roman" w:eastAsiaTheme="minorEastAsia" w:hAnsi="Times New Roman" w:cs="Times New Roman"/>
-          <w:b/>
-          <w:bCs/>
-          <w:sz w:val="32"/>
-          <w:szCs w:val="32"/>
+        <w:jc w:val="both"/>
+        <w:rPr>
+          <w:rFonts w:ascii="Times New Roman" w:eastAsiaTheme="minorEastAsia" w:hAnsi="Times New Roman" w:cs="Times New Roman"/>
+          <w:b/>
+          <w:bCs/>
+          <w:sz w:val="28"/>
+          <w:szCs w:val="28"/>
+          <w:lang w:val="ru-RU"/>
+        </w:rPr>
+      </w:pPr>
+      <w:r>
+        <w:rPr>
+          <w:rFonts w:ascii="Times New Roman" w:eastAsiaTheme="minorEastAsia" w:hAnsi="Times New Roman" w:cs="Times New Roman"/>
+          <w:b/>
+          <w:bCs/>
+          <w:sz w:val="28"/>
+          <w:szCs w:val="28"/>
         </w:rPr>
         <w:t xml:space="preserve">Шаг </w:t>
       </w:r>
@@ -2653,8 +2553,8 @@
           <w:rFonts w:ascii="Times New Roman" w:eastAsiaTheme="minorEastAsia" w:hAnsi="Times New Roman" w:cs="Times New Roman"/>
           <w:b/>
           <w:bCs/>
-          <w:sz w:val="32"/>
-          <w:szCs w:val="32"/>
+          <w:sz w:val="28"/>
+          <w:szCs w:val="28"/>
           <w:lang w:val="ru-RU"/>
         </w:rPr>
         <w:t>№</w:t>
@@ -2664,8 +2564,19 @@
           <w:rFonts w:ascii="Times New Roman" w:eastAsiaTheme="minorEastAsia" w:hAnsi="Times New Roman" w:cs="Times New Roman"/>
           <w:b/>
           <w:bCs/>
-          <w:sz w:val="32"/>
-          <w:szCs w:val="32"/>
+          <w:sz w:val="28"/>
+          <w:szCs w:val="28"/>
+          <w:lang w:val="ru-RU"/>
+        </w:rPr>
+        <w:t xml:space="preserve"> </w:t>
+      </w:r>
+      <w:r>
+        <w:rPr>
+          <w:rFonts w:ascii="Times New Roman" w:eastAsiaTheme="minorEastAsia" w:hAnsi="Times New Roman" w:cs="Times New Roman"/>
+          <w:b/>
+          <w:bCs/>
+          <w:sz w:val="28"/>
+          <w:szCs w:val="28"/>
         </w:rPr>
         <w:t>6. Оценка эксплуатационного ресурса (</w:t>
       </w:r>
@@ -2675,8 +2586,8 @@
           <w:rFonts w:ascii="Times New Roman" w:eastAsiaTheme="minorEastAsia" w:hAnsi="Times New Roman" w:cs="Times New Roman"/>
           <w:b/>
           <w:bCs/>
-          <w:sz w:val="32"/>
-          <w:szCs w:val="32"/>
+          <w:sz w:val="28"/>
+          <w:szCs w:val="28"/>
         </w:rPr>
         <w:t>Cycle</w:t>
       </w:r>
@@ -2686,8 +2597,8 @@
           <w:rFonts w:ascii="Times New Roman" w:eastAsiaTheme="minorEastAsia" w:hAnsi="Times New Roman" w:cs="Times New Roman"/>
           <w:b/>
           <w:bCs/>
-          <w:sz w:val="32"/>
-          <w:szCs w:val="32"/>
+          <w:sz w:val="28"/>
+          <w:szCs w:val="28"/>
         </w:rPr>
         <w:t xml:space="preserve"> </w:t>
       </w:r>
@@ -2697,8 +2608,8 @@
           <w:rFonts w:ascii="Times New Roman" w:eastAsiaTheme="minorEastAsia" w:hAnsi="Times New Roman" w:cs="Times New Roman"/>
           <w:b/>
           <w:bCs/>
-          <w:sz w:val="32"/>
-          <w:szCs w:val="32"/>
+          <w:sz w:val="28"/>
+          <w:szCs w:val="28"/>
         </w:rPr>
         <w:t>Count</w:t>
       </w:r>
@@ -2708,649 +2619,664 @@
           <w:rFonts w:ascii="Times New Roman" w:eastAsiaTheme="minorEastAsia" w:hAnsi="Times New Roman" w:cs="Times New Roman"/>
           <w:b/>
           <w:bCs/>
-          <w:sz w:val="32"/>
-          <w:szCs w:val="32"/>
+          <w:sz w:val="28"/>
+          <w:szCs w:val="28"/>
         </w:rPr>
         <w:t>)</w:t>
       </w:r>
     </w:p>
     <w:p>
       <w:pPr>
-        <w:spacing w:line="240" w:lineRule="auto"/>
-        <w:ind w:right="-141" w:firstLine="720"/>
-        <w:rPr>
-          <w:rFonts w:ascii="Times New Roman" w:eastAsiaTheme="minorEastAsia" w:hAnsi="Times New Roman" w:cs="Times New Roman"/>
-          <w:sz w:val="32"/>
-          <w:szCs w:val="32"/>
-          <w:lang w:val="ru-BY"/>
-        </w:rPr>
-      </w:pPr>
-      <w:r>
-        <w:rPr>
-          <w:rFonts w:ascii="Times New Roman" w:eastAsiaTheme="minorEastAsia" w:hAnsi="Times New Roman" w:cs="Times New Roman"/>
-          <w:sz w:val="32"/>
-          <w:szCs w:val="32"/>
-          <w:lang w:val="ru-BY"/>
-        </w:rPr>
-        <w:t>Судя</w:t>
-      </w:r>
-      <w:r>
-        <w:rPr>
-          <w:rFonts w:ascii="Times New Roman" w:eastAsiaTheme="minorEastAsia" w:hAnsi="Times New Roman" w:cs="Times New Roman"/>
-          <w:sz w:val="32"/>
-          <w:szCs w:val="32"/>
-          <w:lang w:val="ru-BY"/>
+        <w:spacing w:after="0" w:line="240" w:lineRule="auto"/>
+        <w:ind w:firstLine="709"/>
+        <w:jc w:val="both"/>
+        <w:rPr>
+          <w:rFonts w:ascii="Times New Roman" w:eastAsiaTheme="minorEastAsia" w:hAnsi="Times New Roman" w:cs="Times New Roman"/>
+          <w:sz w:val="28"/>
+          <w:szCs w:val="28"/>
+        </w:rPr>
+      </w:pPr>
+      <w:r>
+        <w:rPr>
+          <w:rFonts w:ascii="Times New Roman" w:eastAsiaTheme="minorEastAsia" w:hAnsi="Times New Roman" w:cs="Times New Roman"/>
+          <w:sz w:val="28"/>
+          <w:szCs w:val="28"/>
+        </w:rPr>
+        <w:t xml:space="preserve">Судя по системному отчёту, параметр </w:t>
+      </w:r>
+      <w:proofErr w:type="spellStart"/>
+      <w:r>
+        <w:rPr>
+          <w:rFonts w:ascii="Times New Roman" w:eastAsiaTheme="minorEastAsia" w:hAnsi="Times New Roman" w:cs="Times New Roman"/>
+          <w:sz w:val="28"/>
+          <w:szCs w:val="28"/>
+        </w:rPr>
+        <w:t>Cycle</w:t>
+      </w:r>
+      <w:proofErr w:type="spellEnd"/>
+      <w:r>
+        <w:rPr>
+          <w:rFonts w:ascii="Times New Roman" w:eastAsiaTheme="minorEastAsia" w:hAnsi="Times New Roman" w:cs="Times New Roman"/>
+          <w:sz w:val="28"/>
+          <w:szCs w:val="28"/>
         </w:rPr>
         <w:t xml:space="preserve"> </w:t>
       </w:r>
-      <w:r>
-        <w:rPr>
-          <w:rFonts w:ascii="Times New Roman" w:eastAsiaTheme="minorEastAsia" w:hAnsi="Times New Roman" w:cs="Times New Roman"/>
-          <w:sz w:val="32"/>
-          <w:szCs w:val="32"/>
-          <w:lang w:val="ru-BY"/>
-        </w:rPr>
-        <w:t>по</w:t>
-      </w:r>
-      <w:r>
-        <w:rPr>
-          <w:rFonts w:ascii="Times New Roman" w:eastAsiaTheme="minorEastAsia" w:hAnsi="Times New Roman" w:cs="Times New Roman"/>
-          <w:sz w:val="32"/>
-          <w:szCs w:val="32"/>
-          <w:lang w:val="ru-BY"/>
+      <w:proofErr w:type="spellStart"/>
+      <w:r>
+        <w:rPr>
+          <w:rFonts w:ascii="Times New Roman" w:eastAsiaTheme="minorEastAsia" w:hAnsi="Times New Roman" w:cs="Times New Roman"/>
+          <w:sz w:val="28"/>
+          <w:szCs w:val="28"/>
+        </w:rPr>
+        <w:t>Count</w:t>
+      </w:r>
+      <w:proofErr w:type="spellEnd"/>
+      <w:r>
+        <w:rPr>
+          <w:rFonts w:ascii="Times New Roman" w:eastAsiaTheme="minorEastAsia" w:hAnsi="Times New Roman" w:cs="Times New Roman"/>
+          <w:sz w:val="28"/>
+          <w:szCs w:val="28"/>
+        </w:rPr>
+        <w:t xml:space="preserve"> не определён. Устройство новое, в использовании находится </w:t>
+      </w:r>
+      <w:r>
+        <w:rPr>
+          <w:rFonts w:ascii="Times New Roman" w:eastAsiaTheme="minorEastAsia" w:hAnsi="Times New Roman" w:cs="Times New Roman"/>
+          <w:sz w:val="28"/>
+          <w:szCs w:val="28"/>
+        </w:rPr>
+        <w:t>чуть больше</w:t>
+      </w:r>
+      <w:r>
+        <w:rPr>
+          <w:rFonts w:ascii="Times New Roman" w:eastAsiaTheme="minorEastAsia" w:hAnsi="Times New Roman" w:cs="Times New Roman"/>
+          <w:sz w:val="28"/>
+          <w:szCs w:val="28"/>
+        </w:rPr>
+        <w:t xml:space="preserve"> месяц</w:t>
+      </w:r>
+      <w:r>
+        <w:rPr>
+          <w:rFonts w:ascii="Times New Roman" w:eastAsiaTheme="minorEastAsia" w:hAnsi="Times New Roman" w:cs="Times New Roman"/>
+          <w:sz w:val="28"/>
+          <w:szCs w:val="28"/>
+        </w:rPr>
+        <w:t>а</w:t>
+      </w:r>
+      <w:r>
+        <w:rPr>
+          <w:rFonts w:ascii="Times New Roman" w:eastAsiaTheme="minorEastAsia" w:hAnsi="Times New Roman" w:cs="Times New Roman"/>
+          <w:sz w:val="28"/>
+          <w:szCs w:val="28"/>
+        </w:rPr>
+        <w:t>, на основе вычисленного химического износа батареи (5.59</w:t>
+      </w:r>
+      <w:r>
+        <w:rPr>
+          <w:rFonts w:ascii="Times New Roman" w:eastAsiaTheme="minorEastAsia" w:hAnsi="Times New Roman" w:cs="Times New Roman"/>
+          <w:sz w:val="28"/>
+          <w:szCs w:val="28"/>
+          <w:lang w:val="ru-RU"/>
         </w:rPr>
         <w:t xml:space="preserve"> </w:t>
       </w:r>
       <w:r>
         <w:rPr>
           <w:rFonts w:ascii="Times New Roman" w:eastAsiaTheme="minorEastAsia" w:hAnsi="Times New Roman" w:cs="Times New Roman"/>
-          <w:sz w:val="32"/>
-          <w:szCs w:val="32"/>
-          <w:lang w:val="ru-BY"/>
-        </w:rPr>
-        <w:t>системному</w:t>
-      </w:r>
-      <w:r>
-        <w:rPr>
-          <w:rFonts w:ascii="Times New Roman" w:eastAsiaTheme="minorEastAsia" w:hAnsi="Times New Roman" w:cs="Times New Roman"/>
-          <w:sz w:val="32"/>
-          <w:szCs w:val="32"/>
-          <w:lang w:val="ru-BY"/>
+          <w:sz w:val="28"/>
+          <w:szCs w:val="28"/>
+        </w:rPr>
+        <w:t>%) можно сделать вывод, что аккумулятор находится в отличном состоянии. Данный износ во многом связан с начальной калибровкой и заводской погрешностью емкости новой батареи.</w:t>
+      </w:r>
+    </w:p>
+    <w:p>
+      <w:pPr>
+        <w:spacing w:after="0" w:line="240" w:lineRule="auto"/>
+        <w:ind w:firstLine="709"/>
+        <w:jc w:val="both"/>
+        <w:rPr>
+          <w:rFonts w:ascii="Times New Roman" w:eastAsiaTheme="minorEastAsia" w:hAnsi="Times New Roman" w:cs="Times New Roman"/>
+          <w:sz w:val="28"/>
+          <w:szCs w:val="28"/>
+        </w:rPr>
+      </w:pPr>
+      <w:r>
+        <w:rPr>
+          <w:rFonts w:ascii="Times New Roman" w:eastAsiaTheme="minorEastAsia" w:hAnsi="Times New Roman" w:cs="Times New Roman"/>
+          <w:sz w:val="28"/>
+          <w:szCs w:val="28"/>
+        </w:rPr>
+        <w:t>Устройство сохранило 94.41</w:t>
+      </w:r>
+      <w:r>
+        <w:rPr>
+          <w:rFonts w:ascii="Times New Roman" w:eastAsiaTheme="minorEastAsia" w:hAnsi="Times New Roman" w:cs="Times New Roman"/>
+          <w:sz w:val="28"/>
+          <w:szCs w:val="28"/>
+          <w:lang w:val="ru-RU"/>
+        </w:rPr>
+        <w:t> </w:t>
+      </w:r>
+      <w:r>
+        <w:rPr>
+          <w:rFonts w:ascii="Times New Roman" w:eastAsiaTheme="minorEastAsia" w:hAnsi="Times New Roman" w:cs="Times New Roman"/>
+          <w:sz w:val="28"/>
+          <w:szCs w:val="28"/>
+        </w:rPr>
+        <w:t>% своей первоначальной емкости. Принимая во внимание, что критическим порогом деградации считается падение емкости до 80</w:t>
+      </w:r>
+      <w:r>
+        <w:rPr>
+          <w:rFonts w:ascii="Times New Roman" w:eastAsiaTheme="minorEastAsia" w:hAnsi="Times New Roman" w:cs="Times New Roman"/>
+          <w:sz w:val="28"/>
+          <w:szCs w:val="28"/>
+          <w:lang w:val="ru-RU"/>
         </w:rPr>
         <w:t xml:space="preserve"> </w:t>
       </w:r>
       <w:r>
         <w:rPr>
           <w:rFonts w:ascii="Times New Roman" w:eastAsiaTheme="minorEastAsia" w:hAnsi="Times New Roman" w:cs="Times New Roman"/>
-          <w:sz w:val="32"/>
-          <w:szCs w:val="32"/>
-          <w:lang w:val="ru-BY"/>
-        </w:rPr>
-        <w:t>отчёту,</w:t>
-      </w:r>
-      <w:r>
-        <w:rPr>
-          <w:rFonts w:ascii="Times New Roman" w:eastAsiaTheme="minorEastAsia" w:hAnsi="Times New Roman" w:cs="Times New Roman"/>
-          <w:sz w:val="32"/>
-          <w:szCs w:val="32"/>
-          <w:lang w:val="ru-BY"/>
+          <w:sz w:val="28"/>
+          <w:szCs w:val="28"/>
+        </w:rPr>
+        <w:t>% (что эквивалентно потере 20</w:t>
+      </w:r>
+      <w:r>
+        <w:rPr>
+          <w:rFonts w:ascii="Times New Roman" w:eastAsiaTheme="minorEastAsia" w:hAnsi="Times New Roman" w:cs="Times New Roman"/>
+          <w:sz w:val="28"/>
+          <w:szCs w:val="28"/>
+          <w:lang w:val="ru-RU"/>
         </w:rPr>
         <w:t xml:space="preserve"> </w:t>
       </w:r>
       <w:r>
         <w:rPr>
           <w:rFonts w:ascii="Times New Roman" w:eastAsiaTheme="minorEastAsia" w:hAnsi="Times New Roman" w:cs="Times New Roman"/>
-          <w:sz w:val="32"/>
-          <w:szCs w:val="32"/>
-          <w:lang w:val="ru-BY"/>
-        </w:rPr>
-        <w:t>параметр</w:t>
-      </w:r>
-      <w:r>
-        <w:rPr>
-          <w:rFonts w:ascii="Times New Roman" w:eastAsiaTheme="minorEastAsia" w:hAnsi="Times New Roman" w:cs="Times New Roman"/>
-          <w:sz w:val="32"/>
-          <w:szCs w:val="32"/>
-          <w:lang w:val="ru-BY"/>
+          <w:sz w:val="28"/>
+          <w:szCs w:val="28"/>
+        </w:rPr>
+        <w:t>%), батарея израсходовала лишь около четверти от своего минимального заложенного ресурса до первой необходимой замены. Оставшегося</w:t>
+      </w:r>
+      <w:r>
+        <w:rPr>
+          <w:rFonts w:ascii="Times New Roman" w:eastAsiaTheme="minorEastAsia" w:hAnsi="Times New Roman" w:cs="Times New Roman"/>
+          <w:sz w:val="28"/>
+          <w:szCs w:val="28"/>
+        </w:rPr>
+        <w:t xml:space="preserve"> запаса прочности аккумулятора при текущем темпе использования гарантированно хватит еще на 2-3 года.</w:t>
+      </w:r>
+    </w:p>
+    <w:p>
+      <w:pPr>
+        <w:spacing w:after="0" w:line="240" w:lineRule="auto"/>
+        <w:jc w:val="center"/>
+        <w:rPr>
+          <w:rFonts w:ascii="Times New Roman" w:eastAsiaTheme="minorEastAsia" w:hAnsi="Times New Roman" w:cs="Times New Roman"/>
+          <w:b/>
+          <w:bCs/>
+          <w:sz w:val="28"/>
+          <w:szCs w:val="28"/>
+          <w:lang w:val="ru-RU"/>
+        </w:rPr>
+      </w:pPr>
+    </w:p>
+    <w:p>
+      <w:pPr>
+        <w:spacing w:after="0" w:line="240" w:lineRule="auto"/>
+        <w:jc w:val="center"/>
+        <w:rPr>
+          <w:rFonts w:ascii="Times New Roman" w:eastAsiaTheme="minorEastAsia" w:hAnsi="Times New Roman" w:cs="Times New Roman"/>
+          <w:b/>
+          <w:bCs/>
+          <w:sz w:val="28"/>
+          <w:szCs w:val="28"/>
+          <w:u w:val="single"/>
+          <w:lang w:val="ru-RU"/>
+        </w:rPr>
+      </w:pPr>
+      <w:r>
+        <w:rPr>
+          <w:rFonts w:ascii="Times New Roman" w:eastAsiaTheme="minorEastAsia" w:hAnsi="Times New Roman" w:cs="Times New Roman"/>
+          <w:b/>
+          <w:bCs/>
+          <w:sz w:val="28"/>
+          <w:szCs w:val="28"/>
+          <w:u w:val="single"/>
+        </w:rPr>
+        <w:t>ТЕХНИКА БЕЗОПАСНОСТИ (ч. 2)</w:t>
+      </w:r>
+    </w:p>
+    <w:p>
+      <w:pPr>
+        <w:spacing w:after="0" w:line="240" w:lineRule="auto"/>
+        <w:jc w:val="center"/>
+        <w:rPr>
+          <w:rFonts w:ascii="Times New Roman" w:eastAsiaTheme="minorEastAsia" w:hAnsi="Times New Roman" w:cs="Times New Roman"/>
+          <w:b/>
+          <w:bCs/>
+          <w:sz w:val="28"/>
+          <w:szCs w:val="28"/>
+          <w:lang w:val="ru-RU"/>
+        </w:rPr>
+      </w:pPr>
+    </w:p>
+    <w:p>
+      <w:pPr>
+        <w:spacing w:after="0" w:line="240" w:lineRule="auto"/>
+        <w:jc w:val="both"/>
+        <w:rPr>
+          <w:rFonts w:ascii="Times New Roman" w:eastAsiaTheme="minorEastAsia" w:hAnsi="Times New Roman" w:cs="Times New Roman"/>
+          <w:b/>
+          <w:bCs/>
+          <w:sz w:val="28"/>
+          <w:szCs w:val="28"/>
+          <w:lang w:val="ru-RU"/>
+        </w:rPr>
+      </w:pPr>
+      <w:r>
+        <w:rPr>
+          <w:rFonts w:ascii="Times New Roman" w:eastAsiaTheme="minorEastAsia" w:hAnsi="Times New Roman" w:cs="Times New Roman"/>
+          <w:b/>
+          <w:bCs/>
+          <w:sz w:val="28"/>
+          <w:szCs w:val="28"/>
+        </w:rPr>
+        <w:t xml:space="preserve">Шаг </w:t>
+      </w:r>
+      <w:r>
+        <w:rPr>
+          <w:rFonts w:ascii="Times New Roman" w:eastAsiaTheme="minorEastAsia" w:hAnsi="Times New Roman" w:cs="Times New Roman"/>
+          <w:b/>
+          <w:bCs/>
+          <w:sz w:val="28"/>
+          <w:szCs w:val="28"/>
+          <w:lang w:val="ru-RU"/>
+        </w:rPr>
+        <w:t>№</w:t>
+      </w:r>
+      <w:r>
+        <w:rPr>
+          <w:rFonts w:ascii="Times New Roman" w:eastAsiaTheme="minorEastAsia" w:hAnsi="Times New Roman" w:cs="Times New Roman"/>
+          <w:b/>
+          <w:bCs/>
+          <w:sz w:val="28"/>
+          <w:szCs w:val="28"/>
+          <w:lang w:val="ru-RU"/>
         </w:rPr>
         <w:t xml:space="preserve"> </w:t>
       </w:r>
+      <w:r>
+        <w:rPr>
+          <w:rFonts w:ascii="Times New Roman" w:eastAsiaTheme="minorEastAsia" w:hAnsi="Times New Roman" w:cs="Times New Roman"/>
+          <w:b/>
+          <w:bCs/>
+          <w:sz w:val="28"/>
+          <w:szCs w:val="28"/>
+        </w:rPr>
+        <w:t>7. Разработка мер защиты от электростатического разряда (ЭСР / ESD)</w:t>
+      </w:r>
+    </w:p>
+    <w:p>
+      <w:pPr>
+        <w:spacing w:after="0" w:line="240" w:lineRule="auto"/>
+        <w:ind w:firstLine="709"/>
+        <w:jc w:val="both"/>
+        <w:rPr>
+          <w:rFonts w:ascii="Times New Roman" w:eastAsiaTheme="minorEastAsia" w:hAnsi="Times New Roman" w:cs="Times New Roman"/>
+          <w:b/>
+          <w:bCs/>
+          <w:sz w:val="28"/>
+          <w:szCs w:val="28"/>
+          <w:lang w:val="ru-RU"/>
+        </w:rPr>
+      </w:pPr>
+      <w:r>
+        <w:rPr>
+          <w:rFonts w:ascii="Times New Roman" w:eastAsiaTheme="minorEastAsia" w:hAnsi="Times New Roman" w:cs="Times New Roman"/>
+          <w:b/>
+          <w:bCs/>
+          <w:sz w:val="28"/>
+          <w:szCs w:val="28"/>
+        </w:rPr>
+        <w:t>Анализ статистики разностей потенциалов:</w:t>
+      </w:r>
+    </w:p>
+    <w:p>
+      <w:pPr>
+        <w:spacing w:after="0" w:line="240" w:lineRule="auto"/>
+        <w:ind w:firstLine="709"/>
+        <w:jc w:val="both"/>
+        <w:rPr>
+          <w:rFonts w:ascii="Times New Roman" w:eastAsiaTheme="minorEastAsia" w:hAnsi="Times New Roman" w:cs="Times New Roman"/>
+          <w:sz w:val="28"/>
+          <w:szCs w:val="28"/>
+          <w:lang w:val="ru-RU"/>
+        </w:rPr>
+      </w:pPr>
+      <w:r>
+        <w:rPr>
+          <w:rFonts w:ascii="Times New Roman" w:eastAsiaTheme="minorEastAsia" w:hAnsi="Times New Roman" w:cs="Times New Roman"/>
+          <w:sz w:val="28"/>
+          <w:szCs w:val="28"/>
+        </w:rPr>
+        <w:t>Человек начинает физически ощущать удар статического тока только</w:t>
+      </w:r>
+      <w:r>
+        <w:rPr>
+          <w:rFonts w:ascii="Times New Roman" w:eastAsiaTheme="minorEastAsia" w:hAnsi="Times New Roman" w:cs="Times New Roman"/>
+          <w:sz w:val="28"/>
+          <w:szCs w:val="28"/>
+          <w:lang w:val="ru-RU"/>
+        </w:rPr>
+        <w:t xml:space="preserve"> </w:t>
+      </w:r>
+      <w:r>
+        <w:rPr>
+          <w:rFonts w:ascii="Times New Roman" w:eastAsiaTheme="minorEastAsia" w:hAnsi="Times New Roman" w:cs="Times New Roman"/>
+          <w:sz w:val="28"/>
+          <w:szCs w:val="28"/>
+        </w:rPr>
+        <w:t xml:space="preserve">тогда, когда </w:t>
+      </w:r>
+      <w:r>
+        <w:rPr>
+          <w:rFonts w:ascii="Times New Roman" w:eastAsiaTheme="minorEastAsia" w:hAnsi="Times New Roman" w:cs="Times New Roman"/>
+          <w:sz w:val="28"/>
+          <w:szCs w:val="28"/>
+          <w:lang w:val="ru-RU"/>
+        </w:rPr>
+        <w:t>разность потенциалов</w:t>
+      </w:r>
+      <w:r>
+        <w:rPr>
+          <w:rFonts w:ascii="Times New Roman" w:eastAsiaTheme="minorEastAsia" w:hAnsi="Times New Roman" w:cs="Times New Roman"/>
+          <w:sz w:val="28"/>
+          <w:szCs w:val="28"/>
+        </w:rPr>
+        <w:t xml:space="preserve"> превышает 3000 В. При этом</w:t>
+      </w:r>
+      <w:r>
+        <w:rPr>
+          <w:rFonts w:ascii="Times New Roman" w:eastAsiaTheme="minorEastAsia" w:hAnsi="Times New Roman" w:cs="Times New Roman"/>
+          <w:sz w:val="28"/>
+          <w:szCs w:val="28"/>
+          <w:lang w:val="ru-RU"/>
+        </w:rPr>
+        <w:t xml:space="preserve"> </w:t>
+      </w:r>
+      <w:r>
+        <w:rPr>
+          <w:rFonts w:ascii="Times New Roman" w:eastAsiaTheme="minorEastAsia" w:hAnsi="Times New Roman" w:cs="Times New Roman"/>
+          <w:sz w:val="28"/>
+          <w:szCs w:val="28"/>
+        </w:rPr>
+        <w:t>современные сверхчувствительные микрочипы (центральный</w:t>
+      </w:r>
+      <w:r>
+        <w:rPr>
+          <w:rFonts w:ascii="Times New Roman" w:eastAsiaTheme="minorEastAsia" w:hAnsi="Times New Roman" w:cs="Times New Roman"/>
+          <w:sz w:val="28"/>
+          <w:szCs w:val="28"/>
+          <w:lang w:val="ru-RU"/>
+        </w:rPr>
+        <w:t xml:space="preserve"> </w:t>
+      </w:r>
+      <w:r>
+        <w:rPr>
+          <w:rFonts w:ascii="Times New Roman" w:eastAsiaTheme="minorEastAsia" w:hAnsi="Times New Roman" w:cs="Times New Roman"/>
+          <w:sz w:val="28"/>
+          <w:szCs w:val="28"/>
+        </w:rPr>
+        <w:t>процессор, чипы оперативной памяти) могут получить необратимые</w:t>
+      </w:r>
+      <w:r>
+        <w:rPr>
+          <w:rFonts w:ascii="Times New Roman" w:eastAsiaTheme="minorEastAsia" w:hAnsi="Times New Roman" w:cs="Times New Roman"/>
+          <w:sz w:val="28"/>
+          <w:szCs w:val="28"/>
+          <w:lang w:val="ru-RU"/>
+        </w:rPr>
+        <w:t xml:space="preserve"> </w:t>
+      </w:r>
       <w:proofErr w:type="spellStart"/>
       <w:r>
         <w:rPr>
           <w:rFonts w:ascii="Times New Roman" w:eastAsiaTheme="minorEastAsia" w:hAnsi="Times New Roman" w:cs="Times New Roman"/>
-          <w:sz w:val="32"/>
-          <w:szCs w:val="32"/>
-          <w:lang w:val="ru-BY"/>
-        </w:rPr>
-        <w:t>Cycle</w:t>
+          <w:sz w:val="28"/>
+          <w:szCs w:val="28"/>
+        </w:rPr>
+        <w:t>микроп</w:t>
+      </w:r>
+      <w:r>
+        <w:rPr>
+          <w:rFonts w:ascii="Times New Roman" w:eastAsiaTheme="minorEastAsia" w:hAnsi="Times New Roman" w:cs="Times New Roman"/>
+          <w:sz w:val="28"/>
+          <w:szCs w:val="28"/>
+          <w:lang w:val="ru-RU"/>
+        </w:rPr>
+        <w:t>робои</w:t>
       </w:r>
       <w:proofErr w:type="spellEnd"/>
       <w:r>
         <w:rPr>
           <w:rFonts w:ascii="Times New Roman" w:eastAsiaTheme="minorEastAsia" w:hAnsi="Times New Roman" w:cs="Times New Roman"/>
-          <w:sz w:val="32"/>
-          <w:szCs w:val="32"/>
-          <w:lang w:val="ru-BY"/>
+          <w:sz w:val="28"/>
+          <w:szCs w:val="28"/>
+        </w:rPr>
+        <w:t xml:space="preserve"> и полностью выйти из строя при разряде всего в</w:t>
+      </w:r>
+      <w:r>
+        <w:rPr>
+          <w:rFonts w:ascii="Times New Roman" w:eastAsiaTheme="minorEastAsia" w:hAnsi="Times New Roman" w:cs="Times New Roman"/>
+          <w:sz w:val="28"/>
+          <w:szCs w:val="28"/>
+          <w:lang w:val="ru-RU"/>
         </w:rPr>
         <w:t xml:space="preserve"> </w:t>
       </w:r>
-      <w:proofErr w:type="spellStart"/>
-      <w:r>
-        <w:rPr>
-          <w:rFonts w:ascii="Times New Roman" w:eastAsiaTheme="minorEastAsia" w:hAnsi="Times New Roman" w:cs="Times New Roman"/>
-          <w:sz w:val="32"/>
-          <w:szCs w:val="32"/>
-          <w:lang w:val="ru-BY"/>
-        </w:rPr>
-        <w:t>Count</w:t>
-      </w:r>
-      <w:proofErr w:type="spellEnd"/>
-      <w:r>
-        <w:rPr>
-          <w:rFonts w:ascii="Times New Roman" w:eastAsiaTheme="minorEastAsia" w:hAnsi="Times New Roman" w:cs="Times New Roman"/>
-          <w:sz w:val="32"/>
-          <w:szCs w:val="32"/>
-          <w:lang w:val="ru-BY"/>
+      <w:r>
+        <w:rPr>
+          <w:rFonts w:ascii="Times New Roman" w:eastAsiaTheme="minorEastAsia" w:hAnsi="Times New Roman" w:cs="Times New Roman"/>
+          <w:sz w:val="28"/>
+          <w:szCs w:val="28"/>
+        </w:rPr>
+        <w:t>30</w:t>
+      </w:r>
+      <w:r>
+        <w:rPr>
+          <w:rFonts w:ascii="Times New Roman" w:eastAsiaTheme="minorEastAsia" w:hAnsi="Times New Roman" w:cs="Times New Roman"/>
+          <w:sz w:val="28"/>
+          <w:szCs w:val="28"/>
+          <w:lang w:val="ru-RU"/>
         </w:rPr>
         <w:t xml:space="preserve"> </w:t>
       </w:r>
       <w:r>
         <w:rPr>
           <w:rFonts w:ascii="Times New Roman" w:eastAsiaTheme="minorEastAsia" w:hAnsi="Times New Roman" w:cs="Times New Roman"/>
-          <w:sz w:val="32"/>
-          <w:szCs w:val="32"/>
-          <w:lang w:val="ru-BY"/>
-        </w:rPr>
-        <w:t>н</w:t>
-      </w:r>
-      <w:r>
-        <w:rPr>
-          <w:rFonts w:ascii="Times New Roman" w:eastAsiaTheme="minorEastAsia" w:hAnsi="Times New Roman" w:cs="Times New Roman"/>
-          <w:sz w:val="32"/>
-          <w:szCs w:val="32"/>
-          <w:lang w:val="ru-BY"/>
-        </w:rPr>
-        <w:t xml:space="preserve">е </w:t>
-      </w:r>
-      <w:r>
-        <w:rPr>
-          <w:rFonts w:ascii="Times New Roman" w:eastAsiaTheme="minorEastAsia" w:hAnsi="Times New Roman" w:cs="Times New Roman"/>
-          <w:sz w:val="32"/>
-          <w:szCs w:val="32"/>
-          <w:lang w:val="ru-BY"/>
-        </w:rPr>
-        <w:t>определён.</w:t>
-      </w:r>
-      <w:r>
-        <w:rPr>
-          <w:rFonts w:ascii="Times New Roman" w:eastAsiaTheme="minorEastAsia" w:hAnsi="Times New Roman" w:cs="Times New Roman"/>
-          <w:sz w:val="32"/>
-          <w:szCs w:val="32"/>
-          <w:lang w:val="ru-BY"/>
-        </w:rPr>
-        <w:t xml:space="preserve"> Устройство новое, в использовании находится </w:t>
-      </w:r>
-      <w:r>
-        <w:rPr>
-          <w:rFonts w:ascii="Times New Roman" w:eastAsiaTheme="minorEastAsia" w:hAnsi="Times New Roman" w:cs="Times New Roman"/>
-          <w:sz w:val="32"/>
-          <w:szCs w:val="32"/>
-          <w:lang w:val="ru-BY"/>
-        </w:rPr>
-        <w:t>чуть больше</w:t>
-      </w:r>
-      <w:r>
-        <w:rPr>
-          <w:rFonts w:ascii="Times New Roman" w:eastAsiaTheme="minorEastAsia" w:hAnsi="Times New Roman" w:cs="Times New Roman"/>
-          <w:sz w:val="32"/>
-          <w:szCs w:val="32"/>
-          <w:lang w:val="ru-BY"/>
-        </w:rPr>
-        <w:t xml:space="preserve"> месяц</w:t>
-      </w:r>
-      <w:r>
-        <w:rPr>
-          <w:rFonts w:ascii="Times New Roman" w:eastAsiaTheme="minorEastAsia" w:hAnsi="Times New Roman" w:cs="Times New Roman"/>
-          <w:sz w:val="32"/>
-          <w:szCs w:val="32"/>
-          <w:lang w:val="ru-BY"/>
-        </w:rPr>
-        <w:t>а</w:t>
-      </w:r>
-      <w:r>
-        <w:rPr>
-          <w:rFonts w:ascii="Times New Roman" w:eastAsiaTheme="minorEastAsia" w:hAnsi="Times New Roman" w:cs="Times New Roman"/>
-          <w:sz w:val="32"/>
-          <w:szCs w:val="32"/>
-          <w:lang w:val="ru-BY"/>
-        </w:rPr>
-        <w:t>,</w:t>
-      </w:r>
-      <w:r>
-        <w:rPr>
-          <w:rFonts w:ascii="Times New Roman" w:eastAsiaTheme="minorEastAsia" w:hAnsi="Times New Roman" w:cs="Times New Roman"/>
-          <w:sz w:val="32"/>
-          <w:szCs w:val="32"/>
-          <w:lang w:val="ru-BY"/>
-        </w:rPr>
-        <w:t xml:space="preserve"> на основе вычисленного химического износа батареи (5.59%) можно сделать вывод, что аккумулятор находится в отличном состоянии. Данный износ</w:t>
-      </w:r>
-      <w:r>
-        <w:rPr>
-          <w:rFonts w:ascii="Times New Roman" w:eastAsiaTheme="minorEastAsia" w:hAnsi="Times New Roman" w:cs="Times New Roman"/>
-          <w:sz w:val="32"/>
-          <w:szCs w:val="32"/>
-          <w:lang w:val="ru-BY"/>
+          <w:sz w:val="28"/>
+          <w:szCs w:val="28"/>
+        </w:rPr>
+        <w:t>В. Из-за этой скрытой угрозы проведение</w:t>
+      </w:r>
+      <w:r>
+        <w:rPr>
+          <w:rFonts w:ascii="Times New Roman" w:eastAsiaTheme="minorEastAsia" w:hAnsi="Times New Roman" w:cs="Times New Roman"/>
+          <w:sz w:val="28"/>
+          <w:szCs w:val="28"/>
+          <w:lang w:val="ru-RU"/>
         </w:rPr>
         <w:t xml:space="preserve"> </w:t>
       </w:r>
       <w:r>
         <w:rPr>
           <w:rFonts w:ascii="Times New Roman" w:eastAsiaTheme="minorEastAsia" w:hAnsi="Times New Roman" w:cs="Times New Roman"/>
-          <w:sz w:val="32"/>
-          <w:szCs w:val="32"/>
-          <w:lang w:val="ru-BY"/>
-        </w:rPr>
-        <w:t>во многом связан с начальной калибровкой и заводской погрешностью емкости новой батареи.</w:t>
-      </w:r>
-    </w:p>
-    <w:p>
-      <w:pPr>
-        <w:spacing w:line="240" w:lineRule="auto"/>
-        <w:ind w:firstLine="720"/>
-        <w:rPr>
-          <w:rFonts w:ascii="Times New Roman" w:eastAsiaTheme="minorEastAsia" w:hAnsi="Times New Roman" w:cs="Times New Roman"/>
-          <w:sz w:val="32"/>
-          <w:szCs w:val="32"/>
-          <w:lang w:val="ru-BY"/>
-        </w:rPr>
-      </w:pPr>
-      <w:r>
-        <w:rPr>
-          <w:rFonts w:ascii="Times New Roman" w:eastAsiaTheme="minorEastAsia" w:hAnsi="Times New Roman" w:cs="Times New Roman"/>
-          <w:sz w:val="32"/>
-          <w:szCs w:val="32"/>
-          <w:lang w:val="ru-BY"/>
-        </w:rPr>
-        <w:t>Устройство сохранило 94.41%</w:t>
-      </w:r>
-      <w:r>
-        <w:rPr>
-          <w:rFonts w:ascii="Times New Roman" w:eastAsiaTheme="minorEastAsia" w:hAnsi="Times New Roman" w:cs="Times New Roman"/>
-          <w:sz w:val="32"/>
-          <w:szCs w:val="32"/>
-          <w:lang w:val="ru-BY"/>
-        </w:rPr>
-        <w:t xml:space="preserve"> своей первоначальной емкости. Принимая во внимание, что критическим порогом деградации считается падение емкости до 80% (что эквивалентно потере 20%), батарея </w:t>
-      </w:r>
-      <w:r>
-        <w:rPr>
-          <w:rFonts w:ascii="Times New Roman" w:eastAsiaTheme="minorEastAsia" w:hAnsi="Times New Roman" w:cs="Times New Roman"/>
-          <w:sz w:val="32"/>
-          <w:szCs w:val="32"/>
-          <w:lang w:val="ru-BY"/>
+          <w:sz w:val="28"/>
+          <w:szCs w:val="28"/>
+        </w:rPr>
+        <w:t>профилактических</w:t>
+      </w:r>
+      <w:r>
+        <w:rPr>
+          <w:rFonts w:ascii="Times New Roman" w:eastAsiaTheme="minorEastAsia" w:hAnsi="Times New Roman" w:cs="Times New Roman"/>
+          <w:sz w:val="28"/>
+          <w:szCs w:val="28"/>
+          <w:lang w:val="ru-RU"/>
+        </w:rPr>
+        <w:t xml:space="preserve"> </w:t>
+      </w:r>
+      <w:r>
+        <w:rPr>
+          <w:rFonts w:ascii="Times New Roman" w:eastAsiaTheme="minorEastAsia" w:hAnsi="Times New Roman" w:cs="Times New Roman"/>
+          <w:sz w:val="28"/>
+          <w:szCs w:val="28"/>
+        </w:rPr>
+        <w:t>работ требует строгого соблюдения правил безопасности.</w:t>
+      </w:r>
+    </w:p>
+    <w:p>
+      <w:pPr>
+        <w:spacing w:after="0" w:line="240" w:lineRule="auto"/>
+        <w:ind w:firstLine="709"/>
+        <w:jc w:val="both"/>
+        <w:rPr>
+          <w:rFonts w:ascii="Times New Roman" w:eastAsiaTheme="minorEastAsia" w:hAnsi="Times New Roman" w:cs="Times New Roman"/>
+          <w:b/>
+          <w:bCs/>
+          <w:sz w:val="28"/>
+          <w:szCs w:val="28"/>
+          <w:lang w:val="ru-RU"/>
+        </w:rPr>
+      </w:pPr>
+    </w:p>
+    <w:p>
+      <w:pPr>
+        <w:spacing w:after="0" w:line="240" w:lineRule="auto"/>
+        <w:ind w:firstLine="709"/>
+        <w:jc w:val="both"/>
+        <w:rPr>
+          <w:rFonts w:ascii="Times New Roman" w:eastAsiaTheme="minorEastAsia" w:hAnsi="Times New Roman" w:cs="Times New Roman"/>
+          <w:b/>
+          <w:bCs/>
+          <w:sz w:val="28"/>
+          <w:szCs w:val="28"/>
+          <w:lang w:val="ru-RU"/>
+        </w:rPr>
+      </w:pPr>
+    </w:p>
+    <w:p>
+      <w:pPr>
+        <w:spacing w:after="0" w:line="240" w:lineRule="auto"/>
+        <w:ind w:firstLine="709"/>
+        <w:jc w:val="both"/>
+        <w:rPr>
+          <w:rFonts w:ascii="Times New Roman" w:eastAsiaTheme="minorEastAsia" w:hAnsi="Times New Roman" w:cs="Times New Roman"/>
+          <w:b/>
+          <w:bCs/>
+          <w:sz w:val="28"/>
+          <w:szCs w:val="28"/>
+          <w:lang w:val="ru-RU"/>
+        </w:rPr>
+      </w:pPr>
+    </w:p>
+    <w:p>
+      <w:pPr>
+        <w:spacing w:after="0" w:line="240" w:lineRule="auto"/>
+        <w:ind w:firstLine="709"/>
+        <w:jc w:val="both"/>
+        <w:rPr>
+          <w:rFonts w:ascii="Times New Roman" w:eastAsiaTheme="minorEastAsia" w:hAnsi="Times New Roman" w:cs="Times New Roman"/>
+          <w:b/>
+          <w:bCs/>
+          <w:sz w:val="28"/>
+          <w:szCs w:val="28"/>
+          <w:lang w:val="ru-RU"/>
+        </w:rPr>
+      </w:pPr>
+    </w:p>
+    <w:p>
+      <w:pPr>
+        <w:spacing w:after="0" w:line="240" w:lineRule="auto"/>
+        <w:ind w:firstLine="709"/>
+        <w:jc w:val="both"/>
+        <w:rPr>
+          <w:rFonts w:ascii="Times New Roman" w:eastAsiaTheme="minorEastAsia" w:hAnsi="Times New Roman" w:cs="Times New Roman"/>
+          <w:b/>
+          <w:bCs/>
+          <w:sz w:val="28"/>
+          <w:szCs w:val="28"/>
+          <w:lang w:val="ru-RU"/>
+        </w:rPr>
+      </w:pPr>
+    </w:p>
+    <w:p>
+      <w:pPr>
+        <w:spacing w:after="0" w:line="240" w:lineRule="auto"/>
+        <w:ind w:firstLine="709"/>
+        <w:jc w:val="both"/>
+        <w:rPr>
+          <w:rFonts w:ascii="Times New Roman" w:eastAsiaTheme="minorEastAsia" w:hAnsi="Times New Roman" w:cs="Times New Roman"/>
+          <w:b/>
+          <w:bCs/>
+          <w:sz w:val="28"/>
+          <w:szCs w:val="28"/>
+          <w:lang w:val="ru-RU"/>
+        </w:rPr>
+      </w:pPr>
+    </w:p>
+    <w:p>
+      <w:pPr>
+        <w:spacing w:after="0" w:line="240" w:lineRule="auto"/>
+        <w:ind w:firstLine="709"/>
+        <w:jc w:val="both"/>
+        <w:rPr>
+          <w:rFonts w:ascii="Times New Roman" w:eastAsiaTheme="minorEastAsia" w:hAnsi="Times New Roman" w:cs="Times New Roman"/>
+          <w:b/>
+          <w:bCs/>
+          <w:sz w:val="28"/>
+          <w:szCs w:val="28"/>
+          <w:lang w:val="ru-RU"/>
+        </w:rPr>
+      </w:pPr>
+    </w:p>
+    <w:p>
+      <w:pPr>
+        <w:spacing w:after="0" w:line="240" w:lineRule="auto"/>
+        <w:ind w:firstLine="709"/>
+        <w:jc w:val="both"/>
+        <w:rPr>
+          <w:rFonts w:ascii="Times New Roman" w:eastAsiaTheme="minorEastAsia" w:hAnsi="Times New Roman" w:cs="Times New Roman"/>
+          <w:b/>
+          <w:bCs/>
+          <w:sz w:val="28"/>
+          <w:szCs w:val="28"/>
+          <w:lang w:val="ru-RU"/>
+        </w:rPr>
+      </w:pPr>
+    </w:p>
+    <w:p>
+      <w:pPr>
+        <w:spacing w:after="0" w:line="240" w:lineRule="auto"/>
+        <w:ind w:firstLine="709"/>
+        <w:jc w:val="both"/>
+        <w:rPr>
+          <w:rFonts w:ascii="Times New Roman" w:eastAsiaTheme="minorEastAsia" w:hAnsi="Times New Roman" w:cs="Times New Roman"/>
+          <w:sz w:val="28"/>
+          <w:szCs w:val="28"/>
+        </w:rPr>
+      </w:pPr>
+      <w:r>
+        <w:rPr>
+          <w:rFonts w:ascii="Times New Roman" w:eastAsiaTheme="minorEastAsia" w:hAnsi="Times New Roman" w:cs="Times New Roman"/>
+          <w:b/>
+          <w:bCs/>
+          <w:sz w:val="28"/>
+          <w:szCs w:val="28"/>
         </w:rPr>
         <w:lastRenderedPageBreak/>
-        <w:t>израсходовала лишь около четверти от своего минимального заложенного ресурса до первой необходимой замены. Оставшегося</w:t>
-      </w:r>
-      <w:r>
-        <w:rPr>
-          <w:rFonts w:ascii="Times New Roman" w:eastAsiaTheme="minorEastAsia" w:hAnsi="Times New Roman" w:cs="Times New Roman"/>
-          <w:sz w:val="32"/>
-          <w:szCs w:val="32"/>
-          <w:lang w:val="ru-BY"/>
-        </w:rPr>
-        <w:t xml:space="preserve"> </w:t>
-      </w:r>
-      <w:r>
-        <w:rPr>
-          <w:rFonts w:ascii="Times New Roman" w:eastAsiaTheme="minorEastAsia" w:hAnsi="Times New Roman" w:cs="Times New Roman"/>
-          <w:sz w:val="32"/>
-          <w:szCs w:val="32"/>
-          <w:lang w:val="ru-BY"/>
-        </w:rPr>
-        <w:t>запаса прочности аккумулятора при текущем темпе использо</w:t>
-      </w:r>
-      <w:r>
-        <w:rPr>
-          <w:rFonts w:ascii="Times New Roman" w:eastAsiaTheme="minorEastAsia" w:hAnsi="Times New Roman" w:cs="Times New Roman"/>
-          <w:sz w:val="32"/>
-          <w:szCs w:val="32"/>
-          <w:lang w:val="ru-BY"/>
-        </w:rPr>
-        <w:t>вания гарантированно хватит еще на 2-3 года.</w:t>
-      </w:r>
-    </w:p>
-    <w:p>
-      <w:pPr>
-        <w:spacing w:line="240" w:lineRule="auto"/>
-        <w:ind w:hanging="567"/>
-        <w:jc w:val="center"/>
-        <w:rPr>
-          <w:rFonts w:ascii="Times New Roman" w:eastAsiaTheme="minorEastAsia" w:hAnsi="Times New Roman" w:cs="Times New Roman"/>
-          <w:b/>
-          <w:bCs/>
-          <w:sz w:val="32"/>
-          <w:szCs w:val="32"/>
-          <w:lang w:val="ru-BY"/>
-        </w:rPr>
-      </w:pPr>
-      <w:r>
-        <w:rPr>
-          <w:rFonts w:ascii="Times New Roman" w:eastAsiaTheme="minorEastAsia" w:hAnsi="Times New Roman" w:cs="Times New Roman"/>
-          <w:b/>
-          <w:bCs/>
-          <w:sz w:val="32"/>
-          <w:szCs w:val="32"/>
-          <w:lang w:val="ru-BY"/>
-        </w:rPr>
-        <w:t xml:space="preserve">--- </w:t>
-      </w:r>
-      <w:r>
-        <w:rPr>
-          <w:rFonts w:ascii="Times New Roman" w:eastAsiaTheme="minorEastAsia" w:hAnsi="Times New Roman" w:cs="Times New Roman"/>
-          <w:b/>
-          <w:bCs/>
-          <w:sz w:val="32"/>
-          <w:szCs w:val="32"/>
-          <w:lang w:val="ru-BY"/>
-        </w:rPr>
-        <w:t>ТЕХНИКА БЕЗОПАСНОСТИ (ч. 2)</w:t>
-      </w:r>
-      <w:r>
-        <w:rPr>
-          <w:rFonts w:ascii="Times New Roman" w:eastAsiaTheme="minorEastAsia" w:hAnsi="Times New Roman" w:cs="Times New Roman"/>
-          <w:b/>
-          <w:bCs/>
-          <w:sz w:val="32"/>
-          <w:szCs w:val="32"/>
-          <w:lang w:val="ru-BY"/>
-        </w:rPr>
-        <w:t xml:space="preserve"> ---</w:t>
-      </w:r>
-    </w:p>
-    <w:p>
-      <w:pPr>
-        <w:spacing w:line="240" w:lineRule="auto"/>
-        <w:ind w:firstLine="720"/>
-        <w:rPr>
-          <w:rFonts w:ascii="Times New Roman" w:eastAsiaTheme="minorEastAsia" w:hAnsi="Times New Roman" w:cs="Times New Roman"/>
-          <w:b/>
-          <w:bCs/>
-          <w:sz w:val="32"/>
-          <w:szCs w:val="32"/>
-          <w:lang w:val="ru-RU"/>
-        </w:rPr>
-      </w:pPr>
-      <w:r>
-        <w:rPr>
-          <w:rFonts w:ascii="Times New Roman" w:eastAsiaTheme="minorEastAsia" w:hAnsi="Times New Roman" w:cs="Times New Roman"/>
-          <w:b/>
-          <w:bCs/>
-          <w:sz w:val="32"/>
-          <w:szCs w:val="32"/>
-        </w:rPr>
-        <w:t xml:space="preserve">Шаг </w:t>
-      </w:r>
-      <w:r>
-        <w:rPr>
-          <w:rFonts w:ascii="Times New Roman" w:eastAsiaTheme="minorEastAsia" w:hAnsi="Times New Roman" w:cs="Times New Roman"/>
-          <w:b/>
-          <w:bCs/>
-          <w:sz w:val="32"/>
-          <w:szCs w:val="32"/>
-          <w:lang w:val="ru-RU"/>
-        </w:rPr>
-        <w:t>№</w:t>
-      </w:r>
-      <w:r>
-        <w:rPr>
-          <w:rFonts w:ascii="Times New Roman" w:eastAsiaTheme="minorEastAsia" w:hAnsi="Times New Roman" w:cs="Times New Roman"/>
-          <w:b/>
-          <w:bCs/>
-          <w:sz w:val="32"/>
-          <w:szCs w:val="32"/>
-        </w:rPr>
-        <w:t>7. Разработка мер защиты от электростатического разряда (ЭСР / ESD)</w:t>
-      </w:r>
-    </w:p>
-    <w:p>
-      <w:pPr>
-        <w:spacing w:line="240" w:lineRule="auto"/>
-        <w:ind w:firstLine="720"/>
-        <w:rPr>
-          <w:rFonts w:ascii="Times New Roman" w:eastAsiaTheme="minorEastAsia" w:hAnsi="Times New Roman" w:cs="Times New Roman"/>
-          <w:b/>
-          <w:bCs/>
-          <w:sz w:val="32"/>
-          <w:szCs w:val="32"/>
-          <w:lang w:val="ru-RU"/>
-        </w:rPr>
-      </w:pPr>
-      <w:r>
-        <w:rPr>
-          <w:rFonts w:ascii="Times New Roman" w:eastAsiaTheme="minorEastAsia" w:hAnsi="Times New Roman" w:cs="Times New Roman"/>
-          <w:b/>
-          <w:bCs/>
-          <w:sz w:val="32"/>
-          <w:szCs w:val="32"/>
-        </w:rPr>
-        <w:t>Анализ статистики разностей потенциалов:</w:t>
-      </w:r>
-    </w:p>
-    <w:p>
-      <w:pPr>
-        <w:spacing w:line="240" w:lineRule="auto"/>
-        <w:ind w:firstLine="720"/>
-        <w:rPr>
-          <w:rFonts w:ascii="Times New Roman" w:eastAsiaTheme="minorEastAsia" w:hAnsi="Times New Roman" w:cs="Times New Roman"/>
-          <w:sz w:val="32"/>
-          <w:szCs w:val="32"/>
-          <w:lang w:val="ru-RU"/>
-        </w:rPr>
-      </w:pPr>
-      <w:r>
-        <w:rPr>
-          <w:rFonts w:ascii="Times New Roman" w:eastAsiaTheme="minorEastAsia" w:hAnsi="Times New Roman" w:cs="Times New Roman"/>
-          <w:sz w:val="32"/>
-          <w:szCs w:val="32"/>
-        </w:rPr>
-        <w:t>Человек начинает физически ощущать удар статического тока только</w:t>
-      </w:r>
-      <w:r>
-        <w:rPr>
-          <w:rFonts w:ascii="Times New Roman" w:eastAsiaTheme="minorEastAsia" w:hAnsi="Times New Roman" w:cs="Times New Roman"/>
-          <w:sz w:val="32"/>
-          <w:szCs w:val="32"/>
-          <w:lang w:val="ru-RU"/>
-        </w:rPr>
-        <w:t xml:space="preserve"> </w:t>
-      </w:r>
-      <w:r>
-        <w:rPr>
-          <w:rFonts w:ascii="Times New Roman" w:eastAsiaTheme="minorEastAsia" w:hAnsi="Times New Roman" w:cs="Times New Roman"/>
-          <w:sz w:val="32"/>
-          <w:szCs w:val="32"/>
-        </w:rPr>
-        <w:t xml:space="preserve">тогда, когда </w:t>
-      </w:r>
-      <w:r>
-        <w:rPr>
-          <w:rFonts w:ascii="Times New Roman" w:eastAsiaTheme="minorEastAsia" w:hAnsi="Times New Roman" w:cs="Times New Roman"/>
-          <w:sz w:val="32"/>
-          <w:szCs w:val="32"/>
-          <w:lang w:val="ru-RU"/>
-        </w:rPr>
-        <w:t>разность потенциалов</w:t>
-      </w:r>
-      <w:r>
-        <w:rPr>
-          <w:rFonts w:ascii="Times New Roman" w:eastAsiaTheme="minorEastAsia" w:hAnsi="Times New Roman" w:cs="Times New Roman"/>
-          <w:sz w:val="32"/>
-          <w:szCs w:val="32"/>
-        </w:rPr>
-        <w:t xml:space="preserve"> превышает 3000 В. При этом</w:t>
-      </w:r>
-      <w:r>
-        <w:rPr>
-          <w:rFonts w:ascii="Times New Roman" w:eastAsiaTheme="minorEastAsia" w:hAnsi="Times New Roman" w:cs="Times New Roman"/>
-          <w:sz w:val="32"/>
-          <w:szCs w:val="32"/>
-          <w:lang w:val="ru-RU"/>
-        </w:rPr>
-        <w:t xml:space="preserve"> </w:t>
-      </w:r>
-      <w:r>
-        <w:rPr>
-          <w:rFonts w:ascii="Times New Roman" w:eastAsiaTheme="minorEastAsia" w:hAnsi="Times New Roman" w:cs="Times New Roman"/>
-          <w:sz w:val="32"/>
-          <w:szCs w:val="32"/>
-        </w:rPr>
-        <w:t>современные сверхчувствительные микрочипы (центральный</w:t>
-      </w:r>
-      <w:r>
-        <w:rPr>
-          <w:rFonts w:ascii="Times New Roman" w:eastAsiaTheme="minorEastAsia" w:hAnsi="Times New Roman" w:cs="Times New Roman"/>
-          <w:sz w:val="32"/>
-          <w:szCs w:val="32"/>
-          <w:lang w:val="ru-RU"/>
-        </w:rPr>
-        <w:t xml:space="preserve"> </w:t>
-      </w:r>
-      <w:r>
-        <w:rPr>
-          <w:rFonts w:ascii="Times New Roman" w:eastAsiaTheme="minorEastAsia" w:hAnsi="Times New Roman" w:cs="Times New Roman"/>
-          <w:sz w:val="32"/>
-          <w:szCs w:val="32"/>
-        </w:rPr>
-        <w:t>процессор, чипы оперативной памяти) могут получить необратимые</w:t>
-      </w:r>
-      <w:r>
-        <w:rPr>
-          <w:rFonts w:ascii="Times New Roman" w:eastAsiaTheme="minorEastAsia" w:hAnsi="Times New Roman" w:cs="Times New Roman"/>
-          <w:sz w:val="32"/>
-          <w:szCs w:val="32"/>
-          <w:lang w:val="ru-RU"/>
-        </w:rPr>
-        <w:t xml:space="preserve"> </w:t>
-      </w:r>
-      <w:proofErr w:type="spellStart"/>
-      <w:r>
-        <w:rPr>
-          <w:rFonts w:ascii="Times New Roman" w:eastAsiaTheme="minorEastAsia" w:hAnsi="Times New Roman" w:cs="Times New Roman"/>
-          <w:sz w:val="32"/>
-          <w:szCs w:val="32"/>
-        </w:rPr>
-        <w:t>микроп</w:t>
-      </w:r>
-      <w:r>
-        <w:rPr>
-          <w:rFonts w:ascii="Times New Roman" w:eastAsiaTheme="minorEastAsia" w:hAnsi="Times New Roman" w:cs="Times New Roman"/>
-          <w:sz w:val="32"/>
-          <w:szCs w:val="32"/>
-          <w:lang w:val="ru-RU"/>
-        </w:rPr>
-        <w:t>робои</w:t>
-      </w:r>
-      <w:proofErr w:type="spellEnd"/>
-      <w:r>
-        <w:rPr>
-          <w:rFonts w:ascii="Times New Roman" w:eastAsiaTheme="minorEastAsia" w:hAnsi="Times New Roman" w:cs="Times New Roman"/>
-          <w:sz w:val="32"/>
-          <w:szCs w:val="32"/>
-        </w:rPr>
-        <w:t xml:space="preserve"> и полностью выйти из строя при разряде всего в</w:t>
-      </w:r>
-      <w:r>
-        <w:rPr>
-          <w:rFonts w:ascii="Times New Roman" w:eastAsiaTheme="minorEastAsia" w:hAnsi="Times New Roman" w:cs="Times New Roman"/>
-          <w:sz w:val="32"/>
-          <w:szCs w:val="32"/>
-          <w:lang w:val="ru-RU"/>
-        </w:rPr>
-        <w:t xml:space="preserve"> </w:t>
-      </w:r>
-      <w:r>
-        <w:rPr>
-          <w:rFonts w:ascii="Times New Roman" w:eastAsiaTheme="minorEastAsia" w:hAnsi="Times New Roman" w:cs="Times New Roman"/>
-          <w:sz w:val="32"/>
-          <w:szCs w:val="32"/>
-        </w:rPr>
-        <w:t>30</w:t>
-      </w:r>
-      <w:r>
-        <w:rPr>
-          <w:rFonts w:ascii="Times New Roman" w:eastAsiaTheme="minorEastAsia" w:hAnsi="Times New Roman" w:cs="Times New Roman"/>
-          <w:sz w:val="32"/>
-          <w:szCs w:val="32"/>
-          <w:lang w:val="ru-RU"/>
-        </w:rPr>
-        <w:t xml:space="preserve"> </w:t>
-      </w:r>
-      <w:r>
-        <w:rPr>
-          <w:rFonts w:ascii="Times New Roman" w:eastAsiaTheme="minorEastAsia" w:hAnsi="Times New Roman" w:cs="Times New Roman"/>
-          <w:sz w:val="32"/>
-          <w:szCs w:val="32"/>
-        </w:rPr>
-        <w:t>В. Из-за этой скрытой угрозы проведение</w:t>
-      </w:r>
-      <w:r>
-        <w:rPr>
-          <w:rFonts w:ascii="Times New Roman" w:eastAsiaTheme="minorEastAsia" w:hAnsi="Times New Roman" w:cs="Times New Roman"/>
-          <w:sz w:val="32"/>
-          <w:szCs w:val="32"/>
-          <w:lang w:val="ru-RU"/>
-        </w:rPr>
-        <w:t xml:space="preserve"> </w:t>
-      </w:r>
-      <w:r>
-        <w:rPr>
-          <w:rFonts w:ascii="Times New Roman" w:eastAsiaTheme="minorEastAsia" w:hAnsi="Times New Roman" w:cs="Times New Roman"/>
-          <w:sz w:val="32"/>
-          <w:szCs w:val="32"/>
-        </w:rPr>
-        <w:t>профилактических</w:t>
-      </w:r>
-      <w:r>
-        <w:rPr>
-          <w:rFonts w:ascii="Times New Roman" w:eastAsiaTheme="minorEastAsia" w:hAnsi="Times New Roman" w:cs="Times New Roman"/>
-          <w:sz w:val="32"/>
-          <w:szCs w:val="32"/>
-          <w:lang w:val="ru-RU"/>
-        </w:rPr>
-        <w:t xml:space="preserve"> </w:t>
-      </w:r>
-      <w:r>
-        <w:rPr>
-          <w:rFonts w:ascii="Times New Roman" w:eastAsiaTheme="minorEastAsia" w:hAnsi="Times New Roman" w:cs="Times New Roman"/>
-          <w:sz w:val="32"/>
-          <w:szCs w:val="32"/>
-        </w:rPr>
-        <w:t>работ требует строгого соблюдения правил безопасности.</w:t>
-      </w:r>
-    </w:p>
-    <w:p>
-      <w:pPr>
-        <w:spacing w:line="240" w:lineRule="auto"/>
-        <w:ind w:firstLine="720"/>
-        <w:rPr>
-          <w:rFonts w:ascii="Times New Roman" w:eastAsiaTheme="minorEastAsia" w:hAnsi="Times New Roman" w:cs="Times New Roman"/>
-          <w:sz w:val="32"/>
-          <w:szCs w:val="32"/>
-          <w:lang w:val="ru-BY"/>
-        </w:rPr>
-      </w:pPr>
-      <w:r>
-        <w:rPr>
-          <w:rFonts w:ascii="Times New Roman" w:eastAsiaTheme="minorEastAsia" w:hAnsi="Times New Roman" w:cs="Times New Roman"/>
-          <w:b/>
-          <w:bCs/>
-          <w:sz w:val="32"/>
-          <w:szCs w:val="32"/>
-          <w:lang w:val="ru-BY"/>
-        </w:rPr>
         <w:t>Чек-лист инженера для защиты от ЭСР (перед вскрытием корпуса):</w:t>
       </w:r>
     </w:p>
@@ -3361,33 +3287,64 @@
           <w:ilvl w:val="0"/>
           <w:numId w:val="12"/>
         </w:numPr>
-        <w:spacing w:line="240" w:lineRule="auto"/>
-        <w:rPr>
-          <w:rFonts w:ascii="Times New Roman" w:eastAsiaTheme="minorEastAsia" w:hAnsi="Times New Roman" w:cs="Times New Roman"/>
-          <w:sz w:val="32"/>
-          <w:szCs w:val="32"/>
-          <w:lang w:val="ru-BY"/>
-        </w:rPr>
-      </w:pPr>
-      <w:r>
-        <w:rPr>
-          <w:rFonts w:ascii="Times New Roman" w:eastAsiaTheme="minorEastAsia" w:hAnsi="Times New Roman" w:cs="Times New Roman"/>
-          <w:b/>
-          <w:bCs/>
-          <w:sz w:val="32"/>
-          <w:szCs w:val="32"/>
-          <w:lang w:val="ru-BY"/>
-        </w:rPr>
-        <w:t>Антистатический браслет:</w:t>
-      </w:r>
-      <w:r>
-        <w:rPr>
-          <w:rFonts w:ascii="Times New Roman" w:eastAsiaTheme="minorEastAsia" w:hAnsi="Times New Roman" w:cs="Times New Roman"/>
-          <w:sz w:val="32"/>
-          <w:szCs w:val="32"/>
-          <w:lang w:val="ru-BY"/>
-        </w:rPr>
-        <w:t xml:space="preserve"> Надеть браслет на запястье и подключить его заземляющий провод к контуру заземления или неокрашенной металлической части корпуса оборудования.</w:t>
+        <w:tabs>
+          <w:tab w:val="left" w:pos="851"/>
+        </w:tabs>
+        <w:spacing w:after="0" w:line="240" w:lineRule="auto"/>
+        <w:ind w:left="0" w:firstLine="567"/>
+        <w:jc w:val="both"/>
+        <w:rPr>
+          <w:rFonts w:ascii="Times New Roman" w:eastAsiaTheme="minorEastAsia" w:hAnsi="Times New Roman" w:cs="Times New Roman"/>
+          <w:sz w:val="28"/>
+          <w:szCs w:val="28"/>
+        </w:rPr>
+      </w:pPr>
+      <w:r>
+        <w:rPr>
+          <w:rFonts w:ascii="Times New Roman" w:eastAsiaTheme="minorEastAsia" w:hAnsi="Times New Roman" w:cs="Times New Roman"/>
+          <w:b/>
+          <w:bCs/>
+          <w:sz w:val="28"/>
+          <w:szCs w:val="28"/>
+        </w:rPr>
+        <w:t>Антистатический браслет</w:t>
+      </w:r>
+      <w:proofErr w:type="gramStart"/>
+      <w:r>
+        <w:rPr>
+          <w:rFonts w:ascii="Times New Roman" w:eastAsiaTheme="minorEastAsia" w:hAnsi="Times New Roman" w:cs="Times New Roman"/>
+          <w:b/>
+          <w:bCs/>
+          <w:sz w:val="28"/>
+          <w:szCs w:val="28"/>
+        </w:rPr>
+        <w:t>:</w:t>
+      </w:r>
+      <w:r>
+        <w:rPr>
+          <w:rFonts w:ascii="Times New Roman" w:eastAsiaTheme="minorEastAsia" w:hAnsi="Times New Roman" w:cs="Times New Roman"/>
+          <w:sz w:val="28"/>
+          <w:szCs w:val="28"/>
+          <w:lang w:val="ru-RU"/>
+        </w:rPr>
+        <w:t xml:space="preserve"> </w:t>
+      </w:r>
+      <w:r>
+        <w:rPr>
+          <w:rFonts w:ascii="Times New Roman" w:eastAsiaTheme="minorEastAsia" w:hAnsi="Times New Roman" w:cs="Times New Roman"/>
+          <w:sz w:val="28"/>
+          <w:szCs w:val="28"/>
+        </w:rPr>
+        <w:t>Надеть</w:t>
+      </w:r>
+      <w:proofErr w:type="gramEnd"/>
+      <w:r>
+        <w:rPr>
+          <w:rFonts w:ascii="Times New Roman" w:eastAsiaTheme="minorEastAsia" w:hAnsi="Times New Roman" w:cs="Times New Roman"/>
+          <w:sz w:val="28"/>
+          <w:szCs w:val="28"/>
+        </w:rPr>
+        <w:t xml:space="preserve"> браслет на запястье и подключить его заземляющий провод к контуру заземления или неокрашенной металлической части корпуса оборудования.</w:t>
       </w:r>
     </w:p>
     <w:p>
@@ -3397,33 +3354,55 @@
           <w:ilvl w:val="0"/>
           <w:numId w:val="12"/>
         </w:numPr>
-        <w:spacing w:line="240" w:lineRule="auto"/>
-        <w:rPr>
-          <w:rFonts w:ascii="Times New Roman" w:eastAsiaTheme="minorEastAsia" w:hAnsi="Times New Roman" w:cs="Times New Roman"/>
-          <w:sz w:val="32"/>
-          <w:szCs w:val="32"/>
-          <w:lang w:val="ru-BY"/>
-        </w:rPr>
-      </w:pPr>
-      <w:r>
-        <w:rPr>
-          <w:rFonts w:ascii="Times New Roman" w:eastAsiaTheme="minorEastAsia" w:hAnsi="Times New Roman" w:cs="Times New Roman"/>
-          <w:b/>
-          <w:bCs/>
-          <w:sz w:val="32"/>
-          <w:szCs w:val="32"/>
-          <w:lang w:val="ru-BY"/>
-        </w:rPr>
-        <w:t>Антистатический коврик:</w:t>
-      </w:r>
-      <w:r>
-        <w:rPr>
-          <w:rFonts w:ascii="Times New Roman" w:eastAsiaTheme="minorEastAsia" w:hAnsi="Times New Roman" w:cs="Times New Roman"/>
-          <w:sz w:val="32"/>
-          <w:szCs w:val="32"/>
-          <w:lang w:val="ru-BY"/>
-        </w:rPr>
-        <w:t xml:space="preserve"> Разложить коврик на рабочем столе и надежно заземлить его, чтобы выровнять потенциалы между столом, инструментами и компонентами ПК.</w:t>
+        <w:tabs>
+          <w:tab w:val="left" w:pos="851"/>
+        </w:tabs>
+        <w:spacing w:after="0" w:line="240" w:lineRule="auto"/>
+        <w:ind w:left="0" w:firstLine="567"/>
+        <w:jc w:val="both"/>
+        <w:rPr>
+          <w:rFonts w:ascii="Times New Roman" w:eastAsiaTheme="minorEastAsia" w:hAnsi="Times New Roman" w:cs="Times New Roman"/>
+          <w:sz w:val="28"/>
+          <w:szCs w:val="28"/>
+        </w:rPr>
+      </w:pPr>
+      <w:r>
+        <w:rPr>
+          <w:rFonts w:ascii="Times New Roman" w:eastAsiaTheme="minorEastAsia" w:hAnsi="Times New Roman" w:cs="Times New Roman"/>
+          <w:b/>
+          <w:bCs/>
+          <w:sz w:val="28"/>
+          <w:szCs w:val="28"/>
+        </w:rPr>
+        <w:t>Антистатический коврик</w:t>
+      </w:r>
+      <w:proofErr w:type="gramStart"/>
+      <w:r>
+        <w:rPr>
+          <w:rFonts w:ascii="Times New Roman" w:eastAsiaTheme="minorEastAsia" w:hAnsi="Times New Roman" w:cs="Times New Roman"/>
+          <w:b/>
+          <w:bCs/>
+          <w:sz w:val="28"/>
+          <w:szCs w:val="28"/>
+        </w:rPr>
+        <w:t>:</w:t>
+      </w:r>
+      <w:r>
+        <w:rPr>
+          <w:rFonts w:ascii="Times New Roman" w:eastAsiaTheme="minorEastAsia" w:hAnsi="Times New Roman" w:cs="Times New Roman"/>
+          <w:sz w:val="28"/>
+          <w:szCs w:val="28"/>
+        </w:rPr>
+        <w:t xml:space="preserve"> Разложить</w:t>
+      </w:r>
+      <w:proofErr w:type="gramEnd"/>
+      <w:r>
+        <w:rPr>
+          <w:rFonts w:ascii="Times New Roman" w:eastAsiaTheme="minorEastAsia" w:hAnsi="Times New Roman" w:cs="Times New Roman"/>
+          <w:sz w:val="28"/>
+          <w:szCs w:val="28"/>
+        </w:rPr>
+        <w:t xml:space="preserve"> коврик на рабочем столе и надежно заземлить его, чтобы выровнять потенциалы между столом, инструментами и компонентами ПК.</w:t>
       </w:r>
     </w:p>
     <w:p>
@@ -3433,33 +3412,55 @@
           <w:ilvl w:val="0"/>
           <w:numId w:val="12"/>
         </w:numPr>
-        <w:spacing w:line="240" w:lineRule="auto"/>
-        <w:rPr>
-          <w:rFonts w:ascii="Times New Roman" w:eastAsiaTheme="minorEastAsia" w:hAnsi="Times New Roman" w:cs="Times New Roman"/>
-          <w:sz w:val="32"/>
-          <w:szCs w:val="32"/>
-          <w:lang w:val="ru-BY"/>
-        </w:rPr>
-      </w:pPr>
-      <w:r>
-        <w:rPr>
-          <w:rFonts w:ascii="Times New Roman" w:eastAsiaTheme="minorEastAsia" w:hAnsi="Times New Roman" w:cs="Times New Roman"/>
-          <w:b/>
-          <w:bCs/>
-          <w:sz w:val="32"/>
-          <w:szCs w:val="32"/>
-          <w:lang w:val="ru-BY"/>
-        </w:rPr>
-        <w:t>Правило снятия статики касанием:</w:t>
-      </w:r>
-      <w:r>
-        <w:rPr>
-          <w:rFonts w:ascii="Times New Roman" w:eastAsiaTheme="minorEastAsia" w:hAnsi="Times New Roman" w:cs="Times New Roman"/>
-          <w:sz w:val="32"/>
-          <w:szCs w:val="32"/>
-          <w:lang w:val="ru-BY"/>
-        </w:rPr>
-        <w:t xml:space="preserve"> Перед прикосновением к внутренним платам обязательно коснуться рукой неокрашенной металлической части корпуса заземленного системного блока.</w:t>
+        <w:tabs>
+          <w:tab w:val="left" w:pos="851"/>
+        </w:tabs>
+        <w:spacing w:after="0" w:line="240" w:lineRule="auto"/>
+        <w:ind w:left="0" w:firstLine="567"/>
+        <w:jc w:val="both"/>
+        <w:rPr>
+          <w:rFonts w:ascii="Times New Roman" w:eastAsiaTheme="minorEastAsia" w:hAnsi="Times New Roman" w:cs="Times New Roman"/>
+          <w:sz w:val="28"/>
+          <w:szCs w:val="28"/>
+        </w:rPr>
+      </w:pPr>
+      <w:r>
+        <w:rPr>
+          <w:rFonts w:ascii="Times New Roman" w:eastAsiaTheme="minorEastAsia" w:hAnsi="Times New Roman" w:cs="Times New Roman"/>
+          <w:b/>
+          <w:bCs/>
+          <w:sz w:val="28"/>
+          <w:szCs w:val="28"/>
+        </w:rPr>
+        <w:t>Правило снятия статики касанием</w:t>
+      </w:r>
+      <w:proofErr w:type="gramStart"/>
+      <w:r>
+        <w:rPr>
+          <w:rFonts w:ascii="Times New Roman" w:eastAsiaTheme="minorEastAsia" w:hAnsi="Times New Roman" w:cs="Times New Roman"/>
+          <w:b/>
+          <w:bCs/>
+          <w:sz w:val="28"/>
+          <w:szCs w:val="28"/>
+        </w:rPr>
+        <w:t>:</w:t>
+      </w:r>
+      <w:r>
+        <w:rPr>
+          <w:rFonts w:ascii="Times New Roman" w:eastAsiaTheme="minorEastAsia" w:hAnsi="Times New Roman" w:cs="Times New Roman"/>
+          <w:sz w:val="28"/>
+          <w:szCs w:val="28"/>
+        </w:rPr>
+        <w:t xml:space="preserve"> Перед</w:t>
+      </w:r>
+      <w:proofErr w:type="gramEnd"/>
+      <w:r>
+        <w:rPr>
+          <w:rFonts w:ascii="Times New Roman" w:eastAsiaTheme="minorEastAsia" w:hAnsi="Times New Roman" w:cs="Times New Roman"/>
+          <w:sz w:val="28"/>
+          <w:szCs w:val="28"/>
+        </w:rPr>
+        <w:t xml:space="preserve"> прикосновением к внутренним платам обязательно коснуться рукой неокрашенной металлической части корпуса заземленного системного блока.</w:t>
       </w:r>
     </w:p>
     <w:p>
@@ -3469,44 +3470,60 @@
           <w:ilvl w:val="0"/>
           <w:numId w:val="12"/>
         </w:numPr>
-        <w:spacing w:line="240" w:lineRule="auto"/>
-        <w:rPr>
-          <w:rFonts w:ascii="Times New Roman" w:eastAsiaTheme="minorEastAsia" w:hAnsi="Times New Roman" w:cs="Times New Roman"/>
-          <w:sz w:val="32"/>
-          <w:szCs w:val="32"/>
-          <w:lang w:val="ru-BY"/>
-        </w:rPr>
-      </w:pPr>
-      <w:r>
-        <w:rPr>
-          <w:rFonts w:ascii="Times New Roman" w:eastAsiaTheme="minorEastAsia" w:hAnsi="Times New Roman" w:cs="Times New Roman"/>
-          <w:b/>
-          <w:bCs/>
-          <w:sz w:val="32"/>
-          <w:szCs w:val="32"/>
-          <w:lang w:val="ru-BY"/>
-        </w:rPr>
-        <w:t>Специализированная упаковка:</w:t>
-      </w:r>
-      <w:r>
-        <w:rPr>
-          <w:rFonts w:ascii="Times New Roman" w:eastAsiaTheme="minorEastAsia" w:hAnsi="Times New Roman" w:cs="Times New Roman"/>
-          <w:sz w:val="32"/>
-          <w:szCs w:val="32"/>
-          <w:lang w:val="ru-BY"/>
-        </w:rPr>
-        <w:t xml:space="preserve"> Хранить и транспортировать любые снятые электронные платы (материнскую плату, ОЗУ, видеокарту) строго в антистатических пакетах.</w:t>
+        <w:tabs>
+          <w:tab w:val="left" w:pos="851"/>
+        </w:tabs>
+        <w:spacing w:after="0" w:line="240" w:lineRule="auto"/>
+        <w:ind w:left="0" w:firstLine="567"/>
+        <w:jc w:val="both"/>
+        <w:rPr>
+          <w:rFonts w:ascii="Times New Roman" w:eastAsiaTheme="minorEastAsia" w:hAnsi="Times New Roman" w:cs="Times New Roman"/>
+          <w:sz w:val="28"/>
+          <w:szCs w:val="28"/>
+        </w:rPr>
+      </w:pPr>
+      <w:r>
+        <w:rPr>
+          <w:rFonts w:ascii="Times New Roman" w:eastAsiaTheme="minorEastAsia" w:hAnsi="Times New Roman" w:cs="Times New Roman"/>
+          <w:b/>
+          <w:bCs/>
+          <w:sz w:val="28"/>
+          <w:szCs w:val="28"/>
+        </w:rPr>
+        <w:t>Специализированная упаковка</w:t>
+      </w:r>
+      <w:proofErr w:type="gramStart"/>
+      <w:r>
+        <w:rPr>
+          <w:rFonts w:ascii="Times New Roman" w:eastAsiaTheme="minorEastAsia" w:hAnsi="Times New Roman" w:cs="Times New Roman"/>
+          <w:b/>
+          <w:bCs/>
+          <w:sz w:val="28"/>
+          <w:szCs w:val="28"/>
+        </w:rPr>
+        <w:t>:</w:t>
+      </w:r>
+      <w:r>
+        <w:rPr>
+          <w:rFonts w:ascii="Times New Roman" w:eastAsiaTheme="minorEastAsia" w:hAnsi="Times New Roman" w:cs="Times New Roman"/>
+          <w:sz w:val="28"/>
+          <w:szCs w:val="28"/>
+        </w:rPr>
+        <w:t xml:space="preserve"> Хранить</w:t>
+      </w:r>
+      <w:proofErr w:type="gramEnd"/>
+      <w:r>
+        <w:rPr>
+          <w:rFonts w:ascii="Times New Roman" w:eastAsiaTheme="minorEastAsia" w:hAnsi="Times New Roman" w:cs="Times New Roman"/>
+          <w:sz w:val="28"/>
+          <w:szCs w:val="28"/>
+        </w:rPr>
+        <w:t xml:space="preserve"> и транспортировать любые снятые электронные платы (материнскую плату, ОЗУ, видеокарту) строго в антистатических пакетах.</w:t>
       </w:r>
     </w:p>
     <w:sectPr>
-      <w:headerReference w:type="even" r:id="rId9"/>
-      <w:headerReference w:type="default" r:id="rId10"/>
-      <w:footerReference w:type="even" r:id="rId11"/>
-      <w:footerReference w:type="default" r:id="rId12"/>
-      <w:headerReference w:type="first" r:id="rId13"/>
-      <w:footerReference w:type="first" r:id="rId14"/>
       <w:pgSz w:w="11906" w:h="16838"/>
-      <w:pgMar w:top="851" w:right="707" w:bottom="0" w:left="1276" w:header="708" w:footer="708" w:gutter="0"/>
+      <w:pgMar w:top="1134" w:right="851" w:bottom="1134" w:left="1701" w:header="0" w:footer="0" w:gutter="0"/>
       <w:cols w:space="708"/>
       <w:docGrid w:linePitch="360"/>
     </w:sectPr>
@@ -3539,36 +3556,6 @@
 </w:endnotes>
 </file>
 
-<file path=word/footer1.xml><?xml version="1.0" encoding="utf-8"?>
-<w:ftr xmlns:wpc="http://schemas.microsoft.com/office/word/2010/wordprocessingCanvas" xmlns:cx="http://schemas.microsoft.com/office/drawing/2014/chartex" xmlns:cx1="http://schemas.microsoft.com/office/drawing/2015/9/8/chartex" xmlns:cx2="http://schemas.microsoft.com/office/drawing/2015/10/21/chartex" xmlns:cx3="http://schemas.microsoft.com/office/drawing/2016/5/9/chartex" xmlns:cx4="http://schemas.microsoft.com/office/drawing/2016/5/10/chartex" xmlns:cx5="http://schemas.microsoft.com/office/drawing/2016/5/11/chartex" xmlns:cx6="http://schemas.microsoft.com/office/drawing/2016/5/12/chartex" xmlns:cx7="http://schemas.microsoft.com/office/drawing/2016/5/13/chartex" xmlns:cx8="http://schemas.microsoft.com/office/drawing/2016/5/14/chartex" xmlns:mc="http://schemas.openxmlformats.org/markup-compatibility/2006" xmlns:aink="http://schemas.microsoft.com/office/drawing/2016/ink" xmlns:am3d="http://schemas.microsoft.com/office/drawing/2017/model3d" xmlns:o="urn:schemas-microsoft-com:office:office" xmlns:oel="http://schemas.microsoft.com/office/2019/extlst" xmlns:r="http://schemas.openxmlformats.org/officeDocument/2006/relationships" xmlns:m="http://schemas.openxmlformats.org/officeDocument/2006/math" xmlns:v="urn:schemas-microsoft-com:vml" xmlns:wp14="http://schemas.microsoft.com/office/word/2010/wordprocessingDrawing" xmlns:wp="http://schemas.openxmlformats.org/drawingml/2006/wordprocessingDrawing" xmlns:w10="urn:schemas-microsoft-com:office:word" xmlns:w="http://schemas.openxmlformats.org/wordprocessingml/2006/main" xmlns:w14="http://schemas.microsoft.com/office/word/2010/wordml" xmlns:w15="http://schemas.microsoft.com/office/word/2012/wordml" xmlns:w16cex="http://schemas.microsoft.com/office/word/2018/wordml/cex" xmlns:w16cid="http://schemas.microsoft.com/office/word/2016/wordml/cid" xmlns:w16="http://schemas.microsoft.com/office/word/2018/wordml" xmlns:w16du="http://schemas.microsoft.com/office/word/2023/wordml/word16du" xmlns:w16sdtdh="http://schemas.microsoft.com/office/word/2020/wordml/sdtdatahash" xmlns:w16sdtfl="http://schemas.microsoft.com/office/word/2024/wordml/sdtformatlock" xmlns:w16se="http://schemas.microsoft.com/office/word/2015/wordml/symex" xmlns:wpg="http://schemas.microsoft.com/office/word/2010/wordprocessingGroup" xmlns:wpi="http://schemas.microsoft.com/office/word/2010/wordprocessingInk" xmlns:wne="http://schemas.microsoft.com/office/word/2006/wordml" xmlns:wps="http://schemas.microsoft.com/office/word/2010/wordprocessingShape" mc:Ignorable="w14 w15 w16se w16cid w16 w16cex w16sdtdh w16sdtfl w16du wp14">
-  <w:p>
-    <w:pPr>
-      <w:pStyle w:val="af"/>
-    </w:pPr>
-  </w:p>
-</w:ftr>
-</file>
-
-<file path=word/footer2.xml><?xml version="1.0" encoding="utf-8"?>
-<w:ftr xmlns:wpc="http://schemas.microsoft.com/office/word/2010/wordprocessingCanvas" xmlns:cx="http://schemas.microsoft.com/office/drawing/2014/chartex" xmlns:cx1="http://schemas.microsoft.com/office/drawing/2015/9/8/chartex" xmlns:cx2="http://schemas.microsoft.com/office/drawing/2015/10/21/chartex" xmlns:cx3="http://schemas.microsoft.com/office/drawing/2016/5/9/chartex" xmlns:cx4="http://schemas.microsoft.com/office/drawing/2016/5/10/chartex" xmlns:cx5="http://schemas.microsoft.com/office/drawing/2016/5/11/chartex" xmlns:cx6="http://schemas.microsoft.com/office/drawing/2016/5/12/chartex" xmlns:cx7="http://schemas.microsoft.com/office/drawing/2016/5/13/chartex" xmlns:cx8="http://schemas.microsoft.com/office/drawing/2016/5/14/chartex" xmlns:mc="http://schemas.openxmlformats.org/markup-compatibility/2006" xmlns:aink="http://schemas.microsoft.com/office/drawing/2016/ink" xmlns:am3d="http://schemas.microsoft.com/office/drawing/2017/model3d" xmlns:o="urn:schemas-microsoft-com:office:office" xmlns:oel="http://schemas.microsoft.com/office/2019/extlst" xmlns:r="http://schemas.openxmlformats.org/officeDocument/2006/relationships" xmlns:m="http://schemas.openxmlformats.org/officeDocument/2006/math" xmlns:v="urn:schemas-microsoft-com:vml" xmlns:wp14="http://schemas.microsoft.com/office/word/2010/wordprocessingDrawing" xmlns:wp="http://schemas.openxmlformats.org/drawingml/2006/wordprocessingDrawing" xmlns:w10="urn:schemas-microsoft-com:office:word" xmlns:w="http://schemas.openxmlformats.org/wordprocessingml/2006/main" xmlns:w14="http://schemas.microsoft.com/office/word/2010/wordml" xmlns:w15="http://schemas.microsoft.com/office/word/2012/wordml" xmlns:w16cex="http://schemas.microsoft.com/office/word/2018/wordml/cex" xmlns:w16cid="http://schemas.microsoft.com/office/word/2016/wordml/cid" xmlns:w16="http://schemas.microsoft.com/office/word/2018/wordml" xmlns:w16du="http://schemas.microsoft.com/office/word/2023/wordml/word16du" xmlns:w16sdtdh="http://schemas.microsoft.com/office/word/2020/wordml/sdtdatahash" xmlns:w16sdtfl="http://schemas.microsoft.com/office/word/2024/wordml/sdtformatlock" xmlns:w16se="http://schemas.microsoft.com/office/word/2015/wordml/symex" xmlns:wpg="http://schemas.microsoft.com/office/word/2010/wordprocessingGroup" xmlns:wpi="http://schemas.microsoft.com/office/word/2010/wordprocessingInk" xmlns:wne="http://schemas.microsoft.com/office/word/2006/wordml" xmlns:wps="http://schemas.microsoft.com/office/word/2010/wordprocessingShape" mc:Ignorable="w14 w15 w16se w16cid w16 w16cex w16sdtdh w16sdtfl w16du wp14">
-  <w:p>
-    <w:pPr>
-      <w:pStyle w:val="af"/>
-    </w:pPr>
-  </w:p>
-</w:ftr>
-</file>
-
-<file path=word/footer3.xml><?xml version="1.0" encoding="utf-8"?>
-<w:ftr xmlns:wpc="http://schemas.microsoft.com/office/word/2010/wordprocessingCanvas" xmlns:cx="http://schemas.microsoft.com/office/drawing/2014/chartex" xmlns:cx1="http://schemas.microsoft.com/office/drawing/2015/9/8/chartex" xmlns:cx2="http://schemas.microsoft.com/office/drawing/2015/10/21/chartex" xmlns:cx3="http://schemas.microsoft.com/office/drawing/2016/5/9/chartex" xmlns:cx4="http://schemas.microsoft.com/office/drawing/2016/5/10/chartex" xmlns:cx5="http://schemas.microsoft.com/office/drawing/2016/5/11/chartex" xmlns:cx6="http://schemas.microsoft.com/office/drawing/2016/5/12/chartex" xmlns:cx7="http://schemas.microsoft.com/office/drawing/2016/5/13/chartex" xmlns:cx8="http://schemas.microsoft.com/office/drawing/2016/5/14/chartex" xmlns:mc="http://schemas.openxmlformats.org/markup-compatibility/2006" xmlns:aink="http://schemas.microsoft.com/office/drawing/2016/ink" xmlns:am3d="http://schemas.microsoft.com/office/drawing/2017/model3d" xmlns:o="urn:schemas-microsoft-com:office:office" xmlns:oel="http://schemas.microsoft.com/office/2019/extlst" xmlns:r="http://schemas.openxmlformats.org/officeDocument/2006/relationships" xmlns:m="http://schemas.openxmlformats.org/officeDocument/2006/math" xmlns:v="urn:schemas-microsoft-com:vml" xmlns:wp14="http://schemas.microsoft.com/office/word/2010/wordprocessingDrawing" xmlns:wp="http://schemas.openxmlformats.org/drawingml/2006/wordprocessingDrawing" xmlns:w10="urn:schemas-microsoft-com:office:word" xmlns:w="http://schemas.openxmlformats.org/wordprocessingml/2006/main" xmlns:w14="http://schemas.microsoft.com/office/word/2010/wordml" xmlns:w15="http://schemas.microsoft.com/office/word/2012/wordml" xmlns:w16cex="http://schemas.microsoft.com/office/word/2018/wordml/cex" xmlns:w16cid="http://schemas.microsoft.com/office/word/2016/wordml/cid" xmlns:w16="http://schemas.microsoft.com/office/word/2018/wordml" xmlns:w16du="http://schemas.microsoft.com/office/word/2023/wordml/word16du" xmlns:w16sdtdh="http://schemas.microsoft.com/office/word/2020/wordml/sdtdatahash" xmlns:w16sdtfl="http://schemas.microsoft.com/office/word/2024/wordml/sdtformatlock" xmlns:w16se="http://schemas.microsoft.com/office/word/2015/wordml/symex" xmlns:wpg="http://schemas.microsoft.com/office/word/2010/wordprocessingGroup" xmlns:wpi="http://schemas.microsoft.com/office/word/2010/wordprocessingInk" xmlns:wne="http://schemas.microsoft.com/office/word/2006/wordml" xmlns:wps="http://schemas.microsoft.com/office/word/2010/wordprocessingShape" mc:Ignorable="w14 w15 w16se w16cid w16 w16cex w16sdtdh w16sdtfl w16du wp14">
-  <w:p>
-    <w:pPr>
-      <w:pStyle w:val="af"/>
-    </w:pPr>
-  </w:p>
-</w:ftr>
-</file>
-
 <file path=word/footnotes.xml><?xml version="1.0" encoding="utf-8"?>
 <w:footnotes xmlns:wpc="http://schemas.microsoft.com/office/word/2010/wordprocessingCanvas" xmlns:cx="http://schemas.microsoft.com/office/drawing/2014/chartex" xmlns:cx1="http://schemas.microsoft.com/office/drawing/2015/9/8/chartex" xmlns:cx2="http://schemas.microsoft.com/office/drawing/2015/10/21/chartex" xmlns:cx3="http://schemas.microsoft.com/office/drawing/2016/5/9/chartex" xmlns:cx4="http://schemas.microsoft.com/office/drawing/2016/5/10/chartex" xmlns:cx5="http://schemas.microsoft.com/office/drawing/2016/5/11/chartex" xmlns:cx6="http://schemas.microsoft.com/office/drawing/2016/5/12/chartex" xmlns:cx7="http://schemas.microsoft.com/office/drawing/2016/5/13/chartex" xmlns:cx8="http://schemas.microsoft.com/office/drawing/2016/5/14/chartex" xmlns:mc="http://schemas.openxmlformats.org/markup-compatibility/2006" xmlns:aink="http://schemas.microsoft.com/office/drawing/2016/ink" xmlns:am3d="http://schemas.microsoft.com/office/drawing/2017/model3d" xmlns:o="urn:schemas-microsoft-com:office:office" xmlns:oel="http://schemas.microsoft.com/office/2019/extlst" xmlns:r="http://schemas.openxmlformats.org/officeDocument/2006/relationships" xmlns:m="http://schemas.openxmlformats.org/officeDocument/2006/math" xmlns:v="urn:schemas-microsoft-com:vml" xmlns:wp14="http://schemas.microsoft.com/office/word/2010/wordprocessingDrawing" xmlns:wp="http://schemas.openxmlformats.org/drawingml/2006/wordprocessingDrawing" xmlns:w10="urn:schemas-microsoft-com:office:word" xmlns:w="http://schemas.openxmlformats.org/wordprocessingml/2006/main" xmlns:w14="http://schemas.microsoft.com/office/word/2010/wordml" xmlns:w15="http://schemas.microsoft.com/office/word/2012/wordml" xmlns:w16cex="http://schemas.microsoft.com/office/word/2018/wordml/cex" xmlns:w16cid="http://schemas.microsoft.com/office/word/2016/wordml/cid" xmlns:w16="http://schemas.microsoft.com/office/word/2018/wordml" xmlns:w16du="http://schemas.microsoft.com/office/word/2023/wordml/word16du" xmlns:w16sdtdh="http://schemas.microsoft.com/office/word/2020/wordml/sdtdatahash" xmlns:w16sdtfl="http://schemas.microsoft.com/office/word/2024/wordml/sdtformatlock" xmlns:w16se="http://schemas.microsoft.com/office/word/2015/wordml/symex" xmlns:wpg="http://schemas.microsoft.com/office/word/2010/wordprocessingGroup" xmlns:wpi="http://schemas.microsoft.com/office/word/2010/wordprocessingInk" xmlns:wne="http://schemas.microsoft.com/office/word/2006/wordml" xmlns:wps="http://schemas.microsoft.com/office/word/2010/wordprocessingShape" mc:Ignorable="w14 w15 w16se w16cid w16 w16cex w16sdtdh w16sdtfl w16du wp14">
   <w:footnote w:type="separator" w:id="-1">
@@ -3592,36 +3579,6 @@
     </w:p>
   </w:footnote>
 </w:footnotes>
-</file>
-
-<file path=word/header1.xml><?xml version="1.0" encoding="utf-8"?>
-<w:hdr xmlns:wpc="http://schemas.microsoft.com/office/word/2010/wordprocessingCanvas" xmlns:cx="http://schemas.microsoft.com/office/drawing/2014/chartex" xmlns:cx1="http://schemas.microsoft.com/office/drawing/2015/9/8/chartex" xmlns:cx2="http://schemas.microsoft.com/office/drawing/2015/10/21/chartex" xmlns:cx3="http://schemas.microsoft.com/office/drawing/2016/5/9/chartex" xmlns:cx4="http://schemas.microsoft.com/office/drawing/2016/5/10/chartex" xmlns:cx5="http://schemas.microsoft.com/office/drawing/2016/5/11/chartex" xmlns:cx6="http://schemas.microsoft.com/office/drawing/2016/5/12/chartex" xmlns:cx7="http://schemas.microsoft.com/office/drawing/2016/5/13/chartex" xmlns:cx8="http://schemas.microsoft.com/office/drawing/2016/5/14/chartex" xmlns:mc="http://schemas.openxmlformats.org/markup-compatibility/2006" xmlns:aink="http://schemas.microsoft.com/office/drawing/2016/ink" xmlns:am3d="http://schemas.microsoft.com/office/drawing/2017/model3d" xmlns:o="urn:schemas-microsoft-com:office:office" xmlns:oel="http://schemas.microsoft.com/office/2019/extlst" xmlns:r="http://schemas.openxmlformats.org/officeDocument/2006/relationships" xmlns:m="http://schemas.openxmlformats.org/officeDocument/2006/math" xmlns:v="urn:schemas-microsoft-com:vml" xmlns:wp14="http://schemas.microsoft.com/office/word/2010/wordprocessingDrawing" xmlns:wp="http://schemas.openxmlformats.org/drawingml/2006/wordprocessingDrawing" xmlns:w10="urn:schemas-microsoft-com:office:word" xmlns:w="http://schemas.openxmlformats.org/wordprocessingml/2006/main" xmlns:w14="http://schemas.microsoft.com/office/word/2010/wordml" xmlns:w15="http://schemas.microsoft.com/office/word/2012/wordml" xmlns:w16cex="http://schemas.microsoft.com/office/word/2018/wordml/cex" xmlns:w16cid="http://schemas.microsoft.com/office/word/2016/wordml/cid" xmlns:w16="http://schemas.microsoft.com/office/word/2018/wordml" xmlns:w16du="http://schemas.microsoft.com/office/word/2023/wordml/word16du" xmlns:w16sdtdh="http://schemas.microsoft.com/office/word/2020/wordml/sdtdatahash" xmlns:w16sdtfl="http://schemas.microsoft.com/office/word/2024/wordml/sdtformatlock" xmlns:w16se="http://schemas.microsoft.com/office/word/2015/wordml/symex" xmlns:wpg="http://schemas.microsoft.com/office/word/2010/wordprocessingGroup" xmlns:wpi="http://schemas.microsoft.com/office/word/2010/wordprocessingInk" xmlns:wne="http://schemas.microsoft.com/office/word/2006/wordml" xmlns:wps="http://schemas.microsoft.com/office/word/2010/wordprocessingShape" mc:Ignorable="w14 w15 w16se w16cid w16 w16cex w16sdtdh w16sdtfl w16du wp14">
-  <w:p>
-    <w:pPr>
-      <w:pStyle w:val="ad"/>
-    </w:pPr>
-  </w:p>
-</w:hdr>
-</file>
-
-<file path=word/header2.xml><?xml version="1.0" encoding="utf-8"?>
-<w:hdr xmlns:wpc="http://schemas.microsoft.com/office/word/2010/wordprocessingCanvas" xmlns:cx="http://schemas.microsoft.com/office/drawing/2014/chartex" xmlns:cx1="http://schemas.microsoft.com/office/drawing/2015/9/8/chartex" xmlns:cx2="http://schemas.microsoft.com/office/drawing/2015/10/21/chartex" xmlns:cx3="http://schemas.microsoft.com/office/drawing/2016/5/9/chartex" xmlns:cx4="http://schemas.microsoft.com/office/drawing/2016/5/10/chartex" xmlns:cx5="http://schemas.microsoft.com/office/drawing/2016/5/11/chartex" xmlns:cx6="http://schemas.microsoft.com/office/drawing/2016/5/12/chartex" xmlns:cx7="http://schemas.microsoft.com/office/drawing/2016/5/13/chartex" xmlns:cx8="http://schemas.microsoft.com/office/drawing/2016/5/14/chartex" xmlns:mc="http://schemas.openxmlformats.org/markup-compatibility/2006" xmlns:aink="http://schemas.microsoft.com/office/drawing/2016/ink" xmlns:am3d="http://schemas.microsoft.com/office/drawing/2017/model3d" xmlns:o="urn:schemas-microsoft-com:office:office" xmlns:oel="http://schemas.microsoft.com/office/2019/extlst" xmlns:r="http://schemas.openxmlformats.org/officeDocument/2006/relationships" xmlns:m="http://schemas.openxmlformats.org/officeDocument/2006/math" xmlns:v="urn:schemas-microsoft-com:vml" xmlns:wp14="http://schemas.microsoft.com/office/word/2010/wordprocessingDrawing" xmlns:wp="http://schemas.openxmlformats.org/drawingml/2006/wordprocessingDrawing" xmlns:w10="urn:schemas-microsoft-com:office:word" xmlns:w="http://schemas.openxmlformats.org/wordprocessingml/2006/main" xmlns:w14="http://schemas.microsoft.com/office/word/2010/wordml" xmlns:w15="http://schemas.microsoft.com/office/word/2012/wordml" xmlns:w16cex="http://schemas.microsoft.com/office/word/2018/wordml/cex" xmlns:w16cid="http://schemas.microsoft.com/office/word/2016/wordml/cid" xmlns:w16="http://schemas.microsoft.com/office/word/2018/wordml" xmlns:w16du="http://schemas.microsoft.com/office/word/2023/wordml/word16du" xmlns:w16sdtdh="http://schemas.microsoft.com/office/word/2020/wordml/sdtdatahash" xmlns:w16sdtfl="http://schemas.microsoft.com/office/word/2024/wordml/sdtformatlock" xmlns:w16se="http://schemas.microsoft.com/office/word/2015/wordml/symex" xmlns:wpg="http://schemas.microsoft.com/office/word/2010/wordprocessingGroup" xmlns:wpi="http://schemas.microsoft.com/office/word/2010/wordprocessingInk" xmlns:wne="http://schemas.microsoft.com/office/word/2006/wordml" xmlns:wps="http://schemas.microsoft.com/office/word/2010/wordprocessingShape" mc:Ignorable="w14 w15 w16se w16cid w16 w16cex w16sdtdh w16sdtfl w16du wp14">
-  <w:p>
-    <w:pPr>
-      <w:pStyle w:val="ad"/>
-    </w:pPr>
-  </w:p>
-</w:hdr>
-</file>
-
-<file path=word/header3.xml><?xml version="1.0" encoding="utf-8"?>
-<w:hdr xmlns:wpc="http://schemas.microsoft.com/office/word/2010/wordprocessingCanvas" xmlns:cx="http://schemas.microsoft.com/office/drawing/2014/chartex" xmlns:cx1="http://schemas.microsoft.com/office/drawing/2015/9/8/chartex" xmlns:cx2="http://schemas.microsoft.com/office/drawing/2015/10/21/chartex" xmlns:cx3="http://schemas.microsoft.com/office/drawing/2016/5/9/chartex" xmlns:cx4="http://schemas.microsoft.com/office/drawing/2016/5/10/chartex" xmlns:cx5="http://schemas.microsoft.com/office/drawing/2016/5/11/chartex" xmlns:cx6="http://schemas.microsoft.com/office/drawing/2016/5/12/chartex" xmlns:cx7="http://schemas.microsoft.com/office/drawing/2016/5/13/chartex" xmlns:cx8="http://schemas.microsoft.com/office/drawing/2016/5/14/chartex" xmlns:mc="http://schemas.openxmlformats.org/markup-compatibility/2006" xmlns:aink="http://schemas.microsoft.com/office/drawing/2016/ink" xmlns:am3d="http://schemas.microsoft.com/office/drawing/2017/model3d" xmlns:o="urn:schemas-microsoft-com:office:office" xmlns:oel="http://schemas.microsoft.com/office/2019/extlst" xmlns:r="http://schemas.openxmlformats.org/officeDocument/2006/relationships" xmlns:m="http://schemas.openxmlformats.org/officeDocument/2006/math" xmlns:v="urn:schemas-microsoft-com:vml" xmlns:wp14="http://schemas.microsoft.com/office/word/2010/wordprocessingDrawing" xmlns:wp="http://schemas.openxmlformats.org/drawingml/2006/wordprocessingDrawing" xmlns:w10="urn:schemas-microsoft-com:office:word" xmlns:w="http://schemas.openxmlformats.org/wordprocessingml/2006/main" xmlns:w14="http://schemas.microsoft.com/office/word/2010/wordml" xmlns:w15="http://schemas.microsoft.com/office/word/2012/wordml" xmlns:w16cex="http://schemas.microsoft.com/office/word/2018/wordml/cex" xmlns:w16cid="http://schemas.microsoft.com/office/word/2016/wordml/cid" xmlns:w16="http://schemas.microsoft.com/office/word/2018/wordml" xmlns:w16du="http://schemas.microsoft.com/office/word/2023/wordml/word16du" xmlns:w16sdtdh="http://schemas.microsoft.com/office/word/2020/wordml/sdtdatahash" xmlns:w16sdtfl="http://schemas.microsoft.com/office/word/2024/wordml/sdtformatlock" xmlns:w16se="http://schemas.microsoft.com/office/word/2015/wordml/symex" xmlns:wpg="http://schemas.microsoft.com/office/word/2010/wordprocessingGroup" xmlns:wpi="http://schemas.microsoft.com/office/word/2010/wordprocessingInk" xmlns:wne="http://schemas.microsoft.com/office/word/2006/wordml" xmlns:wps="http://schemas.microsoft.com/office/word/2010/wordprocessingShape" mc:Ignorable="w14 w15 w16se w16cid w16 w16cex w16sdtdh w16sdtfl w16du wp14">
-  <w:p>
-    <w:pPr>
-      <w:pStyle w:val="ad"/>
-    </w:pPr>
-  </w:p>
-</w:hdr>
 </file>
 
 <file path=word/numbering.xml><?xml version="1.0" encoding="utf-8"?>
@@ -4729,45 +4686,18 @@
   </w:num>
   <w:num w:numId="5" w16cid:durableId="250819787">
     <w:abstractNumId w:val="6"/>
-    <w:lvlOverride w:ilvl="0"/>
-    <w:lvlOverride w:ilvl="1"/>
-    <w:lvlOverride w:ilvl="2"/>
-    <w:lvlOverride w:ilvl="3"/>
-    <w:lvlOverride w:ilvl="4"/>
-    <w:lvlOverride w:ilvl="5"/>
-    <w:lvlOverride w:ilvl="6"/>
-    <w:lvlOverride w:ilvl="7"/>
-    <w:lvlOverride w:ilvl="8"/>
   </w:num>
   <w:num w:numId="6" w16cid:durableId="131334857">
     <w:abstractNumId w:val="0"/>
   </w:num>
   <w:num w:numId="7" w16cid:durableId="567569138">
     <w:abstractNumId w:val="3"/>
-    <w:lvlOverride w:ilvl="0"/>
-    <w:lvlOverride w:ilvl="1"/>
-    <w:lvlOverride w:ilvl="2"/>
-    <w:lvlOverride w:ilvl="3"/>
-    <w:lvlOverride w:ilvl="4"/>
-    <w:lvlOverride w:ilvl="5"/>
-    <w:lvlOverride w:ilvl="6"/>
-    <w:lvlOverride w:ilvl="7"/>
-    <w:lvlOverride w:ilvl="8"/>
   </w:num>
   <w:num w:numId="8" w16cid:durableId="1941981853">
     <w:abstractNumId w:val="2"/>
   </w:num>
   <w:num w:numId="9" w16cid:durableId="368844238">
     <w:abstractNumId w:val="8"/>
-    <w:lvlOverride w:ilvl="0"/>
-    <w:lvlOverride w:ilvl="1"/>
-    <w:lvlOverride w:ilvl="2"/>
-    <w:lvlOverride w:ilvl="3"/>
-    <w:lvlOverride w:ilvl="4"/>
-    <w:lvlOverride w:ilvl="5"/>
-    <w:lvlOverride w:ilvl="6"/>
-    <w:lvlOverride w:ilvl="7"/>
-    <w:lvlOverride w:ilvl="8"/>
   </w:num>
   <w:num w:numId="10" w16cid:durableId="1636258183">
     <w:abstractNumId w:val="7"/>

--- a/ДикевичЕА_ОКС_ПИ261_ЛР01.docx
+++ b/ДикевичЕА_ОКС_ПИ261_ЛР01.docx
@@ -166,25 +166,7 @@
           <w:sz w:val="28"/>
           <w:szCs w:val="28"/>
         </w:rPr>
-        <w:t xml:space="preserve">сформировать практические навыки безопасной эксплуатации аппаратного обеспечения и освоить методы аппаратно-программной диагностики систем питания портативных и настольных ПК в кроссплатформенной среде (ОС Windows и </w:t>
-      </w:r>
-      <w:proofErr w:type="spellStart"/>
-      <w:r>
-        <w:rPr>
-          <w:rFonts w:ascii="Times New Roman" w:hAnsi="Times New Roman" w:cs="Times New Roman"/>
-          <w:sz w:val="28"/>
-          <w:szCs w:val="28"/>
-        </w:rPr>
-        <w:t>macOS</w:t>
-      </w:r>
-      <w:proofErr w:type="spellEnd"/>
-      <w:r>
-        <w:rPr>
-          <w:rFonts w:ascii="Times New Roman" w:hAnsi="Times New Roman" w:cs="Times New Roman"/>
-          <w:sz w:val="28"/>
-          <w:szCs w:val="28"/>
-        </w:rPr>
-        <w:t>).</w:t>
+        <w:t>сформировать практические навыки безопасной эксплуатации аппаратного обеспечения и освоить методы аппаратно-программной диагностики систем питания портативных и настольных ПК в кроссплатформенной среде (ОС Windows и macOS).</w:t>
       </w:r>
     </w:p>
     <w:p>
@@ -334,7 +316,16 @@
           <w:szCs w:val="28"/>
           <w:lang w:val="ru-RU"/>
         </w:rPr>
-        <w:t xml:space="preserve"> на 2.20 ГГц, архитектура </w:t>
+        <w:t xml:space="preserve"> на 2.20 ГГц, </w:t>
+      </w:r>
+      <w:r>
+        <w:rPr>
+          <w:rFonts w:ascii="Times New Roman" w:hAnsi="Times New Roman" w:cs="Times New Roman"/>
+          <w:sz w:val="28"/>
+          <w:szCs w:val="28"/>
+          <w:lang w:val="ru-RU"/>
+        </w:rPr>
+        <w:t xml:space="preserve">ОС </w:t>
       </w:r>
       <w:r>
         <w:rPr>
@@ -343,6 +334,42 @@
           <w:szCs w:val="28"/>
           <w:lang w:val="en-US"/>
         </w:rPr>
+        <w:t>Windows</w:t>
+      </w:r>
+      <w:r>
+        <w:rPr>
+          <w:rFonts w:ascii="Times New Roman" w:hAnsi="Times New Roman" w:cs="Times New Roman"/>
+          <w:sz w:val="28"/>
+          <w:szCs w:val="28"/>
+          <w:lang w:val="ru-RU"/>
+        </w:rPr>
+        <w:t xml:space="preserve"> 11</w:t>
+      </w:r>
+      <w:r>
+        <w:rPr>
+          <w:rFonts w:ascii="Times New Roman" w:hAnsi="Times New Roman" w:cs="Times New Roman"/>
+          <w:sz w:val="28"/>
+          <w:szCs w:val="28"/>
+          <w:lang w:val="ru-RU"/>
+        </w:rPr>
+        <w:t xml:space="preserve"> (</w:t>
+      </w:r>
+      <w:r>
+        <w:rPr>
+          <w:rFonts w:ascii="Times New Roman" w:hAnsi="Times New Roman" w:cs="Times New Roman"/>
+          <w:sz w:val="28"/>
+          <w:szCs w:val="28"/>
+          <w:lang w:val="ru-RU"/>
+        </w:rPr>
+        <w:t xml:space="preserve">архитектура </w:t>
+      </w:r>
+      <w:r>
+        <w:rPr>
+          <w:rFonts w:ascii="Times New Roman" w:hAnsi="Times New Roman" w:cs="Times New Roman"/>
+          <w:sz w:val="28"/>
+          <w:szCs w:val="28"/>
+          <w:lang w:val="en-US"/>
+        </w:rPr>
         <w:t>x</w:t>
       </w:r>
       <w:r>
@@ -352,25 +379,7 @@
           <w:szCs w:val="28"/>
           <w:lang w:val="ru-RU"/>
         </w:rPr>
-        <w:t>86_64 (</w:t>
-      </w:r>
-      <w:r>
-        <w:rPr>
-          <w:rFonts w:ascii="Times New Roman" w:hAnsi="Times New Roman" w:cs="Times New Roman"/>
-          <w:sz w:val="28"/>
-          <w:szCs w:val="28"/>
-          <w:lang w:val="en-US"/>
-        </w:rPr>
-        <w:t>x</w:t>
-      </w:r>
-      <w:r>
-        <w:rPr>
-          <w:rFonts w:ascii="Times New Roman" w:hAnsi="Times New Roman" w:cs="Times New Roman"/>
-          <w:sz w:val="28"/>
-          <w:szCs w:val="28"/>
-          <w:lang w:val="ru-RU"/>
-        </w:rPr>
-        <w:t>64))</w:t>
+        <w:t>86_64))</w:t>
       </w:r>
       <w:r>
         <w:rPr>
@@ -1163,7 +1172,16 @@
           <w:szCs w:val="28"/>
           <w:lang w:val="en-US"/>
         </w:rPr>
-        <w:t>Asus</w:t>
+        <w:t>A</w:t>
+      </w:r>
+      <w:r>
+        <w:rPr>
+          <w:rFonts w:ascii="Times New Roman" w:eastAsiaTheme="minorEastAsia" w:hAnsi="Times New Roman" w:cs="Times New Roman"/>
+          <w:sz w:val="28"/>
+          <w:szCs w:val="28"/>
+          <w:lang w:val="en-US"/>
+        </w:rPr>
+        <w:t>SUS</w:t>
       </w:r>
       <w:r>
         <w:rPr>
@@ -2578,51 +2596,7 @@
           <w:sz w:val="28"/>
           <w:szCs w:val="28"/>
         </w:rPr>
-        <w:t>6. Оценка эксплуатационного ресурса (</w:t>
-      </w:r>
-      <w:proofErr w:type="spellStart"/>
-      <w:r>
-        <w:rPr>
-          <w:rFonts w:ascii="Times New Roman" w:eastAsiaTheme="minorEastAsia" w:hAnsi="Times New Roman" w:cs="Times New Roman"/>
-          <w:b/>
-          <w:bCs/>
-          <w:sz w:val="28"/>
-          <w:szCs w:val="28"/>
-        </w:rPr>
-        <w:t>Cycle</w:t>
-      </w:r>
-      <w:proofErr w:type="spellEnd"/>
-      <w:r>
-        <w:rPr>
-          <w:rFonts w:ascii="Times New Roman" w:eastAsiaTheme="minorEastAsia" w:hAnsi="Times New Roman" w:cs="Times New Roman"/>
-          <w:b/>
-          <w:bCs/>
-          <w:sz w:val="28"/>
-          <w:szCs w:val="28"/>
-        </w:rPr>
-        <w:t xml:space="preserve"> </w:t>
-      </w:r>
-      <w:proofErr w:type="spellStart"/>
-      <w:r>
-        <w:rPr>
-          <w:rFonts w:ascii="Times New Roman" w:eastAsiaTheme="minorEastAsia" w:hAnsi="Times New Roman" w:cs="Times New Roman"/>
-          <w:b/>
-          <w:bCs/>
-          <w:sz w:val="28"/>
-          <w:szCs w:val="28"/>
-        </w:rPr>
-        <w:t>Count</w:t>
-      </w:r>
-      <w:proofErr w:type="spellEnd"/>
-      <w:r>
-        <w:rPr>
-          <w:rFonts w:ascii="Times New Roman" w:eastAsiaTheme="minorEastAsia" w:hAnsi="Times New Roman" w:cs="Times New Roman"/>
-          <w:b/>
-          <w:bCs/>
-          <w:sz w:val="28"/>
-          <w:szCs w:val="28"/>
-        </w:rPr>
-        <w:t>)</w:t>
+        <w:t>6. Оценка эксплуатационного ресурса (Cycle Count)</w:t>
       </w:r>
     </w:p>
     <w:p>
@@ -2642,43 +2616,7 @@
           <w:sz w:val="28"/>
           <w:szCs w:val="28"/>
         </w:rPr>
-        <w:t xml:space="preserve">Судя по системному отчёту, параметр </w:t>
-      </w:r>
-      <w:proofErr w:type="spellStart"/>
-      <w:r>
-        <w:rPr>
-          <w:rFonts w:ascii="Times New Roman" w:eastAsiaTheme="minorEastAsia" w:hAnsi="Times New Roman" w:cs="Times New Roman"/>
-          <w:sz w:val="28"/>
-          <w:szCs w:val="28"/>
-        </w:rPr>
-        <w:t>Cycle</w:t>
-      </w:r>
-      <w:proofErr w:type="spellEnd"/>
-      <w:r>
-        <w:rPr>
-          <w:rFonts w:ascii="Times New Roman" w:eastAsiaTheme="minorEastAsia" w:hAnsi="Times New Roman" w:cs="Times New Roman"/>
-          <w:sz w:val="28"/>
-          <w:szCs w:val="28"/>
-        </w:rPr>
-        <w:t xml:space="preserve"> </w:t>
-      </w:r>
-      <w:proofErr w:type="spellStart"/>
-      <w:r>
-        <w:rPr>
-          <w:rFonts w:ascii="Times New Roman" w:eastAsiaTheme="minorEastAsia" w:hAnsi="Times New Roman" w:cs="Times New Roman"/>
-          <w:sz w:val="28"/>
-          <w:szCs w:val="28"/>
-        </w:rPr>
-        <w:t>Count</w:t>
-      </w:r>
-      <w:proofErr w:type="spellEnd"/>
-      <w:r>
-        <w:rPr>
-          <w:rFonts w:ascii="Times New Roman" w:eastAsiaTheme="minorEastAsia" w:hAnsi="Times New Roman" w:cs="Times New Roman"/>
-          <w:sz w:val="28"/>
-          <w:szCs w:val="28"/>
-        </w:rPr>
-        <w:t xml:space="preserve"> не определён. Устройство новое, в использовании находится </w:t>
+        <w:t xml:space="preserve">Судя по системному отчёту, параметр Cycle Count не определён. Устройство новое, в использовании находится </w:t>
       </w:r>
       <w:r>
         <w:rPr>
@@ -3041,7 +2979,6 @@
         </w:rPr>
         <w:t xml:space="preserve"> </w:t>
       </w:r>
-      <w:proofErr w:type="spellStart"/>
       <w:r>
         <w:rPr>
           <w:rFonts w:ascii="Times New Roman" w:eastAsiaTheme="minorEastAsia" w:hAnsi="Times New Roman" w:cs="Times New Roman"/>
@@ -3059,7 +2996,6 @@
         </w:rPr>
         <w:t>робои</w:t>
       </w:r>
-      <w:proofErr w:type="spellEnd"/>
       <w:r>
         <w:rPr>
           <w:rFonts w:ascii="Times New Roman" w:eastAsiaTheme="minorEastAsia" w:hAnsi="Times New Roman" w:cs="Times New Roman"/>
@@ -3309,7 +3245,6 @@
         </w:rPr>
         <w:t>Антистатический браслет</w:t>
       </w:r>
-      <w:proofErr w:type="gramStart"/>
       <w:r>
         <w:rPr>
           <w:rFonts w:ascii="Times New Roman" w:eastAsiaTheme="minorEastAsia" w:hAnsi="Times New Roman" w:cs="Times New Roman"/>
@@ -3335,9 +3270,8 @@
           <w:sz w:val="28"/>
           <w:szCs w:val="28"/>
         </w:rPr>
-        <w:t>Надеть</w:t>
-      </w:r>
-      <w:proofErr w:type="gramEnd"/>
+        <w:t>надеть</w:t>
+      </w:r>
       <w:r>
         <w:rPr>
           <w:rFonts w:ascii="Times New Roman" w:eastAsiaTheme="minorEastAsia" w:hAnsi="Times New Roman" w:cs="Times New Roman"/>
@@ -3376,7 +3310,6 @@
         </w:rPr>
         <w:t>Антистатический коврик</w:t>
       </w:r>
-      <w:proofErr w:type="gramStart"/>
       <w:r>
         <w:rPr>
           <w:rFonts w:ascii="Times New Roman" w:eastAsiaTheme="minorEastAsia" w:hAnsi="Times New Roman" w:cs="Times New Roman"/>
@@ -3393,9 +3326,8 @@
           <w:sz w:val="28"/>
           <w:szCs w:val="28"/>
         </w:rPr>
-        <w:t xml:space="preserve"> Разложить</w:t>
-      </w:r>
-      <w:proofErr w:type="gramEnd"/>
+        <w:t xml:space="preserve"> разложить</w:t>
+      </w:r>
       <w:r>
         <w:rPr>
           <w:rFonts w:ascii="Times New Roman" w:eastAsiaTheme="minorEastAsia" w:hAnsi="Times New Roman" w:cs="Times New Roman"/>
@@ -3434,7 +3366,6 @@
         </w:rPr>
         <w:t>Правило снятия статики касанием</w:t>
       </w:r>
-      <w:proofErr w:type="gramStart"/>
       <w:r>
         <w:rPr>
           <w:rFonts w:ascii="Times New Roman" w:eastAsiaTheme="minorEastAsia" w:hAnsi="Times New Roman" w:cs="Times New Roman"/>
@@ -3451,9 +3382,8 @@
           <w:sz w:val="28"/>
           <w:szCs w:val="28"/>
         </w:rPr>
-        <w:t xml:space="preserve"> Перед</w:t>
-      </w:r>
-      <w:proofErr w:type="gramEnd"/>
+        <w:t xml:space="preserve"> перед</w:t>
+      </w:r>
       <w:r>
         <w:rPr>
           <w:rFonts w:ascii="Times New Roman" w:eastAsiaTheme="minorEastAsia" w:hAnsi="Times New Roman" w:cs="Times New Roman"/>
@@ -3492,7 +3422,6 @@
         </w:rPr>
         <w:t>Специализированная упаковка</w:t>
       </w:r>
-      <w:proofErr w:type="gramStart"/>
       <w:r>
         <w:rPr>
           <w:rFonts w:ascii="Times New Roman" w:eastAsiaTheme="minorEastAsia" w:hAnsi="Times New Roman" w:cs="Times New Roman"/>
@@ -3509,9 +3438,8 @@
           <w:sz w:val="28"/>
           <w:szCs w:val="28"/>
         </w:rPr>
-        <w:t xml:space="preserve"> Хранить</w:t>
-      </w:r>
-      <w:proofErr w:type="gramEnd"/>
+        <w:t xml:space="preserve"> хранить</w:t>
+      </w:r>
       <w:r>
         <w:rPr>
           <w:rFonts w:ascii="Times New Roman" w:eastAsiaTheme="minorEastAsia" w:hAnsi="Times New Roman" w:cs="Times New Roman"/>
@@ -5315,6 +5243,7 @@
   <w:style w:type="character" w:default="1" w:styleId="a0">
     <w:name w:val="Default Paragraph Font"/>
     <w:uiPriority w:val="1"/>
+    <w:semiHidden/>
     <w:unhideWhenUsed/>
   </w:style>
   <w:style w:type="table" w:default="1" w:styleId="a1">
